--- a/backend/static/The_Rule_of_72_Guide.docx
+++ b/backend/static/The_Rule_of_72_Guide.docx
@@ -7,6 +7,19 @@
     <w:p/>
     <w:p/>
     <w:p/>
+    <w:p>
+      <w:pPr>
+        <w:jc w:val="center"/>
+      </w:pPr>
+      <w:r>
+        <w:rPr>
+          <w:b/>
+          <w:color w:val="DB2777"/>
+          <w:sz w:val="28"/>
+        </w:rPr>
+        <w:t>MONEYRULES SERIES</w:t>
+      </w:r>
+    </w:p>
     <w:p/>
     <w:p>
       <w:pPr>
@@ -16,7 +29,7 @@
         <w:rPr>
           <w:b/>
           <w:color w:val="6B21A8"/>
-          <w:sz w:val="84"/>
+          <w:sz w:val="80"/>
         </w:rPr>
         <w:t>THE RULE OF 72</w:t>
       </w:r>
@@ -28,11 +41,9 @@
       <w:r>
         <w:rPr>
           <w:color w:val="DB2777"/>
-          <w:sz w:val="40"/>
+          <w:sz w:val="36"/>
         </w:rPr>
-        <w:t>A Complete Guide to Estimating</w:t>
-        <w:br/>
-        <w:t>Investment Growth</w:t>
+        <w:t>A Complete Guide to Estimating Investment Growth</w:t>
       </w:r>
     </w:p>
     <w:p/>
@@ -44,13 +55,14 @@
         <w:rPr>
           <w:i/>
           <w:color w:val="4B5563"/>
-          <w:sz w:val="26"/>
+          <w:sz w:val="24"/>
         </w:rPr>
         <w:t>How to quickly calculate when your money will double</w:t>
         <w:br/>
         <w:t>— and why every investor should know this formula</w:t>
       </w:r>
     </w:p>
+    <w:p/>
     <w:p/>
     <w:p/>
     <w:p/>
@@ -298,7 +310,6 @@
         <w:t>Key Takeaways and Conclusion</w:t>
       </w:r>
     </w:p>
-    <w:p/>
     <w:p/>
     <w:p>
       <w:pPr>
@@ -625,7 +636,6 @@
     </w:p>
     <w:p>
       <w:pPr>
-        <w:spacing w:before="160" w:after="160"/>
         <w:jc w:val="center"/>
       </w:pPr>
       <w:r>
@@ -634,35 +644,7 @@
           <w:color w:val="DB2777"/>
           <w:sz w:val="28"/>
         </w:rPr>
-        <w:t>2P = P × (1 + r)ⁿ</w:t>
-      </w:r>
-    </w:p>
-    <w:p>
-      <w:pPr>
-        <w:spacing w:after="160" w:line="336" w:lineRule="auto"/>
-      </w:pPr>
-      <w:r>
-        <w:rPr>
-          <w:b w:val="0"/>
-          <w:i w:val="0"/>
-          <w:color w:val="1E1B4B"/>
-          <w:sz w:val="22"/>
-        </w:rPr>
-        <w:t>Dividing both sides by P and taking the natural logarithm:</w:t>
-      </w:r>
-    </w:p>
-    <w:p>
-      <w:pPr>
-        <w:spacing w:before="160" w:after="160"/>
-        <w:jc w:val="center"/>
-      </w:pPr>
-      <w:r>
-        <w:rPr>
-          <w:b/>
-          <w:color w:val="DB2777"/>
-          <w:sz w:val="28"/>
-        </w:rPr>
-        <w:t>n = ln(2) / ln(1 + r)</w:t>
+        <w:t>2P = P × (1 + r)ⁿ  →  n = ln(2) / ln(1 + r)</w:t>
       </w:r>
     </w:p>
     <w:p>
@@ -1085,7 +1067,6 @@
         <w:t>Result: Your £2,000 will grow to approximately £4,000 in just 6 years.</w:t>
       </w:r>
     </w:p>
-    <w:p/>
     <w:tbl>
       <w:tblPr>
         <w:tblW w:type="auto" w:w="0"/>
@@ -2185,7 +2166,7 @@
           <w:color w:val="1E1B4B"/>
           <w:sz w:val="22"/>
         </w:rPr>
-        <w:t>As you can see, even small differences in return rates have a dramatic impact on how quickly wealth accumulates. An investment returning 8% doubles in 9 years, while one returning 4% takes 18 years — twice as long. This is why choosing the right investment strategy matters so much over the long term.</w:t>
+        <w:t>As you can see, even small differences in return rates have a dramatic impact on how quickly wealth accumulates. An investment returning 8% doubles in 9 years, while one returning 4% takes 18 years — twice as long.</w:t>
       </w:r>
     </w:p>
     <w:tbl>
@@ -2256,7 +2237,7 @@
           <w:color w:val="1E1B4B"/>
           <w:sz w:val="22"/>
         </w:rPr>
-        <w:t>Let us apply the Rule of 72 to some real-world scenarios to see how it works in practice.</w:t>
+        <w:t>Let us apply the Rule of 72 to some real-world scenarios.</w:t>
       </w:r>
     </w:p>
     <w:p>
@@ -2390,7 +2371,7 @@
         <w:tc>
           <w:tcPr>
             <w:tcW w:type="dxa" w:w="3135"/>
-            <w:shd w:fill="FDF2F8" w:val="clear"/>
+            <w:shd w:fill="F3E8FF" w:val="clear"/>
           </w:tcPr>
           <w:p>
             <w:pPr>
@@ -2409,7 +2390,7 @@
         <w:tc>
           <w:tcPr>
             <w:tcW w:type="dxa" w:w="3135"/>
-            <w:shd w:fill="FDF2F8" w:val="clear"/>
+            <w:shd w:fill="F3E8FF" w:val="clear"/>
           </w:tcPr>
           <w:p>
             <w:pPr>
@@ -2428,7 +2409,7 @@
         <w:tc>
           <w:tcPr>
             <w:tcW w:type="dxa" w:w="3135"/>
-            <w:shd w:fill="FDF2F8" w:val="clear"/>
+            <w:shd w:fill="F3E8FF" w:val="clear"/>
           </w:tcPr>
           <w:p>
             <w:pPr>
@@ -2505,7 +2486,7 @@
         <w:tc>
           <w:tcPr>
             <w:tcW w:type="dxa" w:w="3135"/>
-            <w:shd w:fill="FDF2F8" w:val="clear"/>
+            <w:shd w:fill="F3E8FF" w:val="clear"/>
           </w:tcPr>
           <w:p>
             <w:pPr>
@@ -2524,7 +2505,7 @@
         <w:tc>
           <w:tcPr>
             <w:tcW w:type="dxa" w:w="3135"/>
-            <w:shd w:fill="FDF2F8" w:val="clear"/>
+            <w:shd w:fill="F3E8FF" w:val="clear"/>
           </w:tcPr>
           <w:p>
             <w:pPr>
@@ -2543,7 +2524,7 @@
         <w:tc>
           <w:tcPr>
             <w:tcW w:type="dxa" w:w="3135"/>
-            <w:shd w:fill="FDF2F8" w:val="clear"/>
+            <w:shd w:fill="F3E8FF" w:val="clear"/>
           </w:tcPr>
           <w:p>
             <w:pPr>
@@ -2620,7 +2601,7 @@
         <w:tc>
           <w:tcPr>
             <w:tcW w:type="dxa" w:w="3135"/>
-            <w:shd w:fill="FDF2F8" w:val="clear"/>
+            <w:shd w:fill="F3E8FF" w:val="clear"/>
           </w:tcPr>
           <w:p>
             <w:pPr>
@@ -2639,7 +2620,7 @@
         <w:tc>
           <w:tcPr>
             <w:tcW w:type="dxa" w:w="3135"/>
-            <w:shd w:fill="FDF2F8" w:val="clear"/>
+            <w:shd w:fill="F3E8FF" w:val="clear"/>
           </w:tcPr>
           <w:p>
             <w:pPr>
@@ -2658,7 +2639,7 @@
         <w:tc>
           <w:tcPr>
             <w:tcW w:type="dxa" w:w="3135"/>
-            <w:shd w:fill="FDF2F8" w:val="clear"/>
+            <w:shd w:fill="F3E8FF" w:val="clear"/>
           </w:tcPr>
           <w:p>
             <w:pPr>
@@ -2688,10 +2669,9 @@
           <w:color w:val="1E1B4B"/>
           <w:sz w:val="22"/>
         </w:rPr>
-        <w:t>Sarah's initial £10,000 could grow to approximately £160,000 by retirement — a 16x increase — simply by investing early and allowing compound interest to work over time. This example powerfully illustrates why starting to invest as early as possible is one of the most important financial decisions you can make.</w:t>
+        <w:t>Sarah's initial £10,000 could grow to approximately £160,000 by retirement — a 16x increase — simply by investing early and allowing compound interest to work over time.</w:t>
       </w:r>
     </w:p>
-    <w:p/>
     <w:p>
       <w:pPr>
         <w:pStyle w:val="Heading2"/>
@@ -2798,7 +2778,6 @@
       </w:tr>
     </w:tbl>
     <w:p/>
-    <w:p/>
     <w:p>
       <w:pPr>
         <w:pStyle w:val="Heading2"/>
@@ -2850,7 +2829,7 @@
           <w:color w:val="1E1B4B"/>
           <w:sz w:val="22"/>
         </w:rPr>
-        <w:t>This means the purchasing power of your money is cut in half every 24 years. £100 today will only buy £50 worth of goods in 24 years. This is a powerful reminder of why keeping your money in a mattress or a zero-interest account is actually losing you money over time.</w:t>
+        <w:t>This means the purchasing power of your money is cut in half every 24 years. £100 today will only buy £50 worth of goods in 24 years. This is a powerful reminder of why keeping your money in a zero-interest account is actually losing you money over time.</w:t>
       </w:r>
     </w:p>
     <w:p>
@@ -2895,7 +2874,7 @@
           <w:color w:val="1E1B4B"/>
           <w:sz w:val="22"/>
         </w:rPr>
-        <w:t>The Rule of 72 gives us a window into the exponential nature of compound interest. Unlike simple interest (where you only earn returns on your original investment), compound interest means you earn returns on your returns. Over time, this creates a snowball effect that can be truly life-changing.</w:t>
+        <w:t>The Rule of 72 gives us a window into the exponential nature of compound interest. Unlike simple interest (where you only earn returns on your original investment), compound interest means you earn returns on your returns.</w:t>
       </w:r>
     </w:p>
     <w:p>
@@ -3001,6 +2980,7 @@
         <w:tc>
           <w:tcPr>
             <w:tcW w:type="dxa" w:w="3135"/>
+            <w:shd w:fill="F3E8FF" w:val="clear"/>
           </w:tcPr>
           <w:p>
             <w:pPr>
@@ -3019,6 +2999,7 @@
         <w:tc>
           <w:tcPr>
             <w:tcW w:type="dxa" w:w="3135"/>
+            <w:shd w:fill="F3E8FF" w:val="clear"/>
           </w:tcPr>
           <w:p>
             <w:pPr>
@@ -3037,6 +3018,7 @@
         <w:tc>
           <w:tcPr>
             <w:tcW w:type="dxa" w:w="3135"/>
+            <w:shd w:fill="F3E8FF" w:val="clear"/>
           </w:tcPr>
           <w:p>
             <w:pPr>
@@ -3065,7 +3047,6 @@
             <w:r/>
             <w:r>
               <w:rPr>
-                <w:b/>
                 <w:color w:val="1E1B4B"/>
                 <w:sz w:val="20"/>
               </w:rPr>
@@ -3084,7 +3065,6 @@
             <w:r/>
             <w:r>
               <w:rPr>
-                <w:b/>
                 <w:color w:val="1E1B4B"/>
                 <w:sz w:val="20"/>
               </w:rPr>
@@ -3103,7 +3083,6 @@
             <w:r/>
             <w:r>
               <w:rPr>
-                <w:b/>
                 <w:color w:val="1E1B4B"/>
                 <w:sz w:val="20"/>
               </w:rPr>
@@ -3151,7 +3130,7 @@
           <w:color w:val="1E1B4B"/>
           <w:sz w:val="22"/>
         </w:rPr>
-        <w:t>The Rule of 72 helps us visualise this compounding effect through successive doublings. Each doubling period produces the same percentage growth, but the absolute amount grows dramatically:</w:t>
+        <w:t>The Rule of 72 helps us visualise this compounding effect through successive doublings:</w:t>
       </w:r>
     </w:p>
     <w:p>
@@ -3237,7 +3216,7 @@
           <w:color w:val="1E1B4B"/>
           <w:sz w:val="22"/>
         </w:rPr>
-        <w:t>Notice how the gains in each doubling period are equal to the total of ALL previous gains combined. This is the exponential magic of compounding, and the Rule of 72 helps you estimate exactly when each of these doublings will occur.</w:t>
+        <w:t>Notice how the gains in each doubling period are equal to the total of ALL previous gains combined. This is the exponential magic of compounding.</w:t>
       </w:r>
     </w:p>
     <w:tbl>
@@ -3308,7 +3287,7 @@
           <w:color w:val="1E1B4B"/>
           <w:sz w:val="22"/>
         </w:rPr>
-        <w:t>How accurate is the Rule of 72? Let us compare its estimates with the exact mathematical answer (calculated using the natural logarithm formula: n = ln(2) / ln(1 + r)).</w:t>
+        <w:t>How accurate is the Rule of 72? Let us compare its estimates with the exact mathematical answer (calculated using n = ln(2) / ln(1 + r)).</w:t>
       </w:r>
     </w:p>
     <w:p/>
@@ -4183,7 +4162,7 @@
           <w:color w:val="1E1B4B"/>
           <w:sz w:val="22"/>
         </w:rPr>
-        <w:t>As the table shows, the Rule of 72 is remarkably accurate for interest rates between 6% and 10%, where the error is less than a tenth of a year. Even at extreme rates, the maximum error is only about 1 year — which is perfectly acceptable for a quick mental estimate.</w:t>
+        <w:t>The Rule of 72 is remarkably accurate for interest rates between 6% and 10%, where the error is less than a tenth of a year. Even at extreme rates, the maximum error is only about 1 year — perfectly acceptable for a quick mental estimate.</w:t>
       </w:r>
     </w:p>
     <w:p>
@@ -4197,7 +4176,7 @@
           <w:color w:val="1E1B4B"/>
           <w:sz w:val="22"/>
         </w:rPr>
-        <w:t>The Rule of 72 is most precise around 8%, where it is almost exactly correct. At lower rates (2-4%), it slightly overestimates the doubling time. At higher rates (above 10%), it slightly underestimates. For practical purposes, this level of accuracy is more than sufficient for planning and comparison.</w:t>
+        <w:t>The Rule of 72 is most precise around 8%, where it is almost exactly correct. At lower rates (2-4%), it slightly overestimates the doubling time. At higher rates (above 10%), it slightly underestimates.</w:t>
       </w:r>
     </w:p>
     <w:tbl>
@@ -4268,7 +4247,7 @@
           <w:color w:val="1E1B4B"/>
           <w:sz w:val="22"/>
         </w:rPr>
-        <w:t>While the Rule of 72 is the most popular, there are two common variations worth knowing about:</w:t>
+        <w:t>While the Rule of 72 is the most popular, there are two common variations:</w:t>
       </w:r>
     </w:p>
     <w:p>
@@ -4294,7 +4273,7 @@
           <w:color w:val="1E1B4B"/>
           <w:sz w:val="22"/>
         </w:rPr>
-        <w:t>Since ln(2) = 0.6931, dividing 69.3 by the interest rate gives the mathematically exact answer for continuous compounding. This rule is preferred in academic finance and is more accurate for very low interest rates or when interest compounds continuously rather than annually.</w:t>
+        <w:t>Since ln(2) = 0.6931, dividing 69.3 by the interest rate gives the mathematically exact answer for continuous compounding. This rule is preferred in academic finance and is more accurate for very low interest rates.</w:t>
       </w:r>
     </w:p>
     <w:p>
@@ -4334,7 +4313,7 @@
           <w:color w:val="1E1B4B"/>
           <w:sz w:val="22"/>
         </w:rPr>
-        <w:t>The Rule of 70 is a compromise between the mathematical precision of 69.3 and the mental-math convenience of 72. It is commonly used by economists when discussing GDP growth rates, population growth, and inflation. It provides slightly better accuracy at lower rates (1-5%) than the Rule of 72.</w:t>
+        <w:t>The Rule of 70 is a compromise between the mathematical precision of 69.3 and the mental-math convenience of 72. It is commonly used by economists when discussing GDP growth rates, population growth, and inflation.</w:t>
       </w:r>
     </w:p>
     <w:p>
@@ -4440,7 +4419,7 @@
         <w:tc>
           <w:tcPr>
             <w:tcW w:type="dxa" w:w="3135"/>
-            <w:shd w:fill="FDF2F8" w:val="clear"/>
+            <w:shd w:fill="F3E8FF" w:val="clear"/>
           </w:tcPr>
           <w:p>
             <w:pPr>
@@ -4459,7 +4438,7 @@
         <w:tc>
           <w:tcPr>
             <w:tcW w:type="dxa" w:w="3135"/>
-            <w:shd w:fill="FDF2F8" w:val="clear"/>
+            <w:shd w:fill="F3E8FF" w:val="clear"/>
           </w:tcPr>
           <w:p>
             <w:pPr>
@@ -4480,7 +4459,7 @@
         <w:tc>
           <w:tcPr>
             <w:tcW w:type="dxa" w:w="3135"/>
-            <w:shd w:fill="FDF2F8" w:val="clear"/>
+            <w:shd w:fill="F3E8FF" w:val="clear"/>
           </w:tcPr>
           <w:p>
             <w:pPr>
@@ -4559,7 +4538,7 @@
         <w:tc>
           <w:tcPr>
             <w:tcW w:type="dxa" w:w="3135"/>
-            <w:shd w:fill="FDF2F8" w:val="clear"/>
+            <w:shd w:fill="F3E8FF" w:val="clear"/>
           </w:tcPr>
           <w:p>
             <w:pPr>
@@ -4578,7 +4557,7 @@
         <w:tc>
           <w:tcPr>
             <w:tcW w:type="dxa" w:w="3135"/>
-            <w:shd w:fill="FDF2F8" w:val="clear"/>
+            <w:shd w:fill="F3E8FF" w:val="clear"/>
           </w:tcPr>
           <w:p>
             <w:pPr>
@@ -4599,7 +4578,7 @@
         <w:tc>
           <w:tcPr>
             <w:tcW w:type="dxa" w:w="3135"/>
-            <w:shd w:fill="FDF2F8" w:val="clear"/>
+            <w:shd w:fill="F3E8FF" w:val="clear"/>
           </w:tcPr>
           <w:p>
             <w:pPr>
@@ -4631,7 +4610,7 @@
           <w:color w:val="1E1B4B"/>
           <w:sz w:val="22"/>
         </w:rPr>
-        <w:t>For most everyday investors, the Rule of 72 remains the best choice due to its simplicity and the fact that 72 has so many divisors, making mental arithmetic easy.</w:t>
+        <w:t>For most everyday investors, the Rule of 72 remains the best choice due to its simplicity and the fact that 72 has so many divisors.</w:t>
       </w:r>
     </w:p>
     <w:p>
@@ -4662,7 +4641,7 @@
           <w:color w:val="1E1B4B"/>
           <w:sz w:val="22"/>
         </w:rPr>
-        <w:t>While the Rule of 72 is a fantastic tool, it is important to understand its limitations:</w:t>
+        <w:t>While the Rule of 72 is fantastic, it is important to understand its limitations:</w:t>
       </w:r>
     </w:p>
     <w:p>
@@ -4688,7 +4667,7 @@
           <w:color w:val="1E1B4B"/>
           <w:sz w:val="22"/>
         </w:rPr>
-        <w:t>The Rule of 72 assumes a constant rate of return. In reality, investment returns fluctuate from year to year. Stock markets might return 20% one year and -10% the next. The rule works best when applied to an average expected return over a long period.</w:t>
+        <w:t>The Rule assumes a constant rate of return. In reality, investment returns fluctuate. Stock markets might return 20% one year and -10% the next. The rule works best with average expected returns over long periods.</w:t>
       </w:r>
     </w:p>
     <w:p>
@@ -4714,7 +4693,7 @@
           <w:color w:val="1E1B4B"/>
           <w:sz w:val="22"/>
         </w:rPr>
-        <w:t>The rule loses accuracy at extreme rates. Below 2%, the Rule of 70 or 69.3 is better. Above 20%, the approximation breaks down significantly. For rates above 20%, consider using the exact formula or adjusting by adding 1 to 72 for every 3 percentage points above 8%.</w:t>
+        <w:t>The rule loses accuracy at extreme rates. Below 2%, use the Rule of 70 or 69.3. Above 20%, the approximation breaks down significantly.</w:t>
       </w:r>
     </w:p>
     <w:p>
@@ -4740,7 +4719,7 @@
           <w:color w:val="1E1B4B"/>
           <w:sz w:val="22"/>
         </w:rPr>
-        <w:t>The Rule of 72 does not account for taxes, management fees, or transaction costs. If your investment returns 8% but you pay 2% in fees and taxes, your effective rate is 6%, and you should use 6% in the calculation. Always use the net (after-fee, after-tax) rate for more realistic estimates.</w:t>
+        <w:t>The Rule does not account for taxes, management fees, or transaction costs. If your investment returns 8% but you pay 2% in fees and taxes, your effective rate is 6%. Always use the net (after-fee, after-tax) rate for realistic estimates.</w:t>
       </w:r>
     </w:p>
     <w:p>
@@ -4766,7 +4745,7 @@
           <w:color w:val="1E1B4B"/>
           <w:sz w:val="22"/>
         </w:rPr>
-        <w:t>The rule calculates nominal doubling (the number on your account statement), not real doubling (actual purchasing power). To estimate real doubling time, subtract the inflation rate from your return. For example: 8% return - 3% inflation = 5% real return. 72 ÷ 5 = 14.4 years to double in real terms.</w:t>
+        <w:t>The rule calculates nominal doubling, not real purchasing power. To estimate real doubling time, subtract the inflation rate from your return. Example: 8% return - 3% inflation = 5% real return. 72 ÷ 5 = 14.4 years to double in real terms.</w:t>
       </w:r>
     </w:p>
     <w:p>
@@ -4792,7 +4771,7 @@
           <w:color w:val="1E1B4B"/>
           <w:sz w:val="22"/>
         </w:rPr>
-        <w:t>The Rule of 72 is an estimation tool, not a promise. Past returns do not guarantee future results. Markets can crash, economies can stall, and investments can lose value. Always use the Rule of 72 as a planning guide, not an investment guarantee.</w:t>
+        <w:t>The Rule of 72 is an estimation tool, not a promise. Past returns do not guarantee future results. Always use it as a planning guide, not an investment guarantee.</w:t>
       </w:r>
     </w:p>
     <w:tbl>
@@ -4876,7 +4855,7 @@
           <w:color w:val="1E1B4B"/>
           <w:sz w:val="22"/>
         </w:rPr>
-        <w:t>The Rule of 72 provides a quick estimate of how long it takes for an investment to double: simply divide 72 by the annual rate of return.</w:t>
+        <w:t>Divide 72 by the annual rate of return to estimate how long until your investment doubles.</w:t>
       </w:r>
     </w:p>
     <w:p>
@@ -4889,7 +4868,7 @@
           <w:color w:val="1E1B4B"/>
           <w:sz w:val="22"/>
         </w:rPr>
-        <w:t>It works best for interest rates between 2% and 20%, which covers most real-world investment scenarios.</w:t>
+        <w:t>It works best for interest rates between 2% and 20%.</w:t>
       </w:r>
     </w:p>
     <w:p>
@@ -4902,7 +4881,7 @@
           <w:color w:val="1E1B4B"/>
           <w:sz w:val="22"/>
         </w:rPr>
-        <w:t>Higher returns mean dramatically faster doubling. Even a 1-2% difference in annual returns has a massive impact over decades.</w:t>
+        <w:t>Even a 1-2% difference in annual returns has a massive impact over decades.</w:t>
       </w:r>
     </w:p>
     <w:p>
@@ -4915,7 +4894,7 @@
           <w:color w:val="1E1B4B"/>
           <w:sz w:val="22"/>
         </w:rPr>
-        <w:t>The rule works in reverse too — use it to understand how quickly inflation erodes your purchasing power.</w:t>
+        <w:t>Use it in reverse to understand how quickly inflation erodes purchasing power.</w:t>
       </w:r>
     </w:p>
     <w:p>
@@ -4928,7 +4907,7 @@
           <w:color w:val="1E1B4B"/>
           <w:sz w:val="22"/>
         </w:rPr>
-        <w:t>Compound interest is exponential. Each successive doubling adds more absolute wealth than all previous doublings combined.</w:t>
+        <w:t>Compound interest is exponential — each doubling adds more absolute wealth than all previous doublings combined.</w:t>
       </w:r>
     </w:p>
     <w:p>
@@ -4941,7 +4920,7 @@
           <w:color w:val="1E1B4B"/>
           <w:sz w:val="22"/>
         </w:rPr>
-        <w:t>For the most accurate estimates, use your net return after subtracting fees, taxes, and inflation.</w:t>
+        <w:t>Use your net return after subtracting fees, taxes, and inflation for the most accurate estimates.</w:t>
       </w:r>
     </w:p>
     <w:p>
@@ -4954,7 +4933,7 @@
           <w:color w:val="1E1B4B"/>
           <w:sz w:val="22"/>
         </w:rPr>
-        <w:t>Start investing as early as possible. Time is the most important ingredient in the compounding formula.</w:t>
+        <w:t>Start investing as early as possible — time is the most important ingredient in compounding.</w:t>
       </w:r>
     </w:p>
     <w:p>
@@ -4967,7 +4946,7 @@
           <w:color w:val="1E1B4B"/>
           <w:sz w:val="22"/>
         </w:rPr>
-        <w:t>The Rule of 72 is a planning tool, not a guarantee. Always do thorough research and consider professional financial advice.</w:t>
+        <w:t>The Rule of 72 is a planning tool, not a guarantee. Always seek professional financial advice.</w:t>
       </w:r>
     </w:p>
     <w:p/>
@@ -4994,7 +4973,7 @@
           <w:color w:val="1E1B4B"/>
           <w:sz w:val="22"/>
         </w:rPr>
-        <w:t>Now that you understand the Rule of 72, put it to work! Use it to evaluate investment opportunities, compare different savings accounts, plan for retirement, or simply appreciate the remarkable power of compound growth. The sooner you start, the more doublings your money will achieve over your lifetime.</w:t>
+        <w:t>Now that you understand the Rule of 72, put it to work! Use it to evaluate investment opportunities, compare savings accounts, plan for retirement, or appreciate the power of compound growth. The sooner you start, the more doublings your money will achieve.</w:t>
       </w:r>
     </w:p>
     <w:p>
@@ -5068,13 +5047,64 @@
       </w:r>
     </w:p>
     <w:sectPr>
+      <w:footerReference w:type="default" r:id="rId9"/>
       <w:pgSz w:w="12240" w:h="15840"/>
       <w:pgMar w:top="1417" w:right="1417" w:bottom="1417" w:left="1417" w:header="720" w:footer="720" w:gutter="0"/>
       <w:cols w:space="720"/>
       <w:docGrid w:linePitch="360"/>
+      <w:pgBorders w:offsetFrom="page">
+        <w:top w:val="single" w:sz="24" w:space="24" w:color="DB2777"/>
+        <w:left w:val="single" w:sz="24" w:space="24" w:color="DB2777"/>
+        <w:bottom w:val="single" w:sz="24" w:space="24" w:color="DB2777"/>
+        <w:right w:val="single" w:sz="24" w:space="24" w:color="DB2777"/>
+      </w:pgBorders>
     </w:sectPr>
   </w:body>
 </w:document>
+</file>
+
+<file path=word/footer1.xml><?xml version="1.0" encoding="utf-8"?>
+<w:ftr xmlns:m="http://schemas.openxmlformats.org/officeDocument/2006/math" xmlns:mc="http://schemas.openxmlformats.org/markup-compatibility/2006" xmlns:mo="http://schemas.microsoft.com/office/mac/office/2008/main" xmlns:mv="urn:schemas-microsoft-com:mac:vml" xmlns:o="urn:schemas-microsoft-com:office:office" xmlns:r="http://schemas.openxmlformats.org/officeDocument/2006/relationships" xmlns:v="urn:schemas-microsoft-com:vml" xmlns:w10="urn:schemas-microsoft-com:office:word" xmlns:w14="http://schemas.microsoft.com/office/word/2010/wordml" xmlns:w="http://schemas.openxmlformats.org/wordprocessingml/2006/main" xmlns:wne="http://schemas.microsoft.com/office/word/2006/wordml" xmlns:wp14="http://schemas.microsoft.com/office/word/2010/wordprocessingDrawing" xmlns:wp="http://schemas.openxmlformats.org/drawingml/2006/wordprocessingDrawing" xmlns:wpc="http://schemas.microsoft.com/office/word/2010/wordprocessingCanvas" xmlns:wpg="http://schemas.microsoft.com/office/word/2010/wordprocessingGroup" xmlns:wpi="http://schemas.microsoft.com/office/word/2010/wordprocessingInk" xmlns:wps="http://schemas.microsoft.com/office/word/2010/wordprocessingShape" mc:Ignorable="w14 wp14">
+  <w:p>
+    <w:pPr>
+      <w:pStyle w:val="Footer"/>
+      <w:jc w:val="left"/>
+      <w:tabs>
+        <w:tab w:val="right" w:pos="9360"/>
+      </w:tabs>
+    </w:pPr>
+    <w:r>
+      <w:rPr>
+        <w:color w:val="4B5563"/>
+        <w:sz w:val="18"/>
+      </w:rPr>
+      <w:t xml:space="preserve">Page </w:t>
+    </w:r>
+    <w:r>
+      <w:fldChar w:fldCharType="begin"/>
+    </w:r>
+    <w:r>
+      <w:instrText xml:space="preserve"> PAGE </w:instrText>
+    </w:r>
+    <w:r>
+      <w:fldChar w:fldCharType="end"/>
+    </w:r>
+    <w:r>
+      <w:rPr>
+        <w:sz w:val="18"/>
+      </w:rPr>
+      <w:tab/>
+    </w:r>
+    <w:r>
+      <w:rPr>
+        <w:b/>
+        <w:color w:val="DB2777"/>
+        <w:sz w:val="18"/>
+      </w:rPr>
+      <w:t>www.incomeonline.info</w:t>
+    </w:r>
+  </w:p>
+</w:ftr>
 </file>
 
 <file path=word/numbering.xml><?xml version="1.0" encoding="utf-8"?>

--- a/backend/static/The_Rule_of_72_Guide.docx
+++ b/backend/static/The_Rule_of_72_Guide.docx
@@ -5,33 +5,118 @@
     <w:p/>
     <w:p/>
     <w:p/>
-    <w:p/>
-    <w:p/>
     <w:p>
       <w:pPr>
+        <w:spacing w:after="480"/>
+        <w:jc w:val="center"/>
+        <w:pBdr>
+          <w:bottom w:val="single" w:sz="6" w:space="1" w:color="4C1D95"/>
+        </w:pBdr>
+      </w:pPr>
+    </w:p>
+    <w:p>
+      <w:pPr>
+        <w:spacing w:after="80"/>
         <w:jc w:val="center"/>
       </w:pPr>
       <w:r>
         <w:rPr>
+          <w:rFonts w:ascii="Georgia" w:hAnsi="Georgia"/>
           <w:b/>
+          <w:color w:val="BE185D"/>
+          <w:sz w:val="20"/>
+        </w:rPr>
+        <w:t>M O N E Y R U L E S   S E R I E S</w:t>
+      </w:r>
+    </w:p>
+    <w:p>
+      <w:pPr>
+        <w:spacing w:after="160"/>
+        <w:jc w:val="center"/>
+      </w:pPr>
+      <w:r>
+        <w:rPr>
+          <w:rFonts w:ascii="Georgia" w:hAnsi="Georgia"/>
+          <w:b/>
+          <w:color w:val="4C1D95"/>
+          <w:sz w:val="72"/>
+        </w:rPr>
+        <w:t>The Rule of 72</w:t>
+      </w:r>
+    </w:p>
+    <w:p>
+      <w:pPr>
+        <w:spacing w:after="120"/>
+        <w:jc w:val="center"/>
+      </w:pPr>
+      <w:r>
+        <w:rPr>
+          <w:rFonts w:ascii="Georgia" w:hAnsi="Georgia"/>
+          <w:i/>
           <w:color w:val="DB2777"/>
-          <w:sz w:val="28"/>
+          <w:sz w:val="30"/>
         </w:rPr>
-        <w:t>MONEYRULES SERIES</w:t>
+        <w:t>A Complete Guide to Estimating Investment Growth</w:t>
       </w:r>
     </w:p>
     <w:p/>
     <w:p>
       <w:pPr>
+        <w:spacing w:after="80"/>
         <w:jc w:val="center"/>
       </w:pPr>
       <w:r>
         <w:rPr>
+          <w:rFonts w:ascii="Georgia" w:hAnsi="Georgia"/>
+          <w:i/>
+          <w:color w:val="64748B"/>
+          <w:sz w:val="20"/>
+        </w:rPr>
+        <w:t>How to quickly calculate when your money will double</w:t>
+        <w:br/>
+        <w:t>— and why every investor should know this formula</w:t>
+      </w:r>
+    </w:p>
+    <w:p>
+      <w:pPr>
+        <w:jc w:val="center"/>
+        <w:pBdr>
+          <w:top w:val="single" w:sz="6" w:space="1" w:color="4C1D95"/>
+        </w:pBdr>
+      </w:pPr>
+    </w:p>
+    <w:p/>
+    <w:p/>
+    <w:p/>
+    <w:p/>
+    <w:p>
+      <w:pPr>
+        <w:spacing w:after="40"/>
+        <w:jc w:val="center"/>
+      </w:pPr>
+      <w:r>
+        <w:rPr>
+          <w:rFonts w:ascii="Georgia" w:hAnsi="Georgia"/>
+          <w:i/>
+          <w:color w:val="64748B"/>
+          <w:sz w:val="18"/>
+        </w:rPr>
+        <w:t>Brought to you by</w:t>
+      </w:r>
+    </w:p>
+    <w:p>
+      <w:pPr>
+        <w:spacing w:after="40"/>
+        <w:jc w:val="center"/>
+      </w:pPr>
+      <w:r>
+        <w:rPr>
+          <w:rFonts w:ascii="Georgia" w:hAnsi="Georgia"/>
           <w:b/>
-          <w:color w:val="6B21A8"/>
-          <w:sz w:val="80"/>
+          <w:color w:val="4C1D95"/>
+          <w:sz w:val="28"/>
         </w:rPr>
-        <w:t>THE RULE OF 72</w:t>
+        <w:t>Income Online</w:t>
       </w:r>
     </w:p>
     <w:p>
@@ -40,54 +125,9 @@
       </w:pPr>
       <w:r>
         <w:rPr>
-          <w:color w:val="DB2777"/>
-          <w:sz w:val="36"/>
-        </w:rPr>
-        <w:t>A Complete Guide to Estimating Investment Growth</w:t>
-      </w:r>
-    </w:p>
-    <w:p/>
-    <w:p>
-      <w:pPr>
-        <w:jc w:val="center"/>
-      </w:pPr>
-      <w:r>
-        <w:rPr>
-          <w:i/>
-          <w:color w:val="4B5563"/>
-          <w:sz w:val="24"/>
-        </w:rPr>
-        <w:t>How to quickly calculate when your money will double</w:t>
-        <w:br/>
-        <w:t>— and why every investor should know this formula</w:t>
-      </w:r>
-    </w:p>
-    <w:p/>
-    <w:p/>
-    <w:p/>
-    <w:p/>
-    <w:p/>
-    <w:p>
-      <w:pPr>
-        <w:jc w:val="center"/>
-      </w:pPr>
-      <w:r>
-        <w:rPr>
-          <w:b/>
-          <w:color w:val="6B21A8"/>
-          <w:sz w:val="28"/>
-        </w:rPr>
-        <w:t>Brought to you by Income Online</w:t>
-      </w:r>
-    </w:p>
-    <w:p>
-      <w:pPr>
-        <w:jc w:val="center"/>
-      </w:pPr>
-      <w:r>
-        <w:rPr>
-          <w:color w:val="EA580C"/>
-          <w:sz w:val="22"/>
+          <w:rFonts w:ascii="Georgia" w:hAnsi="Georgia"/>
+          <w:color w:val="BE185D"/>
+          <w:sz w:val="18"/>
         </w:rPr>
         <w:t>www.incomeonline.info</w:t>
       </w:r>
@@ -102,10 +142,6 @@
         <w:pStyle w:val="Heading1"/>
       </w:pPr>
       <w:r>
-        <w:rPr>
-          <w:color w:val="6B21A8"/>
-          <w:sz w:val="52"/>
-        </w:rPr>
         <w:t>Table of Contents</w:t>
       </w:r>
     </w:p>
@@ -124,7 +160,7 @@
       </w:r>
       <w:r>
         <w:rPr>
-          <w:color w:val="1E1B4B"/>
+          <w:color w:val="33333D"/>
           <w:sz w:val="26"/>
         </w:rPr>
         <w:t>Introduction — What Is the Rule of 72?</w:t>
@@ -144,7 +180,7 @@
       </w:r>
       <w:r>
         <w:rPr>
-          <w:color w:val="1E1B4B"/>
+          <w:color w:val="33333D"/>
           <w:sz w:val="26"/>
         </w:rPr>
         <w:t>The Formula Explained</w:t>
@@ -164,7 +200,7 @@
       </w:r>
       <w:r>
         <w:rPr>
-          <w:color w:val="1E1B4B"/>
+          <w:color w:val="33333D"/>
           <w:sz w:val="26"/>
         </w:rPr>
         <w:t>Step-by-Step: How to Use the Rule of 72</w:t>
@@ -184,7 +220,7 @@
       </w:r>
       <w:r>
         <w:rPr>
-          <w:color w:val="1E1B4B"/>
+          <w:color w:val="33333D"/>
           <w:sz w:val="26"/>
         </w:rPr>
         <w:t>Quick Reference Table — Doubling Times</w:t>
@@ -204,7 +240,7 @@
       </w:r>
       <w:r>
         <w:rPr>
-          <w:color w:val="1E1B4B"/>
+          <w:color w:val="33333D"/>
           <w:sz w:val="26"/>
         </w:rPr>
         <w:t>Real-World Investment Examples</w:t>
@@ -224,7 +260,7 @@
       </w:r>
       <w:r>
         <w:rPr>
-          <w:color w:val="1E1B4B"/>
+          <w:color w:val="33333D"/>
           <w:sz w:val="26"/>
         </w:rPr>
         <w:t>The Power of Compound Interest</w:t>
@@ -244,7 +280,7 @@
       </w:r>
       <w:r>
         <w:rPr>
-          <w:color w:val="1E1B4B"/>
+          <w:color w:val="33333D"/>
           <w:sz w:val="26"/>
         </w:rPr>
         <w:t>Accuracy Check: Rule of 72 vs. Exact Calculations</w:t>
@@ -264,7 +300,7 @@
       </w:r>
       <w:r>
         <w:rPr>
-          <w:color w:val="1E1B4B"/>
+          <w:color w:val="33333D"/>
           <w:sz w:val="26"/>
         </w:rPr>
         <w:t>Variations: The Rule of 69 and Rule of 70</w:t>
@@ -284,7 +320,7 @@
       </w:r>
       <w:r>
         <w:rPr>
-          <w:color w:val="1E1B4B"/>
+          <w:color w:val="33333D"/>
           <w:sz w:val="26"/>
         </w:rPr>
         <w:t>Limitations and When Not to Use It</w:t>
@@ -304,7 +340,7 @@
       </w:r>
       <w:r>
         <w:rPr>
-          <w:color w:val="1E1B4B"/>
+          <w:color w:val="33333D"/>
           <w:sz w:val="26"/>
         </w:rPr>
         <w:t>Key Takeaways and Conclusion</w:t>
@@ -318,7 +354,7 @@
       <w:r>
         <w:rPr>
           <w:i/>
-          <w:color w:val="4B5563"/>
+          <w:color w:val="64748B"/>
           <w:sz w:val="18"/>
         </w:rPr>
         <w:t>DISCLAIMER: This document is for educational and informational purposes only. It does not constitute financial advice. Always consult a qualified financial adviser before making investment decisions.</w:t>
@@ -334,37 +370,35 @@
         <w:pStyle w:val="Heading1"/>
       </w:pPr>
       <w:r>
-        <w:rPr>
-          <w:color w:val="6B21A8"/>
-          <w:sz w:val="52"/>
-        </w:rPr>
         <w:t>1. Introduction — What Is the Rule of 72?</w:t>
       </w:r>
     </w:p>
     <w:p>
       <w:pPr>
-        <w:spacing w:after="160" w:line="336" w:lineRule="auto"/>
+        <w:spacing w:after="140" w:line="336" w:lineRule="auto"/>
       </w:pPr>
       <w:r>
         <w:rPr>
+          <w:rFonts w:ascii="Georgia" w:hAnsi="Georgia"/>
           <w:b w:val="0"/>
           <w:i w:val="0"/>
-          <w:color w:val="1E1B4B"/>
-          <w:sz w:val="22"/>
+          <w:color w:val="33333D"/>
+          <w:sz w:val="21"/>
         </w:rPr>
         <w:t>The Rule of 72 is one of the most useful shortcuts in personal finance and investing. It allows you to quickly estimate how long it will take for an investment to double in value, given a fixed annual rate of return — all without needing a calculator, spreadsheet, or complex mathematical formula.</w:t>
       </w:r>
     </w:p>
     <w:p>
       <w:pPr>
-        <w:spacing w:after="160" w:line="336" w:lineRule="auto"/>
+        <w:spacing w:after="140" w:line="336" w:lineRule="auto"/>
       </w:pPr>
       <w:r>
         <w:rPr>
+          <w:rFonts w:ascii="Georgia" w:hAnsi="Georgia"/>
           <w:b w:val="0"/>
           <w:i w:val="0"/>
-          <w:color w:val="1E1B4B"/>
-          <w:sz w:val="22"/>
+          <w:color w:val="33333D"/>
+          <w:sz w:val="21"/>
         </w:rPr>
         <w:t>The concept is beautifully simple: divide the number 72 by your expected annual interest rate (expressed as a whole number), and the result gives you the approximate number of years it will take for your money to double.</w:t>
       </w:r>
@@ -374,31 +408,42 @@
         <w:tblW w:type="auto" w:w="0"/>
         <w:jc w:val="center"/>
         <w:tblLook w:firstColumn="1" w:firstRow="1" w:lastColumn="0" w:lastRow="0" w:noHBand="0" w:noVBand="1" w:val="04A0"/>
+        <w:tblW w:w="5000" w:type="pct"/>
       </w:tblPr>
       <w:tblGrid>
-        <w:gridCol w:w="9406"/>
+        <w:gridCol w:w="9066"/>
       </w:tblGrid>
       <w:tr>
         <w:tc>
           <w:tcPr>
-            <w:tcW w:type="dxa" w:w="9406"/>
-            <w:shd w:fill="F3E8FF" w:val="clear"/>
+            <w:tcW w:type="dxa" w:w="9066"/>
+            <w:shd w:fill="F5F3FF" w:val="clear"/>
             <w:tcBorders>
-              <w:top w:val="single" w:sz="12" w:color="6B21A8" w:space="0"/>
-              <w:left w:val="single" w:sz="12" w:color="6B21A8" w:space="0"/>
-              <w:bottom w:val="single" w:sz="12" w:color="6B21A8" w:space="0"/>
-              <w:right w:val="single" w:sz="12" w:color="6B21A8" w:space="0"/>
+              <w:left w:val="single" w:sz="36" w:color="4C1D95" w:space="0"/>
+              <w:top w:val="single" w:sz="4" w:color="D8B4FE" w:space="0"/>
+              <w:bottom w:val="single" w:sz="4" w:color="D8B4FE" w:space="0"/>
+              <w:right w:val="single" w:sz="4" w:color="D8B4FE" w:space="0"/>
             </w:tcBorders>
+            <w:tcMar>
+              <w:top w:w="160" w:type="dxa"/>
+              <w:bottom w:w="160" w:type="dxa"/>
+              <w:start w:w="160" w:type="dxa"/>
+              <w:end w:w="160" w:type="dxa"/>
+            </w:tcMar>
           </w:tcPr>
           <w:p>
             <w:pPr>
-              <w:jc w:val="center"/>
+              <w:spacing w:before="200" w:after="200"/>
+              <w:jc w:val="left"/>
+              <w:ind w:left="120" w:right="120"/>
             </w:pPr>
             <w:r>
               <w:rPr>
+                <w:rFonts w:ascii="Georgia" w:hAnsi="Georgia"/>
                 <w:b/>
-                <w:color w:val="6B21A8"/>
-                <w:sz w:val="24"/>
+                <w:i/>
+                <w:color w:val="4C1D95"/>
+                <w:sz w:val="21"/>
               </w:rPr>
               <w:t>Years to Double  =  72  ÷  Annual Interest Rate (%)</w:t>
             </w:r>
@@ -409,14 +454,15 @@
     <w:p/>
     <w:p>
       <w:pPr>
-        <w:spacing w:after="160" w:line="336" w:lineRule="auto"/>
+        <w:spacing w:after="140" w:line="336" w:lineRule="auto"/>
       </w:pPr>
       <w:r>
         <w:rPr>
+          <w:rFonts w:ascii="Georgia" w:hAnsi="Georgia"/>
           <w:b w:val="0"/>
           <w:i w:val="0"/>
-          <w:color w:val="1E1B4B"/>
-          <w:sz w:val="22"/>
+          <w:color w:val="33333D"/>
+          <w:sz w:val="21"/>
         </w:rPr>
         <w:t>For example, if you invest money at an annual return of 8%, it will take approximately 72 ÷ 8 = 9 years for your investment to double. If you earn 6% per year, your money doubles in about 72 ÷ 6 = 12 years.</w:t>
       </w:r>
@@ -426,23 +472,20 @@
         <w:pStyle w:val="Heading2"/>
       </w:pPr>
       <w:r>
-        <w:rPr>
-          <w:color w:val="DB2777"/>
-          <w:sz w:val="36"/>
-        </w:rPr>
         <w:t>A Brief History</w:t>
       </w:r>
     </w:p>
     <w:p>
       <w:pPr>
-        <w:spacing w:after="160" w:line="336" w:lineRule="auto"/>
+        <w:spacing w:after="140" w:line="336" w:lineRule="auto"/>
       </w:pPr>
       <w:r>
         <w:rPr>
+          <w:rFonts w:ascii="Georgia" w:hAnsi="Georgia"/>
           <w:b w:val="0"/>
           <w:i w:val="0"/>
-          <w:color w:val="1E1B4B"/>
-          <w:sz w:val="22"/>
+          <w:color w:val="33333D"/>
+          <w:sz w:val="21"/>
         </w:rPr>
         <w:t>The Rule of 72 dates back to at least 1494, when the Italian mathematician Luca Pacioli referenced it in his work "Summa de Arithmetica." It has since become a staple of financial education worldwide, taught in universities, used by financial advisers, and relied upon by everyday investors who want a quick mental shortcut for understanding growth.</w:t>
       </w:r>
@@ -452,37 +495,35 @@
         <w:pStyle w:val="Heading2"/>
       </w:pPr>
       <w:r>
-        <w:rPr>
-          <w:color w:val="DB2777"/>
-          <w:sz w:val="36"/>
-        </w:rPr>
         <w:t>Why Is It Called the "Rule of 72"?</w:t>
       </w:r>
     </w:p>
     <w:p>
       <w:pPr>
-        <w:spacing w:after="160" w:line="336" w:lineRule="auto"/>
+        <w:spacing w:after="140" w:line="336" w:lineRule="auto"/>
       </w:pPr>
       <w:r>
         <w:rPr>
+          <w:rFonts w:ascii="Georgia" w:hAnsi="Georgia"/>
           <w:b w:val="0"/>
           <w:i w:val="0"/>
-          <w:color w:val="1E1B4B"/>
-          <w:sz w:val="22"/>
+          <w:color w:val="33333D"/>
+          <w:sz w:val="21"/>
         </w:rPr>
         <w:t>The number 72 is used because it is a convenient approximation that works well across a wide range of realistic interest rates (roughly 2% to 20%). It also has many divisors (1, 2, 3, 4, 6, 8, 9, 12, 18, 24, 36, 72), making mental arithmetic easy. The true mathematical constant would be closer to 69.3 (the natural logarithm of 2 times 100), but 72 provides a better practical approximation for typical investment rates and is far easier to divide in your head.</w:t>
       </w:r>
     </w:p>
     <w:p>
       <w:pPr>
-        <w:spacing w:after="160" w:line="336" w:lineRule="auto"/>
+        <w:spacing w:after="140" w:line="336" w:lineRule="auto"/>
       </w:pPr>
       <w:r>
         <w:rPr>
+          <w:rFonts w:ascii="Georgia" w:hAnsi="Georgia"/>
           <w:b w:val="0"/>
           <w:i w:val="0"/>
-          <w:color w:val="1E1B4B"/>
-          <w:sz w:val="22"/>
+          <w:color w:val="33333D"/>
+          <w:sz w:val="21"/>
         </w:rPr>
         <w:t>Whether you are a seasoned investor managing a portfolio or a beginner just starting to save, the Rule of 72 is an invaluable tool that you will use again and again throughout your financial journey.</w:t>
       </w:r>
@@ -497,23 +538,20 @@
         <w:pStyle w:val="Heading1"/>
       </w:pPr>
       <w:r>
-        <w:rPr>
-          <w:color w:val="6B21A8"/>
-          <w:sz w:val="52"/>
-        </w:rPr>
         <w:t>2. The Formula Explained</w:t>
       </w:r>
     </w:p>
     <w:p>
       <w:pPr>
-        <w:spacing w:after="160" w:line="336" w:lineRule="auto"/>
+        <w:spacing w:after="140" w:line="336" w:lineRule="auto"/>
       </w:pPr>
       <w:r>
         <w:rPr>
+          <w:rFonts w:ascii="Georgia" w:hAnsi="Georgia"/>
           <w:b w:val="0"/>
           <w:i w:val="0"/>
-          <w:color w:val="1E1B4B"/>
-          <w:sz w:val="22"/>
+          <w:color w:val="33333D"/>
+          <w:sz w:val="21"/>
         </w:rPr>
         <w:t>At its core, the Rule of 72 is a simplified version of the compound interest formula. Let us break down both so you can see where this powerful shortcut comes from.</w:t>
       </w:r>
@@ -523,23 +561,20 @@
         <w:pStyle w:val="Heading2"/>
       </w:pPr>
       <w:r>
-        <w:rPr>
-          <w:color w:val="DB2777"/>
-          <w:sz w:val="36"/>
-        </w:rPr>
         <w:t>The Compound Interest Formula</w:t>
       </w:r>
     </w:p>
     <w:p>
       <w:pPr>
-        <w:spacing w:after="160" w:line="336" w:lineRule="auto"/>
+        <w:spacing w:after="140" w:line="336" w:lineRule="auto"/>
       </w:pPr>
       <w:r>
         <w:rPr>
+          <w:rFonts w:ascii="Georgia" w:hAnsi="Georgia"/>
           <w:b w:val="0"/>
           <w:i w:val="0"/>
-          <w:color w:val="1E1B4B"/>
-          <w:sz w:val="22"/>
+          <w:color w:val="33333D"/>
+          <w:sz w:val="21"/>
         </w:rPr>
         <w:t>The standard formula for compound interest is:</w:t>
       </w:r>
@@ -552,7 +587,7 @@
       <w:r>
         <w:rPr>
           <w:b/>
-          <w:color w:val="6B21A8"/>
+          <w:color w:val="4C1D95"/>
           <w:sz w:val="32"/>
         </w:rPr>
         <w:t>A = P × (1 + r)ⁿ</w:t>
@@ -560,14 +595,15 @@
     </w:p>
     <w:p>
       <w:pPr>
-        <w:spacing w:after="160" w:line="336" w:lineRule="auto"/>
+        <w:spacing w:after="140" w:line="336" w:lineRule="auto"/>
       </w:pPr>
       <w:r>
         <w:rPr>
+          <w:rFonts w:ascii="Georgia" w:hAnsi="Georgia"/>
           <w:b w:val="0"/>
           <w:i w:val="0"/>
-          <w:color w:val="1E1B4B"/>
-          <w:sz w:val="22"/>
+          <w:color w:val="33333D"/>
+          <w:sz w:val="21"/>
         </w:rPr>
         <w:t>Where:</w:t>
       </w:r>
@@ -578,7 +614,7 @@
       </w:pPr>
       <w:r>
         <w:rPr>
-          <w:color w:val="1E1B4B"/>
+          <w:color w:val="33333D"/>
           <w:sz w:val="22"/>
         </w:rPr>
         <w:t>A = the future value of the investment</w:t>
@@ -590,7 +626,7 @@
       </w:pPr>
       <w:r>
         <w:rPr>
-          <w:color w:val="1E1B4B"/>
+          <w:color w:val="33333D"/>
           <w:sz w:val="22"/>
         </w:rPr>
         <w:t>P = the principal (initial investment)</w:t>
@@ -602,7 +638,7 @@
       </w:pPr>
       <w:r>
         <w:rPr>
-          <w:color w:val="1E1B4B"/>
+          <w:color w:val="33333D"/>
           <w:sz w:val="22"/>
         </w:rPr>
         <w:t>r = the annual interest rate (as a decimal, e.g. 0.08 for 8%)</w:t>
@@ -614,7 +650,7 @@
       </w:pPr>
       <w:r>
         <w:rPr>
-          <w:color w:val="1E1B4B"/>
+          <w:color w:val="33333D"/>
           <w:sz w:val="22"/>
         </w:rPr>
         <w:t>n = the number of years</w:t>
@@ -622,14 +658,15 @@
     </w:p>
     <w:p>
       <w:pPr>
-        <w:spacing w:after="160" w:line="336" w:lineRule="auto"/>
+        <w:spacing w:after="140" w:line="336" w:lineRule="auto"/>
       </w:pPr>
       <w:r>
         <w:rPr>
+          <w:rFonts w:ascii="Georgia" w:hAnsi="Georgia"/>
           <w:b w:val="0"/>
           <w:i w:val="0"/>
-          <w:color w:val="1E1B4B"/>
-          <w:sz w:val="22"/>
+          <w:color w:val="33333D"/>
+          <w:sz w:val="21"/>
         </w:rPr>
         <w:t>To find when the investment doubles, we set A = 2P:</w:t>
       </w:r>
@@ -641,7 +678,7 @@
       <w:r>
         <w:rPr>
           <w:b/>
-          <w:color w:val="DB2777"/>
+          <w:color w:val="BE185D"/>
           <w:sz w:val="28"/>
         </w:rPr>
         <w:t>2P = P × (1 + r)ⁿ  →  n = ln(2) / ln(1 + r)</w:t>
@@ -649,14 +686,15 @@
     </w:p>
     <w:p>
       <w:pPr>
-        <w:spacing w:after="160" w:line="336" w:lineRule="auto"/>
+        <w:spacing w:after="140" w:line="336" w:lineRule="auto"/>
       </w:pPr>
       <w:r>
         <w:rPr>
+          <w:rFonts w:ascii="Georgia" w:hAnsi="Georgia"/>
           <w:b w:val="0"/>
           <w:i w:val="0"/>
-          <w:color w:val="1E1B4B"/>
-          <w:sz w:val="22"/>
+          <w:color w:val="33333D"/>
+          <w:sz w:val="21"/>
         </w:rPr>
         <w:t>For small values of r, ln(1 + r) is approximately equal to r. Since ln(2) = 0.693, we get n ≈ 0.693 / r, or equivalently, n ≈ 69.3 / R (where R is the rate as a percentage). Rounding 69.3 up to 72 provides a better approximation across a broader range of rates and is much easier to compute mentally. This is where "72" comes from.</w:t>
       </w:r>
@@ -666,31 +704,42 @@
         <w:tblW w:type="auto" w:w="0"/>
         <w:jc w:val="center"/>
         <w:tblLook w:firstColumn="1" w:firstRow="1" w:lastColumn="0" w:lastRow="0" w:noHBand="0" w:noVBand="1" w:val="04A0"/>
+        <w:tblW w:w="5000" w:type="pct"/>
       </w:tblPr>
       <w:tblGrid>
-        <w:gridCol w:w="9406"/>
+        <w:gridCol w:w="9066"/>
       </w:tblGrid>
       <w:tr>
         <w:tc>
           <w:tcPr>
-            <w:tcW w:type="dxa" w:w="9406"/>
-            <w:shd w:fill="F3E8FF" w:val="clear"/>
+            <w:tcW w:type="dxa" w:w="9066"/>
+            <w:shd w:fill="F5F3FF" w:val="clear"/>
             <w:tcBorders>
-              <w:top w:val="single" w:sz="12" w:color="6B21A8" w:space="0"/>
-              <w:left w:val="single" w:sz="12" w:color="6B21A8" w:space="0"/>
-              <w:bottom w:val="single" w:sz="12" w:color="6B21A8" w:space="0"/>
-              <w:right w:val="single" w:sz="12" w:color="6B21A8" w:space="0"/>
+              <w:left w:val="single" w:sz="36" w:color="4C1D95" w:space="0"/>
+              <w:top w:val="single" w:sz="4" w:color="D8B4FE" w:space="0"/>
+              <w:bottom w:val="single" w:sz="4" w:color="D8B4FE" w:space="0"/>
+              <w:right w:val="single" w:sz="4" w:color="D8B4FE" w:space="0"/>
             </w:tcBorders>
+            <w:tcMar>
+              <w:top w:w="160" w:type="dxa"/>
+              <w:bottom w:w="160" w:type="dxa"/>
+              <w:start w:w="160" w:type="dxa"/>
+              <w:end w:w="160" w:type="dxa"/>
+            </w:tcMar>
           </w:tcPr>
           <w:p>
             <w:pPr>
-              <w:jc w:val="center"/>
+              <w:spacing w:before="200" w:after="200"/>
+              <w:jc w:val="left"/>
+              <w:ind w:left="120" w:right="120"/>
             </w:pPr>
             <w:r>
               <w:rPr>
+                <w:rFonts w:ascii="Georgia" w:hAnsi="Georgia"/>
                 <w:b/>
-                <w:color w:val="6B21A8"/>
-                <w:sz w:val="24"/>
+                <w:i/>
+                <w:color w:val="4C1D95"/>
+                <w:sz w:val="21"/>
               </w:rPr>
               <w:t>The Rule of 72 is a mental-math-friendly approximation</w:t>
               <w:br/>
@@ -706,10 +755,6 @@
         <w:pStyle w:val="Heading2"/>
       </w:pPr>
       <w:r>
-        <w:rPr>
-          <w:color w:val="DB2777"/>
-          <w:sz w:val="36"/>
-        </w:rPr>
         <w:t>Key Assumptions</w:t>
       </w:r>
     </w:p>
@@ -719,7 +764,7 @@
       </w:pPr>
       <w:r>
         <w:rPr>
-          <w:color w:val="1E1B4B"/>
+          <w:color w:val="33333D"/>
           <w:sz w:val="22"/>
         </w:rPr>
         <w:t>The interest rate is fixed (does not change year to year).</w:t>
@@ -731,7 +776,7 @@
       </w:pPr>
       <w:r>
         <w:rPr>
-          <w:color w:val="1E1B4B"/>
+          <w:color w:val="33333D"/>
           <w:sz w:val="22"/>
         </w:rPr>
         <w:t>Returns are compounded annually (not monthly, daily, or continuously).</w:t>
@@ -743,7 +788,7 @@
       </w:pPr>
       <w:r>
         <w:rPr>
-          <w:color w:val="1E1B4B"/>
+          <w:color w:val="33333D"/>
           <w:sz w:val="22"/>
         </w:rPr>
         <w:t>No additional deposits or withdrawals are made.</w:t>
@@ -755,7 +800,7 @@
       </w:pPr>
       <w:r>
         <w:rPr>
-          <w:color w:val="1E1B4B"/>
+          <w:color w:val="33333D"/>
           <w:sz w:val="22"/>
         </w:rPr>
         <w:t>Taxes and fees are not taken into account.</w:t>
@@ -763,14 +808,15 @@
     </w:p>
     <w:p>
       <w:pPr>
-        <w:spacing w:after="160" w:line="336" w:lineRule="auto"/>
+        <w:spacing w:after="140" w:line="336" w:lineRule="auto"/>
       </w:pPr>
       <w:r>
         <w:rPr>
+          <w:rFonts w:ascii="Georgia" w:hAnsi="Georgia"/>
           <w:b w:val="0"/>
           <w:i w:val="0"/>
-          <w:color w:val="1E1B4B"/>
-          <w:sz w:val="22"/>
+          <w:color w:val="33333D"/>
+          <w:sz w:val="21"/>
         </w:rPr>
         <w:t>Despite these simplifications, the Rule of 72 remains remarkably accurate for interest rates between 2% and 20%, which covers the vast majority of real-world investment scenarios.</w:t>
       </w:r>
@@ -785,23 +831,20 @@
         <w:pStyle w:val="Heading1"/>
       </w:pPr>
       <w:r>
-        <w:rPr>
-          <w:color w:val="6B21A8"/>
-          <w:sz w:val="52"/>
-        </w:rPr>
         <w:t>3. Step-by-Step: How to Use the Rule of 72</w:t>
       </w:r>
     </w:p>
     <w:p>
       <w:pPr>
-        <w:spacing w:after="160" w:line="336" w:lineRule="auto"/>
+        <w:spacing w:after="140" w:line="336" w:lineRule="auto"/>
       </w:pPr>
       <w:r>
         <w:rPr>
+          <w:rFonts w:ascii="Georgia" w:hAnsi="Georgia"/>
           <w:b w:val="0"/>
           <w:i w:val="0"/>
-          <w:color w:val="1E1B4B"/>
-          <w:sz w:val="22"/>
+          <w:color w:val="33333D"/>
+          <w:sz w:val="21"/>
         </w:rPr>
         <w:t>Using the Rule of 72 is straightforward. Here is a simple three-step process:</w:t>
       </w:r>
@@ -811,23 +854,20 @@
         <w:pStyle w:val="Heading2"/>
       </w:pPr>
       <w:r>
-        <w:rPr>
-          <w:color w:val="DB2777"/>
-          <w:sz w:val="36"/>
-        </w:rPr>
         <w:t>Step 1: Identify Your Annual Rate of Return</w:t>
       </w:r>
     </w:p>
     <w:p>
       <w:pPr>
-        <w:spacing w:after="160" w:line="336" w:lineRule="auto"/>
+        <w:spacing w:after="140" w:line="336" w:lineRule="auto"/>
       </w:pPr>
       <w:r>
         <w:rPr>
+          <w:rFonts w:ascii="Georgia" w:hAnsi="Georgia"/>
           <w:b w:val="0"/>
           <w:i w:val="0"/>
-          <w:color w:val="1E1B4B"/>
-          <w:sz w:val="22"/>
+          <w:color w:val="33333D"/>
+          <w:sz w:val="21"/>
         </w:rPr>
         <w:t>Determine the annual interest rate or expected rate of return on your investment. This could be the interest rate on a savings account, the average annual return of a stock index fund, or the yield on a bond. Express it as a whole number (e.g., 6 for 6%).</w:t>
       </w:r>
@@ -837,23 +877,20 @@
         <w:pStyle w:val="Heading2"/>
       </w:pPr>
       <w:r>
-        <w:rPr>
-          <w:color w:val="DB2777"/>
-          <w:sz w:val="36"/>
-        </w:rPr>
         <w:t>Step 2: Divide 72 by That Rate</w:t>
       </w:r>
     </w:p>
     <w:p>
       <w:pPr>
-        <w:spacing w:after="160" w:line="336" w:lineRule="auto"/>
+        <w:spacing w:after="140" w:line="336" w:lineRule="auto"/>
       </w:pPr>
       <w:r>
         <w:rPr>
+          <w:rFonts w:ascii="Georgia" w:hAnsi="Georgia"/>
           <w:b w:val="0"/>
           <w:i w:val="0"/>
-          <w:color w:val="1E1B4B"/>
-          <w:sz w:val="22"/>
+          <w:color w:val="33333D"/>
+          <w:sz w:val="21"/>
         </w:rPr>
         <w:t>Simply divide 72 by the interest rate. The result is the approximate number of years it takes for your investment to double.</w:t>
       </w:r>
@@ -863,23 +900,20 @@
         <w:pStyle w:val="Heading2"/>
       </w:pPr>
       <w:r>
-        <w:rPr>
-          <w:color w:val="DB2777"/>
-          <w:sz w:val="36"/>
-        </w:rPr>
         <w:t>Step 3: Interpret Your Result</w:t>
       </w:r>
     </w:p>
     <w:p>
       <w:pPr>
-        <w:spacing w:after="160" w:line="336" w:lineRule="auto"/>
+        <w:spacing w:after="140" w:line="336" w:lineRule="auto"/>
       </w:pPr>
       <w:r>
         <w:rPr>
+          <w:rFonts w:ascii="Georgia" w:hAnsi="Georgia"/>
           <w:b w:val="0"/>
           <w:i w:val="0"/>
-          <w:color w:val="1E1B4B"/>
-          <w:sz w:val="22"/>
+          <w:color w:val="33333D"/>
+          <w:sz w:val="21"/>
         </w:rPr>
         <w:t>The answer tells you how many years until your money doubles at that rate of return, assuming the rate stays constant and returns are reinvested.</w:t>
       </w:r>
@@ -890,65 +924,65 @@
         <w:pStyle w:val="Heading2"/>
       </w:pPr>
       <w:r>
-        <w:rPr>
-          <w:color w:val="DB2777"/>
-          <w:sz w:val="36"/>
-        </w:rPr>
         <w:t>Worked Examples</w:t>
       </w:r>
     </w:p>
     <w:p>
       <w:pPr>
-        <w:spacing w:after="160" w:line="336" w:lineRule="auto"/>
+        <w:spacing w:after="140" w:line="336" w:lineRule="auto"/>
       </w:pPr>
       <w:r>
         <w:rPr>
+          <w:rFonts w:ascii="Georgia" w:hAnsi="Georgia"/>
           <w:b/>
           <w:i w:val="0"/>
-          <w:color w:val="1E1B4B"/>
-          <w:sz w:val="22"/>
+          <w:color w:val="33333D"/>
+          <w:sz w:val="21"/>
         </w:rPr>
         <w:t>Example 1: Savings Account at 3% Interest</w:t>
       </w:r>
     </w:p>
     <w:p>
       <w:pPr>
-        <w:spacing w:after="160" w:line="336" w:lineRule="auto"/>
+        <w:spacing w:after="140" w:line="336" w:lineRule="auto"/>
       </w:pPr>
       <w:r>
         <w:rPr>
+          <w:rFonts w:ascii="Georgia" w:hAnsi="Georgia"/>
           <w:b w:val="0"/>
           <w:i w:val="0"/>
-          <w:color w:val="1E1B4B"/>
-          <w:sz w:val="22"/>
+          <w:color w:val="33333D"/>
+          <w:sz w:val="21"/>
         </w:rPr>
         <w:t>You deposit £10,000 into a savings account paying 3% per year.</w:t>
       </w:r>
     </w:p>
     <w:p>
       <w:pPr>
-        <w:spacing w:after="160" w:line="336" w:lineRule="auto"/>
+        <w:spacing w:after="140" w:line="336" w:lineRule="auto"/>
       </w:pPr>
       <w:r>
         <w:rPr>
+          <w:rFonts w:ascii="Georgia" w:hAnsi="Georgia"/>
           <w:b w:val="0"/>
           <w:i w:val="0"/>
-          <w:color w:val="1E1B4B"/>
-          <w:sz w:val="22"/>
+          <w:color w:val="33333D"/>
+          <w:sz w:val="21"/>
         </w:rPr>
         <w:t>Calculation: 72 ÷ 3 = 24 years</w:t>
       </w:r>
     </w:p>
     <w:p>
       <w:pPr>
-        <w:spacing w:after="160" w:line="336" w:lineRule="auto"/>
+        <w:spacing w:after="140" w:line="336" w:lineRule="auto"/>
       </w:pPr>
       <w:r>
         <w:rPr>
+          <w:rFonts w:ascii="Georgia" w:hAnsi="Georgia"/>
           <w:b w:val="0"/>
           <w:i w:val="0"/>
-          <w:color w:val="1E1B4B"/>
-          <w:sz w:val="22"/>
+          <w:color w:val="33333D"/>
+          <w:sz w:val="21"/>
         </w:rPr>
         <w:t>Result: Your £10,000 will grow to approximately £20,000 in 24 years.</w:t>
       </w:r>
@@ -956,56 +990,60 @@
     <w:p/>
     <w:p>
       <w:pPr>
-        <w:spacing w:after="160" w:line="336" w:lineRule="auto"/>
+        <w:spacing w:after="140" w:line="336" w:lineRule="auto"/>
       </w:pPr>
       <w:r>
         <w:rPr>
+          <w:rFonts w:ascii="Georgia" w:hAnsi="Georgia"/>
           <w:b/>
           <w:i w:val="0"/>
-          <w:color w:val="1E1B4B"/>
-          <w:sz w:val="22"/>
+          <w:color w:val="33333D"/>
+          <w:sz w:val="21"/>
         </w:rPr>
         <w:t>Example 2: Stock Market Index Fund at 8% Return</w:t>
       </w:r>
     </w:p>
     <w:p>
       <w:pPr>
-        <w:spacing w:after="160" w:line="336" w:lineRule="auto"/>
+        <w:spacing w:after="140" w:line="336" w:lineRule="auto"/>
       </w:pPr>
       <w:r>
         <w:rPr>
+          <w:rFonts w:ascii="Georgia" w:hAnsi="Georgia"/>
           <w:b w:val="0"/>
           <w:i w:val="0"/>
-          <w:color w:val="1E1B4B"/>
-          <w:sz w:val="22"/>
+          <w:color w:val="33333D"/>
+          <w:sz w:val="21"/>
         </w:rPr>
         <w:t>You invest £5,000 in an index fund that averages 8% annual return.</w:t>
       </w:r>
     </w:p>
     <w:p>
       <w:pPr>
-        <w:spacing w:after="160" w:line="336" w:lineRule="auto"/>
+        <w:spacing w:after="140" w:line="336" w:lineRule="auto"/>
       </w:pPr>
       <w:r>
         <w:rPr>
+          <w:rFonts w:ascii="Georgia" w:hAnsi="Georgia"/>
           <w:b w:val="0"/>
           <w:i w:val="0"/>
-          <w:color w:val="1E1B4B"/>
-          <w:sz w:val="22"/>
+          <w:color w:val="33333D"/>
+          <w:sz w:val="21"/>
         </w:rPr>
         <w:t>Calculation: 72 ÷ 8 = 9 years</w:t>
       </w:r>
     </w:p>
     <w:p>
       <w:pPr>
-        <w:spacing w:after="160" w:line="336" w:lineRule="auto"/>
+        <w:spacing w:after="140" w:line="336" w:lineRule="auto"/>
       </w:pPr>
       <w:r>
         <w:rPr>
+          <w:rFonts w:ascii="Georgia" w:hAnsi="Georgia"/>
           <w:b w:val="0"/>
           <w:i w:val="0"/>
-          <w:color w:val="1E1B4B"/>
-          <w:sz w:val="22"/>
+          <w:color w:val="33333D"/>
+          <w:sz w:val="21"/>
         </w:rPr>
         <w:t>Result: Your £5,000 will grow to approximately £10,000 in 9 years.</w:t>
       </w:r>
@@ -1013,56 +1051,60 @@
     <w:p/>
     <w:p>
       <w:pPr>
-        <w:spacing w:after="160" w:line="336" w:lineRule="auto"/>
+        <w:spacing w:after="140" w:line="336" w:lineRule="auto"/>
       </w:pPr>
       <w:r>
         <w:rPr>
+          <w:rFonts w:ascii="Georgia" w:hAnsi="Georgia"/>
           <w:b/>
           <w:i w:val="0"/>
-          <w:color w:val="1E1B4B"/>
-          <w:sz w:val="22"/>
+          <w:color w:val="33333D"/>
+          <w:sz w:val="21"/>
         </w:rPr>
         <w:t>Example 3: High-Growth Investment at 12% Return</w:t>
       </w:r>
     </w:p>
     <w:p>
       <w:pPr>
-        <w:spacing w:after="160" w:line="336" w:lineRule="auto"/>
+        <w:spacing w:after="140" w:line="336" w:lineRule="auto"/>
       </w:pPr>
       <w:r>
         <w:rPr>
+          <w:rFonts w:ascii="Georgia" w:hAnsi="Georgia"/>
           <w:b w:val="0"/>
           <w:i w:val="0"/>
-          <w:color w:val="1E1B4B"/>
-          <w:sz w:val="22"/>
+          <w:color w:val="33333D"/>
+          <w:sz w:val="21"/>
         </w:rPr>
         <w:t>You invest £2,000 in a growth fund averaging 12% per year.</w:t>
       </w:r>
     </w:p>
     <w:p>
       <w:pPr>
-        <w:spacing w:after="160" w:line="336" w:lineRule="auto"/>
+        <w:spacing w:after="140" w:line="336" w:lineRule="auto"/>
       </w:pPr>
       <w:r>
         <w:rPr>
+          <w:rFonts w:ascii="Georgia" w:hAnsi="Georgia"/>
           <w:b w:val="0"/>
           <w:i w:val="0"/>
-          <w:color w:val="1E1B4B"/>
-          <w:sz w:val="22"/>
+          <w:color w:val="33333D"/>
+          <w:sz w:val="21"/>
         </w:rPr>
         <w:t>Calculation: 72 ÷ 12 = 6 years</w:t>
       </w:r>
     </w:p>
     <w:p>
       <w:pPr>
-        <w:spacing w:after="160" w:line="336" w:lineRule="auto"/>
+        <w:spacing w:after="140" w:line="336" w:lineRule="auto"/>
       </w:pPr>
       <w:r>
         <w:rPr>
+          <w:rFonts w:ascii="Georgia" w:hAnsi="Georgia"/>
           <w:b w:val="0"/>
           <w:i w:val="0"/>
-          <w:color w:val="1E1B4B"/>
-          <w:sz w:val="22"/>
+          <w:color w:val="33333D"/>
+          <w:sz w:val="21"/>
         </w:rPr>
         <w:t>Result: Your £2,000 will grow to approximately £4,000 in just 6 years.</w:t>
       </w:r>
@@ -1072,31 +1114,42 @@
         <w:tblW w:type="auto" w:w="0"/>
         <w:jc w:val="center"/>
         <w:tblLook w:firstColumn="1" w:firstRow="1" w:lastColumn="0" w:lastRow="0" w:noHBand="0" w:noVBand="1" w:val="04A0"/>
+        <w:tblW w:w="5000" w:type="pct"/>
       </w:tblPr>
       <w:tblGrid>
-        <w:gridCol w:w="9406"/>
+        <w:gridCol w:w="9066"/>
       </w:tblGrid>
       <w:tr>
         <w:tc>
           <w:tcPr>
-            <w:tcW w:type="dxa" w:w="9406"/>
-            <w:shd w:fill="F3E8FF" w:val="clear"/>
+            <w:tcW w:type="dxa" w:w="9066"/>
+            <w:shd w:fill="F5F3FF" w:val="clear"/>
             <w:tcBorders>
-              <w:top w:val="single" w:sz="12" w:color="6B21A8" w:space="0"/>
-              <w:left w:val="single" w:sz="12" w:color="6B21A8" w:space="0"/>
-              <w:bottom w:val="single" w:sz="12" w:color="6B21A8" w:space="0"/>
-              <w:right w:val="single" w:sz="12" w:color="6B21A8" w:space="0"/>
+              <w:left w:val="single" w:sz="36" w:color="4C1D95" w:space="0"/>
+              <w:top w:val="single" w:sz="4" w:color="D8B4FE" w:space="0"/>
+              <w:bottom w:val="single" w:sz="4" w:color="D8B4FE" w:space="0"/>
+              <w:right w:val="single" w:sz="4" w:color="D8B4FE" w:space="0"/>
             </w:tcBorders>
+            <w:tcMar>
+              <w:top w:w="160" w:type="dxa"/>
+              <w:bottom w:w="160" w:type="dxa"/>
+              <w:start w:w="160" w:type="dxa"/>
+              <w:end w:w="160" w:type="dxa"/>
+            </w:tcMar>
           </w:tcPr>
           <w:p>
             <w:pPr>
-              <w:jc w:val="center"/>
+              <w:spacing w:before="200" w:after="200"/>
+              <w:jc w:val="left"/>
+              <w:ind w:left="120" w:right="120"/>
             </w:pPr>
             <w:r>
               <w:rPr>
+                <w:rFonts w:ascii="Georgia" w:hAnsi="Georgia"/>
                 <w:b/>
-                <w:color w:val="6B21A8"/>
-                <w:sz w:val="24"/>
+                <w:i/>
+                <w:color w:val="4C1D95"/>
+                <w:sz w:val="21"/>
               </w:rPr>
               <w:t>The higher the rate of return, the faster your money doubles.</w:t>
               <w:br/>
@@ -1117,23 +1170,20 @@
         <w:pStyle w:val="Heading1"/>
       </w:pPr>
       <w:r>
-        <w:rPr>
-          <w:color w:val="6B21A8"/>
-          <w:sz w:val="52"/>
-        </w:rPr>
         <w:t>4. Quick Reference Table — Doubling Times</w:t>
       </w:r>
     </w:p>
     <w:p>
       <w:pPr>
-        <w:spacing w:after="160" w:line="336" w:lineRule="auto"/>
+        <w:spacing w:after="140" w:line="336" w:lineRule="auto"/>
       </w:pPr>
       <w:r>
         <w:rPr>
+          <w:rFonts w:ascii="Georgia" w:hAnsi="Georgia"/>
           <w:b w:val="0"/>
           <w:i w:val="0"/>
-          <w:color w:val="1E1B4B"/>
-          <w:sz w:val="22"/>
+          <w:color w:val="33333D"/>
+          <w:sz w:val="21"/>
         </w:rPr>
         <w:t>The table below shows how long it takes for an investment to double at various annual rates of return, using the Rule of 72. Keep this table handy as a quick reference whenever you are evaluating investment opportunities.</w:t>
       </w:r>
@@ -1146,27 +1196,35 @@
         <w:tblLook w:firstColumn="1" w:firstRow="1" w:lastColumn="0" w:lastRow="0" w:noHBand="0" w:noVBand="1" w:val="04A0"/>
       </w:tblPr>
       <w:tblGrid>
-        <w:gridCol w:w="2351"/>
-        <w:gridCol w:w="2351"/>
-        <w:gridCol w:w="2351"/>
-        <w:gridCol w:w="2351"/>
+        <w:gridCol w:w="2266"/>
+        <w:gridCol w:w="2266"/>
+        <w:gridCol w:w="2266"/>
+        <w:gridCol w:w="2266"/>
       </w:tblGrid>
       <w:tr>
         <w:tc>
           <w:tcPr>
-            <w:tcW w:type="dxa" w:w="2351"/>
-            <w:shd w:fill="6B21A8" w:val="clear"/>
+            <w:tcW w:type="dxa" w:w="2266"/>
+            <w:shd w:fill="4C1D95" w:val="clear"/>
+            <w:tcBorders>
+              <w:top w:val="single" w:sz="4" w:color="4C1D95" w:space="0"/>
+              <w:left w:val="single" w:sz="4" w:color="4C1D95" w:space="0"/>
+              <w:bottom w:val="single" w:sz="4" w:color="4C1D95" w:space="0"/>
+              <w:right w:val="single" w:sz="4" w:color="4C1D95" w:space="0"/>
+            </w:tcBorders>
           </w:tcPr>
           <w:p>
             <w:pPr>
+              <w:spacing w:before="100" w:after="100"/>
               <w:jc w:val="center"/>
             </w:pPr>
             <w:r/>
             <w:r>
               <w:rPr>
+                <w:rFonts w:ascii="Georgia" w:hAnsi="Georgia"/>
                 <w:b/>
                 <w:color w:val="FFFFFF"/>
-                <w:sz w:val="20"/>
+                <w:sz w:val="18"/>
               </w:rPr>
               <w:t>Annual Rate</w:t>
               <w:br/>
@@ -1176,19 +1234,27 @@
         </w:tc>
         <w:tc>
           <w:tcPr>
-            <w:tcW w:type="dxa" w:w="2351"/>
-            <w:shd w:fill="6B21A8" w:val="clear"/>
+            <w:tcW w:type="dxa" w:w="2266"/>
+            <w:shd w:fill="4C1D95" w:val="clear"/>
+            <w:tcBorders>
+              <w:top w:val="single" w:sz="4" w:color="4C1D95" w:space="0"/>
+              <w:left w:val="single" w:sz="4" w:color="4C1D95" w:space="0"/>
+              <w:bottom w:val="single" w:sz="4" w:color="4C1D95" w:space="0"/>
+              <w:right w:val="single" w:sz="4" w:color="4C1D95" w:space="0"/>
+            </w:tcBorders>
           </w:tcPr>
           <w:p>
             <w:pPr>
+              <w:spacing w:before="100" w:after="100"/>
               <w:jc w:val="center"/>
             </w:pPr>
             <w:r/>
             <w:r>
               <w:rPr>
+                <w:rFonts w:ascii="Georgia" w:hAnsi="Georgia"/>
                 <w:b/>
                 <w:color w:val="FFFFFF"/>
-                <w:sz w:val="20"/>
+                <w:sz w:val="18"/>
               </w:rPr>
               <w:t>Years to</w:t>
               <w:br/>
@@ -1198,19 +1264,27 @@
         </w:tc>
         <w:tc>
           <w:tcPr>
-            <w:tcW w:type="dxa" w:w="2351"/>
-            <w:shd w:fill="6B21A8" w:val="clear"/>
+            <w:tcW w:type="dxa" w:w="2266"/>
+            <w:shd w:fill="4C1D95" w:val="clear"/>
+            <w:tcBorders>
+              <w:top w:val="single" w:sz="4" w:color="4C1D95" w:space="0"/>
+              <w:left w:val="single" w:sz="4" w:color="4C1D95" w:space="0"/>
+              <w:bottom w:val="single" w:sz="4" w:color="4C1D95" w:space="0"/>
+              <w:right w:val="single" w:sz="4" w:color="4C1D95" w:space="0"/>
+            </w:tcBorders>
           </w:tcPr>
           <w:p>
             <w:pPr>
+              <w:spacing w:before="100" w:after="100"/>
               <w:jc w:val="center"/>
             </w:pPr>
             <w:r/>
             <w:r>
               <w:rPr>
+                <w:rFonts w:ascii="Georgia" w:hAnsi="Georgia"/>
                 <w:b/>
                 <w:color w:val="FFFFFF"/>
-                <w:sz w:val="20"/>
+                <w:sz w:val="18"/>
               </w:rPr>
               <w:t>Example: £1,000</w:t>
               <w:br/>
@@ -1220,19 +1294,27 @@
         </w:tc>
         <w:tc>
           <w:tcPr>
-            <w:tcW w:type="dxa" w:w="2351"/>
-            <w:shd w:fill="6B21A8" w:val="clear"/>
+            <w:tcW w:type="dxa" w:w="2266"/>
+            <w:shd w:fill="4C1D95" w:val="clear"/>
+            <w:tcBorders>
+              <w:top w:val="single" w:sz="4" w:color="4C1D95" w:space="0"/>
+              <w:left w:val="single" w:sz="4" w:color="4C1D95" w:space="0"/>
+              <w:bottom w:val="single" w:sz="4" w:color="4C1D95" w:space="0"/>
+              <w:right w:val="single" w:sz="4" w:color="4C1D95" w:space="0"/>
+            </w:tcBorders>
           </w:tcPr>
           <w:p>
             <w:pPr>
+              <w:spacing w:before="100" w:after="100"/>
               <w:jc w:val="center"/>
             </w:pPr>
             <w:r/>
             <w:r>
               <w:rPr>
+                <w:rFonts w:ascii="Georgia" w:hAnsi="Georgia"/>
                 <w:b/>
                 <w:color w:val="FFFFFF"/>
-                <w:sz w:val="20"/>
+                <w:sz w:val="18"/>
               </w:rPr>
               <w:t>Typical Investment</w:t>
               <w:br/>
@@ -1244,18 +1326,26 @@
       <w:tr>
         <w:tc>
           <w:tcPr>
-            <w:tcW w:type="dxa" w:w="2351"/>
-            <w:shd w:fill="F3E8FF" w:val="clear"/>
+            <w:tcW w:type="dxa" w:w="2266"/>
+            <w:shd w:fill="F5F3FF" w:val="clear"/>
+            <w:tcBorders>
+              <w:top w:val="single" w:sz="2" w:color="E9D5FF" w:space="0"/>
+              <w:left w:val="single" w:sz="2" w:color="E9D5FF" w:space="0"/>
+              <w:bottom w:val="single" w:sz="2" w:color="E9D5FF" w:space="0"/>
+              <w:right w:val="single" w:sz="2" w:color="E9D5FF" w:space="0"/>
+            </w:tcBorders>
           </w:tcPr>
           <w:p>
             <w:pPr>
+              <w:spacing w:before="80" w:after="80"/>
               <w:jc w:val="center"/>
             </w:pPr>
             <w:r/>
             <w:r>
               <w:rPr>
-                <w:color w:val="1E1B4B"/>
-                <w:sz w:val="20"/>
+                <w:rFonts w:ascii="Georgia" w:hAnsi="Georgia"/>
+                <w:color w:val="33333D"/>
+                <w:sz w:val="18"/>
               </w:rPr>
               <w:t>2%</w:t>
             </w:r>
@@ -1263,18 +1353,26 @@
         </w:tc>
         <w:tc>
           <w:tcPr>
-            <w:tcW w:type="dxa" w:w="2351"/>
-            <w:shd w:fill="F3E8FF" w:val="clear"/>
+            <w:tcW w:type="dxa" w:w="2266"/>
+            <w:shd w:fill="F5F3FF" w:val="clear"/>
+            <w:tcBorders>
+              <w:top w:val="single" w:sz="2" w:color="E9D5FF" w:space="0"/>
+              <w:left w:val="single" w:sz="2" w:color="E9D5FF" w:space="0"/>
+              <w:bottom w:val="single" w:sz="2" w:color="E9D5FF" w:space="0"/>
+              <w:right w:val="single" w:sz="2" w:color="E9D5FF" w:space="0"/>
+            </w:tcBorders>
           </w:tcPr>
           <w:p>
             <w:pPr>
+              <w:spacing w:before="80" w:after="80"/>
               <w:jc w:val="center"/>
             </w:pPr>
             <w:r/>
             <w:r>
               <w:rPr>
-                <w:color w:val="1E1B4B"/>
-                <w:sz w:val="20"/>
+                <w:rFonts w:ascii="Georgia" w:hAnsi="Georgia"/>
+                <w:color w:val="33333D"/>
+                <w:sz w:val="18"/>
               </w:rPr>
               <w:t>36 years</w:t>
             </w:r>
@@ -1282,18 +1380,26 @@
         </w:tc>
         <w:tc>
           <w:tcPr>
-            <w:tcW w:type="dxa" w:w="2351"/>
-            <w:shd w:fill="F3E8FF" w:val="clear"/>
+            <w:tcW w:type="dxa" w:w="2266"/>
+            <w:shd w:fill="F5F3FF" w:val="clear"/>
+            <w:tcBorders>
+              <w:top w:val="single" w:sz="2" w:color="E9D5FF" w:space="0"/>
+              <w:left w:val="single" w:sz="2" w:color="E9D5FF" w:space="0"/>
+              <w:bottom w:val="single" w:sz="2" w:color="E9D5FF" w:space="0"/>
+              <w:right w:val="single" w:sz="2" w:color="E9D5FF" w:space="0"/>
+            </w:tcBorders>
           </w:tcPr>
           <w:p>
             <w:pPr>
+              <w:spacing w:before="80" w:after="80"/>
               <w:jc w:val="center"/>
             </w:pPr>
             <w:r/>
             <w:r>
               <w:rPr>
-                <w:color w:val="1E1B4B"/>
-                <w:sz w:val="20"/>
+                <w:rFonts w:ascii="Georgia" w:hAnsi="Georgia"/>
+                <w:color w:val="33333D"/>
+                <w:sz w:val="18"/>
               </w:rPr>
               <w:t>£2,000 in 36 yrs</w:t>
             </w:r>
@@ -1301,18 +1407,26 @@
         </w:tc>
         <w:tc>
           <w:tcPr>
-            <w:tcW w:type="dxa" w:w="2351"/>
-            <w:shd w:fill="F3E8FF" w:val="clear"/>
+            <w:tcW w:type="dxa" w:w="2266"/>
+            <w:shd w:fill="F5F3FF" w:val="clear"/>
+            <w:tcBorders>
+              <w:top w:val="single" w:sz="2" w:color="E9D5FF" w:space="0"/>
+              <w:left w:val="single" w:sz="2" w:color="E9D5FF" w:space="0"/>
+              <w:bottom w:val="single" w:sz="2" w:color="E9D5FF" w:space="0"/>
+              <w:right w:val="single" w:sz="2" w:color="E9D5FF" w:space="0"/>
+            </w:tcBorders>
           </w:tcPr>
           <w:p>
             <w:pPr>
+              <w:spacing w:before="80" w:after="80"/>
               <w:jc w:val="center"/>
             </w:pPr>
             <w:r/>
             <w:r>
               <w:rPr>
-                <w:color w:val="1E1B4B"/>
-                <w:sz w:val="20"/>
+                <w:rFonts w:ascii="Georgia" w:hAnsi="Georgia"/>
+                <w:color w:val="33333D"/>
+                <w:sz w:val="18"/>
               </w:rPr>
               <w:t>Government Bonds</w:t>
             </w:r>
@@ -1322,17 +1436,26 @@
       <w:tr>
         <w:tc>
           <w:tcPr>
-            <w:tcW w:type="dxa" w:w="2351"/>
+            <w:tcW w:type="dxa" w:w="2266"/>
+            <w:shd w:fill="FFFFFF" w:val="clear"/>
+            <w:tcBorders>
+              <w:top w:val="single" w:sz="2" w:color="E9D5FF" w:space="0"/>
+              <w:left w:val="single" w:sz="2" w:color="E9D5FF" w:space="0"/>
+              <w:bottom w:val="single" w:sz="2" w:color="E9D5FF" w:space="0"/>
+              <w:right w:val="single" w:sz="2" w:color="E9D5FF" w:space="0"/>
+            </w:tcBorders>
           </w:tcPr>
           <w:p>
             <w:pPr>
+              <w:spacing w:before="80" w:after="80"/>
               <w:jc w:val="center"/>
             </w:pPr>
             <w:r/>
             <w:r>
               <w:rPr>
-                <w:color w:val="1E1B4B"/>
-                <w:sz w:val="20"/>
+                <w:rFonts w:ascii="Georgia" w:hAnsi="Georgia"/>
+                <w:color w:val="33333D"/>
+                <w:sz w:val="18"/>
               </w:rPr>
               <w:t>3%</w:t>
             </w:r>
@@ -1340,17 +1463,26 @@
         </w:tc>
         <w:tc>
           <w:tcPr>
-            <w:tcW w:type="dxa" w:w="2351"/>
+            <w:tcW w:type="dxa" w:w="2266"/>
+            <w:shd w:fill="FFFFFF" w:val="clear"/>
+            <w:tcBorders>
+              <w:top w:val="single" w:sz="2" w:color="E9D5FF" w:space="0"/>
+              <w:left w:val="single" w:sz="2" w:color="E9D5FF" w:space="0"/>
+              <w:bottom w:val="single" w:sz="2" w:color="E9D5FF" w:space="0"/>
+              <w:right w:val="single" w:sz="2" w:color="E9D5FF" w:space="0"/>
+            </w:tcBorders>
           </w:tcPr>
           <w:p>
             <w:pPr>
+              <w:spacing w:before="80" w:after="80"/>
               <w:jc w:val="center"/>
             </w:pPr>
             <w:r/>
             <w:r>
               <w:rPr>
-                <w:color w:val="1E1B4B"/>
-                <w:sz w:val="20"/>
+                <w:rFonts w:ascii="Georgia" w:hAnsi="Georgia"/>
+                <w:color w:val="33333D"/>
+                <w:sz w:val="18"/>
               </w:rPr>
               <w:t>24 years</w:t>
             </w:r>
@@ -1358,17 +1490,26 @@
         </w:tc>
         <w:tc>
           <w:tcPr>
-            <w:tcW w:type="dxa" w:w="2351"/>
+            <w:tcW w:type="dxa" w:w="2266"/>
+            <w:shd w:fill="FFFFFF" w:val="clear"/>
+            <w:tcBorders>
+              <w:top w:val="single" w:sz="2" w:color="E9D5FF" w:space="0"/>
+              <w:left w:val="single" w:sz="2" w:color="E9D5FF" w:space="0"/>
+              <w:bottom w:val="single" w:sz="2" w:color="E9D5FF" w:space="0"/>
+              <w:right w:val="single" w:sz="2" w:color="E9D5FF" w:space="0"/>
+            </w:tcBorders>
           </w:tcPr>
           <w:p>
             <w:pPr>
+              <w:spacing w:before="80" w:after="80"/>
               <w:jc w:val="center"/>
             </w:pPr>
             <w:r/>
             <w:r>
               <w:rPr>
-                <w:color w:val="1E1B4B"/>
-                <w:sz w:val="20"/>
+                <w:rFonts w:ascii="Georgia" w:hAnsi="Georgia"/>
+                <w:color w:val="33333D"/>
+                <w:sz w:val="18"/>
               </w:rPr>
               <w:t>£2,000 in 24 yrs</w:t>
             </w:r>
@@ -1376,17 +1517,26 @@
         </w:tc>
         <w:tc>
           <w:tcPr>
-            <w:tcW w:type="dxa" w:w="2351"/>
+            <w:tcW w:type="dxa" w:w="2266"/>
+            <w:shd w:fill="FFFFFF" w:val="clear"/>
+            <w:tcBorders>
+              <w:top w:val="single" w:sz="2" w:color="E9D5FF" w:space="0"/>
+              <w:left w:val="single" w:sz="2" w:color="E9D5FF" w:space="0"/>
+              <w:bottom w:val="single" w:sz="2" w:color="E9D5FF" w:space="0"/>
+              <w:right w:val="single" w:sz="2" w:color="E9D5FF" w:space="0"/>
+            </w:tcBorders>
           </w:tcPr>
           <w:p>
             <w:pPr>
+              <w:spacing w:before="80" w:after="80"/>
               <w:jc w:val="center"/>
             </w:pPr>
             <w:r/>
             <w:r>
               <w:rPr>
-                <w:color w:val="1E1B4B"/>
-                <w:sz w:val="20"/>
+                <w:rFonts w:ascii="Georgia" w:hAnsi="Georgia"/>
+                <w:color w:val="33333D"/>
+                <w:sz w:val="18"/>
               </w:rPr>
               <w:t>High-Interest Savings</w:t>
             </w:r>
@@ -1396,18 +1546,26 @@
       <w:tr>
         <w:tc>
           <w:tcPr>
-            <w:tcW w:type="dxa" w:w="2351"/>
-            <w:shd w:fill="F3E8FF" w:val="clear"/>
+            <w:tcW w:type="dxa" w:w="2266"/>
+            <w:shd w:fill="F5F3FF" w:val="clear"/>
+            <w:tcBorders>
+              <w:top w:val="single" w:sz="2" w:color="E9D5FF" w:space="0"/>
+              <w:left w:val="single" w:sz="2" w:color="E9D5FF" w:space="0"/>
+              <w:bottom w:val="single" w:sz="2" w:color="E9D5FF" w:space="0"/>
+              <w:right w:val="single" w:sz="2" w:color="E9D5FF" w:space="0"/>
+            </w:tcBorders>
           </w:tcPr>
           <w:p>
             <w:pPr>
+              <w:spacing w:before="80" w:after="80"/>
               <w:jc w:val="center"/>
             </w:pPr>
             <w:r/>
             <w:r>
               <w:rPr>
-                <w:color w:val="1E1B4B"/>
-                <w:sz w:val="20"/>
+                <w:rFonts w:ascii="Georgia" w:hAnsi="Georgia"/>
+                <w:color w:val="33333D"/>
+                <w:sz w:val="18"/>
               </w:rPr>
               <w:t>4%</w:t>
             </w:r>
@@ -1415,18 +1573,26 @@
         </w:tc>
         <w:tc>
           <w:tcPr>
-            <w:tcW w:type="dxa" w:w="2351"/>
-            <w:shd w:fill="F3E8FF" w:val="clear"/>
+            <w:tcW w:type="dxa" w:w="2266"/>
+            <w:shd w:fill="F5F3FF" w:val="clear"/>
+            <w:tcBorders>
+              <w:top w:val="single" w:sz="2" w:color="E9D5FF" w:space="0"/>
+              <w:left w:val="single" w:sz="2" w:color="E9D5FF" w:space="0"/>
+              <w:bottom w:val="single" w:sz="2" w:color="E9D5FF" w:space="0"/>
+              <w:right w:val="single" w:sz="2" w:color="E9D5FF" w:space="0"/>
+            </w:tcBorders>
           </w:tcPr>
           <w:p>
             <w:pPr>
+              <w:spacing w:before="80" w:after="80"/>
               <w:jc w:val="center"/>
             </w:pPr>
             <w:r/>
             <w:r>
               <w:rPr>
-                <w:color w:val="1E1B4B"/>
-                <w:sz w:val="20"/>
+                <w:rFonts w:ascii="Georgia" w:hAnsi="Georgia"/>
+                <w:color w:val="33333D"/>
+                <w:sz w:val="18"/>
               </w:rPr>
               <w:t>18 years</w:t>
             </w:r>
@@ -1434,18 +1600,26 @@
         </w:tc>
         <w:tc>
           <w:tcPr>
-            <w:tcW w:type="dxa" w:w="2351"/>
-            <w:shd w:fill="F3E8FF" w:val="clear"/>
+            <w:tcW w:type="dxa" w:w="2266"/>
+            <w:shd w:fill="F5F3FF" w:val="clear"/>
+            <w:tcBorders>
+              <w:top w:val="single" w:sz="2" w:color="E9D5FF" w:space="0"/>
+              <w:left w:val="single" w:sz="2" w:color="E9D5FF" w:space="0"/>
+              <w:bottom w:val="single" w:sz="2" w:color="E9D5FF" w:space="0"/>
+              <w:right w:val="single" w:sz="2" w:color="E9D5FF" w:space="0"/>
+            </w:tcBorders>
           </w:tcPr>
           <w:p>
             <w:pPr>
+              <w:spacing w:before="80" w:after="80"/>
               <w:jc w:val="center"/>
             </w:pPr>
             <w:r/>
             <w:r>
               <w:rPr>
-                <w:color w:val="1E1B4B"/>
-                <w:sz w:val="20"/>
+                <w:rFonts w:ascii="Georgia" w:hAnsi="Georgia"/>
+                <w:color w:val="33333D"/>
+                <w:sz w:val="18"/>
               </w:rPr>
               <w:t>£2,000 in 18 yrs</w:t>
             </w:r>
@@ -1453,18 +1627,26 @@
         </w:tc>
         <w:tc>
           <w:tcPr>
-            <w:tcW w:type="dxa" w:w="2351"/>
-            <w:shd w:fill="F3E8FF" w:val="clear"/>
+            <w:tcW w:type="dxa" w:w="2266"/>
+            <w:shd w:fill="F5F3FF" w:val="clear"/>
+            <w:tcBorders>
+              <w:top w:val="single" w:sz="2" w:color="E9D5FF" w:space="0"/>
+              <w:left w:val="single" w:sz="2" w:color="E9D5FF" w:space="0"/>
+              <w:bottom w:val="single" w:sz="2" w:color="E9D5FF" w:space="0"/>
+              <w:right w:val="single" w:sz="2" w:color="E9D5FF" w:space="0"/>
+            </w:tcBorders>
           </w:tcPr>
           <w:p>
             <w:pPr>
+              <w:spacing w:before="80" w:after="80"/>
               <w:jc w:val="center"/>
             </w:pPr>
             <w:r/>
             <w:r>
               <w:rPr>
-                <w:color w:val="1E1B4B"/>
-                <w:sz w:val="20"/>
+                <w:rFonts w:ascii="Georgia" w:hAnsi="Georgia"/>
+                <w:color w:val="33333D"/>
+                <w:sz w:val="18"/>
               </w:rPr>
               <w:t>Corporate Bonds</w:t>
             </w:r>
@@ -1474,17 +1656,26 @@
       <w:tr>
         <w:tc>
           <w:tcPr>
-            <w:tcW w:type="dxa" w:w="2351"/>
+            <w:tcW w:type="dxa" w:w="2266"/>
+            <w:shd w:fill="FFFFFF" w:val="clear"/>
+            <w:tcBorders>
+              <w:top w:val="single" w:sz="2" w:color="E9D5FF" w:space="0"/>
+              <w:left w:val="single" w:sz="2" w:color="E9D5FF" w:space="0"/>
+              <w:bottom w:val="single" w:sz="2" w:color="E9D5FF" w:space="0"/>
+              <w:right w:val="single" w:sz="2" w:color="E9D5FF" w:space="0"/>
+            </w:tcBorders>
           </w:tcPr>
           <w:p>
             <w:pPr>
+              <w:spacing w:before="80" w:after="80"/>
               <w:jc w:val="center"/>
             </w:pPr>
             <w:r/>
             <w:r>
               <w:rPr>
-                <w:color w:val="1E1B4B"/>
-                <w:sz w:val="20"/>
+                <w:rFonts w:ascii="Georgia" w:hAnsi="Georgia"/>
+                <w:color w:val="33333D"/>
+                <w:sz w:val="18"/>
               </w:rPr>
               <w:t>5%</w:t>
             </w:r>
@@ -1492,17 +1683,26 @@
         </w:tc>
         <w:tc>
           <w:tcPr>
-            <w:tcW w:type="dxa" w:w="2351"/>
+            <w:tcW w:type="dxa" w:w="2266"/>
+            <w:shd w:fill="FFFFFF" w:val="clear"/>
+            <w:tcBorders>
+              <w:top w:val="single" w:sz="2" w:color="E9D5FF" w:space="0"/>
+              <w:left w:val="single" w:sz="2" w:color="E9D5FF" w:space="0"/>
+              <w:bottom w:val="single" w:sz="2" w:color="E9D5FF" w:space="0"/>
+              <w:right w:val="single" w:sz="2" w:color="E9D5FF" w:space="0"/>
+            </w:tcBorders>
           </w:tcPr>
           <w:p>
             <w:pPr>
+              <w:spacing w:before="80" w:after="80"/>
               <w:jc w:val="center"/>
             </w:pPr>
             <w:r/>
             <w:r>
               <w:rPr>
-                <w:color w:val="1E1B4B"/>
-                <w:sz w:val="20"/>
+                <w:rFonts w:ascii="Georgia" w:hAnsi="Georgia"/>
+                <w:color w:val="33333D"/>
+                <w:sz w:val="18"/>
               </w:rPr>
               <w:t>14.4 years</w:t>
             </w:r>
@@ -1510,17 +1710,26 @@
         </w:tc>
         <w:tc>
           <w:tcPr>
-            <w:tcW w:type="dxa" w:w="2351"/>
+            <w:tcW w:type="dxa" w:w="2266"/>
+            <w:shd w:fill="FFFFFF" w:val="clear"/>
+            <w:tcBorders>
+              <w:top w:val="single" w:sz="2" w:color="E9D5FF" w:space="0"/>
+              <w:left w:val="single" w:sz="2" w:color="E9D5FF" w:space="0"/>
+              <w:bottom w:val="single" w:sz="2" w:color="E9D5FF" w:space="0"/>
+              <w:right w:val="single" w:sz="2" w:color="E9D5FF" w:space="0"/>
+            </w:tcBorders>
           </w:tcPr>
           <w:p>
             <w:pPr>
+              <w:spacing w:before="80" w:after="80"/>
               <w:jc w:val="center"/>
             </w:pPr>
             <w:r/>
             <w:r>
               <w:rPr>
-                <w:color w:val="1E1B4B"/>
-                <w:sz w:val="20"/>
+                <w:rFonts w:ascii="Georgia" w:hAnsi="Georgia"/>
+                <w:color w:val="33333D"/>
+                <w:sz w:val="18"/>
               </w:rPr>
               <w:t>£2,000 in 14.4 yrs</w:t>
             </w:r>
@@ -1528,17 +1737,26 @@
         </w:tc>
         <w:tc>
           <w:tcPr>
-            <w:tcW w:type="dxa" w:w="2351"/>
+            <w:tcW w:type="dxa" w:w="2266"/>
+            <w:shd w:fill="FFFFFF" w:val="clear"/>
+            <w:tcBorders>
+              <w:top w:val="single" w:sz="2" w:color="E9D5FF" w:space="0"/>
+              <w:left w:val="single" w:sz="2" w:color="E9D5FF" w:space="0"/>
+              <w:bottom w:val="single" w:sz="2" w:color="E9D5FF" w:space="0"/>
+              <w:right w:val="single" w:sz="2" w:color="E9D5FF" w:space="0"/>
+            </w:tcBorders>
           </w:tcPr>
           <w:p>
             <w:pPr>
+              <w:spacing w:before="80" w:after="80"/>
               <w:jc w:val="center"/>
             </w:pPr>
             <w:r/>
             <w:r>
               <w:rPr>
-                <w:color w:val="1E1B4B"/>
-                <w:sz w:val="20"/>
+                <w:rFonts w:ascii="Georgia" w:hAnsi="Georgia"/>
+                <w:color w:val="33333D"/>
+                <w:sz w:val="18"/>
               </w:rPr>
               <w:t>Balanced Fund</w:t>
             </w:r>
@@ -1548,18 +1766,26 @@
       <w:tr>
         <w:tc>
           <w:tcPr>
-            <w:tcW w:type="dxa" w:w="2351"/>
-            <w:shd w:fill="F3E8FF" w:val="clear"/>
+            <w:tcW w:type="dxa" w:w="2266"/>
+            <w:shd w:fill="F5F3FF" w:val="clear"/>
+            <w:tcBorders>
+              <w:top w:val="single" w:sz="2" w:color="E9D5FF" w:space="0"/>
+              <w:left w:val="single" w:sz="2" w:color="E9D5FF" w:space="0"/>
+              <w:bottom w:val="single" w:sz="2" w:color="E9D5FF" w:space="0"/>
+              <w:right w:val="single" w:sz="2" w:color="E9D5FF" w:space="0"/>
+            </w:tcBorders>
           </w:tcPr>
           <w:p>
             <w:pPr>
+              <w:spacing w:before="80" w:after="80"/>
               <w:jc w:val="center"/>
             </w:pPr>
             <w:r/>
             <w:r>
               <w:rPr>
-                <w:color w:val="1E1B4B"/>
-                <w:sz w:val="20"/>
+                <w:rFonts w:ascii="Georgia" w:hAnsi="Georgia"/>
+                <w:color w:val="33333D"/>
+                <w:sz w:val="18"/>
               </w:rPr>
               <w:t>6%</w:t>
             </w:r>
@@ -1567,18 +1793,26 @@
         </w:tc>
         <w:tc>
           <w:tcPr>
-            <w:tcW w:type="dxa" w:w="2351"/>
-            <w:shd w:fill="F3E8FF" w:val="clear"/>
+            <w:tcW w:type="dxa" w:w="2266"/>
+            <w:shd w:fill="F5F3FF" w:val="clear"/>
+            <w:tcBorders>
+              <w:top w:val="single" w:sz="2" w:color="E9D5FF" w:space="0"/>
+              <w:left w:val="single" w:sz="2" w:color="E9D5FF" w:space="0"/>
+              <w:bottom w:val="single" w:sz="2" w:color="E9D5FF" w:space="0"/>
+              <w:right w:val="single" w:sz="2" w:color="E9D5FF" w:space="0"/>
+            </w:tcBorders>
           </w:tcPr>
           <w:p>
             <w:pPr>
+              <w:spacing w:before="80" w:after="80"/>
               <w:jc w:val="center"/>
             </w:pPr>
             <w:r/>
             <w:r>
               <w:rPr>
-                <w:color w:val="1E1B4B"/>
-                <w:sz w:val="20"/>
+                <w:rFonts w:ascii="Georgia" w:hAnsi="Georgia"/>
+                <w:color w:val="33333D"/>
+                <w:sz w:val="18"/>
               </w:rPr>
               <w:t>12 years</w:t>
             </w:r>
@@ -1586,18 +1820,26 @@
         </w:tc>
         <w:tc>
           <w:tcPr>
-            <w:tcW w:type="dxa" w:w="2351"/>
-            <w:shd w:fill="F3E8FF" w:val="clear"/>
+            <w:tcW w:type="dxa" w:w="2266"/>
+            <w:shd w:fill="F5F3FF" w:val="clear"/>
+            <w:tcBorders>
+              <w:top w:val="single" w:sz="2" w:color="E9D5FF" w:space="0"/>
+              <w:left w:val="single" w:sz="2" w:color="E9D5FF" w:space="0"/>
+              <w:bottom w:val="single" w:sz="2" w:color="E9D5FF" w:space="0"/>
+              <w:right w:val="single" w:sz="2" w:color="E9D5FF" w:space="0"/>
+            </w:tcBorders>
           </w:tcPr>
           <w:p>
             <w:pPr>
+              <w:spacing w:before="80" w:after="80"/>
               <w:jc w:val="center"/>
             </w:pPr>
             <w:r/>
             <w:r>
               <w:rPr>
-                <w:color w:val="1E1B4B"/>
-                <w:sz w:val="20"/>
+                <w:rFonts w:ascii="Georgia" w:hAnsi="Georgia"/>
+                <w:color w:val="33333D"/>
+                <w:sz w:val="18"/>
               </w:rPr>
               <w:t>£2,000 in 12 yrs</w:t>
             </w:r>
@@ -1605,18 +1847,26 @@
         </w:tc>
         <w:tc>
           <w:tcPr>
-            <w:tcW w:type="dxa" w:w="2351"/>
-            <w:shd w:fill="F3E8FF" w:val="clear"/>
+            <w:tcW w:type="dxa" w:w="2266"/>
+            <w:shd w:fill="F5F3FF" w:val="clear"/>
+            <w:tcBorders>
+              <w:top w:val="single" w:sz="2" w:color="E9D5FF" w:space="0"/>
+              <w:left w:val="single" w:sz="2" w:color="E9D5FF" w:space="0"/>
+              <w:bottom w:val="single" w:sz="2" w:color="E9D5FF" w:space="0"/>
+              <w:right w:val="single" w:sz="2" w:color="E9D5FF" w:space="0"/>
+            </w:tcBorders>
           </w:tcPr>
           <w:p>
             <w:pPr>
+              <w:spacing w:before="80" w:after="80"/>
               <w:jc w:val="center"/>
             </w:pPr>
             <w:r/>
             <w:r>
               <w:rPr>
-                <w:color w:val="1E1B4B"/>
-                <w:sz w:val="20"/>
+                <w:rFonts w:ascii="Georgia" w:hAnsi="Georgia"/>
+                <w:color w:val="33333D"/>
+                <w:sz w:val="18"/>
               </w:rPr>
               <w:t>Dividend Stocks</w:t>
             </w:r>
@@ -1626,17 +1876,26 @@
       <w:tr>
         <w:tc>
           <w:tcPr>
-            <w:tcW w:type="dxa" w:w="2351"/>
+            <w:tcW w:type="dxa" w:w="2266"/>
+            <w:shd w:fill="FFFFFF" w:val="clear"/>
+            <w:tcBorders>
+              <w:top w:val="single" w:sz="2" w:color="E9D5FF" w:space="0"/>
+              <w:left w:val="single" w:sz="2" w:color="E9D5FF" w:space="0"/>
+              <w:bottom w:val="single" w:sz="2" w:color="E9D5FF" w:space="0"/>
+              <w:right w:val="single" w:sz="2" w:color="E9D5FF" w:space="0"/>
+            </w:tcBorders>
           </w:tcPr>
           <w:p>
             <w:pPr>
+              <w:spacing w:before="80" w:after="80"/>
               <w:jc w:val="center"/>
             </w:pPr>
             <w:r/>
             <w:r>
               <w:rPr>
-                <w:color w:val="1E1B4B"/>
-                <w:sz w:val="20"/>
+                <w:rFonts w:ascii="Georgia" w:hAnsi="Georgia"/>
+                <w:color w:val="33333D"/>
+                <w:sz w:val="18"/>
               </w:rPr>
               <w:t>7%</w:t>
             </w:r>
@@ -1644,17 +1903,26 @@
         </w:tc>
         <w:tc>
           <w:tcPr>
-            <w:tcW w:type="dxa" w:w="2351"/>
+            <w:tcW w:type="dxa" w:w="2266"/>
+            <w:shd w:fill="FFFFFF" w:val="clear"/>
+            <w:tcBorders>
+              <w:top w:val="single" w:sz="2" w:color="E9D5FF" w:space="0"/>
+              <w:left w:val="single" w:sz="2" w:color="E9D5FF" w:space="0"/>
+              <w:bottom w:val="single" w:sz="2" w:color="E9D5FF" w:space="0"/>
+              <w:right w:val="single" w:sz="2" w:color="E9D5FF" w:space="0"/>
+            </w:tcBorders>
           </w:tcPr>
           <w:p>
             <w:pPr>
+              <w:spacing w:before="80" w:after="80"/>
               <w:jc w:val="center"/>
             </w:pPr>
             <w:r/>
             <w:r>
               <w:rPr>
-                <w:color w:val="1E1B4B"/>
-                <w:sz w:val="20"/>
+                <w:rFonts w:ascii="Georgia" w:hAnsi="Georgia"/>
+                <w:color w:val="33333D"/>
+                <w:sz w:val="18"/>
               </w:rPr>
               <w:t>10.3 years</w:t>
             </w:r>
@@ -1662,17 +1930,26 @@
         </w:tc>
         <w:tc>
           <w:tcPr>
-            <w:tcW w:type="dxa" w:w="2351"/>
+            <w:tcW w:type="dxa" w:w="2266"/>
+            <w:shd w:fill="FFFFFF" w:val="clear"/>
+            <w:tcBorders>
+              <w:top w:val="single" w:sz="2" w:color="E9D5FF" w:space="0"/>
+              <w:left w:val="single" w:sz="2" w:color="E9D5FF" w:space="0"/>
+              <w:bottom w:val="single" w:sz="2" w:color="E9D5FF" w:space="0"/>
+              <w:right w:val="single" w:sz="2" w:color="E9D5FF" w:space="0"/>
+            </w:tcBorders>
           </w:tcPr>
           <w:p>
             <w:pPr>
+              <w:spacing w:before="80" w:after="80"/>
               <w:jc w:val="center"/>
             </w:pPr>
             <w:r/>
             <w:r>
               <w:rPr>
-                <w:color w:val="1E1B4B"/>
-                <w:sz w:val="20"/>
+                <w:rFonts w:ascii="Georgia" w:hAnsi="Georgia"/>
+                <w:color w:val="33333D"/>
+                <w:sz w:val="18"/>
               </w:rPr>
               <w:t>£2,000 in 10.3 yrs</w:t>
             </w:r>
@@ -1680,17 +1957,26 @@
         </w:tc>
         <w:tc>
           <w:tcPr>
-            <w:tcW w:type="dxa" w:w="2351"/>
+            <w:tcW w:type="dxa" w:w="2266"/>
+            <w:shd w:fill="FFFFFF" w:val="clear"/>
+            <w:tcBorders>
+              <w:top w:val="single" w:sz="2" w:color="E9D5FF" w:space="0"/>
+              <w:left w:val="single" w:sz="2" w:color="E9D5FF" w:space="0"/>
+              <w:bottom w:val="single" w:sz="2" w:color="E9D5FF" w:space="0"/>
+              <w:right w:val="single" w:sz="2" w:color="E9D5FF" w:space="0"/>
+            </w:tcBorders>
           </w:tcPr>
           <w:p>
             <w:pPr>
+              <w:spacing w:before="80" w:after="80"/>
               <w:jc w:val="center"/>
             </w:pPr>
             <w:r/>
             <w:r>
               <w:rPr>
-                <w:color w:val="1E1B4B"/>
-                <w:sz w:val="20"/>
+                <w:rFonts w:ascii="Georgia" w:hAnsi="Georgia"/>
+                <w:color w:val="33333D"/>
+                <w:sz w:val="18"/>
               </w:rPr>
               <w:t>Global Index Fund</w:t>
             </w:r>
@@ -1700,18 +1986,26 @@
       <w:tr>
         <w:tc>
           <w:tcPr>
-            <w:tcW w:type="dxa" w:w="2351"/>
-            <w:shd w:fill="F3E8FF" w:val="clear"/>
+            <w:tcW w:type="dxa" w:w="2266"/>
+            <w:shd w:fill="F5F3FF" w:val="clear"/>
+            <w:tcBorders>
+              <w:top w:val="single" w:sz="2" w:color="E9D5FF" w:space="0"/>
+              <w:left w:val="single" w:sz="2" w:color="E9D5FF" w:space="0"/>
+              <w:bottom w:val="single" w:sz="2" w:color="E9D5FF" w:space="0"/>
+              <w:right w:val="single" w:sz="2" w:color="E9D5FF" w:space="0"/>
+            </w:tcBorders>
           </w:tcPr>
           <w:p>
             <w:pPr>
+              <w:spacing w:before="80" w:after="80"/>
               <w:jc w:val="center"/>
             </w:pPr>
             <w:r/>
             <w:r>
               <w:rPr>
-                <w:color w:val="1E1B4B"/>
-                <w:sz w:val="20"/>
+                <w:rFonts w:ascii="Georgia" w:hAnsi="Georgia"/>
+                <w:color w:val="33333D"/>
+                <w:sz w:val="18"/>
               </w:rPr>
               <w:t>8%</w:t>
             </w:r>
@@ -1719,18 +2013,26 @@
         </w:tc>
         <w:tc>
           <w:tcPr>
-            <w:tcW w:type="dxa" w:w="2351"/>
-            <w:shd w:fill="F3E8FF" w:val="clear"/>
+            <w:tcW w:type="dxa" w:w="2266"/>
+            <w:shd w:fill="F5F3FF" w:val="clear"/>
+            <w:tcBorders>
+              <w:top w:val="single" w:sz="2" w:color="E9D5FF" w:space="0"/>
+              <w:left w:val="single" w:sz="2" w:color="E9D5FF" w:space="0"/>
+              <w:bottom w:val="single" w:sz="2" w:color="E9D5FF" w:space="0"/>
+              <w:right w:val="single" w:sz="2" w:color="E9D5FF" w:space="0"/>
+            </w:tcBorders>
           </w:tcPr>
           <w:p>
             <w:pPr>
+              <w:spacing w:before="80" w:after="80"/>
               <w:jc w:val="center"/>
             </w:pPr>
             <w:r/>
             <w:r>
               <w:rPr>
-                <w:color w:val="1E1B4B"/>
-                <w:sz w:val="20"/>
+                <w:rFonts w:ascii="Georgia" w:hAnsi="Georgia"/>
+                <w:color w:val="33333D"/>
+                <w:sz w:val="18"/>
               </w:rPr>
               <w:t>9 years</w:t>
             </w:r>
@@ -1738,18 +2040,26 @@
         </w:tc>
         <w:tc>
           <w:tcPr>
-            <w:tcW w:type="dxa" w:w="2351"/>
-            <w:shd w:fill="F3E8FF" w:val="clear"/>
+            <w:tcW w:type="dxa" w:w="2266"/>
+            <w:shd w:fill="F5F3FF" w:val="clear"/>
+            <w:tcBorders>
+              <w:top w:val="single" w:sz="2" w:color="E9D5FF" w:space="0"/>
+              <w:left w:val="single" w:sz="2" w:color="E9D5FF" w:space="0"/>
+              <w:bottom w:val="single" w:sz="2" w:color="E9D5FF" w:space="0"/>
+              <w:right w:val="single" w:sz="2" w:color="E9D5FF" w:space="0"/>
+            </w:tcBorders>
           </w:tcPr>
           <w:p>
             <w:pPr>
+              <w:spacing w:before="80" w:after="80"/>
               <w:jc w:val="center"/>
             </w:pPr>
             <w:r/>
             <w:r>
               <w:rPr>
-                <w:color w:val="1E1B4B"/>
-                <w:sz w:val="20"/>
+                <w:rFonts w:ascii="Georgia" w:hAnsi="Georgia"/>
+                <w:color w:val="33333D"/>
+                <w:sz w:val="18"/>
               </w:rPr>
               <w:t>£2,000 in 9 yrs</w:t>
             </w:r>
@@ -1757,18 +2067,26 @@
         </w:tc>
         <w:tc>
           <w:tcPr>
-            <w:tcW w:type="dxa" w:w="2351"/>
-            <w:shd w:fill="F3E8FF" w:val="clear"/>
+            <w:tcW w:type="dxa" w:w="2266"/>
+            <w:shd w:fill="F5F3FF" w:val="clear"/>
+            <w:tcBorders>
+              <w:top w:val="single" w:sz="2" w:color="E9D5FF" w:space="0"/>
+              <w:left w:val="single" w:sz="2" w:color="E9D5FF" w:space="0"/>
+              <w:bottom w:val="single" w:sz="2" w:color="E9D5FF" w:space="0"/>
+              <w:right w:val="single" w:sz="2" w:color="E9D5FF" w:space="0"/>
+            </w:tcBorders>
           </w:tcPr>
           <w:p>
             <w:pPr>
+              <w:spacing w:before="80" w:after="80"/>
               <w:jc w:val="center"/>
             </w:pPr>
             <w:r/>
             <w:r>
               <w:rPr>
-                <w:color w:val="1E1B4B"/>
-                <w:sz w:val="20"/>
+                <w:rFonts w:ascii="Georgia" w:hAnsi="Georgia"/>
+                <w:color w:val="33333D"/>
+                <w:sz w:val="18"/>
               </w:rPr>
               <w:t>S&amp;P 500 Average</w:t>
             </w:r>
@@ -1778,17 +2096,26 @@
       <w:tr>
         <w:tc>
           <w:tcPr>
-            <w:tcW w:type="dxa" w:w="2351"/>
+            <w:tcW w:type="dxa" w:w="2266"/>
+            <w:shd w:fill="FFFFFF" w:val="clear"/>
+            <w:tcBorders>
+              <w:top w:val="single" w:sz="2" w:color="E9D5FF" w:space="0"/>
+              <w:left w:val="single" w:sz="2" w:color="E9D5FF" w:space="0"/>
+              <w:bottom w:val="single" w:sz="2" w:color="E9D5FF" w:space="0"/>
+              <w:right w:val="single" w:sz="2" w:color="E9D5FF" w:space="0"/>
+            </w:tcBorders>
           </w:tcPr>
           <w:p>
             <w:pPr>
+              <w:spacing w:before="80" w:after="80"/>
               <w:jc w:val="center"/>
             </w:pPr>
             <w:r/>
             <w:r>
               <w:rPr>
-                <w:color w:val="1E1B4B"/>
-                <w:sz w:val="20"/>
+                <w:rFonts w:ascii="Georgia" w:hAnsi="Georgia"/>
+                <w:color w:val="33333D"/>
+                <w:sz w:val="18"/>
               </w:rPr>
               <w:t>9%</w:t>
             </w:r>
@@ -1796,17 +2123,26 @@
         </w:tc>
         <w:tc>
           <w:tcPr>
-            <w:tcW w:type="dxa" w:w="2351"/>
+            <w:tcW w:type="dxa" w:w="2266"/>
+            <w:shd w:fill="FFFFFF" w:val="clear"/>
+            <w:tcBorders>
+              <w:top w:val="single" w:sz="2" w:color="E9D5FF" w:space="0"/>
+              <w:left w:val="single" w:sz="2" w:color="E9D5FF" w:space="0"/>
+              <w:bottom w:val="single" w:sz="2" w:color="E9D5FF" w:space="0"/>
+              <w:right w:val="single" w:sz="2" w:color="E9D5FF" w:space="0"/>
+            </w:tcBorders>
           </w:tcPr>
           <w:p>
             <w:pPr>
+              <w:spacing w:before="80" w:after="80"/>
               <w:jc w:val="center"/>
             </w:pPr>
             <w:r/>
             <w:r>
               <w:rPr>
-                <w:color w:val="1E1B4B"/>
-                <w:sz w:val="20"/>
+                <w:rFonts w:ascii="Georgia" w:hAnsi="Georgia"/>
+                <w:color w:val="33333D"/>
+                <w:sz w:val="18"/>
               </w:rPr>
               <w:t>8 years</w:t>
             </w:r>
@@ -1814,17 +2150,26 @@
         </w:tc>
         <w:tc>
           <w:tcPr>
-            <w:tcW w:type="dxa" w:w="2351"/>
+            <w:tcW w:type="dxa" w:w="2266"/>
+            <w:shd w:fill="FFFFFF" w:val="clear"/>
+            <w:tcBorders>
+              <w:top w:val="single" w:sz="2" w:color="E9D5FF" w:space="0"/>
+              <w:left w:val="single" w:sz="2" w:color="E9D5FF" w:space="0"/>
+              <w:bottom w:val="single" w:sz="2" w:color="E9D5FF" w:space="0"/>
+              <w:right w:val="single" w:sz="2" w:color="E9D5FF" w:space="0"/>
+            </w:tcBorders>
           </w:tcPr>
           <w:p>
             <w:pPr>
+              <w:spacing w:before="80" w:after="80"/>
               <w:jc w:val="center"/>
             </w:pPr>
             <w:r/>
             <w:r>
               <w:rPr>
-                <w:color w:val="1E1B4B"/>
-                <w:sz w:val="20"/>
+                <w:rFonts w:ascii="Georgia" w:hAnsi="Georgia"/>
+                <w:color w:val="33333D"/>
+                <w:sz w:val="18"/>
               </w:rPr>
               <w:t>£2,000 in 8 yrs</w:t>
             </w:r>
@@ -1832,17 +2177,26 @@
         </w:tc>
         <w:tc>
           <w:tcPr>
-            <w:tcW w:type="dxa" w:w="2351"/>
+            <w:tcW w:type="dxa" w:w="2266"/>
+            <w:shd w:fill="FFFFFF" w:val="clear"/>
+            <w:tcBorders>
+              <w:top w:val="single" w:sz="2" w:color="E9D5FF" w:space="0"/>
+              <w:left w:val="single" w:sz="2" w:color="E9D5FF" w:space="0"/>
+              <w:bottom w:val="single" w:sz="2" w:color="E9D5FF" w:space="0"/>
+              <w:right w:val="single" w:sz="2" w:color="E9D5FF" w:space="0"/>
+            </w:tcBorders>
           </w:tcPr>
           <w:p>
             <w:pPr>
+              <w:spacing w:before="80" w:after="80"/>
               <w:jc w:val="center"/>
             </w:pPr>
             <w:r/>
             <w:r>
               <w:rPr>
-                <w:color w:val="1E1B4B"/>
-                <w:sz w:val="20"/>
+                <w:rFonts w:ascii="Georgia" w:hAnsi="Georgia"/>
+                <w:color w:val="33333D"/>
+                <w:sz w:val="18"/>
               </w:rPr>
               <w:t>Growth Stocks</w:t>
             </w:r>
@@ -1852,18 +2206,26 @@
       <w:tr>
         <w:tc>
           <w:tcPr>
-            <w:tcW w:type="dxa" w:w="2351"/>
-            <w:shd w:fill="F3E8FF" w:val="clear"/>
+            <w:tcW w:type="dxa" w:w="2266"/>
+            <w:shd w:fill="F5F3FF" w:val="clear"/>
+            <w:tcBorders>
+              <w:top w:val="single" w:sz="2" w:color="E9D5FF" w:space="0"/>
+              <w:left w:val="single" w:sz="2" w:color="E9D5FF" w:space="0"/>
+              <w:bottom w:val="single" w:sz="2" w:color="E9D5FF" w:space="0"/>
+              <w:right w:val="single" w:sz="2" w:color="E9D5FF" w:space="0"/>
+            </w:tcBorders>
           </w:tcPr>
           <w:p>
             <w:pPr>
+              <w:spacing w:before="80" w:after="80"/>
               <w:jc w:val="center"/>
             </w:pPr>
             <w:r/>
             <w:r>
               <w:rPr>
-                <w:color w:val="1E1B4B"/>
-                <w:sz w:val="20"/>
+                <w:rFonts w:ascii="Georgia" w:hAnsi="Georgia"/>
+                <w:color w:val="33333D"/>
+                <w:sz w:val="18"/>
               </w:rPr>
               <w:t>10%</w:t>
             </w:r>
@@ -1871,18 +2233,26 @@
         </w:tc>
         <w:tc>
           <w:tcPr>
-            <w:tcW w:type="dxa" w:w="2351"/>
-            <w:shd w:fill="F3E8FF" w:val="clear"/>
+            <w:tcW w:type="dxa" w:w="2266"/>
+            <w:shd w:fill="F5F3FF" w:val="clear"/>
+            <w:tcBorders>
+              <w:top w:val="single" w:sz="2" w:color="E9D5FF" w:space="0"/>
+              <w:left w:val="single" w:sz="2" w:color="E9D5FF" w:space="0"/>
+              <w:bottom w:val="single" w:sz="2" w:color="E9D5FF" w:space="0"/>
+              <w:right w:val="single" w:sz="2" w:color="E9D5FF" w:space="0"/>
+            </w:tcBorders>
           </w:tcPr>
           <w:p>
             <w:pPr>
+              <w:spacing w:before="80" w:after="80"/>
               <w:jc w:val="center"/>
             </w:pPr>
             <w:r/>
             <w:r>
               <w:rPr>
-                <w:color w:val="1E1B4B"/>
-                <w:sz w:val="20"/>
+                <w:rFonts w:ascii="Georgia" w:hAnsi="Georgia"/>
+                <w:color w:val="33333D"/>
+                <w:sz w:val="18"/>
               </w:rPr>
               <w:t>7.2 years</w:t>
             </w:r>
@@ -1890,18 +2260,26 @@
         </w:tc>
         <w:tc>
           <w:tcPr>
-            <w:tcW w:type="dxa" w:w="2351"/>
-            <w:shd w:fill="F3E8FF" w:val="clear"/>
+            <w:tcW w:type="dxa" w:w="2266"/>
+            <w:shd w:fill="F5F3FF" w:val="clear"/>
+            <w:tcBorders>
+              <w:top w:val="single" w:sz="2" w:color="E9D5FF" w:space="0"/>
+              <w:left w:val="single" w:sz="2" w:color="E9D5FF" w:space="0"/>
+              <w:bottom w:val="single" w:sz="2" w:color="E9D5FF" w:space="0"/>
+              <w:right w:val="single" w:sz="2" w:color="E9D5FF" w:space="0"/>
+            </w:tcBorders>
           </w:tcPr>
           <w:p>
             <w:pPr>
+              <w:spacing w:before="80" w:after="80"/>
               <w:jc w:val="center"/>
             </w:pPr>
             <w:r/>
             <w:r>
               <w:rPr>
-                <w:color w:val="1E1B4B"/>
-                <w:sz w:val="20"/>
+                <w:rFonts w:ascii="Georgia" w:hAnsi="Georgia"/>
+                <w:color w:val="33333D"/>
+                <w:sz w:val="18"/>
               </w:rPr>
               <w:t>£2,000 in 7.2 yrs</w:t>
             </w:r>
@@ -1909,18 +2287,26 @@
         </w:tc>
         <w:tc>
           <w:tcPr>
-            <w:tcW w:type="dxa" w:w="2351"/>
-            <w:shd w:fill="F3E8FF" w:val="clear"/>
+            <w:tcW w:type="dxa" w:w="2266"/>
+            <w:shd w:fill="F5F3FF" w:val="clear"/>
+            <w:tcBorders>
+              <w:top w:val="single" w:sz="2" w:color="E9D5FF" w:space="0"/>
+              <w:left w:val="single" w:sz="2" w:color="E9D5FF" w:space="0"/>
+              <w:bottom w:val="single" w:sz="2" w:color="E9D5FF" w:space="0"/>
+              <w:right w:val="single" w:sz="2" w:color="E9D5FF" w:space="0"/>
+            </w:tcBorders>
           </w:tcPr>
           <w:p>
             <w:pPr>
+              <w:spacing w:before="80" w:after="80"/>
               <w:jc w:val="center"/>
             </w:pPr>
             <w:r/>
             <w:r>
               <w:rPr>
-                <w:color w:val="1E1B4B"/>
-                <w:sz w:val="20"/>
+                <w:rFonts w:ascii="Georgia" w:hAnsi="Georgia"/>
+                <w:color w:val="33333D"/>
+                <w:sz w:val="18"/>
               </w:rPr>
               <w:t>Aggressive Growth Fund</w:t>
             </w:r>
@@ -1930,17 +2316,26 @@
       <w:tr>
         <w:tc>
           <w:tcPr>
-            <w:tcW w:type="dxa" w:w="2351"/>
+            <w:tcW w:type="dxa" w:w="2266"/>
+            <w:shd w:fill="FFFFFF" w:val="clear"/>
+            <w:tcBorders>
+              <w:top w:val="single" w:sz="2" w:color="E9D5FF" w:space="0"/>
+              <w:left w:val="single" w:sz="2" w:color="E9D5FF" w:space="0"/>
+              <w:bottom w:val="single" w:sz="2" w:color="E9D5FF" w:space="0"/>
+              <w:right w:val="single" w:sz="2" w:color="E9D5FF" w:space="0"/>
+            </w:tcBorders>
           </w:tcPr>
           <w:p>
             <w:pPr>
+              <w:spacing w:before="80" w:after="80"/>
               <w:jc w:val="center"/>
             </w:pPr>
             <w:r/>
             <w:r>
               <w:rPr>
-                <w:color w:val="1E1B4B"/>
-                <w:sz w:val="20"/>
+                <w:rFonts w:ascii="Georgia" w:hAnsi="Georgia"/>
+                <w:color w:val="33333D"/>
+                <w:sz w:val="18"/>
               </w:rPr>
               <w:t>12%</w:t>
             </w:r>
@@ -1948,17 +2343,26 @@
         </w:tc>
         <w:tc>
           <w:tcPr>
-            <w:tcW w:type="dxa" w:w="2351"/>
+            <w:tcW w:type="dxa" w:w="2266"/>
+            <w:shd w:fill="FFFFFF" w:val="clear"/>
+            <w:tcBorders>
+              <w:top w:val="single" w:sz="2" w:color="E9D5FF" w:space="0"/>
+              <w:left w:val="single" w:sz="2" w:color="E9D5FF" w:space="0"/>
+              <w:bottom w:val="single" w:sz="2" w:color="E9D5FF" w:space="0"/>
+              <w:right w:val="single" w:sz="2" w:color="E9D5FF" w:space="0"/>
+            </w:tcBorders>
           </w:tcPr>
           <w:p>
             <w:pPr>
+              <w:spacing w:before="80" w:after="80"/>
               <w:jc w:val="center"/>
             </w:pPr>
             <w:r/>
             <w:r>
               <w:rPr>
-                <w:color w:val="1E1B4B"/>
-                <w:sz w:val="20"/>
+                <w:rFonts w:ascii="Georgia" w:hAnsi="Georgia"/>
+                <w:color w:val="33333D"/>
+                <w:sz w:val="18"/>
               </w:rPr>
               <w:t>6 years</w:t>
             </w:r>
@@ -1966,17 +2370,26 @@
         </w:tc>
         <w:tc>
           <w:tcPr>
-            <w:tcW w:type="dxa" w:w="2351"/>
+            <w:tcW w:type="dxa" w:w="2266"/>
+            <w:shd w:fill="FFFFFF" w:val="clear"/>
+            <w:tcBorders>
+              <w:top w:val="single" w:sz="2" w:color="E9D5FF" w:space="0"/>
+              <w:left w:val="single" w:sz="2" w:color="E9D5FF" w:space="0"/>
+              <w:bottom w:val="single" w:sz="2" w:color="E9D5FF" w:space="0"/>
+              <w:right w:val="single" w:sz="2" w:color="E9D5FF" w:space="0"/>
+            </w:tcBorders>
           </w:tcPr>
           <w:p>
             <w:pPr>
+              <w:spacing w:before="80" w:after="80"/>
               <w:jc w:val="center"/>
             </w:pPr>
             <w:r/>
             <w:r>
               <w:rPr>
-                <w:color w:val="1E1B4B"/>
-                <w:sz w:val="20"/>
+                <w:rFonts w:ascii="Georgia" w:hAnsi="Georgia"/>
+                <w:color w:val="33333D"/>
+                <w:sz w:val="18"/>
               </w:rPr>
               <w:t>£2,000 in 6 yrs</w:t>
             </w:r>
@@ -1984,17 +2397,26 @@
         </w:tc>
         <w:tc>
           <w:tcPr>
-            <w:tcW w:type="dxa" w:w="2351"/>
+            <w:tcW w:type="dxa" w:w="2266"/>
+            <w:shd w:fill="FFFFFF" w:val="clear"/>
+            <w:tcBorders>
+              <w:top w:val="single" w:sz="2" w:color="E9D5FF" w:space="0"/>
+              <w:left w:val="single" w:sz="2" w:color="E9D5FF" w:space="0"/>
+              <w:bottom w:val="single" w:sz="2" w:color="E9D5FF" w:space="0"/>
+              <w:right w:val="single" w:sz="2" w:color="E9D5FF" w:space="0"/>
+            </w:tcBorders>
           </w:tcPr>
           <w:p>
             <w:pPr>
+              <w:spacing w:before="80" w:after="80"/>
               <w:jc w:val="center"/>
             </w:pPr>
             <w:r/>
             <w:r>
               <w:rPr>
-                <w:color w:val="1E1B4B"/>
-                <w:sz w:val="20"/>
+                <w:rFonts w:ascii="Georgia" w:hAnsi="Georgia"/>
+                <w:color w:val="33333D"/>
+                <w:sz w:val="18"/>
               </w:rPr>
               <w:t>Emerging Markets</w:t>
             </w:r>
@@ -2004,18 +2426,26 @@
       <w:tr>
         <w:tc>
           <w:tcPr>
-            <w:tcW w:type="dxa" w:w="2351"/>
-            <w:shd w:fill="F3E8FF" w:val="clear"/>
+            <w:tcW w:type="dxa" w:w="2266"/>
+            <w:shd w:fill="F5F3FF" w:val="clear"/>
+            <w:tcBorders>
+              <w:top w:val="single" w:sz="2" w:color="E9D5FF" w:space="0"/>
+              <w:left w:val="single" w:sz="2" w:color="E9D5FF" w:space="0"/>
+              <w:bottom w:val="single" w:sz="2" w:color="E9D5FF" w:space="0"/>
+              <w:right w:val="single" w:sz="2" w:color="E9D5FF" w:space="0"/>
+            </w:tcBorders>
           </w:tcPr>
           <w:p>
             <w:pPr>
+              <w:spacing w:before="80" w:after="80"/>
               <w:jc w:val="center"/>
             </w:pPr>
             <w:r/>
             <w:r>
               <w:rPr>
-                <w:color w:val="1E1B4B"/>
-                <w:sz w:val="20"/>
+                <w:rFonts w:ascii="Georgia" w:hAnsi="Georgia"/>
+                <w:color w:val="33333D"/>
+                <w:sz w:val="18"/>
               </w:rPr>
               <w:t>15%</w:t>
             </w:r>
@@ -2023,18 +2453,26 @@
         </w:tc>
         <w:tc>
           <w:tcPr>
-            <w:tcW w:type="dxa" w:w="2351"/>
-            <w:shd w:fill="F3E8FF" w:val="clear"/>
+            <w:tcW w:type="dxa" w:w="2266"/>
+            <w:shd w:fill="F5F3FF" w:val="clear"/>
+            <w:tcBorders>
+              <w:top w:val="single" w:sz="2" w:color="E9D5FF" w:space="0"/>
+              <w:left w:val="single" w:sz="2" w:color="E9D5FF" w:space="0"/>
+              <w:bottom w:val="single" w:sz="2" w:color="E9D5FF" w:space="0"/>
+              <w:right w:val="single" w:sz="2" w:color="E9D5FF" w:space="0"/>
+            </w:tcBorders>
           </w:tcPr>
           <w:p>
             <w:pPr>
+              <w:spacing w:before="80" w:after="80"/>
               <w:jc w:val="center"/>
             </w:pPr>
             <w:r/>
             <w:r>
               <w:rPr>
-                <w:color w:val="1E1B4B"/>
-                <w:sz w:val="20"/>
+                <w:rFonts w:ascii="Georgia" w:hAnsi="Georgia"/>
+                <w:color w:val="33333D"/>
+                <w:sz w:val="18"/>
               </w:rPr>
               <w:t>4.8 years</w:t>
             </w:r>
@@ -2042,18 +2480,26 @@
         </w:tc>
         <w:tc>
           <w:tcPr>
-            <w:tcW w:type="dxa" w:w="2351"/>
-            <w:shd w:fill="F3E8FF" w:val="clear"/>
+            <w:tcW w:type="dxa" w:w="2266"/>
+            <w:shd w:fill="F5F3FF" w:val="clear"/>
+            <w:tcBorders>
+              <w:top w:val="single" w:sz="2" w:color="E9D5FF" w:space="0"/>
+              <w:left w:val="single" w:sz="2" w:color="E9D5FF" w:space="0"/>
+              <w:bottom w:val="single" w:sz="2" w:color="E9D5FF" w:space="0"/>
+              <w:right w:val="single" w:sz="2" w:color="E9D5FF" w:space="0"/>
+            </w:tcBorders>
           </w:tcPr>
           <w:p>
             <w:pPr>
+              <w:spacing w:before="80" w:after="80"/>
               <w:jc w:val="center"/>
             </w:pPr>
             <w:r/>
             <w:r>
               <w:rPr>
-                <w:color w:val="1E1B4B"/>
-                <w:sz w:val="20"/>
+                <w:rFonts w:ascii="Georgia" w:hAnsi="Georgia"/>
+                <w:color w:val="33333D"/>
+                <w:sz w:val="18"/>
               </w:rPr>
               <w:t>£2,000 in 4.8 yrs</w:t>
             </w:r>
@@ -2061,18 +2507,26 @@
         </w:tc>
         <w:tc>
           <w:tcPr>
-            <w:tcW w:type="dxa" w:w="2351"/>
-            <w:shd w:fill="F3E8FF" w:val="clear"/>
+            <w:tcW w:type="dxa" w:w="2266"/>
+            <w:shd w:fill="F5F3FF" w:val="clear"/>
+            <w:tcBorders>
+              <w:top w:val="single" w:sz="2" w:color="E9D5FF" w:space="0"/>
+              <w:left w:val="single" w:sz="2" w:color="E9D5FF" w:space="0"/>
+              <w:bottom w:val="single" w:sz="2" w:color="E9D5FF" w:space="0"/>
+              <w:right w:val="single" w:sz="2" w:color="E9D5FF" w:space="0"/>
+            </w:tcBorders>
           </w:tcPr>
           <w:p>
             <w:pPr>
+              <w:spacing w:before="80" w:after="80"/>
               <w:jc w:val="center"/>
             </w:pPr>
             <w:r/>
             <w:r>
               <w:rPr>
-                <w:color w:val="1E1B4B"/>
-                <w:sz w:val="20"/>
+                <w:rFonts w:ascii="Georgia" w:hAnsi="Georgia"/>
+                <w:color w:val="33333D"/>
+                <w:sz w:val="18"/>
               </w:rPr>
               <w:t>Venture / High Risk</w:t>
             </w:r>
@@ -2082,17 +2536,26 @@
       <w:tr>
         <w:tc>
           <w:tcPr>
-            <w:tcW w:type="dxa" w:w="2351"/>
+            <w:tcW w:type="dxa" w:w="2266"/>
+            <w:shd w:fill="FFFFFF" w:val="clear"/>
+            <w:tcBorders>
+              <w:top w:val="single" w:sz="2" w:color="E9D5FF" w:space="0"/>
+              <w:left w:val="single" w:sz="2" w:color="E9D5FF" w:space="0"/>
+              <w:bottom w:val="single" w:sz="2" w:color="E9D5FF" w:space="0"/>
+              <w:right w:val="single" w:sz="2" w:color="E9D5FF" w:space="0"/>
+            </w:tcBorders>
           </w:tcPr>
           <w:p>
             <w:pPr>
+              <w:spacing w:before="80" w:after="80"/>
               <w:jc w:val="center"/>
             </w:pPr>
             <w:r/>
             <w:r>
               <w:rPr>
-                <w:color w:val="1E1B4B"/>
-                <w:sz w:val="20"/>
+                <w:rFonts w:ascii="Georgia" w:hAnsi="Georgia"/>
+                <w:color w:val="33333D"/>
+                <w:sz w:val="18"/>
               </w:rPr>
               <w:t>18%</w:t>
             </w:r>
@@ -2100,17 +2563,26 @@
         </w:tc>
         <w:tc>
           <w:tcPr>
-            <w:tcW w:type="dxa" w:w="2351"/>
+            <w:tcW w:type="dxa" w:w="2266"/>
+            <w:shd w:fill="FFFFFF" w:val="clear"/>
+            <w:tcBorders>
+              <w:top w:val="single" w:sz="2" w:color="E9D5FF" w:space="0"/>
+              <w:left w:val="single" w:sz="2" w:color="E9D5FF" w:space="0"/>
+              <w:bottom w:val="single" w:sz="2" w:color="E9D5FF" w:space="0"/>
+              <w:right w:val="single" w:sz="2" w:color="E9D5FF" w:space="0"/>
+            </w:tcBorders>
           </w:tcPr>
           <w:p>
             <w:pPr>
+              <w:spacing w:before="80" w:after="80"/>
               <w:jc w:val="center"/>
             </w:pPr>
             <w:r/>
             <w:r>
               <w:rPr>
-                <w:color w:val="1E1B4B"/>
-                <w:sz w:val="20"/>
+                <w:rFonts w:ascii="Georgia" w:hAnsi="Georgia"/>
+                <w:color w:val="33333D"/>
+                <w:sz w:val="18"/>
               </w:rPr>
               <w:t>4 years</w:t>
             </w:r>
@@ -2118,17 +2590,26 @@
         </w:tc>
         <w:tc>
           <w:tcPr>
-            <w:tcW w:type="dxa" w:w="2351"/>
+            <w:tcW w:type="dxa" w:w="2266"/>
+            <w:shd w:fill="FFFFFF" w:val="clear"/>
+            <w:tcBorders>
+              <w:top w:val="single" w:sz="2" w:color="E9D5FF" w:space="0"/>
+              <w:left w:val="single" w:sz="2" w:color="E9D5FF" w:space="0"/>
+              <w:bottom w:val="single" w:sz="2" w:color="E9D5FF" w:space="0"/>
+              <w:right w:val="single" w:sz="2" w:color="E9D5FF" w:space="0"/>
+            </w:tcBorders>
           </w:tcPr>
           <w:p>
             <w:pPr>
+              <w:spacing w:before="80" w:after="80"/>
               <w:jc w:val="center"/>
             </w:pPr>
             <w:r/>
             <w:r>
               <w:rPr>
-                <w:color w:val="1E1B4B"/>
-                <w:sz w:val="20"/>
+                <w:rFonts w:ascii="Georgia" w:hAnsi="Georgia"/>
+                <w:color w:val="33333D"/>
+                <w:sz w:val="18"/>
               </w:rPr>
               <w:t>£2,000 in 4 yrs</w:t>
             </w:r>
@@ -2136,17 +2617,26 @@
         </w:tc>
         <w:tc>
           <w:tcPr>
-            <w:tcW w:type="dxa" w:w="2351"/>
+            <w:tcW w:type="dxa" w:w="2266"/>
+            <w:shd w:fill="FFFFFF" w:val="clear"/>
+            <w:tcBorders>
+              <w:top w:val="single" w:sz="2" w:color="E9D5FF" w:space="0"/>
+              <w:left w:val="single" w:sz="2" w:color="E9D5FF" w:space="0"/>
+              <w:bottom w:val="single" w:sz="2" w:color="E9D5FF" w:space="0"/>
+              <w:right w:val="single" w:sz="2" w:color="E9D5FF" w:space="0"/>
+            </w:tcBorders>
           </w:tcPr>
           <w:p>
             <w:pPr>
+              <w:spacing w:before="80" w:after="80"/>
               <w:jc w:val="center"/>
             </w:pPr>
             <w:r/>
             <w:r>
               <w:rPr>
-                <w:color w:val="1E1B4B"/>
-                <w:sz w:val="20"/>
+                <w:rFonts w:ascii="Georgia" w:hAnsi="Georgia"/>
+                <w:color w:val="33333D"/>
+                <w:sz w:val="18"/>
               </w:rPr>
               <w:t>Exceptional Returns</w:t>
             </w:r>
@@ -2157,14 +2647,15 @@
     <w:p/>
     <w:p>
       <w:pPr>
-        <w:spacing w:after="160" w:line="336" w:lineRule="auto"/>
+        <w:spacing w:after="140" w:line="336" w:lineRule="auto"/>
       </w:pPr>
       <w:r>
         <w:rPr>
+          <w:rFonts w:ascii="Georgia" w:hAnsi="Georgia"/>
           <w:b w:val="0"/>
           <w:i w:val="0"/>
-          <w:color w:val="1E1B4B"/>
-          <w:sz w:val="22"/>
+          <w:color w:val="33333D"/>
+          <w:sz w:val="21"/>
         </w:rPr>
         <w:t>As you can see, even small differences in return rates have a dramatic impact on how quickly wealth accumulates. An investment returning 8% doubles in 9 years, while one returning 4% takes 18 years — twice as long.</w:t>
       </w:r>
@@ -2174,31 +2665,42 @@
         <w:tblW w:type="auto" w:w="0"/>
         <w:jc w:val="center"/>
         <w:tblLook w:firstColumn="1" w:firstRow="1" w:lastColumn="0" w:lastRow="0" w:noHBand="0" w:noVBand="1" w:val="04A0"/>
+        <w:tblW w:w="5000" w:type="pct"/>
       </w:tblPr>
       <w:tblGrid>
-        <w:gridCol w:w="9406"/>
+        <w:gridCol w:w="9066"/>
       </w:tblGrid>
       <w:tr>
         <w:tc>
           <w:tcPr>
-            <w:tcW w:type="dxa" w:w="9406"/>
-            <w:shd w:fill="F3E8FF" w:val="clear"/>
+            <w:tcW w:type="dxa" w:w="9066"/>
+            <w:shd w:fill="F5F3FF" w:val="clear"/>
             <w:tcBorders>
-              <w:top w:val="single" w:sz="12" w:color="6B21A8" w:space="0"/>
-              <w:left w:val="single" w:sz="12" w:color="6B21A8" w:space="0"/>
-              <w:bottom w:val="single" w:sz="12" w:color="6B21A8" w:space="0"/>
-              <w:right w:val="single" w:sz="12" w:color="6B21A8" w:space="0"/>
+              <w:left w:val="single" w:sz="36" w:color="4C1D95" w:space="0"/>
+              <w:top w:val="single" w:sz="4" w:color="D8B4FE" w:space="0"/>
+              <w:bottom w:val="single" w:sz="4" w:color="D8B4FE" w:space="0"/>
+              <w:right w:val="single" w:sz="4" w:color="D8B4FE" w:space="0"/>
             </w:tcBorders>
+            <w:tcMar>
+              <w:top w:w="160" w:type="dxa"/>
+              <w:bottom w:w="160" w:type="dxa"/>
+              <w:start w:w="160" w:type="dxa"/>
+              <w:end w:w="160" w:type="dxa"/>
+            </w:tcMar>
           </w:tcPr>
           <w:p>
             <w:pPr>
-              <w:jc w:val="center"/>
+              <w:spacing w:before="200" w:after="200"/>
+              <w:jc w:val="left"/>
+              <w:ind w:left="120" w:right="120"/>
             </w:pPr>
             <w:r>
               <w:rPr>
+                <w:rFonts w:ascii="Georgia" w:hAnsi="Georgia"/>
                 <w:b/>
-                <w:color w:val="6B21A8"/>
-                <w:sz w:val="24"/>
+                <w:i/>
+                <w:color w:val="4C1D95"/>
+                <w:sz w:val="21"/>
               </w:rPr>
               <w:t>A 1% increase in annual return can shave years</w:t>
               <w:br/>
@@ -2219,23 +2721,20 @@
         <w:pStyle w:val="Heading1"/>
       </w:pPr>
       <w:r>
-        <w:rPr>
-          <w:color w:val="6B21A8"/>
-          <w:sz w:val="52"/>
-        </w:rPr>
         <w:t>5. Real-World Investment Examples</w:t>
       </w:r>
     </w:p>
     <w:p>
       <w:pPr>
-        <w:spacing w:after="160" w:line="336" w:lineRule="auto"/>
+        <w:spacing w:after="140" w:line="336" w:lineRule="auto"/>
       </w:pPr>
       <w:r>
         <w:rPr>
+          <w:rFonts w:ascii="Georgia" w:hAnsi="Georgia"/>
           <w:b w:val="0"/>
           <w:i w:val="0"/>
-          <w:color w:val="1E1B4B"/>
-          <w:sz w:val="22"/>
+          <w:color w:val="33333D"/>
+          <w:sz w:val="21"/>
         </w:rPr>
         <w:t>Let us apply the Rule of 72 to some real-world scenarios.</w:t>
       </w:r>
@@ -2245,51 +2744,50 @@
         <w:pStyle w:val="Heading2"/>
       </w:pPr>
       <w:r>
-        <w:rPr>
-          <w:color w:val="DB2777"/>
-          <w:sz w:val="36"/>
-        </w:rPr>
         <w:t>Scenario 1: Retirement Planning</w:t>
       </w:r>
     </w:p>
     <w:p>
       <w:pPr>
-        <w:spacing w:after="160" w:line="336" w:lineRule="auto"/>
+        <w:spacing w:after="140" w:line="336" w:lineRule="auto"/>
       </w:pPr>
       <w:r>
         <w:rPr>
+          <w:rFonts w:ascii="Georgia" w:hAnsi="Georgia"/>
           <w:b w:val="0"/>
           <w:i w:val="0"/>
-          <w:color w:val="1E1B4B"/>
-          <w:sz w:val="22"/>
+          <w:color w:val="33333D"/>
+          <w:sz w:val="21"/>
         </w:rPr>
         <w:t>Sarah is 25 years old and invests £10,000 in a diversified stock index fund that historically returns about 7% per year. She wants to know how her investment will grow by the time she retires at 65 — that is 40 years away.</w:t>
       </w:r>
     </w:p>
     <w:p>
       <w:pPr>
-        <w:spacing w:after="160" w:line="336" w:lineRule="auto"/>
+        <w:spacing w:after="140" w:line="336" w:lineRule="auto"/>
       </w:pPr>
       <w:r>
         <w:rPr>
+          <w:rFonts w:ascii="Georgia" w:hAnsi="Georgia"/>
           <w:b w:val="0"/>
           <w:i w:val="0"/>
-          <w:color w:val="1E1B4B"/>
-          <w:sz w:val="22"/>
+          <w:color w:val="33333D"/>
+          <w:sz w:val="21"/>
         </w:rPr>
         <w:t>Using the Rule of 72: 72 ÷ 7 = approximately 10.3 years to double.</w:t>
       </w:r>
     </w:p>
     <w:p>
       <w:pPr>
-        <w:spacing w:after="160" w:line="336" w:lineRule="auto"/>
+        <w:spacing w:after="140" w:line="336" w:lineRule="auto"/>
       </w:pPr>
       <w:r>
         <w:rPr>
+          <w:rFonts w:ascii="Georgia" w:hAnsi="Georgia"/>
           <w:b w:val="0"/>
           <w:i w:val="0"/>
-          <w:color w:val="1E1B4B"/>
-          <w:sz w:val="22"/>
+          <w:color w:val="33333D"/>
+          <w:sz w:val="21"/>
         </w:rPr>
         <w:t>In 40 years, her money will double roughly 4 times (40 ÷ 10.3 ≈ 3.9):</w:t>
       </w:r>
@@ -2301,26 +2799,34 @@
         <w:tblLook w:firstColumn="1" w:firstRow="1" w:lastColumn="0" w:lastRow="0" w:noHBand="0" w:noVBand="1" w:val="04A0"/>
       </w:tblPr>
       <w:tblGrid>
-        <w:gridCol w:w="3135"/>
-        <w:gridCol w:w="3135"/>
-        <w:gridCol w:w="3135"/>
+        <w:gridCol w:w="3022"/>
+        <w:gridCol w:w="3022"/>
+        <w:gridCol w:w="3022"/>
       </w:tblGrid>
       <w:tr>
         <w:tc>
           <w:tcPr>
-            <w:tcW w:type="dxa" w:w="3135"/>
+            <w:tcW w:type="dxa" w:w="3022"/>
             <w:shd w:fill="DB2777" w:val="clear"/>
+            <w:tcBorders>
+              <w:top w:val="single" w:sz="4" w:color="DB2777" w:space="0"/>
+              <w:left w:val="single" w:sz="4" w:color="DB2777" w:space="0"/>
+              <w:bottom w:val="single" w:sz="4" w:color="DB2777" w:space="0"/>
+              <w:right w:val="single" w:sz="4" w:color="DB2777" w:space="0"/>
+            </w:tcBorders>
           </w:tcPr>
           <w:p>
             <w:pPr>
+              <w:spacing w:before="100" w:after="100"/>
               <w:jc w:val="center"/>
             </w:pPr>
             <w:r/>
             <w:r>
               <w:rPr>
+                <w:rFonts w:ascii="Georgia" w:hAnsi="Georgia"/>
                 <w:b/>
                 <w:color w:val="FFFFFF"/>
-                <w:sz w:val="20"/>
+                <w:sz w:val="18"/>
               </w:rPr>
               <w:t>Stage</w:t>
             </w:r>
@@ -2328,19 +2834,27 @@
         </w:tc>
         <w:tc>
           <w:tcPr>
-            <w:tcW w:type="dxa" w:w="3135"/>
+            <w:tcW w:type="dxa" w:w="3022"/>
             <w:shd w:fill="DB2777" w:val="clear"/>
+            <w:tcBorders>
+              <w:top w:val="single" w:sz="4" w:color="DB2777" w:space="0"/>
+              <w:left w:val="single" w:sz="4" w:color="DB2777" w:space="0"/>
+              <w:bottom w:val="single" w:sz="4" w:color="DB2777" w:space="0"/>
+              <w:right w:val="single" w:sz="4" w:color="DB2777" w:space="0"/>
+            </w:tcBorders>
           </w:tcPr>
           <w:p>
             <w:pPr>
+              <w:spacing w:before="100" w:after="100"/>
               <w:jc w:val="center"/>
             </w:pPr>
             <w:r/>
             <w:r>
               <w:rPr>
+                <w:rFonts w:ascii="Georgia" w:hAnsi="Georgia"/>
                 <w:b/>
                 <w:color w:val="FFFFFF"/>
-                <w:sz w:val="20"/>
+                <w:sz w:val="18"/>
               </w:rPr>
               <w:t>Value</w:t>
             </w:r>
@@ -2348,19 +2862,27 @@
         </w:tc>
         <w:tc>
           <w:tcPr>
-            <w:tcW w:type="dxa" w:w="3135"/>
+            <w:tcW w:type="dxa" w:w="3022"/>
             <w:shd w:fill="DB2777" w:val="clear"/>
+            <w:tcBorders>
+              <w:top w:val="single" w:sz="4" w:color="DB2777" w:space="0"/>
+              <w:left w:val="single" w:sz="4" w:color="DB2777" w:space="0"/>
+              <w:bottom w:val="single" w:sz="4" w:color="DB2777" w:space="0"/>
+              <w:right w:val="single" w:sz="4" w:color="DB2777" w:space="0"/>
+            </w:tcBorders>
           </w:tcPr>
           <w:p>
             <w:pPr>
+              <w:spacing w:before="100" w:after="100"/>
               <w:jc w:val="center"/>
             </w:pPr>
             <w:r/>
             <w:r>
               <w:rPr>
+                <w:rFonts w:ascii="Georgia" w:hAnsi="Georgia"/>
                 <w:b/>
                 <w:color w:val="FFFFFF"/>
-                <w:sz w:val="20"/>
+                <w:sz w:val="18"/>
               </w:rPr>
               <w:t>Approximate Age</w:t>
             </w:r>
@@ -2370,18 +2892,26 @@
       <w:tr>
         <w:tc>
           <w:tcPr>
-            <w:tcW w:type="dxa" w:w="3135"/>
-            <w:shd w:fill="F3E8FF" w:val="clear"/>
+            <w:tcW w:type="dxa" w:w="3022"/>
+            <w:shd w:fill="F5F3FF" w:val="clear"/>
+            <w:tcBorders>
+              <w:top w:val="single" w:sz="2" w:color="E9D5FF" w:space="0"/>
+              <w:left w:val="single" w:sz="2" w:color="E9D5FF" w:space="0"/>
+              <w:bottom w:val="single" w:sz="2" w:color="E9D5FF" w:space="0"/>
+              <w:right w:val="single" w:sz="2" w:color="E9D5FF" w:space="0"/>
+            </w:tcBorders>
           </w:tcPr>
           <w:p>
             <w:pPr>
+              <w:spacing w:before="80" w:after="80"/>
               <w:jc w:val="center"/>
             </w:pPr>
             <w:r/>
             <w:r>
               <w:rPr>
-                <w:color w:val="1E1B4B"/>
-                <w:sz w:val="20"/>
+                <w:rFonts w:ascii="Georgia" w:hAnsi="Georgia"/>
+                <w:color w:val="33333D"/>
+                <w:sz w:val="18"/>
               </w:rPr>
               <w:t>Start</w:t>
             </w:r>
@@ -2389,18 +2919,26 @@
         </w:tc>
         <w:tc>
           <w:tcPr>
-            <w:tcW w:type="dxa" w:w="3135"/>
-            <w:shd w:fill="F3E8FF" w:val="clear"/>
+            <w:tcW w:type="dxa" w:w="3022"/>
+            <w:shd w:fill="F5F3FF" w:val="clear"/>
+            <w:tcBorders>
+              <w:top w:val="single" w:sz="2" w:color="E9D5FF" w:space="0"/>
+              <w:left w:val="single" w:sz="2" w:color="E9D5FF" w:space="0"/>
+              <w:bottom w:val="single" w:sz="2" w:color="E9D5FF" w:space="0"/>
+              <w:right w:val="single" w:sz="2" w:color="E9D5FF" w:space="0"/>
+            </w:tcBorders>
           </w:tcPr>
           <w:p>
             <w:pPr>
+              <w:spacing w:before="80" w:after="80"/>
               <w:jc w:val="center"/>
             </w:pPr>
             <w:r/>
             <w:r>
               <w:rPr>
-                <w:color w:val="1E1B4B"/>
-                <w:sz w:val="20"/>
+                <w:rFonts w:ascii="Georgia" w:hAnsi="Georgia"/>
+                <w:color w:val="33333D"/>
+                <w:sz w:val="18"/>
               </w:rPr>
               <w:t>£10,000</w:t>
             </w:r>
@@ -2408,18 +2946,26 @@
         </w:tc>
         <w:tc>
           <w:tcPr>
-            <w:tcW w:type="dxa" w:w="3135"/>
-            <w:shd w:fill="F3E8FF" w:val="clear"/>
+            <w:tcW w:type="dxa" w:w="3022"/>
+            <w:shd w:fill="F5F3FF" w:val="clear"/>
+            <w:tcBorders>
+              <w:top w:val="single" w:sz="2" w:color="E9D5FF" w:space="0"/>
+              <w:left w:val="single" w:sz="2" w:color="E9D5FF" w:space="0"/>
+              <w:bottom w:val="single" w:sz="2" w:color="E9D5FF" w:space="0"/>
+              <w:right w:val="single" w:sz="2" w:color="E9D5FF" w:space="0"/>
+            </w:tcBorders>
           </w:tcPr>
           <w:p>
             <w:pPr>
+              <w:spacing w:before="80" w:after="80"/>
               <w:jc w:val="center"/>
             </w:pPr>
             <w:r/>
             <w:r>
               <w:rPr>
-                <w:color w:val="1E1B4B"/>
-                <w:sz w:val="20"/>
+                <w:rFonts w:ascii="Georgia" w:hAnsi="Georgia"/>
+                <w:color w:val="33333D"/>
+                <w:sz w:val="18"/>
               </w:rPr>
               <w:t>Age 25</w:t>
             </w:r>
@@ -2429,17 +2975,26 @@
       <w:tr>
         <w:tc>
           <w:tcPr>
-            <w:tcW w:type="dxa" w:w="3135"/>
+            <w:tcW w:type="dxa" w:w="3022"/>
+            <w:shd w:fill="FFFFFF" w:val="clear"/>
+            <w:tcBorders>
+              <w:top w:val="single" w:sz="2" w:color="E9D5FF" w:space="0"/>
+              <w:left w:val="single" w:sz="2" w:color="E9D5FF" w:space="0"/>
+              <w:bottom w:val="single" w:sz="2" w:color="E9D5FF" w:space="0"/>
+              <w:right w:val="single" w:sz="2" w:color="E9D5FF" w:space="0"/>
+            </w:tcBorders>
           </w:tcPr>
           <w:p>
             <w:pPr>
+              <w:spacing w:before="80" w:after="80"/>
               <w:jc w:val="center"/>
             </w:pPr>
             <w:r/>
             <w:r>
               <w:rPr>
-                <w:color w:val="1E1B4B"/>
-                <w:sz w:val="20"/>
+                <w:rFonts w:ascii="Georgia" w:hAnsi="Georgia"/>
+                <w:color w:val="33333D"/>
+                <w:sz w:val="18"/>
               </w:rPr>
               <w:t>1st Doubling</w:t>
             </w:r>
@@ -2447,17 +3002,26 @@
         </w:tc>
         <w:tc>
           <w:tcPr>
-            <w:tcW w:type="dxa" w:w="3135"/>
+            <w:tcW w:type="dxa" w:w="3022"/>
+            <w:shd w:fill="FFFFFF" w:val="clear"/>
+            <w:tcBorders>
+              <w:top w:val="single" w:sz="2" w:color="E9D5FF" w:space="0"/>
+              <w:left w:val="single" w:sz="2" w:color="E9D5FF" w:space="0"/>
+              <w:bottom w:val="single" w:sz="2" w:color="E9D5FF" w:space="0"/>
+              <w:right w:val="single" w:sz="2" w:color="E9D5FF" w:space="0"/>
+            </w:tcBorders>
           </w:tcPr>
           <w:p>
             <w:pPr>
+              <w:spacing w:before="80" w:after="80"/>
               <w:jc w:val="center"/>
             </w:pPr>
             <w:r/>
             <w:r>
               <w:rPr>
-                <w:color w:val="1E1B4B"/>
-                <w:sz w:val="20"/>
+                <w:rFonts w:ascii="Georgia" w:hAnsi="Georgia"/>
+                <w:color w:val="33333D"/>
+                <w:sz w:val="18"/>
               </w:rPr>
               <w:t>£20,000</w:t>
             </w:r>
@@ -2465,17 +3029,26 @@
         </w:tc>
         <w:tc>
           <w:tcPr>
-            <w:tcW w:type="dxa" w:w="3135"/>
+            <w:tcW w:type="dxa" w:w="3022"/>
+            <w:shd w:fill="FFFFFF" w:val="clear"/>
+            <w:tcBorders>
+              <w:top w:val="single" w:sz="2" w:color="E9D5FF" w:space="0"/>
+              <w:left w:val="single" w:sz="2" w:color="E9D5FF" w:space="0"/>
+              <w:bottom w:val="single" w:sz="2" w:color="E9D5FF" w:space="0"/>
+              <w:right w:val="single" w:sz="2" w:color="E9D5FF" w:space="0"/>
+            </w:tcBorders>
           </w:tcPr>
           <w:p>
             <w:pPr>
+              <w:spacing w:before="80" w:after="80"/>
               <w:jc w:val="center"/>
             </w:pPr>
             <w:r/>
             <w:r>
               <w:rPr>
-                <w:color w:val="1E1B4B"/>
-                <w:sz w:val="20"/>
+                <w:rFonts w:ascii="Georgia" w:hAnsi="Georgia"/>
+                <w:color w:val="33333D"/>
+                <w:sz w:val="18"/>
               </w:rPr>
               <w:t>Age 35</w:t>
             </w:r>
@@ -2485,18 +3058,26 @@
       <w:tr>
         <w:tc>
           <w:tcPr>
-            <w:tcW w:type="dxa" w:w="3135"/>
-            <w:shd w:fill="F3E8FF" w:val="clear"/>
+            <w:tcW w:type="dxa" w:w="3022"/>
+            <w:shd w:fill="F5F3FF" w:val="clear"/>
+            <w:tcBorders>
+              <w:top w:val="single" w:sz="2" w:color="E9D5FF" w:space="0"/>
+              <w:left w:val="single" w:sz="2" w:color="E9D5FF" w:space="0"/>
+              <w:bottom w:val="single" w:sz="2" w:color="E9D5FF" w:space="0"/>
+              <w:right w:val="single" w:sz="2" w:color="E9D5FF" w:space="0"/>
+            </w:tcBorders>
           </w:tcPr>
           <w:p>
             <w:pPr>
+              <w:spacing w:before="80" w:after="80"/>
               <w:jc w:val="center"/>
             </w:pPr>
             <w:r/>
             <w:r>
               <w:rPr>
-                <w:color w:val="1E1B4B"/>
-                <w:sz w:val="20"/>
+                <w:rFonts w:ascii="Georgia" w:hAnsi="Georgia"/>
+                <w:color w:val="33333D"/>
+                <w:sz w:val="18"/>
               </w:rPr>
               <w:t>2nd Doubling</w:t>
             </w:r>
@@ -2504,18 +3085,26 @@
         </w:tc>
         <w:tc>
           <w:tcPr>
-            <w:tcW w:type="dxa" w:w="3135"/>
-            <w:shd w:fill="F3E8FF" w:val="clear"/>
+            <w:tcW w:type="dxa" w:w="3022"/>
+            <w:shd w:fill="F5F3FF" w:val="clear"/>
+            <w:tcBorders>
+              <w:top w:val="single" w:sz="2" w:color="E9D5FF" w:space="0"/>
+              <w:left w:val="single" w:sz="2" w:color="E9D5FF" w:space="0"/>
+              <w:bottom w:val="single" w:sz="2" w:color="E9D5FF" w:space="0"/>
+              <w:right w:val="single" w:sz="2" w:color="E9D5FF" w:space="0"/>
+            </w:tcBorders>
           </w:tcPr>
           <w:p>
             <w:pPr>
+              <w:spacing w:before="80" w:after="80"/>
               <w:jc w:val="center"/>
             </w:pPr>
             <w:r/>
             <w:r>
               <w:rPr>
-                <w:color w:val="1E1B4B"/>
-                <w:sz w:val="20"/>
+                <w:rFonts w:ascii="Georgia" w:hAnsi="Georgia"/>
+                <w:color w:val="33333D"/>
+                <w:sz w:val="18"/>
               </w:rPr>
               <w:t>£40,000</w:t>
             </w:r>
@@ -2523,18 +3112,26 @@
         </w:tc>
         <w:tc>
           <w:tcPr>
-            <w:tcW w:type="dxa" w:w="3135"/>
-            <w:shd w:fill="F3E8FF" w:val="clear"/>
+            <w:tcW w:type="dxa" w:w="3022"/>
+            <w:shd w:fill="F5F3FF" w:val="clear"/>
+            <w:tcBorders>
+              <w:top w:val="single" w:sz="2" w:color="E9D5FF" w:space="0"/>
+              <w:left w:val="single" w:sz="2" w:color="E9D5FF" w:space="0"/>
+              <w:bottom w:val="single" w:sz="2" w:color="E9D5FF" w:space="0"/>
+              <w:right w:val="single" w:sz="2" w:color="E9D5FF" w:space="0"/>
+            </w:tcBorders>
           </w:tcPr>
           <w:p>
             <w:pPr>
+              <w:spacing w:before="80" w:after="80"/>
               <w:jc w:val="center"/>
             </w:pPr>
             <w:r/>
             <w:r>
               <w:rPr>
-                <w:color w:val="1E1B4B"/>
-                <w:sz w:val="20"/>
+                <w:rFonts w:ascii="Georgia" w:hAnsi="Georgia"/>
+                <w:color w:val="33333D"/>
+                <w:sz w:val="18"/>
               </w:rPr>
               <w:t>Age 45</w:t>
             </w:r>
@@ -2544,17 +3141,26 @@
       <w:tr>
         <w:tc>
           <w:tcPr>
-            <w:tcW w:type="dxa" w:w="3135"/>
+            <w:tcW w:type="dxa" w:w="3022"/>
+            <w:shd w:fill="FFFFFF" w:val="clear"/>
+            <w:tcBorders>
+              <w:top w:val="single" w:sz="2" w:color="E9D5FF" w:space="0"/>
+              <w:left w:val="single" w:sz="2" w:color="E9D5FF" w:space="0"/>
+              <w:bottom w:val="single" w:sz="2" w:color="E9D5FF" w:space="0"/>
+              <w:right w:val="single" w:sz="2" w:color="E9D5FF" w:space="0"/>
+            </w:tcBorders>
           </w:tcPr>
           <w:p>
             <w:pPr>
+              <w:spacing w:before="80" w:after="80"/>
               <w:jc w:val="center"/>
             </w:pPr>
             <w:r/>
             <w:r>
               <w:rPr>
-                <w:color w:val="1E1B4B"/>
-                <w:sz w:val="20"/>
+                <w:rFonts w:ascii="Georgia" w:hAnsi="Georgia"/>
+                <w:color w:val="33333D"/>
+                <w:sz w:val="18"/>
               </w:rPr>
               <w:t>3rd Doubling</w:t>
             </w:r>
@@ -2562,17 +3168,26 @@
         </w:tc>
         <w:tc>
           <w:tcPr>
-            <w:tcW w:type="dxa" w:w="3135"/>
+            <w:tcW w:type="dxa" w:w="3022"/>
+            <w:shd w:fill="FFFFFF" w:val="clear"/>
+            <w:tcBorders>
+              <w:top w:val="single" w:sz="2" w:color="E9D5FF" w:space="0"/>
+              <w:left w:val="single" w:sz="2" w:color="E9D5FF" w:space="0"/>
+              <w:bottom w:val="single" w:sz="2" w:color="E9D5FF" w:space="0"/>
+              <w:right w:val="single" w:sz="2" w:color="E9D5FF" w:space="0"/>
+            </w:tcBorders>
           </w:tcPr>
           <w:p>
             <w:pPr>
+              <w:spacing w:before="80" w:after="80"/>
               <w:jc w:val="center"/>
             </w:pPr>
             <w:r/>
             <w:r>
               <w:rPr>
-                <w:color w:val="1E1B4B"/>
-                <w:sz w:val="20"/>
+                <w:rFonts w:ascii="Georgia" w:hAnsi="Georgia"/>
+                <w:color w:val="33333D"/>
+                <w:sz w:val="18"/>
               </w:rPr>
               <w:t>£80,000</w:t>
             </w:r>
@@ -2580,17 +3195,26 @@
         </w:tc>
         <w:tc>
           <w:tcPr>
-            <w:tcW w:type="dxa" w:w="3135"/>
+            <w:tcW w:type="dxa" w:w="3022"/>
+            <w:shd w:fill="FFFFFF" w:val="clear"/>
+            <w:tcBorders>
+              <w:top w:val="single" w:sz="2" w:color="E9D5FF" w:space="0"/>
+              <w:left w:val="single" w:sz="2" w:color="E9D5FF" w:space="0"/>
+              <w:bottom w:val="single" w:sz="2" w:color="E9D5FF" w:space="0"/>
+              <w:right w:val="single" w:sz="2" w:color="E9D5FF" w:space="0"/>
+            </w:tcBorders>
           </w:tcPr>
           <w:p>
             <w:pPr>
+              <w:spacing w:before="80" w:after="80"/>
               <w:jc w:val="center"/>
             </w:pPr>
             <w:r/>
             <w:r>
               <w:rPr>
-                <w:color w:val="1E1B4B"/>
-                <w:sz w:val="20"/>
+                <w:rFonts w:ascii="Georgia" w:hAnsi="Georgia"/>
+                <w:color w:val="33333D"/>
+                <w:sz w:val="18"/>
               </w:rPr>
               <w:t>Age 55</w:t>
             </w:r>
@@ -2600,18 +3224,26 @@
       <w:tr>
         <w:tc>
           <w:tcPr>
-            <w:tcW w:type="dxa" w:w="3135"/>
-            <w:shd w:fill="F3E8FF" w:val="clear"/>
+            <w:tcW w:type="dxa" w:w="3022"/>
+            <w:shd w:fill="F5F3FF" w:val="clear"/>
+            <w:tcBorders>
+              <w:top w:val="single" w:sz="2" w:color="E9D5FF" w:space="0"/>
+              <w:left w:val="single" w:sz="2" w:color="E9D5FF" w:space="0"/>
+              <w:bottom w:val="single" w:sz="2" w:color="E9D5FF" w:space="0"/>
+              <w:right w:val="single" w:sz="2" w:color="E9D5FF" w:space="0"/>
+            </w:tcBorders>
           </w:tcPr>
           <w:p>
             <w:pPr>
+              <w:spacing w:before="80" w:after="80"/>
               <w:jc w:val="center"/>
             </w:pPr>
             <w:r/>
             <w:r>
               <w:rPr>
-                <w:color w:val="1E1B4B"/>
-                <w:sz w:val="20"/>
+                <w:rFonts w:ascii="Georgia" w:hAnsi="Georgia"/>
+                <w:color w:val="33333D"/>
+                <w:sz w:val="18"/>
               </w:rPr>
               <w:t>4th Doubling</w:t>
             </w:r>
@@ -2619,18 +3251,26 @@
         </w:tc>
         <w:tc>
           <w:tcPr>
-            <w:tcW w:type="dxa" w:w="3135"/>
-            <w:shd w:fill="F3E8FF" w:val="clear"/>
+            <w:tcW w:type="dxa" w:w="3022"/>
+            <w:shd w:fill="F5F3FF" w:val="clear"/>
+            <w:tcBorders>
+              <w:top w:val="single" w:sz="2" w:color="E9D5FF" w:space="0"/>
+              <w:left w:val="single" w:sz="2" w:color="E9D5FF" w:space="0"/>
+              <w:bottom w:val="single" w:sz="2" w:color="E9D5FF" w:space="0"/>
+              <w:right w:val="single" w:sz="2" w:color="E9D5FF" w:space="0"/>
+            </w:tcBorders>
           </w:tcPr>
           <w:p>
             <w:pPr>
+              <w:spacing w:before="80" w:after="80"/>
               <w:jc w:val="center"/>
             </w:pPr>
             <w:r/>
             <w:r>
               <w:rPr>
-                <w:color w:val="1E1B4B"/>
-                <w:sz w:val="20"/>
+                <w:rFonts w:ascii="Georgia" w:hAnsi="Georgia"/>
+                <w:color w:val="33333D"/>
+                <w:sz w:val="18"/>
               </w:rPr>
               <w:t>£160,000</w:t>
             </w:r>
@@ -2638,18 +3278,26 @@
         </w:tc>
         <w:tc>
           <w:tcPr>
-            <w:tcW w:type="dxa" w:w="3135"/>
-            <w:shd w:fill="F3E8FF" w:val="clear"/>
+            <w:tcW w:type="dxa" w:w="3022"/>
+            <w:shd w:fill="F5F3FF" w:val="clear"/>
+            <w:tcBorders>
+              <w:top w:val="single" w:sz="2" w:color="E9D5FF" w:space="0"/>
+              <w:left w:val="single" w:sz="2" w:color="E9D5FF" w:space="0"/>
+              <w:bottom w:val="single" w:sz="2" w:color="E9D5FF" w:space="0"/>
+              <w:right w:val="single" w:sz="2" w:color="E9D5FF" w:space="0"/>
+            </w:tcBorders>
           </w:tcPr>
           <w:p>
             <w:pPr>
+              <w:spacing w:before="80" w:after="80"/>
               <w:jc w:val="center"/>
             </w:pPr>
             <w:r/>
             <w:r>
               <w:rPr>
-                <w:color w:val="1E1B4B"/>
-                <w:sz w:val="20"/>
+                <w:rFonts w:ascii="Georgia" w:hAnsi="Georgia"/>
+                <w:color w:val="33333D"/>
+                <w:sz w:val="18"/>
               </w:rPr>
               <w:t>Age 65</w:t>
             </w:r>
@@ -2660,14 +3308,15 @@
     <w:p/>
     <w:p>
       <w:pPr>
-        <w:spacing w:after="160" w:line="336" w:lineRule="auto"/>
+        <w:spacing w:after="140" w:line="336" w:lineRule="auto"/>
       </w:pPr>
       <w:r>
         <w:rPr>
+          <w:rFonts w:ascii="Georgia" w:hAnsi="Georgia"/>
           <w:b w:val="0"/>
           <w:i/>
-          <w:color w:val="1E1B4B"/>
-          <w:sz w:val="22"/>
+          <w:color w:val="33333D"/>
+          <w:sz w:val="21"/>
         </w:rPr>
         <w:t>Sarah's initial £10,000 could grow to approximately £160,000 by retirement — a 16x increase — simply by investing early and allowing compound interest to work over time.</w:t>
       </w:r>
@@ -2677,23 +3326,20 @@
         <w:pStyle w:val="Heading2"/>
       </w:pPr>
       <w:r>
-        <w:rPr>
-          <w:color w:val="DB2777"/>
-          <w:sz w:val="36"/>
-        </w:rPr>
         <w:t>Scenario 2: Comparing Two Investments</w:t>
       </w:r>
     </w:p>
     <w:p>
       <w:pPr>
-        <w:spacing w:after="160" w:line="336" w:lineRule="auto"/>
+        <w:spacing w:after="140" w:line="336" w:lineRule="auto"/>
       </w:pPr>
       <w:r>
         <w:rPr>
+          <w:rFonts w:ascii="Georgia" w:hAnsi="Georgia"/>
           <w:b w:val="0"/>
           <w:i w:val="0"/>
-          <w:color w:val="1E1B4B"/>
-          <w:sz w:val="22"/>
+          <w:color w:val="33333D"/>
+          <w:sz w:val="21"/>
         </w:rPr>
         <w:t>James is considering two investment options:</w:t>
         <w:br/>
@@ -2704,14 +3350,15 @@
     </w:p>
     <w:p>
       <w:pPr>
-        <w:spacing w:after="160" w:line="336" w:lineRule="auto"/>
+        <w:spacing w:after="140" w:line="336" w:lineRule="auto"/>
       </w:pPr>
       <w:r>
         <w:rPr>
+          <w:rFonts w:ascii="Georgia" w:hAnsi="Georgia"/>
           <w:b w:val="0"/>
           <w:i w:val="0"/>
-          <w:color w:val="1E1B4B"/>
-          <w:sz w:val="22"/>
+          <w:color w:val="33333D"/>
+          <w:sz w:val="21"/>
         </w:rPr>
         <w:t>Using the Rule of 72:</w:t>
         <w:br/>
@@ -2722,14 +3369,15 @@
     </w:p>
     <w:p>
       <w:pPr>
-        <w:spacing w:after="160" w:line="336" w:lineRule="auto"/>
+        <w:spacing w:after="140" w:line="336" w:lineRule="auto"/>
       </w:pPr>
       <w:r>
         <w:rPr>
+          <w:rFonts w:ascii="Georgia" w:hAnsi="Georgia"/>
           <w:b w:val="0"/>
           <w:i w:val="0"/>
-          <w:color w:val="1E1B4B"/>
-          <w:sz w:val="22"/>
+          <w:color w:val="33333D"/>
+          <w:sz w:val="21"/>
         </w:rPr>
         <w:t>If James invests £20,000 for 36 years:</w:t>
         <w:br/>
@@ -2743,31 +3391,42 @@
         <w:tblW w:type="auto" w:w="0"/>
         <w:jc w:val="center"/>
         <w:tblLook w:firstColumn="1" w:firstRow="1" w:lastColumn="0" w:lastRow="0" w:noHBand="0" w:noVBand="1" w:val="04A0"/>
+        <w:tblW w:w="5000" w:type="pct"/>
       </w:tblPr>
       <w:tblGrid>
-        <w:gridCol w:w="9406"/>
+        <w:gridCol w:w="9066"/>
       </w:tblGrid>
       <w:tr>
         <w:tc>
           <w:tcPr>
-            <w:tcW w:type="dxa" w:w="9406"/>
-            <w:shd w:fill="F3E8FF" w:val="clear"/>
+            <w:tcW w:type="dxa" w:w="9066"/>
+            <w:shd w:fill="F5F3FF" w:val="clear"/>
             <w:tcBorders>
-              <w:top w:val="single" w:sz="12" w:color="6B21A8" w:space="0"/>
-              <w:left w:val="single" w:sz="12" w:color="6B21A8" w:space="0"/>
-              <w:bottom w:val="single" w:sz="12" w:color="6B21A8" w:space="0"/>
-              <w:right w:val="single" w:sz="12" w:color="6B21A8" w:space="0"/>
+              <w:left w:val="single" w:sz="36" w:color="4C1D95" w:space="0"/>
+              <w:top w:val="single" w:sz="4" w:color="D8B4FE" w:space="0"/>
+              <w:bottom w:val="single" w:sz="4" w:color="D8B4FE" w:space="0"/>
+              <w:right w:val="single" w:sz="4" w:color="D8B4FE" w:space="0"/>
             </w:tcBorders>
+            <w:tcMar>
+              <w:top w:w="160" w:type="dxa"/>
+              <w:bottom w:w="160" w:type="dxa"/>
+              <w:start w:w="160" w:type="dxa"/>
+              <w:end w:w="160" w:type="dxa"/>
+            </w:tcMar>
           </w:tcPr>
           <w:p>
             <w:pPr>
-              <w:jc w:val="center"/>
+              <w:spacing w:before="200" w:after="200"/>
+              <w:jc w:val="left"/>
+              <w:ind w:left="120" w:right="120"/>
             </w:pPr>
             <w:r>
               <w:rPr>
+                <w:rFonts w:ascii="Georgia" w:hAnsi="Georgia"/>
                 <w:b/>
-                <w:color w:val="6B21A8"/>
-                <w:sz w:val="24"/>
+                <w:i/>
+                <w:color w:val="4C1D95"/>
+                <w:sz w:val="21"/>
               </w:rPr>
               <w:t>The difference between 4% and 8% over 36 years:</w:t>
               <w:br/>
@@ -2783,51 +3442,50 @@
         <w:pStyle w:val="Heading2"/>
       </w:pPr>
       <w:r>
-        <w:rPr>
-          <w:color w:val="DB2777"/>
-          <w:sz w:val="36"/>
-        </w:rPr>
         <w:t>Scenario 3: The Cost of Inflation</w:t>
       </w:r>
     </w:p>
     <w:p>
       <w:pPr>
-        <w:spacing w:after="160" w:line="336" w:lineRule="auto"/>
+        <w:spacing w:after="140" w:line="336" w:lineRule="auto"/>
       </w:pPr>
       <w:r>
         <w:rPr>
+          <w:rFonts w:ascii="Georgia" w:hAnsi="Georgia"/>
           <w:b w:val="0"/>
           <w:i w:val="0"/>
-          <w:color w:val="1E1B4B"/>
-          <w:sz w:val="22"/>
+          <w:color w:val="33333D"/>
+          <w:sz w:val="21"/>
         </w:rPr>
         <w:t>The Rule of 72 also works in reverse — you can use it to understand how quickly inflation erodes your purchasing power. If inflation averages 3% per year:</w:t>
       </w:r>
     </w:p>
     <w:p>
       <w:pPr>
-        <w:spacing w:after="160" w:line="336" w:lineRule="auto"/>
+        <w:spacing w:after="140" w:line="336" w:lineRule="auto"/>
       </w:pPr>
       <w:r>
         <w:rPr>
+          <w:rFonts w:ascii="Georgia" w:hAnsi="Georgia"/>
           <w:b w:val="0"/>
           <w:i w:val="0"/>
-          <w:color w:val="1E1B4B"/>
-          <w:sz w:val="22"/>
+          <w:color w:val="33333D"/>
+          <w:sz w:val="21"/>
         </w:rPr>
         <w:t>Calculation: 72 ÷ 3 = 24 years</w:t>
       </w:r>
     </w:p>
     <w:p>
       <w:pPr>
-        <w:spacing w:after="160" w:line="336" w:lineRule="auto"/>
+        <w:spacing w:after="140" w:line="336" w:lineRule="auto"/>
       </w:pPr>
       <w:r>
         <w:rPr>
+          <w:rFonts w:ascii="Georgia" w:hAnsi="Georgia"/>
           <w:b w:val="0"/>
           <w:i w:val="0"/>
-          <w:color w:val="1E1B4B"/>
-          <w:sz w:val="22"/>
+          <w:color w:val="33333D"/>
+          <w:sz w:val="21"/>
         </w:rPr>
         <w:t>This means the purchasing power of your money is cut in half every 24 years. £100 today will only buy £50 worth of goods in 24 years. This is a powerful reminder of why keeping your money in a zero-interest account is actually losing you money over time.</w:t>
       </w:r>
@@ -2842,37 +3500,35 @@
         <w:pStyle w:val="Heading1"/>
       </w:pPr>
       <w:r>
-        <w:rPr>
-          <w:color w:val="6B21A8"/>
-          <w:sz w:val="52"/>
-        </w:rPr>
         <w:t>6. The Power of Compound Interest</w:t>
       </w:r>
     </w:p>
     <w:p>
       <w:pPr>
-        <w:spacing w:after="160" w:line="336" w:lineRule="auto"/>
+        <w:spacing w:after="140" w:line="336" w:lineRule="auto"/>
       </w:pPr>
       <w:r>
         <w:rPr>
+          <w:rFonts w:ascii="Georgia" w:hAnsi="Georgia"/>
           <w:b w:val="0"/>
           <w:i w:val="0"/>
-          <w:color w:val="1E1B4B"/>
-          <w:sz w:val="22"/>
+          <w:color w:val="33333D"/>
+          <w:sz w:val="21"/>
         </w:rPr>
         <w:t>Albert Einstein is often quoted as saying, "Compound interest is the eighth wonder of the world. He who understands it, earns it; he who doesn't, pays it." While the attribution is debated, the truth of the statement is not.</w:t>
       </w:r>
     </w:p>
     <w:p>
       <w:pPr>
-        <w:spacing w:after="160" w:line="336" w:lineRule="auto"/>
+        <w:spacing w:after="140" w:line="336" w:lineRule="auto"/>
       </w:pPr>
       <w:r>
         <w:rPr>
+          <w:rFonts w:ascii="Georgia" w:hAnsi="Georgia"/>
           <w:b w:val="0"/>
           <w:i w:val="0"/>
-          <w:color w:val="1E1B4B"/>
-          <w:sz w:val="22"/>
+          <w:color w:val="33333D"/>
+          <w:sz w:val="21"/>
         </w:rPr>
         <w:t>The Rule of 72 gives us a window into the exponential nature of compound interest. Unlike simple interest (where you only earn returns on your original investment), compound interest means you earn returns on your returns.</w:t>
       </w:r>
@@ -2882,23 +3538,20 @@
         <w:pStyle w:val="Heading2"/>
       </w:pPr>
       <w:r>
-        <w:rPr>
-          <w:color w:val="DB2777"/>
-          <w:sz w:val="36"/>
-        </w:rPr>
         <w:t>Simple Interest vs Compound Interest</w:t>
       </w:r>
     </w:p>
     <w:p>
       <w:pPr>
-        <w:spacing w:after="160" w:line="336" w:lineRule="auto"/>
+        <w:spacing w:after="140" w:line="336" w:lineRule="auto"/>
       </w:pPr>
       <w:r>
         <w:rPr>
+          <w:rFonts w:ascii="Georgia" w:hAnsi="Georgia"/>
           <w:b w:val="0"/>
           <w:i w:val="0"/>
-          <w:color w:val="1E1B4B"/>
-          <w:sz w:val="22"/>
+          <w:color w:val="33333D"/>
+          <w:sz w:val="21"/>
         </w:rPr>
         <w:t>Consider £10,000 invested at 8% for 30 years:</w:t>
       </w:r>
@@ -2910,26 +3563,34 @@
         <w:tblLook w:firstColumn="1" w:firstRow="1" w:lastColumn="0" w:lastRow="0" w:noHBand="0" w:noVBand="1" w:val="04A0"/>
       </w:tblPr>
       <w:tblGrid>
-        <w:gridCol w:w="3135"/>
-        <w:gridCol w:w="3135"/>
-        <w:gridCol w:w="3135"/>
+        <w:gridCol w:w="3022"/>
+        <w:gridCol w:w="3022"/>
+        <w:gridCol w:w="3022"/>
       </w:tblGrid>
       <w:tr>
         <w:tc>
           <w:tcPr>
-            <w:tcW w:type="dxa" w:w="3135"/>
+            <w:tcW w:type="dxa" w:w="3022"/>
             <w:shd w:fill="EA580C" w:val="clear"/>
+            <w:tcBorders>
+              <w:top w:val="single" w:sz="4" w:color="EA580C" w:space="0"/>
+              <w:left w:val="single" w:sz="4" w:color="EA580C" w:space="0"/>
+              <w:bottom w:val="single" w:sz="4" w:color="EA580C" w:space="0"/>
+              <w:right w:val="single" w:sz="4" w:color="EA580C" w:space="0"/>
+            </w:tcBorders>
           </w:tcPr>
           <w:p>
             <w:pPr>
+              <w:spacing w:before="100" w:after="100"/>
               <w:jc w:val="center"/>
             </w:pPr>
             <w:r/>
             <w:r>
               <w:rPr>
+                <w:rFonts w:ascii="Georgia" w:hAnsi="Georgia"/>
                 <w:b/>
                 <w:color w:val="FFFFFF"/>
-                <w:sz w:val="20"/>
+                <w:sz w:val="18"/>
               </w:rPr>
               <w:t>Type</w:t>
             </w:r>
@@ -2937,19 +3598,27 @@
         </w:tc>
         <w:tc>
           <w:tcPr>
-            <w:tcW w:type="dxa" w:w="3135"/>
+            <w:tcW w:type="dxa" w:w="3022"/>
             <w:shd w:fill="EA580C" w:val="clear"/>
+            <w:tcBorders>
+              <w:top w:val="single" w:sz="4" w:color="EA580C" w:space="0"/>
+              <w:left w:val="single" w:sz="4" w:color="EA580C" w:space="0"/>
+              <w:bottom w:val="single" w:sz="4" w:color="EA580C" w:space="0"/>
+              <w:right w:val="single" w:sz="4" w:color="EA580C" w:space="0"/>
+            </w:tcBorders>
           </w:tcPr>
           <w:p>
             <w:pPr>
+              <w:spacing w:before="100" w:after="100"/>
               <w:jc w:val="center"/>
             </w:pPr>
             <w:r/>
             <w:r>
               <w:rPr>
+                <w:rFonts w:ascii="Georgia" w:hAnsi="Georgia"/>
                 <w:b/>
                 <w:color w:val="FFFFFF"/>
-                <w:sz w:val="20"/>
+                <w:sz w:val="18"/>
               </w:rPr>
               <w:t>Calculation</w:t>
             </w:r>
@@ -2957,19 +3626,27 @@
         </w:tc>
         <w:tc>
           <w:tcPr>
-            <w:tcW w:type="dxa" w:w="3135"/>
+            <w:tcW w:type="dxa" w:w="3022"/>
             <w:shd w:fill="EA580C" w:val="clear"/>
+            <w:tcBorders>
+              <w:top w:val="single" w:sz="4" w:color="EA580C" w:space="0"/>
+              <w:left w:val="single" w:sz="4" w:color="EA580C" w:space="0"/>
+              <w:bottom w:val="single" w:sz="4" w:color="EA580C" w:space="0"/>
+              <w:right w:val="single" w:sz="4" w:color="EA580C" w:space="0"/>
+            </w:tcBorders>
           </w:tcPr>
           <w:p>
             <w:pPr>
+              <w:spacing w:before="100" w:after="100"/>
               <w:jc w:val="center"/>
             </w:pPr>
             <w:r/>
             <w:r>
               <w:rPr>
+                <w:rFonts w:ascii="Georgia" w:hAnsi="Georgia"/>
                 <w:b/>
                 <w:color w:val="FFFFFF"/>
-                <w:sz w:val="20"/>
+                <w:sz w:val="18"/>
               </w:rPr>
               <w:t>Final Value</w:t>
             </w:r>
@@ -2979,18 +3656,26 @@
       <w:tr>
         <w:tc>
           <w:tcPr>
-            <w:tcW w:type="dxa" w:w="3135"/>
-            <w:shd w:fill="F3E8FF" w:val="clear"/>
+            <w:tcW w:type="dxa" w:w="3022"/>
+            <w:shd w:fill="F5F3FF" w:val="clear"/>
+            <w:tcBorders>
+              <w:top w:val="single" w:sz="2" w:color="E9D5FF" w:space="0"/>
+              <w:left w:val="single" w:sz="2" w:color="E9D5FF" w:space="0"/>
+              <w:bottom w:val="single" w:sz="2" w:color="E9D5FF" w:space="0"/>
+              <w:right w:val="single" w:sz="2" w:color="E9D5FF" w:space="0"/>
+            </w:tcBorders>
           </w:tcPr>
           <w:p>
             <w:pPr>
+              <w:spacing w:before="80" w:after="80"/>
               <w:jc w:val="center"/>
             </w:pPr>
             <w:r/>
             <w:r>
               <w:rPr>
-                <w:color w:val="1E1B4B"/>
-                <w:sz w:val="20"/>
+                <w:rFonts w:ascii="Georgia" w:hAnsi="Georgia"/>
+                <w:color w:val="33333D"/>
+                <w:sz w:val="18"/>
               </w:rPr>
               <w:t>Simple Interest</w:t>
             </w:r>
@@ -2998,18 +3683,26 @@
         </w:tc>
         <w:tc>
           <w:tcPr>
-            <w:tcW w:type="dxa" w:w="3135"/>
-            <w:shd w:fill="F3E8FF" w:val="clear"/>
+            <w:tcW w:type="dxa" w:w="3022"/>
+            <w:shd w:fill="F5F3FF" w:val="clear"/>
+            <w:tcBorders>
+              <w:top w:val="single" w:sz="2" w:color="E9D5FF" w:space="0"/>
+              <w:left w:val="single" w:sz="2" w:color="E9D5FF" w:space="0"/>
+              <w:bottom w:val="single" w:sz="2" w:color="E9D5FF" w:space="0"/>
+              <w:right w:val="single" w:sz="2" w:color="E9D5FF" w:space="0"/>
+            </w:tcBorders>
           </w:tcPr>
           <w:p>
             <w:pPr>
+              <w:spacing w:before="80" w:after="80"/>
               <w:jc w:val="center"/>
             </w:pPr>
             <w:r/>
             <w:r>
               <w:rPr>
-                <w:color w:val="1E1B4B"/>
-                <w:sz w:val="20"/>
+                <w:rFonts w:ascii="Georgia" w:hAnsi="Georgia"/>
+                <w:color w:val="33333D"/>
+                <w:sz w:val="18"/>
               </w:rPr>
               <w:t>£10,000 + (£800 × 30)</w:t>
             </w:r>
@@ -3017,18 +3710,26 @@
         </w:tc>
         <w:tc>
           <w:tcPr>
-            <w:tcW w:type="dxa" w:w="3135"/>
-            <w:shd w:fill="F3E8FF" w:val="clear"/>
+            <w:tcW w:type="dxa" w:w="3022"/>
+            <w:shd w:fill="F5F3FF" w:val="clear"/>
+            <w:tcBorders>
+              <w:top w:val="single" w:sz="2" w:color="E9D5FF" w:space="0"/>
+              <w:left w:val="single" w:sz="2" w:color="E9D5FF" w:space="0"/>
+              <w:bottom w:val="single" w:sz="2" w:color="E9D5FF" w:space="0"/>
+              <w:right w:val="single" w:sz="2" w:color="E9D5FF" w:space="0"/>
+            </w:tcBorders>
           </w:tcPr>
           <w:p>
             <w:pPr>
+              <w:spacing w:before="80" w:after="80"/>
               <w:jc w:val="center"/>
             </w:pPr>
             <w:r/>
             <w:r>
               <w:rPr>
-                <w:color w:val="1E1B4B"/>
-                <w:sz w:val="20"/>
+                <w:rFonts w:ascii="Georgia" w:hAnsi="Georgia"/>
+                <w:color w:val="33333D"/>
+                <w:sz w:val="18"/>
               </w:rPr>
               <w:t>£34,000</w:t>
             </w:r>
@@ -3038,17 +3739,26 @@
       <w:tr>
         <w:tc>
           <w:tcPr>
-            <w:tcW w:type="dxa" w:w="3135"/>
+            <w:tcW w:type="dxa" w:w="3022"/>
+            <w:shd w:fill="FFFFFF" w:val="clear"/>
+            <w:tcBorders>
+              <w:top w:val="single" w:sz="2" w:color="E9D5FF" w:space="0"/>
+              <w:left w:val="single" w:sz="2" w:color="E9D5FF" w:space="0"/>
+              <w:bottom w:val="single" w:sz="2" w:color="E9D5FF" w:space="0"/>
+              <w:right w:val="single" w:sz="2" w:color="E9D5FF" w:space="0"/>
+            </w:tcBorders>
           </w:tcPr>
           <w:p>
             <w:pPr>
+              <w:spacing w:before="80" w:after="80"/>
               <w:jc w:val="center"/>
             </w:pPr>
             <w:r/>
             <w:r>
               <w:rPr>
-                <w:color w:val="1E1B4B"/>
-                <w:sz w:val="20"/>
+                <w:rFonts w:ascii="Georgia" w:hAnsi="Georgia"/>
+                <w:color w:val="33333D"/>
+                <w:sz w:val="18"/>
               </w:rPr>
               <w:t>Compound Interest</w:t>
             </w:r>
@@ -3056,17 +3766,26 @@
         </w:tc>
         <w:tc>
           <w:tcPr>
-            <w:tcW w:type="dxa" w:w="3135"/>
+            <w:tcW w:type="dxa" w:w="3022"/>
+            <w:shd w:fill="FFFFFF" w:val="clear"/>
+            <w:tcBorders>
+              <w:top w:val="single" w:sz="2" w:color="E9D5FF" w:space="0"/>
+              <w:left w:val="single" w:sz="2" w:color="E9D5FF" w:space="0"/>
+              <w:bottom w:val="single" w:sz="2" w:color="E9D5FF" w:space="0"/>
+              <w:right w:val="single" w:sz="2" w:color="E9D5FF" w:space="0"/>
+            </w:tcBorders>
           </w:tcPr>
           <w:p>
             <w:pPr>
+              <w:spacing w:before="80" w:after="80"/>
               <w:jc w:val="center"/>
             </w:pPr>
             <w:r/>
             <w:r>
               <w:rPr>
-                <w:color w:val="1E1B4B"/>
-                <w:sz w:val="20"/>
+                <w:rFonts w:ascii="Georgia" w:hAnsi="Georgia"/>
+                <w:color w:val="33333D"/>
+                <w:sz w:val="18"/>
               </w:rPr>
               <w:t>£10,000 × (1.08)³⁰</w:t>
             </w:r>
@@ -3074,17 +3793,26 @@
         </w:tc>
         <w:tc>
           <w:tcPr>
-            <w:tcW w:type="dxa" w:w="3135"/>
+            <w:tcW w:type="dxa" w:w="3022"/>
+            <w:shd w:fill="FFFFFF" w:val="clear"/>
+            <w:tcBorders>
+              <w:top w:val="single" w:sz="2" w:color="E9D5FF" w:space="0"/>
+              <w:left w:val="single" w:sz="2" w:color="E9D5FF" w:space="0"/>
+              <w:bottom w:val="single" w:sz="2" w:color="E9D5FF" w:space="0"/>
+              <w:right w:val="single" w:sz="2" w:color="E9D5FF" w:space="0"/>
+            </w:tcBorders>
           </w:tcPr>
           <w:p>
             <w:pPr>
+              <w:spacing w:before="80" w:after="80"/>
               <w:jc w:val="center"/>
             </w:pPr>
             <w:r/>
             <w:r>
               <w:rPr>
-                <w:color w:val="1E1B4B"/>
-                <w:sz w:val="20"/>
+                <w:rFonts w:ascii="Georgia" w:hAnsi="Georgia"/>
+                <w:color w:val="33333D"/>
+                <w:sz w:val="18"/>
               </w:rPr>
               <w:t>£100,627</w:t>
             </w:r>
@@ -3095,14 +3823,15 @@
     <w:p/>
     <w:p>
       <w:pPr>
-        <w:spacing w:after="160" w:line="336" w:lineRule="auto"/>
+        <w:spacing w:after="140" w:line="336" w:lineRule="auto"/>
       </w:pPr>
       <w:r>
         <w:rPr>
+          <w:rFonts w:ascii="Georgia" w:hAnsi="Georgia"/>
           <w:b w:val="0"/>
           <w:i w:val="0"/>
-          <w:color w:val="1E1B4B"/>
-          <w:sz w:val="22"/>
+          <w:color w:val="33333D"/>
+          <w:sz w:val="21"/>
         </w:rPr>
         <w:t>The difference is staggering: £34,000 with simple interest versus over £100,000 with compound interest. That is nearly three times as much money, all because the returns themselves earn returns year after year.</w:t>
       </w:r>
@@ -3112,23 +3841,20 @@
         <w:pStyle w:val="Heading2"/>
       </w:pPr>
       <w:r>
-        <w:rPr>
-          <w:color w:val="DB2777"/>
-          <w:sz w:val="36"/>
-        </w:rPr>
         <w:t>Multiple Doublings Over Time</w:t>
       </w:r>
     </w:p>
     <w:p>
       <w:pPr>
-        <w:spacing w:after="160" w:line="336" w:lineRule="auto"/>
+        <w:spacing w:after="140" w:line="336" w:lineRule="auto"/>
       </w:pPr>
       <w:r>
         <w:rPr>
+          <w:rFonts w:ascii="Georgia" w:hAnsi="Georgia"/>
           <w:b w:val="0"/>
           <w:i w:val="0"/>
-          <w:color w:val="1E1B4B"/>
-          <w:sz w:val="22"/>
+          <w:color w:val="33333D"/>
+          <w:sz w:val="21"/>
         </w:rPr>
         <w:t>The Rule of 72 helps us visualise this compounding effect through successive doublings:</w:t>
       </w:r>
@@ -3139,7 +3865,7 @@
       </w:pPr>
       <w:r>
         <w:rPr>
-          <w:color w:val="1E1B4B"/>
+          <w:color w:val="33333D"/>
           <w:sz w:val="22"/>
         </w:rPr>
         <w:t>1st doubling: £1,000 → £2,000  (gain of £1,000)</w:t>
@@ -3151,7 +3877,7 @@
       </w:pPr>
       <w:r>
         <w:rPr>
-          <w:color w:val="1E1B4B"/>
+          <w:color w:val="33333D"/>
           <w:sz w:val="22"/>
         </w:rPr>
         <w:t>2nd doubling: £2,000 → £4,000  (gain of £2,000)</w:t>
@@ -3163,7 +3889,7 @@
       </w:pPr>
       <w:r>
         <w:rPr>
-          <w:color w:val="1E1B4B"/>
+          <w:color w:val="33333D"/>
           <w:sz w:val="22"/>
         </w:rPr>
         <w:t>3rd doubling: £4,000 → £8,000  (gain of £4,000)</w:t>
@@ -3175,7 +3901,7 @@
       </w:pPr>
       <w:r>
         <w:rPr>
-          <w:color w:val="1E1B4B"/>
+          <w:color w:val="33333D"/>
           <w:sz w:val="22"/>
         </w:rPr>
         <w:t>4th doubling: £8,000 → £16,000  (gain of £8,000)</w:t>
@@ -3187,7 +3913,7 @@
       </w:pPr>
       <w:r>
         <w:rPr>
-          <w:color w:val="1E1B4B"/>
+          <w:color w:val="33333D"/>
           <w:sz w:val="22"/>
         </w:rPr>
         <w:t>5th doubling: £16,000 → £32,000  (gain of £16,000)</w:t>
@@ -3199,7 +3925,7 @@
       </w:pPr>
       <w:r>
         <w:rPr>
-          <w:color w:val="1E1B4B"/>
+          <w:color w:val="33333D"/>
           <w:sz w:val="22"/>
         </w:rPr>
         <w:t>6th doubling: £32,000 → £64,000  (gain of £32,000)</w:t>
@@ -3207,14 +3933,15 @@
     </w:p>
     <w:p>
       <w:pPr>
-        <w:spacing w:after="160" w:line="336" w:lineRule="auto"/>
+        <w:spacing w:after="140" w:line="336" w:lineRule="auto"/>
       </w:pPr>
       <w:r>
         <w:rPr>
+          <w:rFonts w:ascii="Georgia" w:hAnsi="Georgia"/>
           <w:b w:val="0"/>
           <w:i w:val="0"/>
-          <w:color w:val="1E1B4B"/>
-          <w:sz w:val="22"/>
+          <w:color w:val="33333D"/>
+          <w:sz w:val="21"/>
         </w:rPr>
         <w:t>Notice how the gains in each doubling period are equal to the total of ALL previous gains combined. This is the exponential magic of compounding.</w:t>
       </w:r>
@@ -3224,31 +3951,42 @@
         <w:tblW w:type="auto" w:w="0"/>
         <w:jc w:val="center"/>
         <w:tblLook w:firstColumn="1" w:firstRow="1" w:lastColumn="0" w:lastRow="0" w:noHBand="0" w:noVBand="1" w:val="04A0"/>
+        <w:tblW w:w="5000" w:type="pct"/>
       </w:tblPr>
       <w:tblGrid>
-        <w:gridCol w:w="9406"/>
+        <w:gridCol w:w="9066"/>
       </w:tblGrid>
       <w:tr>
         <w:tc>
           <w:tcPr>
-            <w:tcW w:type="dxa" w:w="9406"/>
-            <w:shd w:fill="F3E8FF" w:val="clear"/>
+            <w:tcW w:type="dxa" w:w="9066"/>
+            <w:shd w:fill="F5F3FF" w:val="clear"/>
             <w:tcBorders>
-              <w:top w:val="single" w:sz="12" w:color="6B21A8" w:space="0"/>
-              <w:left w:val="single" w:sz="12" w:color="6B21A8" w:space="0"/>
-              <w:bottom w:val="single" w:sz="12" w:color="6B21A8" w:space="0"/>
-              <w:right w:val="single" w:sz="12" w:color="6B21A8" w:space="0"/>
+              <w:left w:val="single" w:sz="36" w:color="4C1D95" w:space="0"/>
+              <w:top w:val="single" w:sz="4" w:color="D8B4FE" w:space="0"/>
+              <w:bottom w:val="single" w:sz="4" w:color="D8B4FE" w:space="0"/>
+              <w:right w:val="single" w:sz="4" w:color="D8B4FE" w:space="0"/>
             </w:tcBorders>
+            <w:tcMar>
+              <w:top w:w="160" w:type="dxa"/>
+              <w:bottom w:w="160" w:type="dxa"/>
+              <w:start w:w="160" w:type="dxa"/>
+              <w:end w:w="160" w:type="dxa"/>
+            </w:tcMar>
           </w:tcPr>
           <w:p>
             <w:pPr>
-              <w:jc w:val="center"/>
+              <w:spacing w:before="200" w:after="200"/>
+              <w:jc w:val="left"/>
+              <w:ind w:left="120" w:right="120"/>
             </w:pPr>
             <w:r>
               <w:rPr>
+                <w:rFonts w:ascii="Georgia" w:hAnsi="Georgia"/>
                 <w:b/>
-                <w:color w:val="6B21A8"/>
-                <w:sz w:val="24"/>
+                <w:i/>
+                <w:color w:val="4C1D95"/>
+                <w:sz w:val="21"/>
               </w:rPr>
               <w:t>Time is the most powerful factor in wealth building.</w:t>
               <w:br/>
@@ -3269,23 +4007,20 @@
         <w:pStyle w:val="Heading1"/>
       </w:pPr>
       <w:r>
-        <w:rPr>
-          <w:color w:val="6B21A8"/>
-          <w:sz w:val="52"/>
-        </w:rPr>
         <w:t>7. Accuracy Check: Rule of 72 vs. Exact Calculations</w:t>
       </w:r>
     </w:p>
     <w:p>
       <w:pPr>
-        <w:spacing w:after="160" w:line="336" w:lineRule="auto"/>
+        <w:spacing w:after="140" w:line="336" w:lineRule="auto"/>
       </w:pPr>
       <w:r>
         <w:rPr>
+          <w:rFonts w:ascii="Georgia" w:hAnsi="Georgia"/>
           <w:b w:val="0"/>
           <w:i w:val="0"/>
-          <w:color w:val="1E1B4B"/>
-          <w:sz w:val="22"/>
+          <w:color w:val="33333D"/>
+          <w:sz w:val="21"/>
         </w:rPr>
         <w:t>How accurate is the Rule of 72? Let us compare its estimates with the exact mathematical answer (calculated using n = ln(2) / ln(1 + r)).</w:t>
       </w:r>
@@ -3298,27 +4033,35 @@
         <w:tblLook w:firstColumn="1" w:firstRow="1" w:lastColumn="0" w:lastRow="0" w:noHBand="0" w:noVBand="1" w:val="04A0"/>
       </w:tblPr>
       <w:tblGrid>
-        <w:gridCol w:w="2351"/>
-        <w:gridCol w:w="2351"/>
-        <w:gridCol w:w="2351"/>
-        <w:gridCol w:w="2351"/>
+        <w:gridCol w:w="2266"/>
+        <w:gridCol w:w="2266"/>
+        <w:gridCol w:w="2266"/>
+        <w:gridCol w:w="2266"/>
       </w:tblGrid>
       <w:tr>
         <w:tc>
           <w:tcPr>
-            <w:tcW w:type="dxa" w:w="2351"/>
-            <w:shd w:fill="6B21A8" w:val="clear"/>
+            <w:tcW w:type="dxa" w:w="2266"/>
+            <w:shd w:fill="4C1D95" w:val="clear"/>
+            <w:tcBorders>
+              <w:top w:val="single" w:sz="4" w:color="4C1D95" w:space="0"/>
+              <w:left w:val="single" w:sz="4" w:color="4C1D95" w:space="0"/>
+              <w:bottom w:val="single" w:sz="4" w:color="4C1D95" w:space="0"/>
+              <w:right w:val="single" w:sz="4" w:color="4C1D95" w:space="0"/>
+            </w:tcBorders>
           </w:tcPr>
           <w:p>
             <w:pPr>
+              <w:spacing w:before="100" w:after="100"/>
               <w:jc w:val="center"/>
             </w:pPr>
             <w:r/>
             <w:r>
               <w:rPr>
+                <w:rFonts w:ascii="Georgia" w:hAnsi="Georgia"/>
                 <w:b/>
                 <w:color w:val="FFFFFF"/>
-                <w:sz w:val="20"/>
+                <w:sz w:val="18"/>
               </w:rPr>
               <w:t>Interest Rate</w:t>
             </w:r>
@@ -3326,19 +4069,27 @@
         </w:tc>
         <w:tc>
           <w:tcPr>
-            <w:tcW w:type="dxa" w:w="2351"/>
-            <w:shd w:fill="6B21A8" w:val="clear"/>
+            <w:tcW w:type="dxa" w:w="2266"/>
+            <w:shd w:fill="4C1D95" w:val="clear"/>
+            <w:tcBorders>
+              <w:top w:val="single" w:sz="4" w:color="4C1D95" w:space="0"/>
+              <w:left w:val="single" w:sz="4" w:color="4C1D95" w:space="0"/>
+              <w:bottom w:val="single" w:sz="4" w:color="4C1D95" w:space="0"/>
+              <w:right w:val="single" w:sz="4" w:color="4C1D95" w:space="0"/>
+            </w:tcBorders>
           </w:tcPr>
           <w:p>
             <w:pPr>
+              <w:spacing w:before="100" w:after="100"/>
               <w:jc w:val="center"/>
             </w:pPr>
             <w:r/>
             <w:r>
               <w:rPr>
+                <w:rFonts w:ascii="Georgia" w:hAnsi="Georgia"/>
                 <w:b/>
                 <w:color w:val="FFFFFF"/>
-                <w:sz w:val="20"/>
+                <w:sz w:val="18"/>
               </w:rPr>
               <w:t>Rule of 72</w:t>
               <w:br/>
@@ -3348,19 +4099,27 @@
         </w:tc>
         <w:tc>
           <w:tcPr>
-            <w:tcW w:type="dxa" w:w="2351"/>
-            <w:shd w:fill="6B21A8" w:val="clear"/>
+            <w:tcW w:type="dxa" w:w="2266"/>
+            <w:shd w:fill="4C1D95" w:val="clear"/>
+            <w:tcBorders>
+              <w:top w:val="single" w:sz="4" w:color="4C1D95" w:space="0"/>
+              <w:left w:val="single" w:sz="4" w:color="4C1D95" w:space="0"/>
+              <w:bottom w:val="single" w:sz="4" w:color="4C1D95" w:space="0"/>
+              <w:right w:val="single" w:sz="4" w:color="4C1D95" w:space="0"/>
+            </w:tcBorders>
           </w:tcPr>
           <w:p>
             <w:pPr>
+              <w:spacing w:before="100" w:after="100"/>
               <w:jc w:val="center"/>
             </w:pPr>
             <w:r/>
             <w:r>
               <w:rPr>
+                <w:rFonts w:ascii="Georgia" w:hAnsi="Georgia"/>
                 <w:b/>
                 <w:color w:val="FFFFFF"/>
-                <w:sz w:val="20"/>
+                <w:sz w:val="18"/>
               </w:rPr>
               <w:t>Exact</w:t>
               <w:br/>
@@ -3370,19 +4129,27 @@
         </w:tc>
         <w:tc>
           <w:tcPr>
-            <w:tcW w:type="dxa" w:w="2351"/>
-            <w:shd w:fill="6B21A8" w:val="clear"/>
+            <w:tcW w:type="dxa" w:w="2266"/>
+            <w:shd w:fill="4C1D95" w:val="clear"/>
+            <w:tcBorders>
+              <w:top w:val="single" w:sz="4" w:color="4C1D95" w:space="0"/>
+              <w:left w:val="single" w:sz="4" w:color="4C1D95" w:space="0"/>
+              <w:bottom w:val="single" w:sz="4" w:color="4C1D95" w:space="0"/>
+              <w:right w:val="single" w:sz="4" w:color="4C1D95" w:space="0"/>
+            </w:tcBorders>
           </w:tcPr>
           <w:p>
             <w:pPr>
+              <w:spacing w:before="100" w:after="100"/>
               <w:jc w:val="center"/>
             </w:pPr>
             <w:r/>
             <w:r>
               <w:rPr>
+                <w:rFonts w:ascii="Georgia" w:hAnsi="Georgia"/>
                 <w:b/>
                 <w:color w:val="FFFFFF"/>
-                <w:sz w:val="20"/>
+                <w:sz w:val="18"/>
               </w:rPr>
               <w:t>Difference</w:t>
             </w:r>
@@ -3392,18 +4159,26 @@
       <w:tr>
         <w:tc>
           <w:tcPr>
-            <w:tcW w:type="dxa" w:w="2351"/>
-            <w:shd w:fill="F3E8FF" w:val="clear"/>
+            <w:tcW w:type="dxa" w:w="2266"/>
+            <w:shd w:fill="F5F3FF" w:val="clear"/>
+            <w:tcBorders>
+              <w:top w:val="single" w:sz="2" w:color="E9D5FF" w:space="0"/>
+              <w:left w:val="single" w:sz="2" w:color="E9D5FF" w:space="0"/>
+              <w:bottom w:val="single" w:sz="2" w:color="E9D5FF" w:space="0"/>
+              <w:right w:val="single" w:sz="2" w:color="E9D5FF" w:space="0"/>
+            </w:tcBorders>
           </w:tcPr>
           <w:p>
             <w:pPr>
+              <w:spacing w:before="80" w:after="80"/>
               <w:jc w:val="center"/>
             </w:pPr>
             <w:r/>
             <w:r>
               <w:rPr>
-                <w:color w:val="1E1B4B"/>
-                <w:sz w:val="20"/>
+                <w:rFonts w:ascii="Georgia" w:hAnsi="Georgia"/>
+                <w:color w:val="33333D"/>
+                <w:sz w:val="18"/>
               </w:rPr>
               <w:t>2%</w:t>
             </w:r>
@@ -3411,18 +4186,26 @@
         </w:tc>
         <w:tc>
           <w:tcPr>
-            <w:tcW w:type="dxa" w:w="2351"/>
-            <w:shd w:fill="F3E8FF" w:val="clear"/>
+            <w:tcW w:type="dxa" w:w="2266"/>
+            <w:shd w:fill="F5F3FF" w:val="clear"/>
+            <w:tcBorders>
+              <w:top w:val="single" w:sz="2" w:color="E9D5FF" w:space="0"/>
+              <w:left w:val="single" w:sz="2" w:color="E9D5FF" w:space="0"/>
+              <w:bottom w:val="single" w:sz="2" w:color="E9D5FF" w:space="0"/>
+              <w:right w:val="single" w:sz="2" w:color="E9D5FF" w:space="0"/>
+            </w:tcBorders>
           </w:tcPr>
           <w:p>
             <w:pPr>
+              <w:spacing w:before="80" w:after="80"/>
               <w:jc w:val="center"/>
             </w:pPr>
             <w:r/>
             <w:r>
               <w:rPr>
-                <w:color w:val="1E1B4B"/>
-                <w:sz w:val="20"/>
+                <w:rFonts w:ascii="Georgia" w:hAnsi="Georgia"/>
+                <w:color w:val="33333D"/>
+                <w:sz w:val="18"/>
               </w:rPr>
               <w:t>36.00</w:t>
             </w:r>
@@ -3430,18 +4213,26 @@
         </w:tc>
         <w:tc>
           <w:tcPr>
-            <w:tcW w:type="dxa" w:w="2351"/>
-            <w:shd w:fill="F3E8FF" w:val="clear"/>
+            <w:tcW w:type="dxa" w:w="2266"/>
+            <w:shd w:fill="F5F3FF" w:val="clear"/>
+            <w:tcBorders>
+              <w:top w:val="single" w:sz="2" w:color="E9D5FF" w:space="0"/>
+              <w:left w:val="single" w:sz="2" w:color="E9D5FF" w:space="0"/>
+              <w:bottom w:val="single" w:sz="2" w:color="E9D5FF" w:space="0"/>
+              <w:right w:val="single" w:sz="2" w:color="E9D5FF" w:space="0"/>
+            </w:tcBorders>
           </w:tcPr>
           <w:p>
             <w:pPr>
+              <w:spacing w:before="80" w:after="80"/>
               <w:jc w:val="center"/>
             </w:pPr>
             <w:r/>
             <w:r>
               <w:rPr>
-                <w:color w:val="1E1B4B"/>
-                <w:sz w:val="20"/>
+                <w:rFonts w:ascii="Georgia" w:hAnsi="Georgia"/>
+                <w:color w:val="33333D"/>
+                <w:sz w:val="18"/>
               </w:rPr>
               <w:t>35.00</w:t>
             </w:r>
@@ -3449,18 +4240,26 @@
         </w:tc>
         <w:tc>
           <w:tcPr>
-            <w:tcW w:type="dxa" w:w="2351"/>
-            <w:shd w:fill="F3E8FF" w:val="clear"/>
+            <w:tcW w:type="dxa" w:w="2266"/>
+            <w:shd w:fill="F5F3FF" w:val="clear"/>
+            <w:tcBorders>
+              <w:top w:val="single" w:sz="2" w:color="E9D5FF" w:space="0"/>
+              <w:left w:val="single" w:sz="2" w:color="E9D5FF" w:space="0"/>
+              <w:bottom w:val="single" w:sz="2" w:color="E9D5FF" w:space="0"/>
+              <w:right w:val="single" w:sz="2" w:color="E9D5FF" w:space="0"/>
+            </w:tcBorders>
           </w:tcPr>
           <w:p>
             <w:pPr>
+              <w:spacing w:before="80" w:after="80"/>
               <w:jc w:val="center"/>
             </w:pPr>
             <w:r/>
             <w:r>
               <w:rPr>
-                <w:color w:val="1E1B4B"/>
-                <w:sz w:val="20"/>
+                <w:rFonts w:ascii="Georgia" w:hAnsi="Georgia"/>
+                <w:color w:val="33333D"/>
+                <w:sz w:val="18"/>
               </w:rPr>
               <w:t>+1.00 years</w:t>
             </w:r>
@@ -3470,17 +4269,26 @@
       <w:tr>
         <w:tc>
           <w:tcPr>
-            <w:tcW w:type="dxa" w:w="2351"/>
+            <w:tcW w:type="dxa" w:w="2266"/>
+            <w:shd w:fill="FFFFFF" w:val="clear"/>
+            <w:tcBorders>
+              <w:top w:val="single" w:sz="2" w:color="E9D5FF" w:space="0"/>
+              <w:left w:val="single" w:sz="2" w:color="E9D5FF" w:space="0"/>
+              <w:bottom w:val="single" w:sz="2" w:color="E9D5FF" w:space="0"/>
+              <w:right w:val="single" w:sz="2" w:color="E9D5FF" w:space="0"/>
+            </w:tcBorders>
           </w:tcPr>
           <w:p>
             <w:pPr>
+              <w:spacing w:before="80" w:after="80"/>
               <w:jc w:val="center"/>
             </w:pPr>
             <w:r/>
             <w:r>
               <w:rPr>
-                <w:color w:val="1E1B4B"/>
-                <w:sz w:val="20"/>
+                <w:rFonts w:ascii="Georgia" w:hAnsi="Georgia"/>
+                <w:color w:val="33333D"/>
+                <w:sz w:val="18"/>
               </w:rPr>
               <w:t>3%</w:t>
             </w:r>
@@ -3488,17 +4296,26 @@
         </w:tc>
         <w:tc>
           <w:tcPr>
-            <w:tcW w:type="dxa" w:w="2351"/>
+            <w:tcW w:type="dxa" w:w="2266"/>
+            <w:shd w:fill="FFFFFF" w:val="clear"/>
+            <w:tcBorders>
+              <w:top w:val="single" w:sz="2" w:color="E9D5FF" w:space="0"/>
+              <w:left w:val="single" w:sz="2" w:color="E9D5FF" w:space="0"/>
+              <w:bottom w:val="single" w:sz="2" w:color="E9D5FF" w:space="0"/>
+              <w:right w:val="single" w:sz="2" w:color="E9D5FF" w:space="0"/>
+            </w:tcBorders>
           </w:tcPr>
           <w:p>
             <w:pPr>
+              <w:spacing w:before="80" w:after="80"/>
               <w:jc w:val="center"/>
             </w:pPr>
             <w:r/>
             <w:r>
               <w:rPr>
-                <w:color w:val="1E1B4B"/>
-                <w:sz w:val="20"/>
+                <w:rFonts w:ascii="Georgia" w:hAnsi="Georgia"/>
+                <w:color w:val="33333D"/>
+                <w:sz w:val="18"/>
               </w:rPr>
               <w:t>24.00</w:t>
             </w:r>
@@ -3506,17 +4323,26 @@
         </w:tc>
         <w:tc>
           <w:tcPr>
-            <w:tcW w:type="dxa" w:w="2351"/>
+            <w:tcW w:type="dxa" w:w="2266"/>
+            <w:shd w:fill="FFFFFF" w:val="clear"/>
+            <w:tcBorders>
+              <w:top w:val="single" w:sz="2" w:color="E9D5FF" w:space="0"/>
+              <w:left w:val="single" w:sz="2" w:color="E9D5FF" w:space="0"/>
+              <w:bottom w:val="single" w:sz="2" w:color="E9D5FF" w:space="0"/>
+              <w:right w:val="single" w:sz="2" w:color="E9D5FF" w:space="0"/>
+            </w:tcBorders>
           </w:tcPr>
           <w:p>
             <w:pPr>
+              <w:spacing w:before="80" w:after="80"/>
               <w:jc w:val="center"/>
             </w:pPr>
             <w:r/>
             <w:r>
               <w:rPr>
-                <w:color w:val="1E1B4B"/>
-                <w:sz w:val="20"/>
+                <w:rFonts w:ascii="Georgia" w:hAnsi="Georgia"/>
+                <w:color w:val="33333D"/>
+                <w:sz w:val="18"/>
               </w:rPr>
               <w:t>23.45</w:t>
             </w:r>
@@ -3524,17 +4350,26 @@
         </w:tc>
         <w:tc>
           <w:tcPr>
-            <w:tcW w:type="dxa" w:w="2351"/>
+            <w:tcW w:type="dxa" w:w="2266"/>
+            <w:shd w:fill="FFFFFF" w:val="clear"/>
+            <w:tcBorders>
+              <w:top w:val="single" w:sz="2" w:color="E9D5FF" w:space="0"/>
+              <w:left w:val="single" w:sz="2" w:color="E9D5FF" w:space="0"/>
+              <w:bottom w:val="single" w:sz="2" w:color="E9D5FF" w:space="0"/>
+              <w:right w:val="single" w:sz="2" w:color="E9D5FF" w:space="0"/>
+            </w:tcBorders>
           </w:tcPr>
           <w:p>
             <w:pPr>
+              <w:spacing w:before="80" w:after="80"/>
               <w:jc w:val="center"/>
             </w:pPr>
             <w:r/>
             <w:r>
               <w:rPr>
-                <w:color w:val="1E1B4B"/>
-                <w:sz w:val="20"/>
+                <w:rFonts w:ascii="Georgia" w:hAnsi="Georgia"/>
+                <w:color w:val="33333D"/>
+                <w:sz w:val="18"/>
               </w:rPr>
               <w:t>+0.55 years</w:t>
             </w:r>
@@ -3544,18 +4379,26 @@
       <w:tr>
         <w:tc>
           <w:tcPr>
-            <w:tcW w:type="dxa" w:w="2351"/>
-            <w:shd w:fill="F3E8FF" w:val="clear"/>
+            <w:tcW w:type="dxa" w:w="2266"/>
+            <w:shd w:fill="F5F3FF" w:val="clear"/>
+            <w:tcBorders>
+              <w:top w:val="single" w:sz="2" w:color="E9D5FF" w:space="0"/>
+              <w:left w:val="single" w:sz="2" w:color="E9D5FF" w:space="0"/>
+              <w:bottom w:val="single" w:sz="2" w:color="E9D5FF" w:space="0"/>
+              <w:right w:val="single" w:sz="2" w:color="E9D5FF" w:space="0"/>
+            </w:tcBorders>
           </w:tcPr>
           <w:p>
             <w:pPr>
+              <w:spacing w:before="80" w:after="80"/>
               <w:jc w:val="center"/>
             </w:pPr>
             <w:r/>
             <w:r>
               <w:rPr>
-                <w:color w:val="1E1B4B"/>
-                <w:sz w:val="20"/>
+                <w:rFonts w:ascii="Georgia" w:hAnsi="Georgia"/>
+                <w:color w:val="33333D"/>
+                <w:sz w:val="18"/>
               </w:rPr>
               <w:t>4%</w:t>
             </w:r>
@@ -3563,18 +4406,26 @@
         </w:tc>
         <w:tc>
           <w:tcPr>
-            <w:tcW w:type="dxa" w:w="2351"/>
-            <w:shd w:fill="F3E8FF" w:val="clear"/>
+            <w:tcW w:type="dxa" w:w="2266"/>
+            <w:shd w:fill="F5F3FF" w:val="clear"/>
+            <w:tcBorders>
+              <w:top w:val="single" w:sz="2" w:color="E9D5FF" w:space="0"/>
+              <w:left w:val="single" w:sz="2" w:color="E9D5FF" w:space="0"/>
+              <w:bottom w:val="single" w:sz="2" w:color="E9D5FF" w:space="0"/>
+              <w:right w:val="single" w:sz="2" w:color="E9D5FF" w:space="0"/>
+            </w:tcBorders>
           </w:tcPr>
           <w:p>
             <w:pPr>
+              <w:spacing w:before="80" w:after="80"/>
               <w:jc w:val="center"/>
             </w:pPr>
             <w:r/>
             <w:r>
               <w:rPr>
-                <w:color w:val="1E1B4B"/>
-                <w:sz w:val="20"/>
+                <w:rFonts w:ascii="Georgia" w:hAnsi="Georgia"/>
+                <w:color w:val="33333D"/>
+                <w:sz w:val="18"/>
               </w:rPr>
               <w:t>18.00</w:t>
             </w:r>
@@ -3582,18 +4433,26 @@
         </w:tc>
         <w:tc>
           <w:tcPr>
-            <w:tcW w:type="dxa" w:w="2351"/>
-            <w:shd w:fill="F3E8FF" w:val="clear"/>
+            <w:tcW w:type="dxa" w:w="2266"/>
+            <w:shd w:fill="F5F3FF" w:val="clear"/>
+            <w:tcBorders>
+              <w:top w:val="single" w:sz="2" w:color="E9D5FF" w:space="0"/>
+              <w:left w:val="single" w:sz="2" w:color="E9D5FF" w:space="0"/>
+              <w:bottom w:val="single" w:sz="2" w:color="E9D5FF" w:space="0"/>
+              <w:right w:val="single" w:sz="2" w:color="E9D5FF" w:space="0"/>
+            </w:tcBorders>
           </w:tcPr>
           <w:p>
             <w:pPr>
+              <w:spacing w:before="80" w:after="80"/>
               <w:jc w:val="center"/>
             </w:pPr>
             <w:r/>
             <w:r>
               <w:rPr>
-                <w:color w:val="1E1B4B"/>
-                <w:sz w:val="20"/>
+                <w:rFonts w:ascii="Georgia" w:hAnsi="Georgia"/>
+                <w:color w:val="33333D"/>
+                <w:sz w:val="18"/>
               </w:rPr>
               <w:t>17.67</w:t>
             </w:r>
@@ -3601,18 +4460,26 @@
         </w:tc>
         <w:tc>
           <w:tcPr>
-            <w:tcW w:type="dxa" w:w="2351"/>
-            <w:shd w:fill="F3E8FF" w:val="clear"/>
+            <w:tcW w:type="dxa" w:w="2266"/>
+            <w:shd w:fill="F5F3FF" w:val="clear"/>
+            <w:tcBorders>
+              <w:top w:val="single" w:sz="2" w:color="E9D5FF" w:space="0"/>
+              <w:left w:val="single" w:sz="2" w:color="E9D5FF" w:space="0"/>
+              <w:bottom w:val="single" w:sz="2" w:color="E9D5FF" w:space="0"/>
+              <w:right w:val="single" w:sz="2" w:color="E9D5FF" w:space="0"/>
+            </w:tcBorders>
           </w:tcPr>
           <w:p>
             <w:pPr>
+              <w:spacing w:before="80" w:after="80"/>
               <w:jc w:val="center"/>
             </w:pPr>
             <w:r/>
             <w:r>
               <w:rPr>
-                <w:color w:val="1E1B4B"/>
-                <w:sz w:val="20"/>
+                <w:rFonts w:ascii="Georgia" w:hAnsi="Georgia"/>
+                <w:color w:val="33333D"/>
+                <w:sz w:val="18"/>
               </w:rPr>
               <w:t>+0.33 years</w:t>
             </w:r>
@@ -3622,17 +4489,26 @@
       <w:tr>
         <w:tc>
           <w:tcPr>
-            <w:tcW w:type="dxa" w:w="2351"/>
+            <w:tcW w:type="dxa" w:w="2266"/>
+            <w:shd w:fill="FFFFFF" w:val="clear"/>
+            <w:tcBorders>
+              <w:top w:val="single" w:sz="2" w:color="E9D5FF" w:space="0"/>
+              <w:left w:val="single" w:sz="2" w:color="E9D5FF" w:space="0"/>
+              <w:bottom w:val="single" w:sz="2" w:color="E9D5FF" w:space="0"/>
+              <w:right w:val="single" w:sz="2" w:color="E9D5FF" w:space="0"/>
+            </w:tcBorders>
           </w:tcPr>
           <w:p>
             <w:pPr>
+              <w:spacing w:before="80" w:after="80"/>
               <w:jc w:val="center"/>
             </w:pPr>
             <w:r/>
             <w:r>
               <w:rPr>
-                <w:color w:val="1E1B4B"/>
-                <w:sz w:val="20"/>
+                <w:rFonts w:ascii="Georgia" w:hAnsi="Georgia"/>
+                <w:color w:val="33333D"/>
+                <w:sz w:val="18"/>
               </w:rPr>
               <w:t>5%</w:t>
             </w:r>
@@ -3640,17 +4516,26 @@
         </w:tc>
         <w:tc>
           <w:tcPr>
-            <w:tcW w:type="dxa" w:w="2351"/>
+            <w:tcW w:type="dxa" w:w="2266"/>
+            <w:shd w:fill="FFFFFF" w:val="clear"/>
+            <w:tcBorders>
+              <w:top w:val="single" w:sz="2" w:color="E9D5FF" w:space="0"/>
+              <w:left w:val="single" w:sz="2" w:color="E9D5FF" w:space="0"/>
+              <w:bottom w:val="single" w:sz="2" w:color="E9D5FF" w:space="0"/>
+              <w:right w:val="single" w:sz="2" w:color="E9D5FF" w:space="0"/>
+            </w:tcBorders>
           </w:tcPr>
           <w:p>
             <w:pPr>
+              <w:spacing w:before="80" w:after="80"/>
               <w:jc w:val="center"/>
             </w:pPr>
             <w:r/>
             <w:r>
               <w:rPr>
-                <w:color w:val="1E1B4B"/>
-                <w:sz w:val="20"/>
+                <w:rFonts w:ascii="Georgia" w:hAnsi="Georgia"/>
+                <w:color w:val="33333D"/>
+                <w:sz w:val="18"/>
               </w:rPr>
               <w:t>14.40</w:t>
             </w:r>
@@ -3658,17 +4543,26 @@
         </w:tc>
         <w:tc>
           <w:tcPr>
-            <w:tcW w:type="dxa" w:w="2351"/>
+            <w:tcW w:type="dxa" w:w="2266"/>
+            <w:shd w:fill="FFFFFF" w:val="clear"/>
+            <w:tcBorders>
+              <w:top w:val="single" w:sz="2" w:color="E9D5FF" w:space="0"/>
+              <w:left w:val="single" w:sz="2" w:color="E9D5FF" w:space="0"/>
+              <w:bottom w:val="single" w:sz="2" w:color="E9D5FF" w:space="0"/>
+              <w:right w:val="single" w:sz="2" w:color="E9D5FF" w:space="0"/>
+            </w:tcBorders>
           </w:tcPr>
           <w:p>
             <w:pPr>
+              <w:spacing w:before="80" w:after="80"/>
               <w:jc w:val="center"/>
             </w:pPr>
             <w:r/>
             <w:r>
               <w:rPr>
-                <w:color w:val="1E1B4B"/>
-                <w:sz w:val="20"/>
+                <w:rFonts w:ascii="Georgia" w:hAnsi="Georgia"/>
+                <w:color w:val="33333D"/>
+                <w:sz w:val="18"/>
               </w:rPr>
               <w:t>14.21</w:t>
             </w:r>
@@ -3676,17 +4570,26 @@
         </w:tc>
         <w:tc>
           <w:tcPr>
-            <w:tcW w:type="dxa" w:w="2351"/>
+            <w:tcW w:type="dxa" w:w="2266"/>
+            <w:shd w:fill="FFFFFF" w:val="clear"/>
+            <w:tcBorders>
+              <w:top w:val="single" w:sz="2" w:color="E9D5FF" w:space="0"/>
+              <w:left w:val="single" w:sz="2" w:color="E9D5FF" w:space="0"/>
+              <w:bottom w:val="single" w:sz="2" w:color="E9D5FF" w:space="0"/>
+              <w:right w:val="single" w:sz="2" w:color="E9D5FF" w:space="0"/>
+            </w:tcBorders>
           </w:tcPr>
           <w:p>
             <w:pPr>
+              <w:spacing w:before="80" w:after="80"/>
               <w:jc w:val="center"/>
             </w:pPr>
             <w:r/>
             <w:r>
               <w:rPr>
-                <w:color w:val="1E1B4B"/>
-                <w:sz w:val="20"/>
+                <w:rFonts w:ascii="Georgia" w:hAnsi="Georgia"/>
+                <w:color w:val="33333D"/>
+                <w:sz w:val="18"/>
               </w:rPr>
               <w:t>+0.19 years</w:t>
             </w:r>
@@ -3696,18 +4599,26 @@
       <w:tr>
         <w:tc>
           <w:tcPr>
-            <w:tcW w:type="dxa" w:w="2351"/>
-            <w:shd w:fill="F3E8FF" w:val="clear"/>
+            <w:tcW w:type="dxa" w:w="2266"/>
+            <w:shd w:fill="F5F3FF" w:val="clear"/>
+            <w:tcBorders>
+              <w:top w:val="single" w:sz="2" w:color="E9D5FF" w:space="0"/>
+              <w:left w:val="single" w:sz="2" w:color="E9D5FF" w:space="0"/>
+              <w:bottom w:val="single" w:sz="2" w:color="E9D5FF" w:space="0"/>
+              <w:right w:val="single" w:sz="2" w:color="E9D5FF" w:space="0"/>
+            </w:tcBorders>
           </w:tcPr>
           <w:p>
             <w:pPr>
+              <w:spacing w:before="80" w:after="80"/>
               <w:jc w:val="center"/>
             </w:pPr>
             <w:r/>
             <w:r>
               <w:rPr>
-                <w:color w:val="1E1B4B"/>
-                <w:sz w:val="20"/>
+                <w:rFonts w:ascii="Georgia" w:hAnsi="Georgia"/>
+                <w:color w:val="33333D"/>
+                <w:sz w:val="18"/>
               </w:rPr>
               <w:t>6%</w:t>
             </w:r>
@@ -3715,18 +4626,26 @@
         </w:tc>
         <w:tc>
           <w:tcPr>
-            <w:tcW w:type="dxa" w:w="2351"/>
-            <w:shd w:fill="F3E8FF" w:val="clear"/>
+            <w:tcW w:type="dxa" w:w="2266"/>
+            <w:shd w:fill="F5F3FF" w:val="clear"/>
+            <w:tcBorders>
+              <w:top w:val="single" w:sz="2" w:color="E9D5FF" w:space="0"/>
+              <w:left w:val="single" w:sz="2" w:color="E9D5FF" w:space="0"/>
+              <w:bottom w:val="single" w:sz="2" w:color="E9D5FF" w:space="0"/>
+              <w:right w:val="single" w:sz="2" w:color="E9D5FF" w:space="0"/>
+            </w:tcBorders>
           </w:tcPr>
           <w:p>
             <w:pPr>
+              <w:spacing w:before="80" w:after="80"/>
               <w:jc w:val="center"/>
             </w:pPr>
             <w:r/>
             <w:r>
               <w:rPr>
-                <w:color w:val="1E1B4B"/>
-                <w:sz w:val="20"/>
+                <w:rFonts w:ascii="Georgia" w:hAnsi="Georgia"/>
+                <w:color w:val="33333D"/>
+                <w:sz w:val="18"/>
               </w:rPr>
               <w:t>12.00</w:t>
             </w:r>
@@ -3734,18 +4653,26 @@
         </w:tc>
         <w:tc>
           <w:tcPr>
-            <w:tcW w:type="dxa" w:w="2351"/>
-            <w:shd w:fill="F3E8FF" w:val="clear"/>
+            <w:tcW w:type="dxa" w:w="2266"/>
+            <w:shd w:fill="F5F3FF" w:val="clear"/>
+            <w:tcBorders>
+              <w:top w:val="single" w:sz="2" w:color="E9D5FF" w:space="0"/>
+              <w:left w:val="single" w:sz="2" w:color="E9D5FF" w:space="0"/>
+              <w:bottom w:val="single" w:sz="2" w:color="E9D5FF" w:space="0"/>
+              <w:right w:val="single" w:sz="2" w:color="E9D5FF" w:space="0"/>
+            </w:tcBorders>
           </w:tcPr>
           <w:p>
             <w:pPr>
+              <w:spacing w:before="80" w:after="80"/>
               <w:jc w:val="center"/>
             </w:pPr>
             <w:r/>
             <w:r>
               <w:rPr>
-                <w:color w:val="1E1B4B"/>
-                <w:sz w:val="20"/>
+                <w:rFonts w:ascii="Georgia" w:hAnsi="Georgia"/>
+                <w:color w:val="33333D"/>
+                <w:sz w:val="18"/>
               </w:rPr>
               <w:t>11.90</w:t>
             </w:r>
@@ -3753,18 +4680,26 @@
         </w:tc>
         <w:tc>
           <w:tcPr>
-            <w:tcW w:type="dxa" w:w="2351"/>
-            <w:shd w:fill="F3E8FF" w:val="clear"/>
+            <w:tcW w:type="dxa" w:w="2266"/>
+            <w:shd w:fill="F5F3FF" w:val="clear"/>
+            <w:tcBorders>
+              <w:top w:val="single" w:sz="2" w:color="E9D5FF" w:space="0"/>
+              <w:left w:val="single" w:sz="2" w:color="E9D5FF" w:space="0"/>
+              <w:bottom w:val="single" w:sz="2" w:color="E9D5FF" w:space="0"/>
+              <w:right w:val="single" w:sz="2" w:color="E9D5FF" w:space="0"/>
+            </w:tcBorders>
           </w:tcPr>
           <w:p>
             <w:pPr>
+              <w:spacing w:before="80" w:after="80"/>
               <w:jc w:val="center"/>
             </w:pPr>
             <w:r/>
             <w:r>
               <w:rPr>
-                <w:color w:val="1E1B4B"/>
-                <w:sz w:val="20"/>
+                <w:rFonts w:ascii="Georgia" w:hAnsi="Georgia"/>
+                <w:color w:val="33333D"/>
+                <w:sz w:val="18"/>
               </w:rPr>
               <w:t>+0.10 years</w:t>
             </w:r>
@@ -3774,17 +4709,26 @@
       <w:tr>
         <w:tc>
           <w:tcPr>
-            <w:tcW w:type="dxa" w:w="2351"/>
+            <w:tcW w:type="dxa" w:w="2266"/>
+            <w:shd w:fill="FFFFFF" w:val="clear"/>
+            <w:tcBorders>
+              <w:top w:val="single" w:sz="2" w:color="E9D5FF" w:space="0"/>
+              <w:left w:val="single" w:sz="2" w:color="E9D5FF" w:space="0"/>
+              <w:bottom w:val="single" w:sz="2" w:color="E9D5FF" w:space="0"/>
+              <w:right w:val="single" w:sz="2" w:color="E9D5FF" w:space="0"/>
+            </w:tcBorders>
           </w:tcPr>
           <w:p>
             <w:pPr>
+              <w:spacing w:before="80" w:after="80"/>
               <w:jc w:val="center"/>
             </w:pPr>
             <w:r/>
             <w:r>
               <w:rPr>
-                <w:color w:val="1E1B4B"/>
-                <w:sz w:val="20"/>
+                <w:rFonts w:ascii="Georgia" w:hAnsi="Georgia"/>
+                <w:color w:val="33333D"/>
+                <w:sz w:val="18"/>
               </w:rPr>
               <w:t>7%</w:t>
             </w:r>
@@ -3792,17 +4736,26 @@
         </w:tc>
         <w:tc>
           <w:tcPr>
-            <w:tcW w:type="dxa" w:w="2351"/>
+            <w:tcW w:type="dxa" w:w="2266"/>
+            <w:shd w:fill="FFFFFF" w:val="clear"/>
+            <w:tcBorders>
+              <w:top w:val="single" w:sz="2" w:color="E9D5FF" w:space="0"/>
+              <w:left w:val="single" w:sz="2" w:color="E9D5FF" w:space="0"/>
+              <w:bottom w:val="single" w:sz="2" w:color="E9D5FF" w:space="0"/>
+              <w:right w:val="single" w:sz="2" w:color="E9D5FF" w:space="0"/>
+            </w:tcBorders>
           </w:tcPr>
           <w:p>
             <w:pPr>
+              <w:spacing w:before="80" w:after="80"/>
               <w:jc w:val="center"/>
             </w:pPr>
             <w:r/>
             <w:r>
               <w:rPr>
-                <w:color w:val="1E1B4B"/>
-                <w:sz w:val="20"/>
+                <w:rFonts w:ascii="Georgia" w:hAnsi="Georgia"/>
+                <w:color w:val="33333D"/>
+                <w:sz w:val="18"/>
               </w:rPr>
               <w:t>10.29</w:t>
             </w:r>
@@ -3810,17 +4763,26 @@
         </w:tc>
         <w:tc>
           <w:tcPr>
-            <w:tcW w:type="dxa" w:w="2351"/>
+            <w:tcW w:type="dxa" w:w="2266"/>
+            <w:shd w:fill="FFFFFF" w:val="clear"/>
+            <w:tcBorders>
+              <w:top w:val="single" w:sz="2" w:color="E9D5FF" w:space="0"/>
+              <w:left w:val="single" w:sz="2" w:color="E9D5FF" w:space="0"/>
+              <w:bottom w:val="single" w:sz="2" w:color="E9D5FF" w:space="0"/>
+              <w:right w:val="single" w:sz="2" w:color="E9D5FF" w:space="0"/>
+            </w:tcBorders>
           </w:tcPr>
           <w:p>
             <w:pPr>
+              <w:spacing w:before="80" w:after="80"/>
               <w:jc w:val="center"/>
             </w:pPr>
             <w:r/>
             <w:r>
               <w:rPr>
-                <w:color w:val="1E1B4B"/>
-                <w:sz w:val="20"/>
+                <w:rFonts w:ascii="Georgia" w:hAnsi="Georgia"/>
+                <w:color w:val="33333D"/>
+                <w:sz w:val="18"/>
               </w:rPr>
               <w:t>10.24</w:t>
             </w:r>
@@ -3828,17 +4790,26 @@
         </w:tc>
         <w:tc>
           <w:tcPr>
-            <w:tcW w:type="dxa" w:w="2351"/>
+            <w:tcW w:type="dxa" w:w="2266"/>
+            <w:shd w:fill="FFFFFF" w:val="clear"/>
+            <w:tcBorders>
+              <w:top w:val="single" w:sz="2" w:color="E9D5FF" w:space="0"/>
+              <w:left w:val="single" w:sz="2" w:color="E9D5FF" w:space="0"/>
+              <w:bottom w:val="single" w:sz="2" w:color="E9D5FF" w:space="0"/>
+              <w:right w:val="single" w:sz="2" w:color="E9D5FF" w:space="0"/>
+            </w:tcBorders>
           </w:tcPr>
           <w:p>
             <w:pPr>
+              <w:spacing w:before="80" w:after="80"/>
               <w:jc w:val="center"/>
             </w:pPr>
             <w:r/>
             <w:r>
               <w:rPr>
-                <w:color w:val="1E1B4B"/>
-                <w:sz w:val="20"/>
+                <w:rFonts w:ascii="Georgia" w:hAnsi="Georgia"/>
+                <w:color w:val="33333D"/>
+                <w:sz w:val="18"/>
               </w:rPr>
               <w:t>+0.05 years</w:t>
             </w:r>
@@ -3848,18 +4819,26 @@
       <w:tr>
         <w:tc>
           <w:tcPr>
-            <w:tcW w:type="dxa" w:w="2351"/>
-            <w:shd w:fill="F3E8FF" w:val="clear"/>
+            <w:tcW w:type="dxa" w:w="2266"/>
+            <w:shd w:fill="F5F3FF" w:val="clear"/>
+            <w:tcBorders>
+              <w:top w:val="single" w:sz="2" w:color="E9D5FF" w:space="0"/>
+              <w:left w:val="single" w:sz="2" w:color="E9D5FF" w:space="0"/>
+              <w:bottom w:val="single" w:sz="2" w:color="E9D5FF" w:space="0"/>
+              <w:right w:val="single" w:sz="2" w:color="E9D5FF" w:space="0"/>
+            </w:tcBorders>
           </w:tcPr>
           <w:p>
             <w:pPr>
+              <w:spacing w:before="80" w:after="80"/>
               <w:jc w:val="center"/>
             </w:pPr>
             <w:r/>
             <w:r>
               <w:rPr>
-                <w:color w:val="1E1B4B"/>
-                <w:sz w:val="20"/>
+                <w:rFonts w:ascii="Georgia" w:hAnsi="Georgia"/>
+                <w:color w:val="33333D"/>
+                <w:sz w:val="18"/>
               </w:rPr>
               <w:t>8%</w:t>
             </w:r>
@@ -3867,18 +4846,26 @@
         </w:tc>
         <w:tc>
           <w:tcPr>
-            <w:tcW w:type="dxa" w:w="2351"/>
-            <w:shd w:fill="F3E8FF" w:val="clear"/>
+            <w:tcW w:type="dxa" w:w="2266"/>
+            <w:shd w:fill="F5F3FF" w:val="clear"/>
+            <w:tcBorders>
+              <w:top w:val="single" w:sz="2" w:color="E9D5FF" w:space="0"/>
+              <w:left w:val="single" w:sz="2" w:color="E9D5FF" w:space="0"/>
+              <w:bottom w:val="single" w:sz="2" w:color="E9D5FF" w:space="0"/>
+              <w:right w:val="single" w:sz="2" w:color="E9D5FF" w:space="0"/>
+            </w:tcBorders>
           </w:tcPr>
           <w:p>
             <w:pPr>
+              <w:spacing w:before="80" w:after="80"/>
               <w:jc w:val="center"/>
             </w:pPr>
             <w:r/>
             <w:r>
               <w:rPr>
-                <w:color w:val="1E1B4B"/>
-                <w:sz w:val="20"/>
+                <w:rFonts w:ascii="Georgia" w:hAnsi="Georgia"/>
+                <w:color w:val="33333D"/>
+                <w:sz w:val="18"/>
               </w:rPr>
               <w:t>9.00</w:t>
             </w:r>
@@ -3886,18 +4873,26 @@
         </w:tc>
         <w:tc>
           <w:tcPr>
-            <w:tcW w:type="dxa" w:w="2351"/>
-            <w:shd w:fill="F3E8FF" w:val="clear"/>
+            <w:tcW w:type="dxa" w:w="2266"/>
+            <w:shd w:fill="F5F3FF" w:val="clear"/>
+            <w:tcBorders>
+              <w:top w:val="single" w:sz="2" w:color="E9D5FF" w:space="0"/>
+              <w:left w:val="single" w:sz="2" w:color="E9D5FF" w:space="0"/>
+              <w:bottom w:val="single" w:sz="2" w:color="E9D5FF" w:space="0"/>
+              <w:right w:val="single" w:sz="2" w:color="E9D5FF" w:space="0"/>
+            </w:tcBorders>
           </w:tcPr>
           <w:p>
             <w:pPr>
+              <w:spacing w:before="80" w:after="80"/>
               <w:jc w:val="center"/>
             </w:pPr>
             <w:r/>
             <w:r>
               <w:rPr>
-                <w:color w:val="1E1B4B"/>
-                <w:sz w:val="20"/>
+                <w:rFonts w:ascii="Georgia" w:hAnsi="Georgia"/>
+                <w:color w:val="33333D"/>
+                <w:sz w:val="18"/>
               </w:rPr>
               <w:t>9.01</w:t>
             </w:r>
@@ -3905,18 +4900,26 @@
         </w:tc>
         <w:tc>
           <w:tcPr>
-            <w:tcW w:type="dxa" w:w="2351"/>
-            <w:shd w:fill="F3E8FF" w:val="clear"/>
+            <w:tcW w:type="dxa" w:w="2266"/>
+            <w:shd w:fill="F5F3FF" w:val="clear"/>
+            <w:tcBorders>
+              <w:top w:val="single" w:sz="2" w:color="E9D5FF" w:space="0"/>
+              <w:left w:val="single" w:sz="2" w:color="E9D5FF" w:space="0"/>
+              <w:bottom w:val="single" w:sz="2" w:color="E9D5FF" w:space="0"/>
+              <w:right w:val="single" w:sz="2" w:color="E9D5FF" w:space="0"/>
+            </w:tcBorders>
           </w:tcPr>
           <w:p>
             <w:pPr>
+              <w:spacing w:before="80" w:after="80"/>
               <w:jc w:val="center"/>
             </w:pPr>
             <w:r/>
             <w:r>
               <w:rPr>
-                <w:color w:val="1E1B4B"/>
-                <w:sz w:val="20"/>
+                <w:rFonts w:ascii="Georgia" w:hAnsi="Georgia"/>
+                <w:color w:val="33333D"/>
+                <w:sz w:val="18"/>
               </w:rPr>
               <w:t>-0.01 years</w:t>
             </w:r>
@@ -3926,17 +4929,26 @@
       <w:tr>
         <w:tc>
           <w:tcPr>
-            <w:tcW w:type="dxa" w:w="2351"/>
+            <w:tcW w:type="dxa" w:w="2266"/>
+            <w:shd w:fill="FFFFFF" w:val="clear"/>
+            <w:tcBorders>
+              <w:top w:val="single" w:sz="2" w:color="E9D5FF" w:space="0"/>
+              <w:left w:val="single" w:sz="2" w:color="E9D5FF" w:space="0"/>
+              <w:bottom w:val="single" w:sz="2" w:color="E9D5FF" w:space="0"/>
+              <w:right w:val="single" w:sz="2" w:color="E9D5FF" w:space="0"/>
+            </w:tcBorders>
           </w:tcPr>
           <w:p>
             <w:pPr>
+              <w:spacing w:before="80" w:after="80"/>
               <w:jc w:val="center"/>
             </w:pPr>
             <w:r/>
             <w:r>
               <w:rPr>
-                <w:color w:val="1E1B4B"/>
-                <w:sz w:val="20"/>
+                <w:rFonts w:ascii="Georgia" w:hAnsi="Georgia"/>
+                <w:color w:val="33333D"/>
+                <w:sz w:val="18"/>
               </w:rPr>
               <w:t>9%</w:t>
             </w:r>
@@ -3944,17 +4956,26 @@
         </w:tc>
         <w:tc>
           <w:tcPr>
-            <w:tcW w:type="dxa" w:w="2351"/>
+            <w:tcW w:type="dxa" w:w="2266"/>
+            <w:shd w:fill="FFFFFF" w:val="clear"/>
+            <w:tcBorders>
+              <w:top w:val="single" w:sz="2" w:color="E9D5FF" w:space="0"/>
+              <w:left w:val="single" w:sz="2" w:color="E9D5FF" w:space="0"/>
+              <w:bottom w:val="single" w:sz="2" w:color="E9D5FF" w:space="0"/>
+              <w:right w:val="single" w:sz="2" w:color="E9D5FF" w:space="0"/>
+            </w:tcBorders>
           </w:tcPr>
           <w:p>
             <w:pPr>
+              <w:spacing w:before="80" w:after="80"/>
               <w:jc w:val="center"/>
             </w:pPr>
             <w:r/>
             <w:r>
               <w:rPr>
-                <w:color w:val="1E1B4B"/>
-                <w:sz w:val="20"/>
+                <w:rFonts w:ascii="Georgia" w:hAnsi="Georgia"/>
+                <w:color w:val="33333D"/>
+                <w:sz w:val="18"/>
               </w:rPr>
               <w:t>8.00</w:t>
             </w:r>
@@ -3962,17 +4983,26 @@
         </w:tc>
         <w:tc>
           <w:tcPr>
-            <w:tcW w:type="dxa" w:w="2351"/>
+            <w:tcW w:type="dxa" w:w="2266"/>
+            <w:shd w:fill="FFFFFF" w:val="clear"/>
+            <w:tcBorders>
+              <w:top w:val="single" w:sz="2" w:color="E9D5FF" w:space="0"/>
+              <w:left w:val="single" w:sz="2" w:color="E9D5FF" w:space="0"/>
+              <w:bottom w:val="single" w:sz="2" w:color="E9D5FF" w:space="0"/>
+              <w:right w:val="single" w:sz="2" w:color="E9D5FF" w:space="0"/>
+            </w:tcBorders>
           </w:tcPr>
           <w:p>
             <w:pPr>
+              <w:spacing w:before="80" w:after="80"/>
               <w:jc w:val="center"/>
             </w:pPr>
             <w:r/>
             <w:r>
               <w:rPr>
-                <w:color w:val="1E1B4B"/>
-                <w:sz w:val="20"/>
+                <w:rFonts w:ascii="Georgia" w:hAnsi="Georgia"/>
+                <w:color w:val="33333D"/>
+                <w:sz w:val="18"/>
               </w:rPr>
               <w:t>8.04</w:t>
             </w:r>
@@ -3980,17 +5010,26 @@
         </w:tc>
         <w:tc>
           <w:tcPr>
-            <w:tcW w:type="dxa" w:w="2351"/>
+            <w:tcW w:type="dxa" w:w="2266"/>
+            <w:shd w:fill="FFFFFF" w:val="clear"/>
+            <w:tcBorders>
+              <w:top w:val="single" w:sz="2" w:color="E9D5FF" w:space="0"/>
+              <w:left w:val="single" w:sz="2" w:color="E9D5FF" w:space="0"/>
+              <w:bottom w:val="single" w:sz="2" w:color="E9D5FF" w:space="0"/>
+              <w:right w:val="single" w:sz="2" w:color="E9D5FF" w:space="0"/>
+            </w:tcBorders>
           </w:tcPr>
           <w:p>
             <w:pPr>
+              <w:spacing w:before="80" w:after="80"/>
               <w:jc w:val="center"/>
             </w:pPr>
             <w:r/>
             <w:r>
               <w:rPr>
-                <w:color w:val="1E1B4B"/>
-                <w:sz w:val="20"/>
+                <w:rFonts w:ascii="Georgia" w:hAnsi="Georgia"/>
+                <w:color w:val="33333D"/>
+                <w:sz w:val="18"/>
               </w:rPr>
               <w:t>-0.04 years</w:t>
             </w:r>
@@ -4000,18 +5039,26 @@
       <w:tr>
         <w:tc>
           <w:tcPr>
-            <w:tcW w:type="dxa" w:w="2351"/>
-            <w:shd w:fill="F3E8FF" w:val="clear"/>
+            <w:tcW w:type="dxa" w:w="2266"/>
+            <w:shd w:fill="F5F3FF" w:val="clear"/>
+            <w:tcBorders>
+              <w:top w:val="single" w:sz="2" w:color="E9D5FF" w:space="0"/>
+              <w:left w:val="single" w:sz="2" w:color="E9D5FF" w:space="0"/>
+              <w:bottom w:val="single" w:sz="2" w:color="E9D5FF" w:space="0"/>
+              <w:right w:val="single" w:sz="2" w:color="E9D5FF" w:space="0"/>
+            </w:tcBorders>
           </w:tcPr>
           <w:p>
             <w:pPr>
+              <w:spacing w:before="80" w:after="80"/>
               <w:jc w:val="center"/>
             </w:pPr>
             <w:r/>
             <w:r>
               <w:rPr>
-                <w:color w:val="1E1B4B"/>
-                <w:sz w:val="20"/>
+                <w:rFonts w:ascii="Georgia" w:hAnsi="Georgia"/>
+                <w:color w:val="33333D"/>
+                <w:sz w:val="18"/>
               </w:rPr>
               <w:t>10%</w:t>
             </w:r>
@@ -4019,18 +5066,26 @@
         </w:tc>
         <w:tc>
           <w:tcPr>
-            <w:tcW w:type="dxa" w:w="2351"/>
-            <w:shd w:fill="F3E8FF" w:val="clear"/>
+            <w:tcW w:type="dxa" w:w="2266"/>
+            <w:shd w:fill="F5F3FF" w:val="clear"/>
+            <w:tcBorders>
+              <w:top w:val="single" w:sz="2" w:color="E9D5FF" w:space="0"/>
+              <w:left w:val="single" w:sz="2" w:color="E9D5FF" w:space="0"/>
+              <w:bottom w:val="single" w:sz="2" w:color="E9D5FF" w:space="0"/>
+              <w:right w:val="single" w:sz="2" w:color="E9D5FF" w:space="0"/>
+            </w:tcBorders>
           </w:tcPr>
           <w:p>
             <w:pPr>
+              <w:spacing w:before="80" w:after="80"/>
               <w:jc w:val="center"/>
             </w:pPr>
             <w:r/>
             <w:r>
               <w:rPr>
-                <w:color w:val="1E1B4B"/>
-                <w:sz w:val="20"/>
+                <w:rFonts w:ascii="Georgia" w:hAnsi="Georgia"/>
+                <w:color w:val="33333D"/>
+                <w:sz w:val="18"/>
               </w:rPr>
               <w:t>7.20</w:t>
             </w:r>
@@ -4038,18 +5093,26 @@
         </w:tc>
         <w:tc>
           <w:tcPr>
-            <w:tcW w:type="dxa" w:w="2351"/>
-            <w:shd w:fill="F3E8FF" w:val="clear"/>
+            <w:tcW w:type="dxa" w:w="2266"/>
+            <w:shd w:fill="F5F3FF" w:val="clear"/>
+            <w:tcBorders>
+              <w:top w:val="single" w:sz="2" w:color="E9D5FF" w:space="0"/>
+              <w:left w:val="single" w:sz="2" w:color="E9D5FF" w:space="0"/>
+              <w:bottom w:val="single" w:sz="2" w:color="E9D5FF" w:space="0"/>
+              <w:right w:val="single" w:sz="2" w:color="E9D5FF" w:space="0"/>
+            </w:tcBorders>
           </w:tcPr>
           <w:p>
             <w:pPr>
+              <w:spacing w:before="80" w:after="80"/>
               <w:jc w:val="center"/>
             </w:pPr>
             <w:r/>
             <w:r>
               <w:rPr>
-                <w:color w:val="1E1B4B"/>
-                <w:sz w:val="20"/>
+                <w:rFonts w:ascii="Georgia" w:hAnsi="Georgia"/>
+                <w:color w:val="33333D"/>
+                <w:sz w:val="18"/>
               </w:rPr>
               <w:t>7.27</w:t>
             </w:r>
@@ -4057,18 +5120,26 @@
         </w:tc>
         <w:tc>
           <w:tcPr>
-            <w:tcW w:type="dxa" w:w="2351"/>
-            <w:shd w:fill="F3E8FF" w:val="clear"/>
+            <w:tcW w:type="dxa" w:w="2266"/>
+            <w:shd w:fill="F5F3FF" w:val="clear"/>
+            <w:tcBorders>
+              <w:top w:val="single" w:sz="2" w:color="E9D5FF" w:space="0"/>
+              <w:left w:val="single" w:sz="2" w:color="E9D5FF" w:space="0"/>
+              <w:bottom w:val="single" w:sz="2" w:color="E9D5FF" w:space="0"/>
+              <w:right w:val="single" w:sz="2" w:color="E9D5FF" w:space="0"/>
+            </w:tcBorders>
           </w:tcPr>
           <w:p>
             <w:pPr>
+              <w:spacing w:before="80" w:after="80"/>
               <w:jc w:val="center"/>
             </w:pPr>
             <w:r/>
             <w:r>
               <w:rPr>
-                <w:color w:val="1E1B4B"/>
-                <w:sz w:val="20"/>
+                <w:rFonts w:ascii="Georgia" w:hAnsi="Georgia"/>
+                <w:color w:val="33333D"/>
+                <w:sz w:val="18"/>
               </w:rPr>
               <w:t>-0.07 years</w:t>
             </w:r>
@@ -4078,17 +5149,26 @@
       <w:tr>
         <w:tc>
           <w:tcPr>
-            <w:tcW w:type="dxa" w:w="2351"/>
+            <w:tcW w:type="dxa" w:w="2266"/>
+            <w:shd w:fill="FFFFFF" w:val="clear"/>
+            <w:tcBorders>
+              <w:top w:val="single" w:sz="2" w:color="E9D5FF" w:space="0"/>
+              <w:left w:val="single" w:sz="2" w:color="E9D5FF" w:space="0"/>
+              <w:bottom w:val="single" w:sz="2" w:color="E9D5FF" w:space="0"/>
+              <w:right w:val="single" w:sz="2" w:color="E9D5FF" w:space="0"/>
+            </w:tcBorders>
           </w:tcPr>
           <w:p>
             <w:pPr>
+              <w:spacing w:before="80" w:after="80"/>
               <w:jc w:val="center"/>
             </w:pPr>
             <w:r/>
             <w:r>
               <w:rPr>
-                <w:color w:val="1E1B4B"/>
-                <w:sz w:val="20"/>
+                <w:rFonts w:ascii="Georgia" w:hAnsi="Georgia"/>
+                <w:color w:val="33333D"/>
+                <w:sz w:val="18"/>
               </w:rPr>
               <w:t>12%</w:t>
             </w:r>
@@ -4096,17 +5176,26 @@
         </w:tc>
         <w:tc>
           <w:tcPr>
-            <w:tcW w:type="dxa" w:w="2351"/>
+            <w:tcW w:type="dxa" w:w="2266"/>
+            <w:shd w:fill="FFFFFF" w:val="clear"/>
+            <w:tcBorders>
+              <w:top w:val="single" w:sz="2" w:color="E9D5FF" w:space="0"/>
+              <w:left w:val="single" w:sz="2" w:color="E9D5FF" w:space="0"/>
+              <w:bottom w:val="single" w:sz="2" w:color="E9D5FF" w:space="0"/>
+              <w:right w:val="single" w:sz="2" w:color="E9D5FF" w:space="0"/>
+            </w:tcBorders>
           </w:tcPr>
           <w:p>
             <w:pPr>
+              <w:spacing w:before="80" w:after="80"/>
               <w:jc w:val="center"/>
             </w:pPr>
             <w:r/>
             <w:r>
               <w:rPr>
-                <w:color w:val="1E1B4B"/>
-                <w:sz w:val="20"/>
+                <w:rFonts w:ascii="Georgia" w:hAnsi="Georgia"/>
+                <w:color w:val="33333D"/>
+                <w:sz w:val="18"/>
               </w:rPr>
               <w:t>6.00</w:t>
             </w:r>
@@ -4114,17 +5203,26 @@
         </w:tc>
         <w:tc>
           <w:tcPr>
-            <w:tcW w:type="dxa" w:w="2351"/>
+            <w:tcW w:type="dxa" w:w="2266"/>
+            <w:shd w:fill="FFFFFF" w:val="clear"/>
+            <w:tcBorders>
+              <w:top w:val="single" w:sz="2" w:color="E9D5FF" w:space="0"/>
+              <w:left w:val="single" w:sz="2" w:color="E9D5FF" w:space="0"/>
+              <w:bottom w:val="single" w:sz="2" w:color="E9D5FF" w:space="0"/>
+              <w:right w:val="single" w:sz="2" w:color="E9D5FF" w:space="0"/>
+            </w:tcBorders>
           </w:tcPr>
           <w:p>
             <w:pPr>
+              <w:spacing w:before="80" w:after="80"/>
               <w:jc w:val="center"/>
             </w:pPr>
             <w:r/>
             <w:r>
               <w:rPr>
-                <w:color w:val="1E1B4B"/>
-                <w:sz w:val="20"/>
+                <w:rFonts w:ascii="Georgia" w:hAnsi="Georgia"/>
+                <w:color w:val="33333D"/>
+                <w:sz w:val="18"/>
               </w:rPr>
               <w:t>6.12</w:t>
             </w:r>
@@ -4132,17 +5230,26 @@
         </w:tc>
         <w:tc>
           <w:tcPr>
-            <w:tcW w:type="dxa" w:w="2351"/>
+            <w:tcW w:type="dxa" w:w="2266"/>
+            <w:shd w:fill="FFFFFF" w:val="clear"/>
+            <w:tcBorders>
+              <w:top w:val="single" w:sz="2" w:color="E9D5FF" w:space="0"/>
+              <w:left w:val="single" w:sz="2" w:color="E9D5FF" w:space="0"/>
+              <w:bottom w:val="single" w:sz="2" w:color="E9D5FF" w:space="0"/>
+              <w:right w:val="single" w:sz="2" w:color="E9D5FF" w:space="0"/>
+            </w:tcBorders>
           </w:tcPr>
           <w:p>
             <w:pPr>
+              <w:spacing w:before="80" w:after="80"/>
               <w:jc w:val="center"/>
             </w:pPr>
             <w:r/>
             <w:r>
               <w:rPr>
-                <w:color w:val="1E1B4B"/>
-                <w:sz w:val="20"/>
+                <w:rFonts w:ascii="Georgia" w:hAnsi="Georgia"/>
+                <w:color w:val="33333D"/>
+                <w:sz w:val="18"/>
               </w:rPr>
               <w:t>-0.12 years</w:t>
             </w:r>
@@ -4153,28 +5260,30 @@
     <w:p/>
     <w:p>
       <w:pPr>
-        <w:spacing w:after="160" w:line="336" w:lineRule="auto"/>
+        <w:spacing w:after="140" w:line="336" w:lineRule="auto"/>
       </w:pPr>
       <w:r>
         <w:rPr>
+          <w:rFonts w:ascii="Georgia" w:hAnsi="Georgia"/>
           <w:b w:val="0"/>
           <w:i w:val="0"/>
-          <w:color w:val="1E1B4B"/>
-          <w:sz w:val="22"/>
+          <w:color w:val="33333D"/>
+          <w:sz w:val="21"/>
         </w:rPr>
         <w:t>The Rule of 72 is remarkably accurate for interest rates between 6% and 10%, where the error is less than a tenth of a year. Even at extreme rates, the maximum error is only about 1 year — perfectly acceptable for a quick mental estimate.</w:t>
       </w:r>
     </w:p>
     <w:p>
       <w:pPr>
-        <w:spacing w:after="160" w:line="336" w:lineRule="auto"/>
+        <w:spacing w:after="140" w:line="336" w:lineRule="auto"/>
       </w:pPr>
       <w:r>
         <w:rPr>
+          <w:rFonts w:ascii="Georgia" w:hAnsi="Georgia"/>
           <w:b w:val="0"/>
           <w:i w:val="0"/>
-          <w:color w:val="1E1B4B"/>
-          <w:sz w:val="22"/>
+          <w:color w:val="33333D"/>
+          <w:sz w:val="21"/>
         </w:rPr>
         <w:t>The Rule of 72 is most precise around 8%, where it is almost exactly correct. At lower rates (2-4%), it slightly overestimates the doubling time. At higher rates (above 10%), it slightly underestimates.</w:t>
       </w:r>
@@ -4184,31 +5293,42 @@
         <w:tblW w:type="auto" w:w="0"/>
         <w:jc w:val="center"/>
         <w:tblLook w:firstColumn="1" w:firstRow="1" w:lastColumn="0" w:lastRow="0" w:noHBand="0" w:noVBand="1" w:val="04A0"/>
+        <w:tblW w:w="5000" w:type="pct"/>
       </w:tblPr>
       <w:tblGrid>
-        <w:gridCol w:w="9406"/>
+        <w:gridCol w:w="9066"/>
       </w:tblGrid>
       <w:tr>
         <w:tc>
           <w:tcPr>
-            <w:tcW w:type="dxa" w:w="9406"/>
-            <w:shd w:fill="F3E8FF" w:val="clear"/>
+            <w:tcW w:type="dxa" w:w="9066"/>
+            <w:shd w:fill="F5F3FF" w:val="clear"/>
             <w:tcBorders>
-              <w:top w:val="single" w:sz="12" w:color="6B21A8" w:space="0"/>
-              <w:left w:val="single" w:sz="12" w:color="6B21A8" w:space="0"/>
-              <w:bottom w:val="single" w:sz="12" w:color="6B21A8" w:space="0"/>
-              <w:right w:val="single" w:sz="12" w:color="6B21A8" w:space="0"/>
+              <w:left w:val="single" w:sz="36" w:color="4C1D95" w:space="0"/>
+              <w:top w:val="single" w:sz="4" w:color="D8B4FE" w:space="0"/>
+              <w:bottom w:val="single" w:sz="4" w:color="D8B4FE" w:space="0"/>
+              <w:right w:val="single" w:sz="4" w:color="D8B4FE" w:space="0"/>
             </w:tcBorders>
+            <w:tcMar>
+              <w:top w:w="160" w:type="dxa"/>
+              <w:bottom w:w="160" w:type="dxa"/>
+              <w:start w:w="160" w:type="dxa"/>
+              <w:end w:w="160" w:type="dxa"/>
+            </w:tcMar>
           </w:tcPr>
           <w:p>
             <w:pPr>
-              <w:jc w:val="center"/>
+              <w:spacing w:before="200" w:after="200"/>
+              <w:jc w:val="left"/>
+              <w:ind w:left="120" w:right="120"/>
             </w:pPr>
             <w:r>
               <w:rPr>
+                <w:rFonts w:ascii="Georgia" w:hAnsi="Georgia"/>
                 <w:b/>
-                <w:color w:val="6B21A8"/>
-                <w:sz w:val="24"/>
+                <w:i/>
+                <w:color w:val="4C1D95"/>
+                <w:sz w:val="21"/>
               </w:rPr>
               <w:t>The Rule of 72 is accurate to within 1 year</w:t>
               <w:br/>
@@ -4229,23 +5349,20 @@
         <w:pStyle w:val="Heading1"/>
       </w:pPr>
       <w:r>
-        <w:rPr>
-          <w:color w:val="6B21A8"/>
-          <w:sz w:val="52"/>
-        </w:rPr>
         <w:t>8. Variations: The Rule of 69 and Rule of 70</w:t>
       </w:r>
     </w:p>
     <w:p>
       <w:pPr>
-        <w:spacing w:after="160" w:line="336" w:lineRule="auto"/>
+        <w:spacing w:after="140" w:line="336" w:lineRule="auto"/>
       </w:pPr>
       <w:r>
         <w:rPr>
+          <w:rFonts w:ascii="Georgia" w:hAnsi="Georgia"/>
           <w:b w:val="0"/>
           <w:i w:val="0"/>
-          <w:color w:val="1E1B4B"/>
-          <w:sz w:val="22"/>
+          <w:color w:val="33333D"/>
+          <w:sz w:val="21"/>
         </w:rPr>
         <w:t>While the Rule of 72 is the most popular, there are two common variations:</w:t>
       </w:r>
@@ -4255,37 +5372,35 @@
         <w:pStyle w:val="Heading2"/>
       </w:pPr>
       <w:r>
-        <w:rPr>
-          <w:color w:val="DB2777"/>
-          <w:sz w:val="36"/>
-        </w:rPr>
         <w:t>The Rule of 69.3 (or Rule of 69)</w:t>
       </w:r>
     </w:p>
     <w:p>
       <w:pPr>
-        <w:spacing w:after="160" w:line="336" w:lineRule="auto"/>
+        <w:spacing w:after="140" w:line="336" w:lineRule="auto"/>
       </w:pPr>
       <w:r>
         <w:rPr>
+          <w:rFonts w:ascii="Georgia" w:hAnsi="Georgia"/>
           <w:b w:val="0"/>
           <w:i w:val="0"/>
-          <w:color w:val="1E1B4B"/>
-          <w:sz w:val="22"/>
+          <w:color w:val="33333D"/>
+          <w:sz w:val="21"/>
         </w:rPr>
         <w:t>Since ln(2) = 0.6931, dividing 69.3 by the interest rate gives the mathematically exact answer for continuous compounding. This rule is preferred in academic finance and is more accurate for very low interest rates.</w:t>
       </w:r>
     </w:p>
     <w:p>
       <w:pPr>
-        <w:spacing w:after="160" w:line="336" w:lineRule="auto"/>
+        <w:spacing w:after="140" w:line="336" w:lineRule="auto"/>
       </w:pPr>
       <w:r>
         <w:rPr>
+          <w:rFonts w:ascii="Georgia" w:hAnsi="Georgia"/>
           <w:b w:val="0"/>
           <w:i w:val="0"/>
-          <w:color w:val="1E1B4B"/>
-          <w:sz w:val="22"/>
+          <w:color w:val="33333D"/>
+          <w:sz w:val="21"/>
         </w:rPr>
         <w:t>Formula: Years to Double = 69.3 ÷ Interest Rate (%)</w:t>
       </w:r>
@@ -4295,37 +5410,35 @@
         <w:pStyle w:val="Heading2"/>
       </w:pPr>
       <w:r>
-        <w:rPr>
-          <w:color w:val="DB2777"/>
-          <w:sz w:val="36"/>
-        </w:rPr>
         <w:t>The Rule of 70</w:t>
       </w:r>
     </w:p>
     <w:p>
       <w:pPr>
-        <w:spacing w:after="160" w:line="336" w:lineRule="auto"/>
+        <w:spacing w:after="140" w:line="336" w:lineRule="auto"/>
       </w:pPr>
       <w:r>
         <w:rPr>
+          <w:rFonts w:ascii="Georgia" w:hAnsi="Georgia"/>
           <w:b w:val="0"/>
           <w:i w:val="0"/>
-          <w:color w:val="1E1B4B"/>
-          <w:sz w:val="22"/>
+          <w:color w:val="33333D"/>
+          <w:sz w:val="21"/>
         </w:rPr>
         <w:t>The Rule of 70 is a compromise between the mathematical precision of 69.3 and the mental-math convenience of 72. It is commonly used by economists when discussing GDP growth rates, population growth, and inflation.</w:t>
       </w:r>
     </w:p>
     <w:p>
       <w:pPr>
-        <w:spacing w:after="160" w:line="336" w:lineRule="auto"/>
+        <w:spacing w:after="140" w:line="336" w:lineRule="auto"/>
       </w:pPr>
       <w:r>
         <w:rPr>
+          <w:rFonts w:ascii="Georgia" w:hAnsi="Georgia"/>
           <w:b w:val="0"/>
           <w:i w:val="0"/>
-          <w:color w:val="1E1B4B"/>
-          <w:sz w:val="22"/>
+          <w:color w:val="33333D"/>
+          <w:sz w:val="21"/>
         </w:rPr>
         <w:t>Formula: Years to Double = 70 ÷ Interest Rate (%)</w:t>
       </w:r>
@@ -4335,10 +5448,6 @@
         <w:pStyle w:val="Heading2"/>
       </w:pPr>
       <w:r>
-        <w:rPr>
-          <w:color w:val="DB2777"/>
-          <w:sz w:val="36"/>
-        </w:rPr>
         <w:t>Which Rule Should You Use?</w:t>
       </w:r>
     </w:p>
@@ -4349,26 +5458,34 @@
         <w:tblLook w:firstColumn="1" w:firstRow="1" w:lastColumn="0" w:lastRow="0" w:noHBand="0" w:noVBand="1" w:val="04A0"/>
       </w:tblPr>
       <w:tblGrid>
-        <w:gridCol w:w="3135"/>
-        <w:gridCol w:w="3135"/>
-        <w:gridCol w:w="3135"/>
+        <w:gridCol w:w="3022"/>
+        <w:gridCol w:w="3022"/>
+        <w:gridCol w:w="3022"/>
       </w:tblGrid>
       <w:tr>
         <w:tc>
           <w:tcPr>
-            <w:tcW w:type="dxa" w:w="3135"/>
+            <w:tcW w:type="dxa" w:w="3022"/>
             <w:shd w:fill="DB2777" w:val="clear"/>
+            <w:tcBorders>
+              <w:top w:val="single" w:sz="4" w:color="DB2777" w:space="0"/>
+              <w:left w:val="single" w:sz="4" w:color="DB2777" w:space="0"/>
+              <w:bottom w:val="single" w:sz="4" w:color="DB2777" w:space="0"/>
+              <w:right w:val="single" w:sz="4" w:color="DB2777" w:space="0"/>
+            </w:tcBorders>
           </w:tcPr>
           <w:p>
             <w:pPr>
+              <w:spacing w:before="100" w:after="100"/>
               <w:jc w:val="center"/>
             </w:pPr>
             <w:r/>
             <w:r>
               <w:rPr>
+                <w:rFonts w:ascii="Georgia" w:hAnsi="Georgia"/>
                 <w:b/>
                 <w:color w:val="FFFFFF"/>
-                <w:sz w:val="20"/>
+                <w:sz w:val="18"/>
               </w:rPr>
               <w:t>Rule</w:t>
             </w:r>
@@ -4376,19 +5493,27 @@
         </w:tc>
         <w:tc>
           <w:tcPr>
-            <w:tcW w:type="dxa" w:w="3135"/>
+            <w:tcW w:type="dxa" w:w="3022"/>
             <w:shd w:fill="DB2777" w:val="clear"/>
+            <w:tcBorders>
+              <w:top w:val="single" w:sz="4" w:color="DB2777" w:space="0"/>
+              <w:left w:val="single" w:sz="4" w:color="DB2777" w:space="0"/>
+              <w:bottom w:val="single" w:sz="4" w:color="DB2777" w:space="0"/>
+              <w:right w:val="single" w:sz="4" w:color="DB2777" w:space="0"/>
+            </w:tcBorders>
           </w:tcPr>
           <w:p>
             <w:pPr>
+              <w:spacing w:before="100" w:after="100"/>
               <w:jc w:val="center"/>
             </w:pPr>
             <w:r/>
             <w:r>
               <w:rPr>
+                <w:rFonts w:ascii="Georgia" w:hAnsi="Georgia"/>
                 <w:b/>
                 <w:color w:val="FFFFFF"/>
-                <w:sz w:val="20"/>
+                <w:sz w:val="18"/>
               </w:rPr>
               <w:t>Best For</w:t>
             </w:r>
@@ -4396,19 +5521,27 @@
         </w:tc>
         <w:tc>
           <w:tcPr>
-            <w:tcW w:type="dxa" w:w="3135"/>
+            <w:tcW w:type="dxa" w:w="3022"/>
             <w:shd w:fill="DB2777" w:val="clear"/>
+            <w:tcBorders>
+              <w:top w:val="single" w:sz="4" w:color="DB2777" w:space="0"/>
+              <w:left w:val="single" w:sz="4" w:color="DB2777" w:space="0"/>
+              <w:bottom w:val="single" w:sz="4" w:color="DB2777" w:space="0"/>
+              <w:right w:val="single" w:sz="4" w:color="DB2777" w:space="0"/>
+            </w:tcBorders>
           </w:tcPr>
           <w:p>
             <w:pPr>
+              <w:spacing w:before="100" w:after="100"/>
               <w:jc w:val="center"/>
             </w:pPr>
             <w:r/>
             <w:r>
               <w:rPr>
+                <w:rFonts w:ascii="Georgia" w:hAnsi="Georgia"/>
                 <w:b/>
                 <w:color w:val="FFFFFF"/>
-                <w:sz w:val="20"/>
+                <w:sz w:val="18"/>
               </w:rPr>
               <w:t>Accuracy</w:t>
             </w:r>
@@ -4418,18 +5551,26 @@
       <w:tr>
         <w:tc>
           <w:tcPr>
-            <w:tcW w:type="dxa" w:w="3135"/>
-            <w:shd w:fill="F3E8FF" w:val="clear"/>
+            <w:tcW w:type="dxa" w:w="3022"/>
+            <w:shd w:fill="F5F3FF" w:val="clear"/>
+            <w:tcBorders>
+              <w:top w:val="single" w:sz="2" w:color="E9D5FF" w:space="0"/>
+              <w:left w:val="single" w:sz="2" w:color="E9D5FF" w:space="0"/>
+              <w:bottom w:val="single" w:sz="2" w:color="E9D5FF" w:space="0"/>
+              <w:right w:val="single" w:sz="2" w:color="E9D5FF" w:space="0"/>
+            </w:tcBorders>
           </w:tcPr>
           <w:p>
             <w:pPr>
+              <w:spacing w:before="80" w:after="80"/>
               <w:jc w:val="center"/>
             </w:pPr>
             <w:r/>
             <w:r>
               <w:rPr>
-                <w:color w:val="1E1B4B"/>
-                <w:sz w:val="20"/>
+                <w:rFonts w:ascii="Georgia" w:hAnsi="Georgia"/>
+                <w:color w:val="33333D"/>
+                <w:sz w:val="18"/>
               </w:rPr>
               <w:t>Rule of 69.3</w:t>
             </w:r>
@@ -4437,18 +5578,26 @@
         </w:tc>
         <w:tc>
           <w:tcPr>
-            <w:tcW w:type="dxa" w:w="3135"/>
-            <w:shd w:fill="F3E8FF" w:val="clear"/>
+            <w:tcW w:type="dxa" w:w="3022"/>
+            <w:shd w:fill="F5F3FF" w:val="clear"/>
+            <w:tcBorders>
+              <w:top w:val="single" w:sz="2" w:color="E9D5FF" w:space="0"/>
+              <w:left w:val="single" w:sz="2" w:color="E9D5FF" w:space="0"/>
+              <w:bottom w:val="single" w:sz="2" w:color="E9D5FF" w:space="0"/>
+              <w:right w:val="single" w:sz="2" w:color="E9D5FF" w:space="0"/>
+            </w:tcBorders>
           </w:tcPr>
           <w:p>
             <w:pPr>
+              <w:spacing w:before="80" w:after="80"/>
               <w:jc w:val="center"/>
             </w:pPr>
             <w:r/>
             <w:r>
               <w:rPr>
-                <w:color w:val="1E1B4B"/>
-                <w:sz w:val="20"/>
+                <w:rFonts w:ascii="Georgia" w:hAnsi="Georgia"/>
+                <w:color w:val="33333D"/>
+                <w:sz w:val="18"/>
               </w:rPr>
               <w:t>Continuous compounding,</w:t>
               <w:br/>
@@ -4458,18 +5607,26 @@
         </w:tc>
         <w:tc>
           <w:tcPr>
-            <w:tcW w:type="dxa" w:w="3135"/>
-            <w:shd w:fill="F3E8FF" w:val="clear"/>
+            <w:tcW w:type="dxa" w:w="3022"/>
+            <w:shd w:fill="F5F3FF" w:val="clear"/>
+            <w:tcBorders>
+              <w:top w:val="single" w:sz="2" w:color="E9D5FF" w:space="0"/>
+              <w:left w:val="single" w:sz="2" w:color="E9D5FF" w:space="0"/>
+              <w:bottom w:val="single" w:sz="2" w:color="E9D5FF" w:space="0"/>
+              <w:right w:val="single" w:sz="2" w:color="E9D5FF" w:space="0"/>
+            </w:tcBorders>
           </w:tcPr>
           <w:p>
             <w:pPr>
+              <w:spacing w:before="80" w:after="80"/>
               <w:jc w:val="center"/>
             </w:pPr>
             <w:r/>
             <w:r>
               <w:rPr>
-                <w:color w:val="1E1B4B"/>
-                <w:sz w:val="20"/>
+                <w:rFonts w:ascii="Georgia" w:hAnsi="Georgia"/>
+                <w:color w:val="33333D"/>
+                <w:sz w:val="18"/>
               </w:rPr>
               <w:t>Most precise mathematically</w:t>
             </w:r>
@@ -4479,17 +5636,26 @@
       <w:tr>
         <w:tc>
           <w:tcPr>
-            <w:tcW w:type="dxa" w:w="3135"/>
+            <w:tcW w:type="dxa" w:w="3022"/>
+            <w:shd w:fill="FFFFFF" w:val="clear"/>
+            <w:tcBorders>
+              <w:top w:val="single" w:sz="2" w:color="E9D5FF" w:space="0"/>
+              <w:left w:val="single" w:sz="2" w:color="E9D5FF" w:space="0"/>
+              <w:bottom w:val="single" w:sz="2" w:color="E9D5FF" w:space="0"/>
+              <w:right w:val="single" w:sz="2" w:color="E9D5FF" w:space="0"/>
+            </w:tcBorders>
           </w:tcPr>
           <w:p>
             <w:pPr>
+              <w:spacing w:before="80" w:after="80"/>
               <w:jc w:val="center"/>
             </w:pPr>
             <w:r/>
             <w:r>
               <w:rPr>
-                <w:color w:val="1E1B4B"/>
-                <w:sz w:val="20"/>
+                <w:rFonts w:ascii="Georgia" w:hAnsi="Georgia"/>
+                <w:color w:val="33333D"/>
+                <w:sz w:val="18"/>
               </w:rPr>
               <w:t>Rule of 70</w:t>
             </w:r>
@@ -4497,17 +5663,26 @@
         </w:tc>
         <w:tc>
           <w:tcPr>
-            <w:tcW w:type="dxa" w:w="3135"/>
+            <w:tcW w:type="dxa" w:w="3022"/>
+            <w:shd w:fill="FFFFFF" w:val="clear"/>
+            <w:tcBorders>
+              <w:top w:val="single" w:sz="2" w:color="E9D5FF" w:space="0"/>
+              <w:left w:val="single" w:sz="2" w:color="E9D5FF" w:space="0"/>
+              <w:bottom w:val="single" w:sz="2" w:color="E9D5FF" w:space="0"/>
+              <w:right w:val="single" w:sz="2" w:color="E9D5FF" w:space="0"/>
+            </w:tcBorders>
           </w:tcPr>
           <w:p>
             <w:pPr>
+              <w:spacing w:before="80" w:after="80"/>
               <w:jc w:val="center"/>
             </w:pPr>
             <w:r/>
             <w:r>
               <w:rPr>
-                <w:color w:val="1E1B4B"/>
-                <w:sz w:val="20"/>
+                <w:rFonts w:ascii="Georgia" w:hAnsi="Georgia"/>
+                <w:color w:val="33333D"/>
+                <w:sz w:val="18"/>
               </w:rPr>
               <w:t>Low rates (1-5%),</w:t>
               <w:br/>
@@ -4517,17 +5692,26 @@
         </w:tc>
         <w:tc>
           <w:tcPr>
-            <w:tcW w:type="dxa" w:w="3135"/>
+            <w:tcW w:type="dxa" w:w="3022"/>
+            <w:shd w:fill="FFFFFF" w:val="clear"/>
+            <w:tcBorders>
+              <w:top w:val="single" w:sz="2" w:color="E9D5FF" w:space="0"/>
+              <w:left w:val="single" w:sz="2" w:color="E9D5FF" w:space="0"/>
+              <w:bottom w:val="single" w:sz="2" w:color="E9D5FF" w:space="0"/>
+              <w:right w:val="single" w:sz="2" w:color="E9D5FF" w:space="0"/>
+            </w:tcBorders>
           </w:tcPr>
           <w:p>
             <w:pPr>
+              <w:spacing w:before="80" w:after="80"/>
               <w:jc w:val="center"/>
             </w:pPr>
             <w:r/>
             <w:r>
               <w:rPr>
-                <w:color w:val="1E1B4B"/>
-                <w:sz w:val="20"/>
+                <w:rFonts w:ascii="Georgia" w:hAnsi="Georgia"/>
+                <w:color w:val="33333D"/>
+                <w:sz w:val="18"/>
               </w:rPr>
               <w:t>Good all-round accuracy</w:t>
             </w:r>
@@ -4537,18 +5721,26 @@
       <w:tr>
         <w:tc>
           <w:tcPr>
-            <w:tcW w:type="dxa" w:w="3135"/>
-            <w:shd w:fill="F3E8FF" w:val="clear"/>
+            <w:tcW w:type="dxa" w:w="3022"/>
+            <w:shd w:fill="F5F3FF" w:val="clear"/>
+            <w:tcBorders>
+              <w:top w:val="single" w:sz="2" w:color="E9D5FF" w:space="0"/>
+              <w:left w:val="single" w:sz="2" w:color="E9D5FF" w:space="0"/>
+              <w:bottom w:val="single" w:sz="2" w:color="E9D5FF" w:space="0"/>
+              <w:right w:val="single" w:sz="2" w:color="E9D5FF" w:space="0"/>
+            </w:tcBorders>
           </w:tcPr>
           <w:p>
             <w:pPr>
+              <w:spacing w:before="80" w:after="80"/>
               <w:jc w:val="center"/>
             </w:pPr>
             <w:r/>
             <w:r>
               <w:rPr>
-                <w:color w:val="1E1B4B"/>
-                <w:sz w:val="20"/>
+                <w:rFonts w:ascii="Georgia" w:hAnsi="Georgia"/>
+                <w:color w:val="33333D"/>
+                <w:sz w:val="18"/>
               </w:rPr>
               <w:t>Rule of 72</w:t>
             </w:r>
@@ -4556,18 +5748,26 @@
         </w:tc>
         <w:tc>
           <w:tcPr>
-            <w:tcW w:type="dxa" w:w="3135"/>
-            <w:shd w:fill="F3E8FF" w:val="clear"/>
+            <w:tcW w:type="dxa" w:w="3022"/>
+            <w:shd w:fill="F5F3FF" w:val="clear"/>
+            <w:tcBorders>
+              <w:top w:val="single" w:sz="2" w:color="E9D5FF" w:space="0"/>
+              <w:left w:val="single" w:sz="2" w:color="E9D5FF" w:space="0"/>
+              <w:bottom w:val="single" w:sz="2" w:color="E9D5FF" w:space="0"/>
+              <w:right w:val="single" w:sz="2" w:color="E9D5FF" w:space="0"/>
+            </w:tcBorders>
           </w:tcPr>
           <w:p>
             <w:pPr>
+              <w:spacing w:before="80" w:after="80"/>
               <w:jc w:val="center"/>
             </w:pPr>
             <w:r/>
             <w:r>
               <w:rPr>
-                <w:color w:val="1E1B4B"/>
-                <w:sz w:val="20"/>
+                <w:rFonts w:ascii="Georgia" w:hAnsi="Georgia"/>
+                <w:color w:val="33333D"/>
+                <w:sz w:val="18"/>
               </w:rPr>
               <w:t>General investing (6-10%),</w:t>
               <w:br/>
@@ -4577,18 +5777,26 @@
         </w:tc>
         <w:tc>
           <w:tcPr>
-            <w:tcW w:type="dxa" w:w="3135"/>
-            <w:shd w:fill="F3E8FF" w:val="clear"/>
+            <w:tcW w:type="dxa" w:w="3022"/>
+            <w:shd w:fill="F5F3FF" w:val="clear"/>
+            <w:tcBorders>
+              <w:top w:val="single" w:sz="2" w:color="E9D5FF" w:space="0"/>
+              <w:left w:val="single" w:sz="2" w:color="E9D5FF" w:space="0"/>
+              <w:bottom w:val="single" w:sz="2" w:color="E9D5FF" w:space="0"/>
+              <w:right w:val="single" w:sz="2" w:color="E9D5FF" w:space="0"/>
+            </w:tcBorders>
           </w:tcPr>
           <w:p>
             <w:pPr>
+              <w:spacing w:before="80" w:after="80"/>
               <w:jc w:val="center"/>
             </w:pPr>
             <w:r/>
             <w:r>
               <w:rPr>
-                <w:color w:val="1E1B4B"/>
-                <w:sz w:val="20"/>
+                <w:rFonts w:ascii="Georgia" w:hAnsi="Georgia"/>
+                <w:color w:val="33333D"/>
+                <w:sz w:val="18"/>
               </w:rPr>
               <w:t>Best ease-of-use,</w:t>
               <w:br/>
@@ -4601,14 +5809,15 @@
     <w:p/>
     <w:p>
       <w:pPr>
-        <w:spacing w:after="160" w:line="336" w:lineRule="auto"/>
+        <w:spacing w:after="140" w:line="336" w:lineRule="auto"/>
       </w:pPr>
       <w:r>
         <w:rPr>
+          <w:rFonts w:ascii="Georgia" w:hAnsi="Georgia"/>
           <w:b w:val="0"/>
           <w:i w:val="0"/>
-          <w:color w:val="1E1B4B"/>
-          <w:sz w:val="22"/>
+          <w:color w:val="33333D"/>
+          <w:sz w:val="21"/>
         </w:rPr>
         <w:t>For most everyday investors, the Rule of 72 remains the best choice due to its simplicity and the fact that 72 has so many divisors.</w:t>
       </w:r>
@@ -4623,23 +5832,20 @@
         <w:pStyle w:val="Heading1"/>
       </w:pPr>
       <w:r>
-        <w:rPr>
-          <w:color w:val="6B21A8"/>
-          <w:sz w:val="52"/>
-        </w:rPr>
         <w:t>9. Limitations and When Not to Use It</w:t>
       </w:r>
     </w:p>
     <w:p>
       <w:pPr>
-        <w:spacing w:after="160" w:line="336" w:lineRule="auto"/>
+        <w:spacing w:after="140" w:line="336" w:lineRule="auto"/>
       </w:pPr>
       <w:r>
         <w:rPr>
+          <w:rFonts w:ascii="Georgia" w:hAnsi="Georgia"/>
           <w:b w:val="0"/>
           <w:i w:val="0"/>
-          <w:color w:val="1E1B4B"/>
-          <w:sz w:val="22"/>
+          <w:color w:val="33333D"/>
+          <w:sz w:val="21"/>
         </w:rPr>
         <w:t>While the Rule of 72 is fantastic, it is important to understand its limitations:</w:t>
       </w:r>
@@ -4649,23 +5855,20 @@
         <w:pStyle w:val="Heading2"/>
       </w:pPr>
       <w:r>
-        <w:rPr>
-          <w:color w:val="DB2777"/>
-          <w:sz w:val="36"/>
-        </w:rPr>
         <w:t>Variable Interest Rates</w:t>
       </w:r>
     </w:p>
     <w:p>
       <w:pPr>
-        <w:spacing w:after="160" w:line="336" w:lineRule="auto"/>
+        <w:spacing w:after="140" w:line="336" w:lineRule="auto"/>
       </w:pPr>
       <w:r>
         <w:rPr>
+          <w:rFonts w:ascii="Georgia" w:hAnsi="Georgia"/>
           <w:b w:val="0"/>
           <w:i w:val="0"/>
-          <w:color w:val="1E1B4B"/>
-          <w:sz w:val="22"/>
+          <w:color w:val="33333D"/>
+          <w:sz w:val="21"/>
         </w:rPr>
         <w:t>The Rule assumes a constant rate of return. In reality, investment returns fluctuate. Stock markets might return 20% one year and -10% the next. The rule works best with average expected returns over long periods.</w:t>
       </w:r>
@@ -4675,23 +5878,20 @@
         <w:pStyle w:val="Heading2"/>
       </w:pPr>
       <w:r>
-        <w:rPr>
-          <w:color w:val="DB2777"/>
-          <w:sz w:val="36"/>
-        </w:rPr>
         <w:t>Very High or Very Low Rates</w:t>
       </w:r>
     </w:p>
     <w:p>
       <w:pPr>
-        <w:spacing w:after="160" w:line="336" w:lineRule="auto"/>
+        <w:spacing w:after="140" w:line="336" w:lineRule="auto"/>
       </w:pPr>
       <w:r>
         <w:rPr>
+          <w:rFonts w:ascii="Georgia" w:hAnsi="Georgia"/>
           <w:b w:val="0"/>
           <w:i w:val="0"/>
-          <w:color w:val="1E1B4B"/>
-          <w:sz w:val="22"/>
+          <w:color w:val="33333D"/>
+          <w:sz w:val="21"/>
         </w:rPr>
         <w:t>The rule loses accuracy at extreme rates. Below 2%, use the Rule of 70 or 69.3. Above 20%, the approximation breaks down significantly.</w:t>
       </w:r>
@@ -4701,23 +5901,20 @@
         <w:pStyle w:val="Heading2"/>
       </w:pPr>
       <w:r>
-        <w:rPr>
-          <w:color w:val="DB2777"/>
-          <w:sz w:val="36"/>
-        </w:rPr>
         <w:t>Taxes and Fees</w:t>
       </w:r>
     </w:p>
     <w:p>
       <w:pPr>
-        <w:spacing w:after="160" w:line="336" w:lineRule="auto"/>
+        <w:spacing w:after="140" w:line="336" w:lineRule="auto"/>
       </w:pPr>
       <w:r>
         <w:rPr>
+          <w:rFonts w:ascii="Georgia" w:hAnsi="Georgia"/>
           <w:b w:val="0"/>
           <w:i w:val="0"/>
-          <w:color w:val="1E1B4B"/>
-          <w:sz w:val="22"/>
+          <w:color w:val="33333D"/>
+          <w:sz w:val="21"/>
         </w:rPr>
         <w:t>The Rule does not account for taxes, management fees, or transaction costs. If your investment returns 8% but you pay 2% in fees and taxes, your effective rate is 6%. Always use the net (after-fee, after-tax) rate for realistic estimates.</w:t>
       </w:r>
@@ -4727,23 +5924,20 @@
         <w:pStyle w:val="Heading2"/>
       </w:pPr>
       <w:r>
-        <w:rPr>
-          <w:color w:val="DB2777"/>
-          <w:sz w:val="36"/>
-        </w:rPr>
         <w:t>Inflation</w:t>
       </w:r>
     </w:p>
     <w:p>
       <w:pPr>
-        <w:spacing w:after="160" w:line="336" w:lineRule="auto"/>
+        <w:spacing w:after="140" w:line="336" w:lineRule="auto"/>
       </w:pPr>
       <w:r>
         <w:rPr>
+          <w:rFonts w:ascii="Georgia" w:hAnsi="Georgia"/>
           <w:b w:val="0"/>
           <w:i w:val="0"/>
-          <w:color w:val="1E1B4B"/>
-          <w:sz w:val="22"/>
+          <w:color w:val="33333D"/>
+          <w:sz w:val="21"/>
         </w:rPr>
         <w:t>The rule calculates nominal doubling, not real purchasing power. To estimate real doubling time, subtract the inflation rate from your return. Example: 8% return - 3% inflation = 5% real return. 72 ÷ 5 = 14.4 years to double in real terms.</w:t>
       </w:r>
@@ -4753,23 +5947,20 @@
         <w:pStyle w:val="Heading2"/>
       </w:pPr>
       <w:r>
-        <w:rPr>
-          <w:color w:val="DB2777"/>
-          <w:sz w:val="36"/>
-        </w:rPr>
         <w:t>Not a Guarantee</w:t>
       </w:r>
     </w:p>
     <w:p>
       <w:pPr>
-        <w:spacing w:after="160" w:line="336" w:lineRule="auto"/>
+        <w:spacing w:after="140" w:line="336" w:lineRule="auto"/>
       </w:pPr>
       <w:r>
         <w:rPr>
+          <w:rFonts w:ascii="Georgia" w:hAnsi="Georgia"/>
           <w:b w:val="0"/>
           <w:i w:val="0"/>
-          <w:color w:val="1E1B4B"/>
-          <w:sz w:val="22"/>
+          <w:color w:val="33333D"/>
+          <w:sz w:val="21"/>
         </w:rPr>
         <w:t>The Rule of 72 is an estimation tool, not a promise. Past returns do not guarantee future results. Always use it as a planning guide, not an investment guarantee.</w:t>
       </w:r>
@@ -4779,31 +5970,42 @@
         <w:tblW w:type="auto" w:w="0"/>
         <w:jc w:val="center"/>
         <w:tblLook w:firstColumn="1" w:firstRow="1" w:lastColumn="0" w:lastRow="0" w:noHBand="0" w:noVBand="1" w:val="04A0"/>
+        <w:tblW w:w="5000" w:type="pct"/>
       </w:tblPr>
       <w:tblGrid>
-        <w:gridCol w:w="9406"/>
+        <w:gridCol w:w="9066"/>
       </w:tblGrid>
       <w:tr>
         <w:tc>
           <w:tcPr>
-            <w:tcW w:type="dxa" w:w="9406"/>
-            <w:shd w:fill="F3E8FF" w:val="clear"/>
+            <w:tcW w:type="dxa" w:w="9066"/>
+            <w:shd w:fill="F5F3FF" w:val="clear"/>
             <w:tcBorders>
-              <w:top w:val="single" w:sz="12" w:color="6B21A8" w:space="0"/>
-              <w:left w:val="single" w:sz="12" w:color="6B21A8" w:space="0"/>
-              <w:bottom w:val="single" w:sz="12" w:color="6B21A8" w:space="0"/>
-              <w:right w:val="single" w:sz="12" w:color="6B21A8" w:space="0"/>
+              <w:left w:val="single" w:sz="36" w:color="4C1D95" w:space="0"/>
+              <w:top w:val="single" w:sz="4" w:color="D8B4FE" w:space="0"/>
+              <w:bottom w:val="single" w:sz="4" w:color="D8B4FE" w:space="0"/>
+              <w:right w:val="single" w:sz="4" w:color="D8B4FE" w:space="0"/>
             </w:tcBorders>
+            <w:tcMar>
+              <w:top w:w="160" w:type="dxa"/>
+              <w:bottom w:w="160" w:type="dxa"/>
+              <w:start w:w="160" w:type="dxa"/>
+              <w:end w:w="160" w:type="dxa"/>
+            </w:tcMar>
           </w:tcPr>
           <w:p>
             <w:pPr>
-              <w:jc w:val="center"/>
+              <w:spacing w:before="200" w:after="200"/>
+              <w:jc w:val="left"/>
+              <w:ind w:left="120" w:right="120"/>
             </w:pPr>
             <w:r>
               <w:rPr>
+                <w:rFonts w:ascii="Georgia" w:hAnsi="Georgia"/>
                 <w:b/>
-                <w:color w:val="6B21A8"/>
-                <w:sz w:val="24"/>
+                <w:i/>
+                <w:color w:val="4C1D95"/>
+                <w:sz w:val="21"/>
               </w:rPr>
               <w:t>Always use your NET return (after fees, taxes, and inflation)</w:t>
               <w:br/>
@@ -4824,23 +6026,20 @@
         <w:pStyle w:val="Heading1"/>
       </w:pPr>
       <w:r>
-        <w:rPr>
-          <w:color w:val="6B21A8"/>
-          <w:sz w:val="52"/>
-        </w:rPr>
         <w:t>10. Key Takeaways and Conclusion</w:t>
       </w:r>
     </w:p>
     <w:p>
       <w:pPr>
-        <w:spacing w:after="160" w:line="336" w:lineRule="auto"/>
+        <w:spacing w:after="140" w:line="336" w:lineRule="auto"/>
       </w:pPr>
       <w:r>
         <w:rPr>
+          <w:rFonts w:ascii="Georgia" w:hAnsi="Georgia"/>
           <w:b w:val="0"/>
           <w:i w:val="0"/>
-          <w:color w:val="1E1B4B"/>
-          <w:sz w:val="22"/>
+          <w:color w:val="33333D"/>
+          <w:sz w:val="21"/>
         </w:rPr>
         <w:t>The Rule of 72 is one of the simplest yet most powerful concepts in personal finance. Here are the key points to remember:</w:t>
       </w:r>
@@ -4852,7 +6051,7 @@
       </w:pPr>
       <w:r>
         <w:rPr>
-          <w:color w:val="1E1B4B"/>
+          <w:color w:val="33333D"/>
           <w:sz w:val="22"/>
         </w:rPr>
         <w:t>Divide 72 by the annual rate of return to estimate how long until your investment doubles.</w:t>
@@ -4865,7 +6064,7 @@
       </w:pPr>
       <w:r>
         <w:rPr>
-          <w:color w:val="1E1B4B"/>
+          <w:color w:val="33333D"/>
           <w:sz w:val="22"/>
         </w:rPr>
         <w:t>It works best for interest rates between 2% and 20%.</w:t>
@@ -4878,7 +6077,7 @@
       </w:pPr>
       <w:r>
         <w:rPr>
-          <w:color w:val="1E1B4B"/>
+          <w:color w:val="33333D"/>
           <w:sz w:val="22"/>
         </w:rPr>
         <w:t>Even a 1-2% difference in annual returns has a massive impact over decades.</w:t>
@@ -4891,7 +6090,7 @@
       </w:pPr>
       <w:r>
         <w:rPr>
-          <w:color w:val="1E1B4B"/>
+          <w:color w:val="33333D"/>
           <w:sz w:val="22"/>
         </w:rPr>
         <w:t>Use it in reverse to understand how quickly inflation erodes purchasing power.</w:t>
@@ -4904,7 +6103,7 @@
       </w:pPr>
       <w:r>
         <w:rPr>
-          <w:color w:val="1E1B4B"/>
+          <w:color w:val="33333D"/>
           <w:sz w:val="22"/>
         </w:rPr>
         <w:t>Compound interest is exponential — each doubling adds more absolute wealth than all previous doublings combined.</w:t>
@@ -4917,7 +6116,7 @@
       </w:pPr>
       <w:r>
         <w:rPr>
-          <w:color w:val="1E1B4B"/>
+          <w:color w:val="33333D"/>
           <w:sz w:val="22"/>
         </w:rPr>
         <w:t>Use your net return after subtracting fees, taxes, and inflation for the most accurate estimates.</w:t>
@@ -4930,7 +6129,7 @@
       </w:pPr>
       <w:r>
         <w:rPr>
-          <w:color w:val="1E1B4B"/>
+          <w:color w:val="33333D"/>
           <w:sz w:val="22"/>
         </w:rPr>
         <w:t>Start investing as early as possible — time is the most important ingredient in compounding.</w:t>
@@ -4943,7 +6142,7 @@
       </w:pPr>
       <w:r>
         <w:rPr>
-          <w:color w:val="1E1B4B"/>
+          <w:color w:val="33333D"/>
           <w:sz w:val="22"/>
         </w:rPr>
         <w:t>The Rule of 72 is a planning tool, not a guarantee. Always seek professional financial advice.</w:t>
@@ -4955,80 +6154,47 @@
         <w:pStyle w:val="Heading2"/>
       </w:pPr>
       <w:r>
-        <w:rPr>
-          <w:color w:val="DB2777"/>
-          <w:sz w:val="36"/>
-        </w:rPr>
         <w:t>Your Next Steps</w:t>
       </w:r>
     </w:p>
     <w:p>
       <w:pPr>
-        <w:spacing w:after="160" w:line="336" w:lineRule="auto"/>
+        <w:spacing w:after="140" w:line="336" w:lineRule="auto"/>
       </w:pPr>
       <w:r>
         <w:rPr>
+          <w:rFonts w:ascii="Georgia" w:hAnsi="Georgia"/>
           <w:b w:val="0"/>
           <w:i w:val="0"/>
-          <w:color w:val="1E1B4B"/>
-          <w:sz w:val="22"/>
+          <w:color w:val="33333D"/>
+          <w:sz w:val="21"/>
         </w:rPr>
         <w:t>Now that you understand the Rule of 72, put it to work! Use it to evaluate investment opportunities, compare savings accounts, plan for retirement, or appreciate the power of compound growth. The sooner you start, the more doublings your money will achieve.</w:t>
       </w:r>
     </w:p>
     <w:p>
       <w:pPr>
-        <w:spacing w:after="160" w:line="336" w:lineRule="auto"/>
+        <w:spacing w:after="140" w:line="336" w:lineRule="auto"/>
       </w:pPr>
       <w:r>
         <w:rPr>
+          <w:rFonts w:ascii="Georgia" w:hAnsi="Georgia"/>
           <w:b w:val="0"/>
           <w:i w:val="0"/>
-          <w:color w:val="1E1B4B"/>
-          <w:sz w:val="22"/>
+          <w:color w:val="33333D"/>
+          <w:sz w:val="21"/>
         </w:rPr>
         <w:t>Visit Income Online at www.incomeonline.info to discover 199+ legitimate platforms where you can start growing your income today. From freelancing to investing, from e-commerce to teaching — there is an earning opportunity that suits your skills and goals.</w:t>
       </w:r>
     </w:p>
     <w:p/>
-    <w:p/>
     <w:p>
       <w:pPr>
         <w:jc w:val="center"/>
+        <w:pBdr>
+          <w:bottom w:val="single" w:sz="6" w:space="1" w:color="4C1D95"/>
+        </w:pBdr>
       </w:pPr>
-      <w:r>
-        <w:rPr>
-          <w:b/>
-          <w:color w:val="6B21A8"/>
-          <w:sz w:val="32"/>
-        </w:rPr>
-        <w:t>Thank you for reading!</w:t>
-      </w:r>
-    </w:p>
-    <w:p>
-      <w:pPr>
-        <w:jc w:val="center"/>
-      </w:pPr>
-      <w:r>
-        <w:rPr>
-          <w:color w:val="DB2777"/>
-          <w:sz w:val="26"/>
-        </w:rPr>
-        <w:t>Income Online — Your Guide to Earning More</w:t>
-      </w:r>
-    </w:p>
-    <w:p>
-      <w:pPr>
-        <w:jc w:val="center"/>
-      </w:pPr>
-      <w:r>
-        <w:rPr>
-          <w:b/>
-          <w:color w:val="EA580C"/>
-          <w:sz w:val="24"/>
-        </w:rPr>
-        <w:t>www.incomeonline.info</w:t>
-      </w:r>
     </w:p>
     <w:p/>
     <w:p>
@@ -5037,9 +6203,79 @@
       </w:pPr>
       <w:r>
         <w:rPr>
+          <w:rFonts w:ascii="Georgia" w:hAnsi="Georgia"/>
           <w:i/>
-          <w:color w:val="4B5563"/>
-          <w:sz w:val="18"/>
+          <w:color w:val="4C1D95"/>
+          <w:sz w:val="28"/>
+        </w:rPr>
+        <w:t>Thank you for reading.</w:t>
+      </w:r>
+    </w:p>
+    <w:p/>
+    <w:p>
+      <w:pPr>
+        <w:spacing w:after="40"/>
+        <w:jc w:val="center"/>
+      </w:pPr>
+      <w:r>
+        <w:rPr>
+          <w:rFonts w:ascii="Georgia" w:hAnsi="Georgia"/>
+          <w:b/>
+          <w:color w:val="4C1D95"/>
+          <w:sz w:val="24"/>
+        </w:rPr>
+        <w:t>Income Online</w:t>
+      </w:r>
+    </w:p>
+    <w:p>
+      <w:pPr>
+        <w:spacing w:after="40"/>
+        <w:jc w:val="center"/>
+      </w:pPr>
+      <w:r>
+        <w:rPr>
+          <w:rFonts w:ascii="Georgia" w:hAnsi="Georgia"/>
+          <w:i/>
+          <w:color w:val="BE185D"/>
+          <w:sz w:val="20"/>
+        </w:rPr>
+        <w:t>Your Guide to Earning More</w:t>
+      </w:r>
+    </w:p>
+    <w:p>
+      <w:pPr>
+        <w:spacing w:after="400"/>
+        <w:jc w:val="center"/>
+      </w:pPr>
+      <w:r>
+        <w:rPr>
+          <w:rFonts w:ascii="Georgia" w:hAnsi="Georgia"/>
+          <w:b/>
+          <w:color w:val="BE185D"/>
+          <w:sz w:val="20"/>
+        </w:rPr>
+        <w:t>www.incomeonline.info</w:t>
+      </w:r>
+    </w:p>
+    <w:p>
+      <w:pPr>
+        <w:jc w:val="center"/>
+        <w:pBdr>
+          <w:top w:val="single" w:sz="6" w:space="1" w:color="4C1D95"/>
+        </w:pBdr>
+      </w:pPr>
+    </w:p>
+    <w:p/>
+    <w:p>
+      <w:pPr>
+        <w:jc w:val="center"/>
+      </w:pPr>
+      <w:r>
+        <w:rPr>
+          <w:rFonts w:ascii="Georgia" w:hAnsi="Georgia"/>
+          <w:i/>
+          <w:color w:val="94A3B8"/>
+          <w:sz w:val="15"/>
         </w:rPr>
         <w:t>© 2025 Income Online. All Rights Reserved.</w:t>
         <w:br/>
@@ -5049,14 +6285,14 @@
     <w:sectPr>
       <w:footerReference w:type="default" r:id="rId9"/>
       <w:pgSz w:w="12240" w:h="15840"/>
-      <w:pgMar w:top="1417" w:right="1417" w:bottom="1417" w:left="1417" w:header="720" w:footer="720" w:gutter="0"/>
+      <w:pgMar w:top="1587" w:right="1587" w:bottom="1417" w:left="1587" w:header="720" w:footer="720" w:gutter="0"/>
       <w:cols w:space="720"/>
       <w:docGrid w:linePitch="360"/>
       <w:pgBorders w:offsetFrom="page">
-        <w:top w:val="single" w:sz="24" w:space="24" w:color="DB2777"/>
-        <w:left w:val="single" w:sz="24" w:space="24" w:color="DB2777"/>
-        <w:bottom w:val="single" w:sz="24" w:space="24" w:color="DB2777"/>
-        <w:right w:val="single" w:sz="24" w:space="24" w:color="DB2777"/>
+        <w:top w:val="thinThickSmallGap" w:sz="36" w:space="20" w:color="4C1D95"/>
+        <w:bottom w:val="thickThinSmallGap" w:sz="36" w:space="20" w:color="4C1D95"/>
+        <w:left w:val="thinThickSmallGap" w:sz="36" w:space="20" w:color="4C1D95"/>
+        <w:right w:val="thickThinSmallGap" w:sz="36" w:space="20" w:color="4C1D95"/>
       </w:pgBorders>
     </w:sectPr>
   </w:body>
@@ -5068,38 +6304,62 @@
   <w:p>
     <w:pPr>
       <w:pStyle w:val="Footer"/>
-      <w:jc w:val="left"/>
+      <w:pBdr>
+        <w:top w:val="single" w:sz="6" w:space="4" w:color="4C1D95"/>
+      </w:pBdr>
+      <w:spacing w:before="0" w:after="40"/>
       <w:tabs>
+        <w:tab w:val="center" w:pos="4680"/>
         <w:tab w:val="right" w:pos="9360"/>
       </w:tabs>
     </w:pPr>
     <w:r>
       <w:rPr>
-        <w:color w:val="4B5563"/>
-        <w:sz w:val="18"/>
+        <w:rFonts w:ascii="Georgia" w:hAnsi="Georgia"/>
+        <w:color w:val="64748B"/>
+        <w:sz w:val="16"/>
       </w:rPr>
       <w:t xml:space="preserve">Page </w:t>
     </w:r>
     <w:r>
+      <w:rPr>
+        <w:rFonts w:ascii="Georgia" w:hAnsi="Georgia"/>
+        <w:color w:val="64748B"/>
+        <w:sz w:val="16"/>
+      </w:rPr>
       <w:fldChar w:fldCharType="begin"/>
     </w:r>
     <w:r>
+      <w:rPr>
+        <w:color w:val="64748B"/>
+        <w:sz w:val="16"/>
+      </w:rPr>
       <w:instrText xml:space="preserve"> PAGE </w:instrText>
     </w:r>
     <w:r>
       <w:fldChar w:fldCharType="end"/>
     </w:r>
     <w:r>
-      <w:rPr>
-        <w:sz w:val="18"/>
-      </w:rPr>
       <w:tab/>
     </w:r>
     <w:r>
       <w:rPr>
-        <w:b/>
-        <w:color w:val="DB2777"/>
-        <w:sz w:val="18"/>
+        <w:rFonts w:ascii="Georgia" w:hAnsi="Georgia"/>
+        <w:i/>
+        <w:color w:val="94A3B8"/>
+        <w:sz w:val="14"/>
+      </w:rPr>
+      <w:t>MoneyRules Series</w:t>
+    </w:r>
+    <w:r>
+      <w:tab/>
+    </w:r>
+    <w:r>
+      <w:rPr>
+        <w:rFonts w:ascii="Georgia" w:hAnsi="Georgia"/>
+        <w:b/>
+        <w:color w:val="BE185D"/>
+        <w:sz w:val="16"/>
       </w:rPr>
       <w:t>www.incomeonline.info</w:t>
     </w:r>
@@ -5470,10 +6730,13 @@
     <w:name w:val="Normal"/>
     <w:qFormat/>
     <w:rsid w:val="00FC693F"/>
+    <w:pPr>
+      <w:spacing w:after="120" w:line="324" w:lineRule="auto"/>
+    </w:pPr>
     <w:rPr>
-      <w:rFonts w:ascii="Calibri" w:hAnsi="Calibri"/>
-      <w:color w:val="1E1B4B"/>
-      <w:sz w:val="22"/>
+      <w:rFonts w:ascii="Georgia" w:hAnsi="Georgia"/>
+      <w:color w:val="33333D"/>
+      <w:sz w:val="21"/>
     </w:rPr>
   </w:style>
   <w:style w:type="paragraph" w:styleId="Header">
@@ -5531,15 +6794,15 @@
     <w:pPr>
       <w:keepNext/>
       <w:keepLines/>
-      <w:spacing w:before="480" w:after="0"/>
+      <w:spacing w:before="480" w:after="160"/>
       <w:outlineLvl w:val="0"/>
     </w:pPr>
     <w:rPr>
-      <w:rFonts w:asciiTheme="majorHAnsi" w:eastAsiaTheme="majorEastAsia" w:hAnsiTheme="majorHAnsi" w:cstheme="majorBidi"/>
+      <w:rFonts w:asciiTheme="majorHAnsi" w:eastAsiaTheme="majorEastAsia" w:hAnsiTheme="majorHAnsi" w:cstheme="majorBidi" w:ascii="Georgia" w:hAnsi="Georgia"/>
       <w:b/>
       <w:bCs/>
-      <w:color w:val="365F91" w:themeColor="accent1" w:themeShade="BF"/>
-      <w:sz w:val="28"/>
+      <w:color w:val="4C1D95"/>
+      <w:sz w:val="44"/>
       <w:szCs w:val="28"/>
     </w:rPr>
   </w:style>
@@ -5555,15 +6818,15 @@
     <w:pPr>
       <w:keepNext/>
       <w:keepLines/>
-      <w:spacing w:before="200" w:after="0"/>
+      <w:spacing w:before="320" w:after="160"/>
       <w:outlineLvl w:val="1"/>
     </w:pPr>
     <w:rPr>
-      <w:rFonts w:asciiTheme="majorHAnsi" w:eastAsiaTheme="majorEastAsia" w:hAnsiTheme="majorHAnsi" w:cstheme="majorBidi"/>
+      <w:rFonts w:asciiTheme="majorHAnsi" w:eastAsiaTheme="majorEastAsia" w:hAnsiTheme="majorHAnsi" w:cstheme="majorBidi" w:ascii="Georgia" w:hAnsi="Georgia"/>
       <w:b/>
       <w:bCs/>
-      <w:color w:val="4F81BD" w:themeColor="accent1"/>
-      <w:sz w:val="26"/>
+      <w:color w:val="BE185D"/>
+      <w:sz w:val="30"/>
       <w:szCs w:val="26"/>
     </w:rPr>
   </w:style>
@@ -5579,14 +6842,15 @@
     <w:pPr>
       <w:keepNext/>
       <w:keepLines/>
-      <w:spacing w:before="200" w:after="0"/>
+      <w:spacing w:before="200" w:after="160"/>
       <w:outlineLvl w:val="2"/>
     </w:pPr>
     <w:rPr>
-      <w:rFonts w:asciiTheme="majorHAnsi" w:eastAsiaTheme="majorEastAsia" w:hAnsiTheme="majorHAnsi" w:cstheme="majorBidi"/>
+      <w:rFonts w:asciiTheme="majorHAnsi" w:eastAsiaTheme="majorEastAsia" w:hAnsiTheme="majorHAnsi" w:cstheme="majorBidi" w:ascii="Georgia" w:hAnsi="Georgia"/>
       <w:b/>
       <w:bCs/>
-      <w:color w:val="4F81BD" w:themeColor="accent1"/>
+      <w:color w:val="B45D09"/>
+      <w:sz w:val="24"/>
     </w:rPr>
   </w:style>
   <w:style w:type="paragraph" w:styleId="Heading4">

--- a/backend/static/The_Rule_of_72_Guide.docx
+++ b/backend/static/The_Rule_of_72_Guide.docx
@@ -202,7 +202,7 @@
       </w:r>
       <w:r>
         <w:rPr>
-          <w:color w:val="2A2A33"/>
+          <w:color w:val="141418"/>
           <w:sz w:val="26"/>
         </w:rPr>
         <w:t>Introduction — What Is the Rule of 72?</w:t>
@@ -222,7 +222,7 @@
       </w:r>
       <w:r>
         <w:rPr>
-          <w:color w:val="2A2A33"/>
+          <w:color w:val="141418"/>
           <w:sz w:val="26"/>
         </w:rPr>
         <w:t>The Formula Explained</w:t>
@@ -242,7 +242,7 @@
       </w:r>
       <w:r>
         <w:rPr>
-          <w:color w:val="2A2A33"/>
+          <w:color w:val="141418"/>
           <w:sz w:val="26"/>
         </w:rPr>
         <w:t>Step-by-Step: How to Use the Rule of 72</w:t>
@@ -262,7 +262,7 @@
       </w:r>
       <w:r>
         <w:rPr>
-          <w:color w:val="2A2A33"/>
+          <w:color w:val="141418"/>
           <w:sz w:val="26"/>
         </w:rPr>
         <w:t>Quick Reference Table — Doubling Times</w:t>
@@ -282,7 +282,7 @@
       </w:r>
       <w:r>
         <w:rPr>
-          <w:color w:val="2A2A33"/>
+          <w:color w:val="141418"/>
           <w:sz w:val="26"/>
         </w:rPr>
         <w:t>Real-World Investment Examples</w:t>
@@ -302,7 +302,7 @@
       </w:r>
       <w:r>
         <w:rPr>
-          <w:color w:val="2A2A33"/>
+          <w:color w:val="141418"/>
           <w:sz w:val="26"/>
         </w:rPr>
         <w:t>The Power of Compound Interest</w:t>
@@ -322,7 +322,7 @@
       </w:r>
       <w:r>
         <w:rPr>
-          <w:color w:val="2A2A33"/>
+          <w:color w:val="141418"/>
           <w:sz w:val="26"/>
         </w:rPr>
         <w:t>Accuracy Check: Rule of 72 vs. Exact Calculations</w:t>
@@ -342,7 +342,7 @@
       </w:r>
       <w:r>
         <w:rPr>
-          <w:color w:val="2A2A33"/>
+          <w:color w:val="141418"/>
           <w:sz w:val="26"/>
         </w:rPr>
         <w:t>Variations: The Rule of 69 and Rule of 70</w:t>
@@ -362,7 +362,7 @@
       </w:r>
       <w:r>
         <w:rPr>
-          <w:color w:val="2A2A33"/>
+          <w:color w:val="141418"/>
           <w:sz w:val="26"/>
         </w:rPr>
         <w:t>Limitations and When Not to Use It</w:t>
@@ -382,7 +382,7 @@
       </w:r>
       <w:r>
         <w:rPr>
-          <w:color w:val="2A2A33"/>
+          <w:color w:val="141418"/>
           <w:sz w:val="26"/>
         </w:rPr>
         <w:t>Key Takeaways and Conclusion</w:t>
@@ -464,9 +464,9 @@
       <w:r>
         <w:rPr>
           <w:rFonts w:ascii="Montserrat" w:hAnsi="Montserrat" w:cs="Montserrat" w:eastAsia="Montserrat"/>
-          <w:b w:val="0"/>
+          <w:b/>
           <w:i w:val="0"/>
-          <w:color w:val="2A2A33"/>
+          <w:color w:val="141418"/>
           <w:sz w:val="22"/>
         </w:rPr>
         <w:t>The Rule of 72 is one of the most useful shortcuts in personal finance and investing. It allows you to quickly estimate how long it will take for an investment to double in value, given a fixed annual rate of return — all without needing a calculator, spreadsheet, or complex mathematical formula.</w:t>
@@ -479,9 +479,9 @@
       <w:r>
         <w:rPr>
           <w:rFonts w:ascii="Montserrat" w:hAnsi="Montserrat" w:cs="Montserrat" w:eastAsia="Montserrat"/>
-          <w:b w:val="0"/>
+          <w:b/>
           <w:i w:val="0"/>
-          <w:color w:val="2A2A33"/>
+          <w:color w:val="141418"/>
           <w:sz w:val="22"/>
         </w:rPr>
         <w:t>The concept is beautifully simple: divide the number 72 by your expected annual interest rate (expressed as a whole number), and the result gives you the approximate number of years it will take for your money to double.</w:t>
@@ -526,7 +526,8 @@
             <w:r>
               <w:rPr>
                 <w:rFonts w:ascii="Montserrat" w:hAnsi="Montserrat" w:cs="Montserrat" w:eastAsia="Montserrat"/>
-                <w:color w:val="2A2A33"/>
+                <w:b/>
+                <w:color w:val="141418"/>
                 <w:sz w:val="21"/>
               </w:rPr>
               <w:t>Years to Double  =  72  ÷  Annual Interest Rate (%)</w:t>
@@ -547,9 +548,9 @@
       <w:r>
         <w:rPr>
           <w:rFonts w:ascii="Montserrat" w:hAnsi="Montserrat" w:cs="Montserrat" w:eastAsia="Montserrat"/>
-          <w:b w:val="0"/>
+          <w:b/>
           <w:i w:val="0"/>
-          <w:color w:val="2A2A33"/>
+          <w:color w:val="141418"/>
           <w:sz w:val="22"/>
         </w:rPr>
         <w:t>For example, if you invest money at an annual return of 8%, it will take approximately 72 ÷ 8 = 9 years for your investment to double. If you earn 6% per year, your money doubles in about 72 ÷ 6 = 12 years.</w:t>
@@ -573,9 +574,9 @@
       <w:r>
         <w:rPr>
           <w:rFonts w:ascii="Montserrat" w:hAnsi="Montserrat" w:cs="Montserrat" w:eastAsia="Montserrat"/>
-          <w:b w:val="0"/>
+          <w:b/>
           <w:i w:val="0"/>
-          <w:color w:val="2A2A33"/>
+          <w:color w:val="141418"/>
           <w:sz w:val="22"/>
         </w:rPr>
         <w:t>The Rule of 72 dates back to at least 1494, when the Italian mathematician Luca Pacioli referenced it in his work "Summa de Arithmetica." It has since become a staple of financial education worldwide, taught in universities, used by financial advisers, and relied upon by everyday investors who want a quick mental shortcut for understanding growth.</w:t>
@@ -599,9 +600,9 @@
       <w:r>
         <w:rPr>
           <w:rFonts w:ascii="Montserrat" w:hAnsi="Montserrat" w:cs="Montserrat" w:eastAsia="Montserrat"/>
-          <w:b w:val="0"/>
+          <w:b/>
           <w:i w:val="0"/>
-          <w:color w:val="2A2A33"/>
+          <w:color w:val="141418"/>
           <w:sz w:val="22"/>
         </w:rPr>
         <w:t>The number 72 is used because it is a convenient approximation that works well across a wide range of realistic interest rates (roughly 2% to 20%). It also has many divisors (1, 2, 3, 4, 6, 8, 9, 12, 18, 24, 36, 72), making mental arithmetic easy. The true mathematical constant would be closer to 69.3 (the natural logarithm of 2 times 100), but 72 provides a better practical approximation for typical investment rates and is far easier to divide in your head.</w:t>
@@ -614,9 +615,9 @@
       <w:r>
         <w:rPr>
           <w:rFonts w:ascii="Montserrat" w:hAnsi="Montserrat" w:cs="Montserrat" w:eastAsia="Montserrat"/>
-          <w:b w:val="0"/>
+          <w:b/>
           <w:i w:val="0"/>
-          <w:color w:val="2A2A33"/>
+          <w:color w:val="141418"/>
           <w:sz w:val="22"/>
         </w:rPr>
         <w:t>Whether you are a seasoned investor managing a portfolio or a beginner just starting to save, the Rule of 72 is an invaluable tool that you will use again and again throughout your financial journey.</w:t>
@@ -684,9 +685,9 @@
       <w:r>
         <w:rPr>
           <w:rFonts w:ascii="Montserrat" w:hAnsi="Montserrat" w:cs="Montserrat" w:eastAsia="Montserrat"/>
-          <w:b w:val="0"/>
+          <w:b/>
           <w:i w:val="0"/>
-          <w:color w:val="2A2A33"/>
+          <w:color w:val="141418"/>
           <w:sz w:val="22"/>
         </w:rPr>
         <w:t>At its core, the Rule of 72 is a simplified version of the compound interest formula. Let us break down both so you can see where this powerful shortcut comes from.</w:t>
@@ -710,9 +711,9 @@
       <w:r>
         <w:rPr>
           <w:rFonts w:ascii="Montserrat" w:hAnsi="Montserrat" w:cs="Montserrat" w:eastAsia="Montserrat"/>
-          <w:b w:val="0"/>
+          <w:b/>
           <w:i w:val="0"/>
-          <w:color w:val="2A2A33"/>
+          <w:color w:val="141418"/>
           <w:sz w:val="22"/>
         </w:rPr>
         <w:t>The standard formula for compound interest is:</w:t>
@@ -739,9 +740,9 @@
       <w:r>
         <w:rPr>
           <w:rFonts w:ascii="Montserrat" w:hAnsi="Montserrat" w:cs="Montserrat" w:eastAsia="Montserrat"/>
-          <w:b w:val="0"/>
+          <w:b/>
           <w:i w:val="0"/>
-          <w:color w:val="2A2A33"/>
+          <w:color w:val="141418"/>
           <w:sz w:val="22"/>
         </w:rPr>
         <w:t>Where:</w:t>
@@ -753,7 +754,7 @@
       </w:pPr>
       <w:r>
         <w:rPr>
-          <w:color w:val="2A2A33"/>
+          <w:color w:val="141418"/>
           <w:sz w:val="22"/>
         </w:rPr>
         <w:t>A = the future value of the investment</w:t>
@@ -765,7 +766,7 @@
       </w:pPr>
       <w:r>
         <w:rPr>
-          <w:color w:val="2A2A33"/>
+          <w:color w:val="141418"/>
           <w:sz w:val="22"/>
         </w:rPr>
         <w:t>P = the principal (initial investment)</w:t>
@@ -777,7 +778,7 @@
       </w:pPr>
       <w:r>
         <w:rPr>
-          <w:color w:val="2A2A33"/>
+          <w:color w:val="141418"/>
           <w:sz w:val="22"/>
         </w:rPr>
         <w:t>r = the annual interest rate (as a decimal, e.g. 0.08 for 8%)</w:t>
@@ -789,7 +790,7 @@
       </w:pPr>
       <w:r>
         <w:rPr>
-          <w:color w:val="2A2A33"/>
+          <w:color w:val="141418"/>
           <w:sz w:val="22"/>
         </w:rPr>
         <w:t>n = the number of years</w:t>
@@ -802,9 +803,9 @@
       <w:r>
         <w:rPr>
           <w:rFonts w:ascii="Montserrat" w:hAnsi="Montserrat" w:cs="Montserrat" w:eastAsia="Montserrat"/>
-          <w:b w:val="0"/>
+          <w:b/>
           <w:i w:val="0"/>
-          <w:color w:val="2A2A33"/>
+          <w:color w:val="141418"/>
           <w:sz w:val="22"/>
         </w:rPr>
         <w:t>To find when the investment doubles, we set A = 2P:</w:t>
@@ -830,9 +831,9 @@
       <w:r>
         <w:rPr>
           <w:rFonts w:ascii="Montserrat" w:hAnsi="Montserrat" w:cs="Montserrat" w:eastAsia="Montserrat"/>
-          <w:b w:val="0"/>
+          <w:b/>
           <w:i w:val="0"/>
-          <w:color w:val="2A2A33"/>
+          <w:color w:val="141418"/>
           <w:sz w:val="22"/>
         </w:rPr>
         <w:t>For small values of r, ln(1 + r) is approximately equal to r. Since ln(2) = 0.693, we get n ≈ 0.693 / r, or equivalently, n ≈ 69.3 / R (where R is the rate as a percentage). Rounding 69.3 up to 72 provides a better approximation across a broader range of rates and is much easier to compute mentally. This is where "72" comes from.</w:t>
@@ -877,7 +878,8 @@
             <w:r>
               <w:rPr>
                 <w:rFonts w:ascii="Montserrat" w:hAnsi="Montserrat" w:cs="Montserrat" w:eastAsia="Montserrat"/>
-                <w:color w:val="2A2A33"/>
+                <w:b/>
+                <w:color w:val="141418"/>
                 <w:sz w:val="21"/>
               </w:rPr>
               <w:t>The Rule of 72 is a mental-math-friendly approximation</w:t>
@@ -910,7 +912,7 @@
       </w:pPr>
       <w:r>
         <w:rPr>
-          <w:color w:val="2A2A33"/>
+          <w:color w:val="141418"/>
           <w:sz w:val="22"/>
         </w:rPr>
         <w:t>The interest rate is fixed (does not change year to year).</w:t>
@@ -922,7 +924,7 @@
       </w:pPr>
       <w:r>
         <w:rPr>
-          <w:color w:val="2A2A33"/>
+          <w:color w:val="141418"/>
           <w:sz w:val="22"/>
         </w:rPr>
         <w:t>Returns are compounded annually (not monthly, daily, or continuously).</w:t>
@@ -934,7 +936,7 @@
       </w:pPr>
       <w:r>
         <w:rPr>
-          <w:color w:val="2A2A33"/>
+          <w:color w:val="141418"/>
           <w:sz w:val="22"/>
         </w:rPr>
         <w:t>No additional deposits or withdrawals are made.</w:t>
@@ -946,7 +948,7 @@
       </w:pPr>
       <w:r>
         <w:rPr>
-          <w:color w:val="2A2A33"/>
+          <w:color w:val="141418"/>
           <w:sz w:val="22"/>
         </w:rPr>
         <w:t>Taxes and fees are not taken into account.</w:t>
@@ -959,9 +961,9 @@
       <w:r>
         <w:rPr>
           <w:rFonts w:ascii="Montserrat" w:hAnsi="Montserrat" w:cs="Montserrat" w:eastAsia="Montserrat"/>
-          <w:b w:val="0"/>
+          <w:b/>
           <w:i w:val="0"/>
-          <w:color w:val="2A2A33"/>
+          <w:color w:val="141418"/>
           <w:sz w:val="22"/>
         </w:rPr>
         <w:t>Despite these simplifications, the Rule of 72 remains remarkably accurate for interest rates between 2% and 20%, which covers the vast majority of real-world investment scenarios.</w:t>
@@ -1029,9 +1031,9 @@
       <w:r>
         <w:rPr>
           <w:rFonts w:ascii="Montserrat" w:hAnsi="Montserrat" w:cs="Montserrat" w:eastAsia="Montserrat"/>
-          <w:b w:val="0"/>
+          <w:b/>
           <w:i w:val="0"/>
-          <w:color w:val="2A2A33"/>
+          <w:color w:val="141418"/>
           <w:sz w:val="22"/>
         </w:rPr>
         <w:t>Using the Rule of 72 is straightforward. Here is a simple three-step process:</w:t>
@@ -1055,9 +1057,9 @@
       <w:r>
         <w:rPr>
           <w:rFonts w:ascii="Montserrat" w:hAnsi="Montserrat" w:cs="Montserrat" w:eastAsia="Montserrat"/>
-          <w:b w:val="0"/>
+          <w:b/>
           <w:i w:val="0"/>
-          <w:color w:val="2A2A33"/>
+          <w:color w:val="141418"/>
           <w:sz w:val="22"/>
         </w:rPr>
         <w:t>Determine the annual interest rate or expected rate of return on your investment. This could be the interest rate on a savings account, the average annual return of a stock index fund, or the yield on a bond. Express it as a whole number (e.g., 6 for 6%).</w:t>
@@ -1081,9 +1083,9 @@
       <w:r>
         <w:rPr>
           <w:rFonts w:ascii="Montserrat" w:hAnsi="Montserrat" w:cs="Montserrat" w:eastAsia="Montserrat"/>
-          <w:b w:val="0"/>
+          <w:b/>
           <w:i w:val="0"/>
-          <w:color w:val="2A2A33"/>
+          <w:color w:val="141418"/>
           <w:sz w:val="22"/>
         </w:rPr>
         <w:t>Simply divide 72 by the interest rate. The result is the approximate number of years it takes for your investment to double.</w:t>
@@ -1107,9 +1109,9 @@
       <w:r>
         <w:rPr>
           <w:rFonts w:ascii="Montserrat" w:hAnsi="Montserrat" w:cs="Montserrat" w:eastAsia="Montserrat"/>
-          <w:b w:val="0"/>
+          <w:b/>
           <w:i w:val="0"/>
-          <w:color w:val="2A2A33"/>
+          <w:color w:val="141418"/>
           <w:sz w:val="22"/>
         </w:rPr>
         <w:t>The answer tells you how many years until your money doubles at that rate of return, assuming the rate stays constant and returns are reinvested.</w:t>
@@ -1136,7 +1138,7 @@
           <w:rFonts w:ascii="Montserrat" w:hAnsi="Montserrat" w:cs="Montserrat" w:eastAsia="Montserrat"/>
           <w:b/>
           <w:i w:val="0"/>
-          <w:color w:val="2A2A33"/>
+          <w:color w:val="141418"/>
           <w:sz w:val="22"/>
         </w:rPr>
         <w:t>Example 1: Savings Account at 3% Interest</w:t>
@@ -1149,9 +1151,9 @@
       <w:r>
         <w:rPr>
           <w:rFonts w:ascii="Montserrat" w:hAnsi="Montserrat" w:cs="Montserrat" w:eastAsia="Montserrat"/>
-          <w:b w:val="0"/>
+          <w:b/>
           <w:i w:val="0"/>
-          <w:color w:val="2A2A33"/>
+          <w:color w:val="141418"/>
           <w:sz w:val="22"/>
         </w:rPr>
         <w:t>You deposit £10,000 into a savings account paying 3% per year.</w:t>
@@ -1164,9 +1166,9 @@
       <w:r>
         <w:rPr>
           <w:rFonts w:ascii="Montserrat" w:hAnsi="Montserrat" w:cs="Montserrat" w:eastAsia="Montserrat"/>
-          <w:b w:val="0"/>
+          <w:b/>
           <w:i w:val="0"/>
-          <w:color w:val="2A2A33"/>
+          <w:color w:val="141418"/>
           <w:sz w:val="22"/>
         </w:rPr>
         <w:t>Calculation: 72 ÷ 3 = 24 years</w:t>
@@ -1179,9 +1181,9 @@
       <w:r>
         <w:rPr>
           <w:rFonts w:ascii="Montserrat" w:hAnsi="Montserrat" w:cs="Montserrat" w:eastAsia="Montserrat"/>
-          <w:b w:val="0"/>
+          <w:b/>
           <w:i w:val="0"/>
-          <w:color w:val="2A2A33"/>
+          <w:color w:val="141418"/>
           <w:sz w:val="22"/>
         </w:rPr>
         <w:t>Result: Your £10,000 will grow to approximately £20,000 in 24 years.</w:t>
@@ -1197,7 +1199,7 @@
           <w:rFonts w:ascii="Montserrat" w:hAnsi="Montserrat" w:cs="Montserrat" w:eastAsia="Montserrat"/>
           <w:b/>
           <w:i w:val="0"/>
-          <w:color w:val="2A2A33"/>
+          <w:color w:val="141418"/>
           <w:sz w:val="22"/>
         </w:rPr>
         <w:t>Example 2: Stock Market Index Fund at 8% Return</w:t>
@@ -1210,9 +1212,9 @@
       <w:r>
         <w:rPr>
           <w:rFonts w:ascii="Montserrat" w:hAnsi="Montserrat" w:cs="Montserrat" w:eastAsia="Montserrat"/>
-          <w:b w:val="0"/>
+          <w:b/>
           <w:i w:val="0"/>
-          <w:color w:val="2A2A33"/>
+          <w:color w:val="141418"/>
           <w:sz w:val="22"/>
         </w:rPr>
         <w:t>You invest £5,000 in an index fund that averages 8% annual return.</w:t>
@@ -1225,9 +1227,9 @@
       <w:r>
         <w:rPr>
           <w:rFonts w:ascii="Montserrat" w:hAnsi="Montserrat" w:cs="Montserrat" w:eastAsia="Montserrat"/>
-          <w:b w:val="0"/>
+          <w:b/>
           <w:i w:val="0"/>
-          <w:color w:val="2A2A33"/>
+          <w:color w:val="141418"/>
           <w:sz w:val="22"/>
         </w:rPr>
         <w:t>Calculation: 72 ÷ 8 = 9 years</w:t>
@@ -1240,9 +1242,9 @@
       <w:r>
         <w:rPr>
           <w:rFonts w:ascii="Montserrat" w:hAnsi="Montserrat" w:cs="Montserrat" w:eastAsia="Montserrat"/>
-          <w:b w:val="0"/>
+          <w:b/>
           <w:i w:val="0"/>
-          <w:color w:val="2A2A33"/>
+          <w:color w:val="141418"/>
           <w:sz w:val="22"/>
         </w:rPr>
         <w:t>Result: Your £5,000 will grow to approximately £10,000 in 9 years.</w:t>
@@ -1258,7 +1260,7 @@
           <w:rFonts w:ascii="Montserrat" w:hAnsi="Montserrat" w:cs="Montserrat" w:eastAsia="Montserrat"/>
           <w:b/>
           <w:i w:val="0"/>
-          <w:color w:val="2A2A33"/>
+          <w:color w:val="141418"/>
           <w:sz w:val="22"/>
         </w:rPr>
         <w:t>Example 3: High-Growth Investment at 12% Return</w:t>
@@ -1271,9 +1273,9 @@
       <w:r>
         <w:rPr>
           <w:rFonts w:ascii="Montserrat" w:hAnsi="Montserrat" w:cs="Montserrat" w:eastAsia="Montserrat"/>
-          <w:b w:val="0"/>
+          <w:b/>
           <w:i w:val="0"/>
-          <w:color w:val="2A2A33"/>
+          <w:color w:val="141418"/>
           <w:sz w:val="22"/>
         </w:rPr>
         <w:t>You invest £2,000 in a growth fund averaging 12% per year.</w:t>
@@ -1286,9 +1288,9 @@
       <w:r>
         <w:rPr>
           <w:rFonts w:ascii="Montserrat" w:hAnsi="Montserrat" w:cs="Montserrat" w:eastAsia="Montserrat"/>
-          <w:b w:val="0"/>
+          <w:b/>
           <w:i w:val="0"/>
-          <w:color w:val="2A2A33"/>
+          <w:color w:val="141418"/>
           <w:sz w:val="22"/>
         </w:rPr>
         <w:t>Calculation: 72 ÷ 12 = 6 years</w:t>
@@ -1301,9 +1303,9 @@
       <w:r>
         <w:rPr>
           <w:rFonts w:ascii="Montserrat" w:hAnsi="Montserrat" w:cs="Montserrat" w:eastAsia="Montserrat"/>
-          <w:b w:val="0"/>
+          <w:b/>
           <w:i w:val="0"/>
-          <w:color w:val="2A2A33"/>
+          <w:color w:val="141418"/>
           <w:sz w:val="22"/>
         </w:rPr>
         <w:t>Result: Your £2,000 will grow to approximately £4,000 in just 6 years.</w:t>
@@ -1348,7 +1350,8 @@
             <w:r>
               <w:rPr>
                 <w:rFonts w:ascii="Montserrat" w:hAnsi="Montserrat" w:cs="Montserrat" w:eastAsia="Montserrat"/>
-                <w:color w:val="2A2A33"/>
+                <w:b/>
+                <w:color w:val="141418"/>
                 <w:sz w:val="21"/>
               </w:rPr>
               <w:t>The higher the rate of return, the faster your money doubles.</w:t>
@@ -1426,9 +1429,9 @@
       <w:r>
         <w:rPr>
           <w:rFonts w:ascii="Montserrat" w:hAnsi="Montserrat" w:cs="Montserrat" w:eastAsia="Montserrat"/>
-          <w:b w:val="0"/>
+          <w:b/>
           <w:i w:val="0"/>
-          <w:color w:val="2A2A33"/>
+          <w:color w:val="141418"/>
           <w:sz w:val="22"/>
         </w:rPr>
         <w:t>The table below shows how long it takes for an investment to double at various annual rates of return, using the Rule of 72. Keep this table handy as a quick reference whenever you are evaluating investment opportunities.</w:t>
@@ -1597,7 +1600,8 @@
             <w:r>
               <w:rPr>
                 <w:rFonts w:ascii="Montserrat" w:hAnsi="Montserrat" w:cs="Montserrat" w:eastAsia="Montserrat"/>
-                <w:color w:val="2A2A33"/>
+                <w:b/>
+                <w:color w:val="141418"/>
                 <w:sz w:val="18"/>
               </w:rPr>
               <w:t>2%</w:t>
@@ -1624,7 +1628,8 @@
             <w:r>
               <w:rPr>
                 <w:rFonts w:ascii="Montserrat" w:hAnsi="Montserrat" w:cs="Montserrat" w:eastAsia="Montserrat"/>
-                <w:color w:val="2A2A33"/>
+                <w:b/>
+                <w:color w:val="141418"/>
                 <w:sz w:val="18"/>
               </w:rPr>
               <w:t>36 years</w:t>
@@ -1651,7 +1656,8 @@
             <w:r>
               <w:rPr>
                 <w:rFonts w:ascii="Montserrat" w:hAnsi="Montserrat" w:cs="Montserrat" w:eastAsia="Montserrat"/>
-                <w:color w:val="2A2A33"/>
+                <w:b/>
+                <w:color w:val="141418"/>
                 <w:sz w:val="18"/>
               </w:rPr>
               <w:t>£2,000 in 36 yrs</w:t>
@@ -1678,7 +1684,8 @@
             <w:r>
               <w:rPr>
                 <w:rFonts w:ascii="Montserrat" w:hAnsi="Montserrat" w:cs="Montserrat" w:eastAsia="Montserrat"/>
-                <w:color w:val="2A2A33"/>
+                <w:b/>
+                <w:color w:val="141418"/>
                 <w:sz w:val="18"/>
               </w:rPr>
               <w:t>Government Bonds</w:t>
@@ -1710,7 +1717,8 @@
             <w:r>
               <w:rPr>
                 <w:rFonts w:ascii="Montserrat" w:hAnsi="Montserrat" w:cs="Montserrat" w:eastAsia="Montserrat"/>
-                <w:color w:val="2A2A33"/>
+                <w:b/>
+                <w:color w:val="141418"/>
                 <w:sz w:val="18"/>
               </w:rPr>
               <w:t>3%</w:t>
@@ -1737,7 +1745,8 @@
             <w:r>
               <w:rPr>
                 <w:rFonts w:ascii="Montserrat" w:hAnsi="Montserrat" w:cs="Montserrat" w:eastAsia="Montserrat"/>
-                <w:color w:val="2A2A33"/>
+                <w:b/>
+                <w:color w:val="141418"/>
                 <w:sz w:val="18"/>
               </w:rPr>
               <w:t>24 years</w:t>
@@ -1764,7 +1773,8 @@
             <w:r>
               <w:rPr>
                 <w:rFonts w:ascii="Montserrat" w:hAnsi="Montserrat" w:cs="Montserrat" w:eastAsia="Montserrat"/>
-                <w:color w:val="2A2A33"/>
+                <w:b/>
+                <w:color w:val="141418"/>
                 <w:sz w:val="18"/>
               </w:rPr>
               <w:t>£2,000 in 24 yrs</w:t>
@@ -1791,7 +1801,8 @@
             <w:r>
               <w:rPr>
                 <w:rFonts w:ascii="Montserrat" w:hAnsi="Montserrat" w:cs="Montserrat" w:eastAsia="Montserrat"/>
-                <w:color w:val="2A2A33"/>
+                <w:b/>
+                <w:color w:val="141418"/>
                 <w:sz w:val="18"/>
               </w:rPr>
               <w:t>High-Interest Savings</w:t>
@@ -1823,7 +1834,8 @@
             <w:r>
               <w:rPr>
                 <w:rFonts w:ascii="Montserrat" w:hAnsi="Montserrat" w:cs="Montserrat" w:eastAsia="Montserrat"/>
-                <w:color w:val="2A2A33"/>
+                <w:b/>
+                <w:color w:val="141418"/>
                 <w:sz w:val="18"/>
               </w:rPr>
               <w:t>4%</w:t>
@@ -1850,7 +1862,8 @@
             <w:r>
               <w:rPr>
                 <w:rFonts w:ascii="Montserrat" w:hAnsi="Montserrat" w:cs="Montserrat" w:eastAsia="Montserrat"/>
-                <w:color w:val="2A2A33"/>
+                <w:b/>
+                <w:color w:val="141418"/>
                 <w:sz w:val="18"/>
               </w:rPr>
               <w:t>18 years</w:t>
@@ -1877,7 +1890,8 @@
             <w:r>
               <w:rPr>
                 <w:rFonts w:ascii="Montserrat" w:hAnsi="Montserrat" w:cs="Montserrat" w:eastAsia="Montserrat"/>
-                <w:color w:val="2A2A33"/>
+                <w:b/>
+                <w:color w:val="141418"/>
                 <w:sz w:val="18"/>
               </w:rPr>
               <w:t>£2,000 in 18 yrs</w:t>
@@ -1904,7 +1918,8 @@
             <w:r>
               <w:rPr>
                 <w:rFonts w:ascii="Montserrat" w:hAnsi="Montserrat" w:cs="Montserrat" w:eastAsia="Montserrat"/>
-                <w:color w:val="2A2A33"/>
+                <w:b/>
+                <w:color w:val="141418"/>
                 <w:sz w:val="18"/>
               </w:rPr>
               <w:t>Corporate Bonds</w:t>
@@ -1936,7 +1951,8 @@
             <w:r>
               <w:rPr>
                 <w:rFonts w:ascii="Montserrat" w:hAnsi="Montserrat" w:cs="Montserrat" w:eastAsia="Montserrat"/>
-                <w:color w:val="2A2A33"/>
+                <w:b/>
+                <w:color w:val="141418"/>
                 <w:sz w:val="18"/>
               </w:rPr>
               <w:t>5%</w:t>
@@ -1963,7 +1979,8 @@
             <w:r>
               <w:rPr>
                 <w:rFonts w:ascii="Montserrat" w:hAnsi="Montserrat" w:cs="Montserrat" w:eastAsia="Montserrat"/>
-                <w:color w:val="2A2A33"/>
+                <w:b/>
+                <w:color w:val="141418"/>
                 <w:sz w:val="18"/>
               </w:rPr>
               <w:t>14.4 years</w:t>
@@ -1990,7 +2007,8 @@
             <w:r>
               <w:rPr>
                 <w:rFonts w:ascii="Montserrat" w:hAnsi="Montserrat" w:cs="Montserrat" w:eastAsia="Montserrat"/>
-                <w:color w:val="2A2A33"/>
+                <w:b/>
+                <w:color w:val="141418"/>
                 <w:sz w:val="18"/>
               </w:rPr>
               <w:t>£2,000 in 14.4 yrs</w:t>
@@ -2017,7 +2035,8 @@
             <w:r>
               <w:rPr>
                 <w:rFonts w:ascii="Montserrat" w:hAnsi="Montserrat" w:cs="Montserrat" w:eastAsia="Montserrat"/>
-                <w:color w:val="2A2A33"/>
+                <w:b/>
+                <w:color w:val="141418"/>
                 <w:sz w:val="18"/>
               </w:rPr>
               <w:t>Balanced Fund</w:t>
@@ -2049,7 +2068,8 @@
             <w:r>
               <w:rPr>
                 <w:rFonts w:ascii="Montserrat" w:hAnsi="Montserrat" w:cs="Montserrat" w:eastAsia="Montserrat"/>
-                <w:color w:val="2A2A33"/>
+                <w:b/>
+                <w:color w:val="141418"/>
                 <w:sz w:val="18"/>
               </w:rPr>
               <w:t>6%</w:t>
@@ -2076,7 +2096,8 @@
             <w:r>
               <w:rPr>
                 <w:rFonts w:ascii="Montserrat" w:hAnsi="Montserrat" w:cs="Montserrat" w:eastAsia="Montserrat"/>
-                <w:color w:val="2A2A33"/>
+                <w:b/>
+                <w:color w:val="141418"/>
                 <w:sz w:val="18"/>
               </w:rPr>
               <w:t>12 years</w:t>
@@ -2103,7 +2124,8 @@
             <w:r>
               <w:rPr>
                 <w:rFonts w:ascii="Montserrat" w:hAnsi="Montserrat" w:cs="Montserrat" w:eastAsia="Montserrat"/>
-                <w:color w:val="2A2A33"/>
+                <w:b/>
+                <w:color w:val="141418"/>
                 <w:sz w:val="18"/>
               </w:rPr>
               <w:t>£2,000 in 12 yrs</w:t>
@@ -2130,7 +2152,8 @@
             <w:r>
               <w:rPr>
                 <w:rFonts w:ascii="Montserrat" w:hAnsi="Montserrat" w:cs="Montserrat" w:eastAsia="Montserrat"/>
-                <w:color w:val="2A2A33"/>
+                <w:b/>
+                <w:color w:val="141418"/>
                 <w:sz w:val="18"/>
               </w:rPr>
               <w:t>Dividend Stocks</w:t>
@@ -2162,7 +2185,8 @@
             <w:r>
               <w:rPr>
                 <w:rFonts w:ascii="Montserrat" w:hAnsi="Montserrat" w:cs="Montserrat" w:eastAsia="Montserrat"/>
-                <w:color w:val="2A2A33"/>
+                <w:b/>
+                <w:color w:val="141418"/>
                 <w:sz w:val="18"/>
               </w:rPr>
               <w:t>7%</w:t>
@@ -2189,7 +2213,8 @@
             <w:r>
               <w:rPr>
                 <w:rFonts w:ascii="Montserrat" w:hAnsi="Montserrat" w:cs="Montserrat" w:eastAsia="Montserrat"/>
-                <w:color w:val="2A2A33"/>
+                <w:b/>
+                <w:color w:val="141418"/>
                 <w:sz w:val="18"/>
               </w:rPr>
               <w:t>10.3 years</w:t>
@@ -2216,7 +2241,8 @@
             <w:r>
               <w:rPr>
                 <w:rFonts w:ascii="Montserrat" w:hAnsi="Montserrat" w:cs="Montserrat" w:eastAsia="Montserrat"/>
-                <w:color w:val="2A2A33"/>
+                <w:b/>
+                <w:color w:val="141418"/>
                 <w:sz w:val="18"/>
               </w:rPr>
               <w:t>£2,000 in 10.3 yrs</w:t>
@@ -2243,7 +2269,8 @@
             <w:r>
               <w:rPr>
                 <w:rFonts w:ascii="Montserrat" w:hAnsi="Montserrat" w:cs="Montserrat" w:eastAsia="Montserrat"/>
-                <w:color w:val="2A2A33"/>
+                <w:b/>
+                <w:color w:val="141418"/>
                 <w:sz w:val="18"/>
               </w:rPr>
               <w:t>Global Index Fund</w:t>
@@ -2275,7 +2302,8 @@
             <w:r>
               <w:rPr>
                 <w:rFonts w:ascii="Montserrat" w:hAnsi="Montserrat" w:cs="Montserrat" w:eastAsia="Montserrat"/>
-                <w:color w:val="2A2A33"/>
+                <w:b/>
+                <w:color w:val="141418"/>
                 <w:sz w:val="18"/>
               </w:rPr>
               <w:t>8%</w:t>
@@ -2302,7 +2330,8 @@
             <w:r>
               <w:rPr>
                 <w:rFonts w:ascii="Montserrat" w:hAnsi="Montserrat" w:cs="Montserrat" w:eastAsia="Montserrat"/>
-                <w:color w:val="2A2A33"/>
+                <w:b/>
+                <w:color w:val="141418"/>
                 <w:sz w:val="18"/>
               </w:rPr>
               <w:t>9 years</w:t>
@@ -2329,7 +2358,8 @@
             <w:r>
               <w:rPr>
                 <w:rFonts w:ascii="Montserrat" w:hAnsi="Montserrat" w:cs="Montserrat" w:eastAsia="Montserrat"/>
-                <w:color w:val="2A2A33"/>
+                <w:b/>
+                <w:color w:val="141418"/>
                 <w:sz w:val="18"/>
               </w:rPr>
               <w:t>£2,000 in 9 yrs</w:t>
@@ -2356,7 +2386,8 @@
             <w:r>
               <w:rPr>
                 <w:rFonts w:ascii="Montserrat" w:hAnsi="Montserrat" w:cs="Montserrat" w:eastAsia="Montserrat"/>
-                <w:color w:val="2A2A33"/>
+                <w:b/>
+                <w:color w:val="141418"/>
                 <w:sz w:val="18"/>
               </w:rPr>
               <w:t>S&amp;P 500 Average</w:t>
@@ -2388,7 +2419,8 @@
             <w:r>
               <w:rPr>
                 <w:rFonts w:ascii="Montserrat" w:hAnsi="Montserrat" w:cs="Montserrat" w:eastAsia="Montserrat"/>
-                <w:color w:val="2A2A33"/>
+                <w:b/>
+                <w:color w:val="141418"/>
                 <w:sz w:val="18"/>
               </w:rPr>
               <w:t>9%</w:t>
@@ -2415,7 +2447,8 @@
             <w:r>
               <w:rPr>
                 <w:rFonts w:ascii="Montserrat" w:hAnsi="Montserrat" w:cs="Montserrat" w:eastAsia="Montserrat"/>
-                <w:color w:val="2A2A33"/>
+                <w:b/>
+                <w:color w:val="141418"/>
                 <w:sz w:val="18"/>
               </w:rPr>
               <w:t>8 years</w:t>
@@ -2442,7 +2475,8 @@
             <w:r>
               <w:rPr>
                 <w:rFonts w:ascii="Montserrat" w:hAnsi="Montserrat" w:cs="Montserrat" w:eastAsia="Montserrat"/>
-                <w:color w:val="2A2A33"/>
+                <w:b/>
+                <w:color w:val="141418"/>
                 <w:sz w:val="18"/>
               </w:rPr>
               <w:t>£2,000 in 8 yrs</w:t>
@@ -2469,7 +2503,8 @@
             <w:r>
               <w:rPr>
                 <w:rFonts w:ascii="Montserrat" w:hAnsi="Montserrat" w:cs="Montserrat" w:eastAsia="Montserrat"/>
-                <w:color w:val="2A2A33"/>
+                <w:b/>
+                <w:color w:val="141418"/>
                 <w:sz w:val="18"/>
               </w:rPr>
               <w:t>Growth Stocks</w:t>
@@ -2501,7 +2536,8 @@
             <w:r>
               <w:rPr>
                 <w:rFonts w:ascii="Montserrat" w:hAnsi="Montserrat" w:cs="Montserrat" w:eastAsia="Montserrat"/>
-                <w:color w:val="2A2A33"/>
+                <w:b/>
+                <w:color w:val="141418"/>
                 <w:sz w:val="18"/>
               </w:rPr>
               <w:t>10%</w:t>
@@ -2528,7 +2564,8 @@
             <w:r>
               <w:rPr>
                 <w:rFonts w:ascii="Montserrat" w:hAnsi="Montserrat" w:cs="Montserrat" w:eastAsia="Montserrat"/>
-                <w:color w:val="2A2A33"/>
+                <w:b/>
+                <w:color w:val="141418"/>
                 <w:sz w:val="18"/>
               </w:rPr>
               <w:t>7.2 years</w:t>
@@ -2555,7 +2592,8 @@
             <w:r>
               <w:rPr>
                 <w:rFonts w:ascii="Montserrat" w:hAnsi="Montserrat" w:cs="Montserrat" w:eastAsia="Montserrat"/>
-                <w:color w:val="2A2A33"/>
+                <w:b/>
+                <w:color w:val="141418"/>
                 <w:sz w:val="18"/>
               </w:rPr>
               <w:t>£2,000 in 7.2 yrs</w:t>
@@ -2582,7 +2620,8 @@
             <w:r>
               <w:rPr>
                 <w:rFonts w:ascii="Montserrat" w:hAnsi="Montserrat" w:cs="Montserrat" w:eastAsia="Montserrat"/>
-                <w:color w:val="2A2A33"/>
+                <w:b/>
+                <w:color w:val="141418"/>
                 <w:sz w:val="18"/>
               </w:rPr>
               <w:t>Aggressive Growth Fund</w:t>
@@ -2614,7 +2653,8 @@
             <w:r>
               <w:rPr>
                 <w:rFonts w:ascii="Montserrat" w:hAnsi="Montserrat" w:cs="Montserrat" w:eastAsia="Montserrat"/>
-                <w:color w:val="2A2A33"/>
+                <w:b/>
+                <w:color w:val="141418"/>
                 <w:sz w:val="18"/>
               </w:rPr>
               <w:t>12%</w:t>
@@ -2641,7 +2681,8 @@
             <w:r>
               <w:rPr>
                 <w:rFonts w:ascii="Montserrat" w:hAnsi="Montserrat" w:cs="Montserrat" w:eastAsia="Montserrat"/>
-                <w:color w:val="2A2A33"/>
+                <w:b/>
+                <w:color w:val="141418"/>
                 <w:sz w:val="18"/>
               </w:rPr>
               <w:t>6 years</w:t>
@@ -2668,7 +2709,8 @@
             <w:r>
               <w:rPr>
                 <w:rFonts w:ascii="Montserrat" w:hAnsi="Montserrat" w:cs="Montserrat" w:eastAsia="Montserrat"/>
-                <w:color w:val="2A2A33"/>
+                <w:b/>
+                <w:color w:val="141418"/>
                 <w:sz w:val="18"/>
               </w:rPr>
               <w:t>£2,000 in 6 yrs</w:t>
@@ -2695,7 +2737,8 @@
             <w:r>
               <w:rPr>
                 <w:rFonts w:ascii="Montserrat" w:hAnsi="Montserrat" w:cs="Montserrat" w:eastAsia="Montserrat"/>
-                <w:color w:val="2A2A33"/>
+                <w:b/>
+                <w:color w:val="141418"/>
                 <w:sz w:val="18"/>
               </w:rPr>
               <w:t>Emerging Markets</w:t>
@@ -2727,7 +2770,8 @@
             <w:r>
               <w:rPr>
                 <w:rFonts w:ascii="Montserrat" w:hAnsi="Montserrat" w:cs="Montserrat" w:eastAsia="Montserrat"/>
-                <w:color w:val="2A2A33"/>
+                <w:b/>
+                <w:color w:val="141418"/>
                 <w:sz w:val="18"/>
               </w:rPr>
               <w:t>15%</w:t>
@@ -2754,7 +2798,8 @@
             <w:r>
               <w:rPr>
                 <w:rFonts w:ascii="Montserrat" w:hAnsi="Montserrat" w:cs="Montserrat" w:eastAsia="Montserrat"/>
-                <w:color w:val="2A2A33"/>
+                <w:b/>
+                <w:color w:val="141418"/>
                 <w:sz w:val="18"/>
               </w:rPr>
               <w:t>4.8 years</w:t>
@@ -2781,7 +2826,8 @@
             <w:r>
               <w:rPr>
                 <w:rFonts w:ascii="Montserrat" w:hAnsi="Montserrat" w:cs="Montserrat" w:eastAsia="Montserrat"/>
-                <w:color w:val="2A2A33"/>
+                <w:b/>
+                <w:color w:val="141418"/>
                 <w:sz w:val="18"/>
               </w:rPr>
               <w:t>£2,000 in 4.8 yrs</w:t>
@@ -2808,7 +2854,8 @@
             <w:r>
               <w:rPr>
                 <w:rFonts w:ascii="Montserrat" w:hAnsi="Montserrat" w:cs="Montserrat" w:eastAsia="Montserrat"/>
-                <w:color w:val="2A2A33"/>
+                <w:b/>
+                <w:color w:val="141418"/>
                 <w:sz w:val="18"/>
               </w:rPr>
               <w:t>Venture / High Risk</w:t>
@@ -2840,7 +2887,8 @@
             <w:r>
               <w:rPr>
                 <w:rFonts w:ascii="Montserrat" w:hAnsi="Montserrat" w:cs="Montserrat" w:eastAsia="Montserrat"/>
-                <w:color w:val="2A2A33"/>
+                <w:b/>
+                <w:color w:val="141418"/>
                 <w:sz w:val="18"/>
               </w:rPr>
               <w:t>18%</w:t>
@@ -2867,7 +2915,8 @@
             <w:r>
               <w:rPr>
                 <w:rFonts w:ascii="Montserrat" w:hAnsi="Montserrat" w:cs="Montserrat" w:eastAsia="Montserrat"/>
-                <w:color w:val="2A2A33"/>
+                <w:b/>
+                <w:color w:val="141418"/>
                 <w:sz w:val="18"/>
               </w:rPr>
               <w:t>4 years</w:t>
@@ -2894,7 +2943,8 @@
             <w:r>
               <w:rPr>
                 <w:rFonts w:ascii="Montserrat" w:hAnsi="Montserrat" w:cs="Montserrat" w:eastAsia="Montserrat"/>
-                <w:color w:val="2A2A33"/>
+                <w:b/>
+                <w:color w:val="141418"/>
                 <w:sz w:val="18"/>
               </w:rPr>
               <w:t>£2,000 in 4 yrs</w:t>
@@ -2921,7 +2971,8 @@
             <w:r>
               <w:rPr>
                 <w:rFonts w:ascii="Montserrat" w:hAnsi="Montserrat" w:cs="Montserrat" w:eastAsia="Montserrat"/>
-                <w:color w:val="2A2A33"/>
+                <w:b/>
+                <w:color w:val="141418"/>
                 <w:sz w:val="18"/>
               </w:rPr>
               <w:t>Exceptional Returns</w:t>
@@ -2938,9 +2989,9 @@
       <w:r>
         <w:rPr>
           <w:rFonts w:ascii="Montserrat" w:hAnsi="Montserrat" w:cs="Montserrat" w:eastAsia="Montserrat"/>
-          <w:b w:val="0"/>
+          <w:b/>
           <w:i w:val="0"/>
-          <w:color w:val="2A2A33"/>
+          <w:color w:val="141418"/>
           <w:sz w:val="22"/>
         </w:rPr>
         <w:t>As you can see, even small differences in return rates have a dramatic impact on how quickly wealth accumulates. An investment returning 8% doubles in 9 years, while one returning 4% takes 18 years — twice as long.</w:t>
@@ -2985,7 +3036,8 @@
             <w:r>
               <w:rPr>
                 <w:rFonts w:ascii="Montserrat" w:hAnsi="Montserrat" w:cs="Montserrat" w:eastAsia="Montserrat"/>
-                <w:color w:val="2A2A33"/>
+                <w:b/>
+                <w:color w:val="141418"/>
                 <w:sz w:val="21"/>
               </w:rPr>
               <w:t>A 1% increase in annual return can shave years</w:t>
@@ -3063,9 +3115,9 @@
       <w:r>
         <w:rPr>
           <w:rFonts w:ascii="Montserrat" w:hAnsi="Montserrat" w:cs="Montserrat" w:eastAsia="Montserrat"/>
-          <w:b w:val="0"/>
+          <w:b/>
           <w:i w:val="0"/>
-          <w:color w:val="2A2A33"/>
+          <w:color w:val="141418"/>
           <w:sz w:val="22"/>
         </w:rPr>
         <w:t>Let us apply the Rule of 72 to some real-world scenarios.</w:t>
@@ -3089,9 +3141,9 @@
       <w:r>
         <w:rPr>
           <w:rFonts w:ascii="Montserrat" w:hAnsi="Montserrat" w:cs="Montserrat" w:eastAsia="Montserrat"/>
-          <w:b w:val="0"/>
+          <w:b/>
           <w:i w:val="0"/>
-          <w:color w:val="2A2A33"/>
+          <w:color w:val="141418"/>
           <w:sz w:val="22"/>
         </w:rPr>
         <w:t>Sarah is 25 years old and invests £10,000 in a diversified stock index fund that historically returns about 7% per year. She wants to know how her investment will grow by the time she retires at 65 — that is 40 years away.</w:t>
@@ -3104,9 +3156,9 @@
       <w:r>
         <w:rPr>
           <w:rFonts w:ascii="Montserrat" w:hAnsi="Montserrat" w:cs="Montserrat" w:eastAsia="Montserrat"/>
-          <w:b w:val="0"/>
+          <w:b/>
           <w:i w:val="0"/>
-          <w:color w:val="2A2A33"/>
+          <w:color w:val="141418"/>
           <w:sz w:val="22"/>
         </w:rPr>
         <w:t>Using the Rule of 72: 72 ÷ 7 = approximately 10.3 years to double.</w:t>
@@ -3119,9 +3171,9 @@
       <w:r>
         <w:rPr>
           <w:rFonts w:ascii="Montserrat" w:hAnsi="Montserrat" w:cs="Montserrat" w:eastAsia="Montserrat"/>
-          <w:b w:val="0"/>
+          <w:b/>
           <w:i w:val="0"/>
-          <w:color w:val="2A2A33"/>
+          <w:color w:val="141418"/>
           <w:sz w:val="22"/>
         </w:rPr>
         <w:t>In 40 years, her money will double roughly 4 times (40 ÷ 10.3 ≈ 3.9):</w:t>
@@ -3252,7 +3304,8 @@
             <w:r>
               <w:rPr>
                 <w:rFonts w:ascii="Montserrat" w:hAnsi="Montserrat" w:cs="Montserrat" w:eastAsia="Montserrat"/>
-                <w:color w:val="2A2A33"/>
+                <w:b/>
+                <w:color w:val="141418"/>
                 <w:sz w:val="18"/>
               </w:rPr>
               <w:t>Start</w:t>
@@ -3279,7 +3332,8 @@
             <w:r>
               <w:rPr>
                 <w:rFonts w:ascii="Montserrat" w:hAnsi="Montserrat" w:cs="Montserrat" w:eastAsia="Montserrat"/>
-                <w:color w:val="2A2A33"/>
+                <w:b/>
+                <w:color w:val="141418"/>
                 <w:sz w:val="18"/>
               </w:rPr>
               <w:t>£10,000</w:t>
@@ -3306,7 +3360,8 @@
             <w:r>
               <w:rPr>
                 <w:rFonts w:ascii="Montserrat" w:hAnsi="Montserrat" w:cs="Montserrat" w:eastAsia="Montserrat"/>
-                <w:color w:val="2A2A33"/>
+                <w:b/>
+                <w:color w:val="141418"/>
                 <w:sz w:val="18"/>
               </w:rPr>
               <w:t>Age 25</w:t>
@@ -3338,7 +3393,8 @@
             <w:r>
               <w:rPr>
                 <w:rFonts w:ascii="Montserrat" w:hAnsi="Montserrat" w:cs="Montserrat" w:eastAsia="Montserrat"/>
-                <w:color w:val="2A2A33"/>
+                <w:b/>
+                <w:color w:val="141418"/>
                 <w:sz w:val="18"/>
               </w:rPr>
               <w:t>1st Doubling</w:t>
@@ -3365,7 +3421,8 @@
             <w:r>
               <w:rPr>
                 <w:rFonts w:ascii="Montserrat" w:hAnsi="Montserrat" w:cs="Montserrat" w:eastAsia="Montserrat"/>
-                <w:color w:val="2A2A33"/>
+                <w:b/>
+                <w:color w:val="141418"/>
                 <w:sz w:val="18"/>
               </w:rPr>
               <w:t>£20,000</w:t>
@@ -3392,7 +3449,8 @@
             <w:r>
               <w:rPr>
                 <w:rFonts w:ascii="Montserrat" w:hAnsi="Montserrat" w:cs="Montserrat" w:eastAsia="Montserrat"/>
-                <w:color w:val="2A2A33"/>
+                <w:b/>
+                <w:color w:val="141418"/>
                 <w:sz w:val="18"/>
               </w:rPr>
               <w:t>Age 35</w:t>
@@ -3424,7 +3482,8 @@
             <w:r>
               <w:rPr>
                 <w:rFonts w:ascii="Montserrat" w:hAnsi="Montserrat" w:cs="Montserrat" w:eastAsia="Montserrat"/>
-                <w:color w:val="2A2A33"/>
+                <w:b/>
+                <w:color w:val="141418"/>
                 <w:sz w:val="18"/>
               </w:rPr>
               <w:t>2nd Doubling</w:t>
@@ -3451,7 +3510,8 @@
             <w:r>
               <w:rPr>
                 <w:rFonts w:ascii="Montserrat" w:hAnsi="Montserrat" w:cs="Montserrat" w:eastAsia="Montserrat"/>
-                <w:color w:val="2A2A33"/>
+                <w:b/>
+                <w:color w:val="141418"/>
                 <w:sz w:val="18"/>
               </w:rPr>
               <w:t>£40,000</w:t>
@@ -3478,7 +3538,8 @@
             <w:r>
               <w:rPr>
                 <w:rFonts w:ascii="Montserrat" w:hAnsi="Montserrat" w:cs="Montserrat" w:eastAsia="Montserrat"/>
-                <w:color w:val="2A2A33"/>
+                <w:b/>
+                <w:color w:val="141418"/>
                 <w:sz w:val="18"/>
               </w:rPr>
               <w:t>Age 45</w:t>
@@ -3510,7 +3571,8 @@
             <w:r>
               <w:rPr>
                 <w:rFonts w:ascii="Montserrat" w:hAnsi="Montserrat" w:cs="Montserrat" w:eastAsia="Montserrat"/>
-                <w:color w:val="2A2A33"/>
+                <w:b/>
+                <w:color w:val="141418"/>
                 <w:sz w:val="18"/>
               </w:rPr>
               <w:t>3rd Doubling</w:t>
@@ -3537,7 +3599,8 @@
             <w:r>
               <w:rPr>
                 <w:rFonts w:ascii="Montserrat" w:hAnsi="Montserrat" w:cs="Montserrat" w:eastAsia="Montserrat"/>
-                <w:color w:val="2A2A33"/>
+                <w:b/>
+                <w:color w:val="141418"/>
                 <w:sz w:val="18"/>
               </w:rPr>
               <w:t>£80,000</w:t>
@@ -3564,7 +3627,8 @@
             <w:r>
               <w:rPr>
                 <w:rFonts w:ascii="Montserrat" w:hAnsi="Montserrat" w:cs="Montserrat" w:eastAsia="Montserrat"/>
-                <w:color w:val="2A2A33"/>
+                <w:b/>
+                <w:color w:val="141418"/>
                 <w:sz w:val="18"/>
               </w:rPr>
               <w:t>Age 55</w:t>
@@ -3596,7 +3660,8 @@
             <w:r>
               <w:rPr>
                 <w:rFonts w:ascii="Montserrat" w:hAnsi="Montserrat" w:cs="Montserrat" w:eastAsia="Montserrat"/>
-                <w:color w:val="2A2A33"/>
+                <w:b/>
+                <w:color w:val="141418"/>
                 <w:sz w:val="18"/>
               </w:rPr>
               <w:t>4th Doubling</w:t>
@@ -3623,7 +3688,8 @@
             <w:r>
               <w:rPr>
                 <w:rFonts w:ascii="Montserrat" w:hAnsi="Montserrat" w:cs="Montserrat" w:eastAsia="Montserrat"/>
-                <w:color w:val="2A2A33"/>
+                <w:b/>
+                <w:color w:val="141418"/>
                 <w:sz w:val="18"/>
               </w:rPr>
               <w:t>£160,000</w:t>
@@ -3650,7 +3716,8 @@
             <w:r>
               <w:rPr>
                 <w:rFonts w:ascii="Montserrat" w:hAnsi="Montserrat" w:cs="Montserrat" w:eastAsia="Montserrat"/>
-                <w:color w:val="2A2A33"/>
+                <w:b/>
+                <w:color w:val="141418"/>
                 <w:sz w:val="18"/>
               </w:rPr>
               <w:t>Age 65</w:t>
@@ -3667,9 +3734,9 @@
       <w:r>
         <w:rPr>
           <w:rFonts w:ascii="Montserrat" w:hAnsi="Montserrat" w:cs="Montserrat" w:eastAsia="Montserrat"/>
-          <w:b w:val="0"/>
+          <w:b/>
           <w:i/>
-          <w:color w:val="2A2A33"/>
+          <w:color w:val="141418"/>
           <w:sz w:val="22"/>
         </w:rPr>
         <w:t>Sarah's initial £10,000 could grow to approximately £160,000 by retirement — a 16x increase — simply by investing early and allowing compound interest to work over time.</w:t>
@@ -3693,9 +3760,9 @@
       <w:r>
         <w:rPr>
           <w:rFonts w:ascii="Montserrat" w:hAnsi="Montserrat" w:cs="Montserrat" w:eastAsia="Montserrat"/>
-          <w:b w:val="0"/>
+          <w:b/>
           <w:i w:val="0"/>
-          <w:color w:val="2A2A33"/>
+          <w:color w:val="141418"/>
           <w:sz w:val="22"/>
         </w:rPr>
         <w:t>James is considering two investment options:</w:t>
@@ -3712,9 +3779,9 @@
       <w:r>
         <w:rPr>
           <w:rFonts w:ascii="Montserrat" w:hAnsi="Montserrat" w:cs="Montserrat" w:eastAsia="Montserrat"/>
-          <w:b w:val="0"/>
+          <w:b/>
           <w:i w:val="0"/>
-          <w:color w:val="2A2A33"/>
+          <w:color w:val="141418"/>
           <w:sz w:val="22"/>
         </w:rPr>
         <w:t>Using the Rule of 72:</w:t>
@@ -3731,9 +3798,9 @@
       <w:r>
         <w:rPr>
           <w:rFonts w:ascii="Montserrat" w:hAnsi="Montserrat" w:cs="Montserrat" w:eastAsia="Montserrat"/>
-          <w:b w:val="0"/>
+          <w:b/>
           <w:i w:val="0"/>
-          <w:color w:val="2A2A33"/>
+          <w:color w:val="141418"/>
           <w:sz w:val="22"/>
         </w:rPr>
         <w:t>If James invests £20,000 for 36 years:</w:t>
@@ -3782,7 +3849,8 @@
             <w:r>
               <w:rPr>
                 <w:rFonts w:ascii="Montserrat" w:hAnsi="Montserrat" w:cs="Montserrat" w:eastAsia="Montserrat"/>
-                <w:color w:val="2A2A33"/>
+                <w:b/>
+                <w:color w:val="141418"/>
                 <w:sz w:val="21"/>
               </w:rPr>
               <w:t>The difference between 4% and 8% over 36 years:</w:t>
@@ -3816,9 +3884,9 @@
       <w:r>
         <w:rPr>
           <w:rFonts w:ascii="Montserrat" w:hAnsi="Montserrat" w:cs="Montserrat" w:eastAsia="Montserrat"/>
-          <w:b w:val="0"/>
+          <w:b/>
           <w:i w:val="0"/>
-          <w:color w:val="2A2A33"/>
+          <w:color w:val="141418"/>
           <w:sz w:val="22"/>
         </w:rPr>
         <w:t>The Rule of 72 also works in reverse — you can use it to understand how quickly inflation erodes your purchasing power. If inflation averages 3% per year:</w:t>
@@ -3831,9 +3899,9 @@
       <w:r>
         <w:rPr>
           <w:rFonts w:ascii="Montserrat" w:hAnsi="Montserrat" w:cs="Montserrat" w:eastAsia="Montserrat"/>
-          <w:b w:val="0"/>
+          <w:b/>
           <w:i w:val="0"/>
-          <w:color w:val="2A2A33"/>
+          <w:color w:val="141418"/>
           <w:sz w:val="22"/>
         </w:rPr>
         <w:t>Calculation: 72 ÷ 3 = 24 years</w:t>
@@ -3846,9 +3914,9 @@
       <w:r>
         <w:rPr>
           <w:rFonts w:ascii="Montserrat" w:hAnsi="Montserrat" w:cs="Montserrat" w:eastAsia="Montserrat"/>
-          <w:b w:val="0"/>
+          <w:b/>
           <w:i w:val="0"/>
-          <w:color w:val="2A2A33"/>
+          <w:color w:val="141418"/>
           <w:sz w:val="22"/>
         </w:rPr>
         <w:t>This means the purchasing power of your money is cut in half every 24 years. £100 today will only buy £50 worth of goods in 24 years. This is a powerful reminder of why keeping your money in a zero-interest account is actually losing you money over time.</w:t>
@@ -3916,9 +3984,9 @@
       <w:r>
         <w:rPr>
           <w:rFonts w:ascii="Montserrat" w:hAnsi="Montserrat" w:cs="Montserrat" w:eastAsia="Montserrat"/>
-          <w:b w:val="0"/>
+          <w:b/>
           <w:i w:val="0"/>
-          <w:color w:val="2A2A33"/>
+          <w:color w:val="141418"/>
           <w:sz w:val="22"/>
         </w:rPr>
         <w:t>Albert Einstein is often quoted as saying, "Compound interest is the eighth wonder of the world. He who understands it, earns it; he who doesn't, pays it." While the attribution is debated, the truth of the statement is not.</w:t>
@@ -3931,9 +3999,9 @@
       <w:r>
         <w:rPr>
           <w:rFonts w:ascii="Montserrat" w:hAnsi="Montserrat" w:cs="Montserrat" w:eastAsia="Montserrat"/>
-          <w:b w:val="0"/>
+          <w:b/>
           <w:i w:val="0"/>
-          <w:color w:val="2A2A33"/>
+          <w:color w:val="141418"/>
           <w:sz w:val="22"/>
         </w:rPr>
         <w:t>The Rule of 72 gives us a window into the exponential nature of compound interest. Unlike simple interest (where you only earn returns on your original investment), compound interest means you earn returns on your returns.</w:t>
@@ -3957,9 +4025,9 @@
       <w:r>
         <w:rPr>
           <w:rFonts w:ascii="Montserrat" w:hAnsi="Montserrat" w:cs="Montserrat" w:eastAsia="Montserrat"/>
-          <w:b w:val="0"/>
+          <w:b/>
           <w:i w:val="0"/>
-          <w:color w:val="2A2A33"/>
+          <w:color w:val="141418"/>
           <w:sz w:val="22"/>
         </w:rPr>
         <w:t>Consider £10,000 invested at 8% for 30 years:</w:t>
@@ -4090,7 +4158,8 @@
             <w:r>
               <w:rPr>
                 <w:rFonts w:ascii="Montserrat" w:hAnsi="Montserrat" w:cs="Montserrat" w:eastAsia="Montserrat"/>
-                <w:color w:val="2A2A33"/>
+                <w:b/>
+                <w:color w:val="141418"/>
                 <w:sz w:val="18"/>
               </w:rPr>
               <w:t>Simple Interest</w:t>
@@ -4117,7 +4186,8 @@
             <w:r>
               <w:rPr>
                 <w:rFonts w:ascii="Montserrat" w:hAnsi="Montserrat" w:cs="Montserrat" w:eastAsia="Montserrat"/>
-                <w:color w:val="2A2A33"/>
+                <w:b/>
+                <w:color w:val="141418"/>
                 <w:sz w:val="18"/>
               </w:rPr>
               <w:t>£10,000 + (£800 × 30)</w:t>
@@ -4144,7 +4214,8 @@
             <w:r>
               <w:rPr>
                 <w:rFonts w:ascii="Montserrat" w:hAnsi="Montserrat" w:cs="Montserrat" w:eastAsia="Montserrat"/>
-                <w:color w:val="2A2A33"/>
+                <w:b/>
+                <w:color w:val="141418"/>
                 <w:sz w:val="18"/>
               </w:rPr>
               <w:t>£34,000</w:t>
@@ -4176,7 +4247,8 @@
             <w:r>
               <w:rPr>
                 <w:rFonts w:ascii="Montserrat" w:hAnsi="Montserrat" w:cs="Montserrat" w:eastAsia="Montserrat"/>
-                <w:color w:val="2A2A33"/>
+                <w:b/>
+                <w:color w:val="141418"/>
                 <w:sz w:val="18"/>
               </w:rPr>
               <w:t>Compound Interest</w:t>
@@ -4203,7 +4275,8 @@
             <w:r>
               <w:rPr>
                 <w:rFonts w:ascii="Montserrat" w:hAnsi="Montserrat" w:cs="Montserrat" w:eastAsia="Montserrat"/>
-                <w:color w:val="2A2A33"/>
+                <w:b/>
+                <w:color w:val="141418"/>
                 <w:sz w:val="18"/>
               </w:rPr>
               <w:t>£10,000 × (1.08)³⁰</w:t>
@@ -4230,7 +4303,8 @@
             <w:r>
               <w:rPr>
                 <w:rFonts w:ascii="Montserrat" w:hAnsi="Montserrat" w:cs="Montserrat" w:eastAsia="Montserrat"/>
-                <w:color w:val="2A2A33"/>
+                <w:b/>
+                <w:color w:val="141418"/>
                 <w:sz w:val="18"/>
               </w:rPr>
               <w:t>£100,627</w:t>
@@ -4247,9 +4321,9 @@
       <w:r>
         <w:rPr>
           <w:rFonts w:ascii="Montserrat" w:hAnsi="Montserrat" w:cs="Montserrat" w:eastAsia="Montserrat"/>
-          <w:b w:val="0"/>
+          <w:b/>
           <w:i w:val="0"/>
-          <w:color w:val="2A2A33"/>
+          <w:color w:val="141418"/>
           <w:sz w:val="22"/>
         </w:rPr>
         <w:t>The difference is staggering: £34,000 with simple interest versus over £100,000 with compound interest. That is nearly three times as much money, all because the returns themselves earn returns year after year.</w:t>
@@ -4273,9 +4347,9 @@
       <w:r>
         <w:rPr>
           <w:rFonts w:ascii="Montserrat" w:hAnsi="Montserrat" w:cs="Montserrat" w:eastAsia="Montserrat"/>
-          <w:b w:val="0"/>
+          <w:b/>
           <w:i w:val="0"/>
-          <w:color w:val="2A2A33"/>
+          <w:color w:val="141418"/>
           <w:sz w:val="22"/>
         </w:rPr>
         <w:t>The Rule of 72 helps us visualise this compounding effect through successive doublings:</w:t>
@@ -4287,7 +4361,7 @@
       </w:pPr>
       <w:r>
         <w:rPr>
-          <w:color w:val="2A2A33"/>
+          <w:color w:val="141418"/>
           <w:sz w:val="22"/>
         </w:rPr>
         <w:t>1st doubling: £1,000 → £2,000  (gain of £1,000)</w:t>
@@ -4299,7 +4373,7 @@
       </w:pPr>
       <w:r>
         <w:rPr>
-          <w:color w:val="2A2A33"/>
+          <w:color w:val="141418"/>
           <w:sz w:val="22"/>
         </w:rPr>
         <w:t>2nd doubling: £2,000 → £4,000  (gain of £2,000)</w:t>
@@ -4311,7 +4385,7 @@
       </w:pPr>
       <w:r>
         <w:rPr>
-          <w:color w:val="2A2A33"/>
+          <w:color w:val="141418"/>
           <w:sz w:val="22"/>
         </w:rPr>
         <w:t>3rd doubling: £4,000 → £8,000  (gain of £4,000)</w:t>
@@ -4323,7 +4397,7 @@
       </w:pPr>
       <w:r>
         <w:rPr>
-          <w:color w:val="2A2A33"/>
+          <w:color w:val="141418"/>
           <w:sz w:val="22"/>
         </w:rPr>
         <w:t>4th doubling: £8,000 → £16,000  (gain of £8,000)</w:t>
@@ -4335,7 +4409,7 @@
       </w:pPr>
       <w:r>
         <w:rPr>
-          <w:color w:val="2A2A33"/>
+          <w:color w:val="141418"/>
           <w:sz w:val="22"/>
         </w:rPr>
         <w:t>5th doubling: £16,000 → £32,000  (gain of £16,000)</w:t>
@@ -4347,7 +4421,7 @@
       </w:pPr>
       <w:r>
         <w:rPr>
-          <w:color w:val="2A2A33"/>
+          <w:color w:val="141418"/>
           <w:sz w:val="22"/>
         </w:rPr>
         <w:t>6th doubling: £32,000 → £64,000  (gain of £32,000)</w:t>
@@ -4360,9 +4434,9 @@
       <w:r>
         <w:rPr>
           <w:rFonts w:ascii="Montserrat" w:hAnsi="Montserrat" w:cs="Montserrat" w:eastAsia="Montserrat"/>
-          <w:b w:val="0"/>
+          <w:b/>
           <w:i w:val="0"/>
-          <w:color w:val="2A2A33"/>
+          <w:color w:val="141418"/>
           <w:sz w:val="22"/>
         </w:rPr>
         <w:t>Notice how the gains in each doubling period are equal to the total of ALL previous gains combined. This is the exponential magic of compounding.</w:t>
@@ -4407,7 +4481,8 @@
             <w:r>
               <w:rPr>
                 <w:rFonts w:ascii="Montserrat" w:hAnsi="Montserrat" w:cs="Montserrat" w:eastAsia="Montserrat"/>
-                <w:color w:val="2A2A33"/>
+                <w:b/>
+                <w:color w:val="141418"/>
                 <w:sz w:val="21"/>
               </w:rPr>
               <w:t>Time is the most powerful factor in wealth building.</w:t>
@@ -4485,9 +4560,9 @@
       <w:r>
         <w:rPr>
           <w:rFonts w:ascii="Montserrat" w:hAnsi="Montserrat" w:cs="Montserrat" w:eastAsia="Montserrat"/>
-          <w:b w:val="0"/>
+          <w:b/>
           <w:i w:val="0"/>
-          <w:color w:val="2A2A33"/>
+          <w:color w:val="141418"/>
           <w:sz w:val="22"/>
         </w:rPr>
         <w:t>How accurate is the Rule of 72? Let us compare its estimates with the exact mathematical answer (calculated using n = ln(2) / ln(1 + r)).</w:t>
@@ -4652,7 +4727,8 @@
             <w:r>
               <w:rPr>
                 <w:rFonts w:ascii="Montserrat" w:hAnsi="Montserrat" w:cs="Montserrat" w:eastAsia="Montserrat"/>
-                <w:color w:val="2A2A33"/>
+                <w:b/>
+                <w:color w:val="141418"/>
                 <w:sz w:val="18"/>
               </w:rPr>
               <w:t>2%</w:t>
@@ -4679,7 +4755,8 @@
             <w:r>
               <w:rPr>
                 <w:rFonts w:ascii="Montserrat" w:hAnsi="Montserrat" w:cs="Montserrat" w:eastAsia="Montserrat"/>
-                <w:color w:val="2A2A33"/>
+                <w:b/>
+                <w:color w:val="141418"/>
                 <w:sz w:val="18"/>
               </w:rPr>
               <w:t>36.00</w:t>
@@ -4706,7 +4783,8 @@
             <w:r>
               <w:rPr>
                 <w:rFonts w:ascii="Montserrat" w:hAnsi="Montserrat" w:cs="Montserrat" w:eastAsia="Montserrat"/>
-                <w:color w:val="2A2A33"/>
+                <w:b/>
+                <w:color w:val="141418"/>
                 <w:sz w:val="18"/>
               </w:rPr>
               <w:t>35.00</w:t>
@@ -4733,7 +4811,8 @@
             <w:r>
               <w:rPr>
                 <w:rFonts w:ascii="Montserrat" w:hAnsi="Montserrat" w:cs="Montserrat" w:eastAsia="Montserrat"/>
-                <w:color w:val="2A2A33"/>
+                <w:b/>
+                <w:color w:val="141418"/>
                 <w:sz w:val="18"/>
               </w:rPr>
               <w:t>+1.00 years</w:t>
@@ -4765,7 +4844,8 @@
             <w:r>
               <w:rPr>
                 <w:rFonts w:ascii="Montserrat" w:hAnsi="Montserrat" w:cs="Montserrat" w:eastAsia="Montserrat"/>
-                <w:color w:val="2A2A33"/>
+                <w:b/>
+                <w:color w:val="141418"/>
                 <w:sz w:val="18"/>
               </w:rPr>
               <w:t>3%</w:t>
@@ -4792,7 +4872,8 @@
             <w:r>
               <w:rPr>
                 <w:rFonts w:ascii="Montserrat" w:hAnsi="Montserrat" w:cs="Montserrat" w:eastAsia="Montserrat"/>
-                <w:color w:val="2A2A33"/>
+                <w:b/>
+                <w:color w:val="141418"/>
                 <w:sz w:val="18"/>
               </w:rPr>
               <w:t>24.00</w:t>
@@ -4819,7 +4900,8 @@
             <w:r>
               <w:rPr>
                 <w:rFonts w:ascii="Montserrat" w:hAnsi="Montserrat" w:cs="Montserrat" w:eastAsia="Montserrat"/>
-                <w:color w:val="2A2A33"/>
+                <w:b/>
+                <w:color w:val="141418"/>
                 <w:sz w:val="18"/>
               </w:rPr>
               <w:t>23.45</w:t>
@@ -4846,7 +4928,8 @@
             <w:r>
               <w:rPr>
                 <w:rFonts w:ascii="Montserrat" w:hAnsi="Montserrat" w:cs="Montserrat" w:eastAsia="Montserrat"/>
-                <w:color w:val="2A2A33"/>
+                <w:b/>
+                <w:color w:val="141418"/>
                 <w:sz w:val="18"/>
               </w:rPr>
               <w:t>+0.55 years</w:t>
@@ -4878,7 +4961,8 @@
             <w:r>
               <w:rPr>
                 <w:rFonts w:ascii="Montserrat" w:hAnsi="Montserrat" w:cs="Montserrat" w:eastAsia="Montserrat"/>
-                <w:color w:val="2A2A33"/>
+                <w:b/>
+                <w:color w:val="141418"/>
                 <w:sz w:val="18"/>
               </w:rPr>
               <w:t>4%</w:t>
@@ -4905,7 +4989,8 @@
             <w:r>
               <w:rPr>
                 <w:rFonts w:ascii="Montserrat" w:hAnsi="Montserrat" w:cs="Montserrat" w:eastAsia="Montserrat"/>
-                <w:color w:val="2A2A33"/>
+                <w:b/>
+                <w:color w:val="141418"/>
                 <w:sz w:val="18"/>
               </w:rPr>
               <w:t>18.00</w:t>
@@ -4932,7 +5017,8 @@
             <w:r>
               <w:rPr>
                 <w:rFonts w:ascii="Montserrat" w:hAnsi="Montserrat" w:cs="Montserrat" w:eastAsia="Montserrat"/>
-                <w:color w:val="2A2A33"/>
+                <w:b/>
+                <w:color w:val="141418"/>
                 <w:sz w:val="18"/>
               </w:rPr>
               <w:t>17.67</w:t>
@@ -4959,7 +5045,8 @@
             <w:r>
               <w:rPr>
                 <w:rFonts w:ascii="Montserrat" w:hAnsi="Montserrat" w:cs="Montserrat" w:eastAsia="Montserrat"/>
-                <w:color w:val="2A2A33"/>
+                <w:b/>
+                <w:color w:val="141418"/>
                 <w:sz w:val="18"/>
               </w:rPr>
               <w:t>+0.33 years</w:t>
@@ -4991,7 +5078,8 @@
             <w:r>
               <w:rPr>
                 <w:rFonts w:ascii="Montserrat" w:hAnsi="Montserrat" w:cs="Montserrat" w:eastAsia="Montserrat"/>
-                <w:color w:val="2A2A33"/>
+                <w:b/>
+                <w:color w:val="141418"/>
                 <w:sz w:val="18"/>
               </w:rPr>
               <w:t>5%</w:t>
@@ -5018,7 +5106,8 @@
             <w:r>
               <w:rPr>
                 <w:rFonts w:ascii="Montserrat" w:hAnsi="Montserrat" w:cs="Montserrat" w:eastAsia="Montserrat"/>
-                <w:color w:val="2A2A33"/>
+                <w:b/>
+                <w:color w:val="141418"/>
                 <w:sz w:val="18"/>
               </w:rPr>
               <w:t>14.40</w:t>
@@ -5045,7 +5134,8 @@
             <w:r>
               <w:rPr>
                 <w:rFonts w:ascii="Montserrat" w:hAnsi="Montserrat" w:cs="Montserrat" w:eastAsia="Montserrat"/>
-                <w:color w:val="2A2A33"/>
+                <w:b/>
+                <w:color w:val="141418"/>
                 <w:sz w:val="18"/>
               </w:rPr>
               <w:t>14.21</w:t>
@@ -5072,7 +5162,8 @@
             <w:r>
               <w:rPr>
                 <w:rFonts w:ascii="Montserrat" w:hAnsi="Montserrat" w:cs="Montserrat" w:eastAsia="Montserrat"/>
-                <w:color w:val="2A2A33"/>
+                <w:b/>
+                <w:color w:val="141418"/>
                 <w:sz w:val="18"/>
               </w:rPr>
               <w:t>+0.19 years</w:t>
@@ -5104,7 +5195,8 @@
             <w:r>
               <w:rPr>
                 <w:rFonts w:ascii="Montserrat" w:hAnsi="Montserrat" w:cs="Montserrat" w:eastAsia="Montserrat"/>
-                <w:color w:val="2A2A33"/>
+                <w:b/>
+                <w:color w:val="141418"/>
                 <w:sz w:val="18"/>
               </w:rPr>
               <w:t>6%</w:t>
@@ -5131,7 +5223,8 @@
             <w:r>
               <w:rPr>
                 <w:rFonts w:ascii="Montserrat" w:hAnsi="Montserrat" w:cs="Montserrat" w:eastAsia="Montserrat"/>
-                <w:color w:val="2A2A33"/>
+                <w:b/>
+                <w:color w:val="141418"/>
                 <w:sz w:val="18"/>
               </w:rPr>
               <w:t>12.00</w:t>
@@ -5158,7 +5251,8 @@
             <w:r>
               <w:rPr>
                 <w:rFonts w:ascii="Montserrat" w:hAnsi="Montserrat" w:cs="Montserrat" w:eastAsia="Montserrat"/>
-                <w:color w:val="2A2A33"/>
+                <w:b/>
+                <w:color w:val="141418"/>
                 <w:sz w:val="18"/>
               </w:rPr>
               <w:t>11.90</w:t>
@@ -5185,7 +5279,8 @@
             <w:r>
               <w:rPr>
                 <w:rFonts w:ascii="Montserrat" w:hAnsi="Montserrat" w:cs="Montserrat" w:eastAsia="Montserrat"/>
-                <w:color w:val="2A2A33"/>
+                <w:b/>
+                <w:color w:val="141418"/>
                 <w:sz w:val="18"/>
               </w:rPr>
               <w:t>+0.10 years</w:t>
@@ -5217,7 +5312,8 @@
             <w:r>
               <w:rPr>
                 <w:rFonts w:ascii="Montserrat" w:hAnsi="Montserrat" w:cs="Montserrat" w:eastAsia="Montserrat"/>
-                <w:color w:val="2A2A33"/>
+                <w:b/>
+                <w:color w:val="141418"/>
                 <w:sz w:val="18"/>
               </w:rPr>
               <w:t>7%</w:t>
@@ -5244,7 +5340,8 @@
             <w:r>
               <w:rPr>
                 <w:rFonts w:ascii="Montserrat" w:hAnsi="Montserrat" w:cs="Montserrat" w:eastAsia="Montserrat"/>
-                <w:color w:val="2A2A33"/>
+                <w:b/>
+                <w:color w:val="141418"/>
                 <w:sz w:val="18"/>
               </w:rPr>
               <w:t>10.29</w:t>
@@ -5271,7 +5368,8 @@
             <w:r>
               <w:rPr>
                 <w:rFonts w:ascii="Montserrat" w:hAnsi="Montserrat" w:cs="Montserrat" w:eastAsia="Montserrat"/>
-                <w:color w:val="2A2A33"/>
+                <w:b/>
+                <w:color w:val="141418"/>
                 <w:sz w:val="18"/>
               </w:rPr>
               <w:t>10.24</w:t>
@@ -5298,7 +5396,8 @@
             <w:r>
               <w:rPr>
                 <w:rFonts w:ascii="Montserrat" w:hAnsi="Montserrat" w:cs="Montserrat" w:eastAsia="Montserrat"/>
-                <w:color w:val="2A2A33"/>
+                <w:b/>
+                <w:color w:val="141418"/>
                 <w:sz w:val="18"/>
               </w:rPr>
               <w:t>+0.05 years</w:t>
@@ -5330,7 +5429,8 @@
             <w:r>
               <w:rPr>
                 <w:rFonts w:ascii="Montserrat" w:hAnsi="Montserrat" w:cs="Montserrat" w:eastAsia="Montserrat"/>
-                <w:color w:val="2A2A33"/>
+                <w:b/>
+                <w:color w:val="141418"/>
                 <w:sz w:val="18"/>
               </w:rPr>
               <w:t>8%</w:t>
@@ -5357,7 +5457,8 @@
             <w:r>
               <w:rPr>
                 <w:rFonts w:ascii="Montserrat" w:hAnsi="Montserrat" w:cs="Montserrat" w:eastAsia="Montserrat"/>
-                <w:color w:val="2A2A33"/>
+                <w:b/>
+                <w:color w:val="141418"/>
                 <w:sz w:val="18"/>
               </w:rPr>
               <w:t>9.00</w:t>
@@ -5384,7 +5485,8 @@
             <w:r>
               <w:rPr>
                 <w:rFonts w:ascii="Montserrat" w:hAnsi="Montserrat" w:cs="Montserrat" w:eastAsia="Montserrat"/>
-                <w:color w:val="2A2A33"/>
+                <w:b/>
+                <w:color w:val="141418"/>
                 <w:sz w:val="18"/>
               </w:rPr>
               <w:t>9.01</w:t>
@@ -5411,7 +5513,8 @@
             <w:r>
               <w:rPr>
                 <w:rFonts w:ascii="Montserrat" w:hAnsi="Montserrat" w:cs="Montserrat" w:eastAsia="Montserrat"/>
-                <w:color w:val="2A2A33"/>
+                <w:b/>
+                <w:color w:val="141418"/>
                 <w:sz w:val="18"/>
               </w:rPr>
               <w:t>-0.01 years</w:t>
@@ -5443,7 +5546,8 @@
             <w:r>
               <w:rPr>
                 <w:rFonts w:ascii="Montserrat" w:hAnsi="Montserrat" w:cs="Montserrat" w:eastAsia="Montserrat"/>
-                <w:color w:val="2A2A33"/>
+                <w:b/>
+                <w:color w:val="141418"/>
                 <w:sz w:val="18"/>
               </w:rPr>
               <w:t>9%</w:t>
@@ -5470,7 +5574,8 @@
             <w:r>
               <w:rPr>
                 <w:rFonts w:ascii="Montserrat" w:hAnsi="Montserrat" w:cs="Montserrat" w:eastAsia="Montserrat"/>
-                <w:color w:val="2A2A33"/>
+                <w:b/>
+                <w:color w:val="141418"/>
                 <w:sz w:val="18"/>
               </w:rPr>
               <w:t>8.00</w:t>
@@ -5497,7 +5602,8 @@
             <w:r>
               <w:rPr>
                 <w:rFonts w:ascii="Montserrat" w:hAnsi="Montserrat" w:cs="Montserrat" w:eastAsia="Montserrat"/>
-                <w:color w:val="2A2A33"/>
+                <w:b/>
+                <w:color w:val="141418"/>
                 <w:sz w:val="18"/>
               </w:rPr>
               <w:t>8.04</w:t>
@@ -5524,7 +5630,8 @@
             <w:r>
               <w:rPr>
                 <w:rFonts w:ascii="Montserrat" w:hAnsi="Montserrat" w:cs="Montserrat" w:eastAsia="Montserrat"/>
-                <w:color w:val="2A2A33"/>
+                <w:b/>
+                <w:color w:val="141418"/>
                 <w:sz w:val="18"/>
               </w:rPr>
               <w:t>-0.04 years</w:t>
@@ -5556,7 +5663,8 @@
             <w:r>
               <w:rPr>
                 <w:rFonts w:ascii="Montserrat" w:hAnsi="Montserrat" w:cs="Montserrat" w:eastAsia="Montserrat"/>
-                <w:color w:val="2A2A33"/>
+                <w:b/>
+                <w:color w:val="141418"/>
                 <w:sz w:val="18"/>
               </w:rPr>
               <w:t>10%</w:t>
@@ -5583,7 +5691,8 @@
             <w:r>
               <w:rPr>
                 <w:rFonts w:ascii="Montserrat" w:hAnsi="Montserrat" w:cs="Montserrat" w:eastAsia="Montserrat"/>
-                <w:color w:val="2A2A33"/>
+                <w:b/>
+                <w:color w:val="141418"/>
                 <w:sz w:val="18"/>
               </w:rPr>
               <w:t>7.20</w:t>
@@ -5610,7 +5719,8 @@
             <w:r>
               <w:rPr>
                 <w:rFonts w:ascii="Montserrat" w:hAnsi="Montserrat" w:cs="Montserrat" w:eastAsia="Montserrat"/>
-                <w:color w:val="2A2A33"/>
+                <w:b/>
+                <w:color w:val="141418"/>
                 <w:sz w:val="18"/>
               </w:rPr>
               <w:t>7.27</w:t>
@@ -5637,7 +5747,8 @@
             <w:r>
               <w:rPr>
                 <w:rFonts w:ascii="Montserrat" w:hAnsi="Montserrat" w:cs="Montserrat" w:eastAsia="Montserrat"/>
-                <w:color w:val="2A2A33"/>
+                <w:b/>
+                <w:color w:val="141418"/>
                 <w:sz w:val="18"/>
               </w:rPr>
               <w:t>-0.07 years</w:t>
@@ -5669,7 +5780,8 @@
             <w:r>
               <w:rPr>
                 <w:rFonts w:ascii="Montserrat" w:hAnsi="Montserrat" w:cs="Montserrat" w:eastAsia="Montserrat"/>
-                <w:color w:val="2A2A33"/>
+                <w:b/>
+                <w:color w:val="141418"/>
                 <w:sz w:val="18"/>
               </w:rPr>
               <w:t>12%</w:t>
@@ -5696,7 +5808,8 @@
             <w:r>
               <w:rPr>
                 <w:rFonts w:ascii="Montserrat" w:hAnsi="Montserrat" w:cs="Montserrat" w:eastAsia="Montserrat"/>
-                <w:color w:val="2A2A33"/>
+                <w:b/>
+                <w:color w:val="141418"/>
                 <w:sz w:val="18"/>
               </w:rPr>
               <w:t>6.00</w:t>
@@ -5723,7 +5836,8 @@
             <w:r>
               <w:rPr>
                 <w:rFonts w:ascii="Montserrat" w:hAnsi="Montserrat" w:cs="Montserrat" w:eastAsia="Montserrat"/>
-                <w:color w:val="2A2A33"/>
+                <w:b/>
+                <w:color w:val="141418"/>
                 <w:sz w:val="18"/>
               </w:rPr>
               <w:t>6.12</w:t>
@@ -5750,7 +5864,8 @@
             <w:r>
               <w:rPr>
                 <w:rFonts w:ascii="Montserrat" w:hAnsi="Montserrat" w:cs="Montserrat" w:eastAsia="Montserrat"/>
-                <w:color w:val="2A2A33"/>
+                <w:b/>
+                <w:color w:val="141418"/>
                 <w:sz w:val="18"/>
               </w:rPr>
               <w:t>-0.12 years</w:t>
@@ -5767,9 +5882,9 @@
       <w:r>
         <w:rPr>
           <w:rFonts w:ascii="Montserrat" w:hAnsi="Montserrat" w:cs="Montserrat" w:eastAsia="Montserrat"/>
-          <w:b w:val="0"/>
+          <w:b/>
           <w:i w:val="0"/>
-          <w:color w:val="2A2A33"/>
+          <w:color w:val="141418"/>
           <w:sz w:val="22"/>
         </w:rPr>
         <w:t>The Rule of 72 is remarkably accurate for interest rates between 6% and 10%, where the error is less than a tenth of a year. Even at extreme rates, the maximum error is only about 1 year — perfectly acceptable for a quick mental estimate.</w:t>
@@ -5782,9 +5897,9 @@
       <w:r>
         <w:rPr>
           <w:rFonts w:ascii="Montserrat" w:hAnsi="Montserrat" w:cs="Montserrat" w:eastAsia="Montserrat"/>
-          <w:b w:val="0"/>
+          <w:b/>
           <w:i w:val="0"/>
-          <w:color w:val="2A2A33"/>
+          <w:color w:val="141418"/>
           <w:sz w:val="22"/>
         </w:rPr>
         <w:t>The Rule of 72 is most precise around 8%, where it is almost exactly correct. At lower rates (2-4%), it slightly overestimates the doubling time. At higher rates (above 10%), it slightly underestimates.</w:t>
@@ -5829,7 +5944,8 @@
             <w:r>
               <w:rPr>
                 <w:rFonts w:ascii="Montserrat" w:hAnsi="Montserrat" w:cs="Montserrat" w:eastAsia="Montserrat"/>
-                <w:color w:val="2A2A33"/>
+                <w:b/>
+                <w:color w:val="141418"/>
                 <w:sz w:val="21"/>
               </w:rPr>
               <w:t>The Rule of 72 is accurate to within 1 year</w:t>
@@ -5907,9 +6023,9 @@
       <w:r>
         <w:rPr>
           <w:rFonts w:ascii="Montserrat" w:hAnsi="Montserrat" w:cs="Montserrat" w:eastAsia="Montserrat"/>
-          <w:b w:val="0"/>
+          <w:b/>
           <w:i w:val="0"/>
-          <w:color w:val="2A2A33"/>
+          <w:color w:val="141418"/>
           <w:sz w:val="22"/>
         </w:rPr>
         <w:t>While the Rule of 72 is the most popular, there are two common variations:</w:t>
@@ -5933,9 +6049,9 @@
       <w:r>
         <w:rPr>
           <w:rFonts w:ascii="Montserrat" w:hAnsi="Montserrat" w:cs="Montserrat" w:eastAsia="Montserrat"/>
-          <w:b w:val="0"/>
+          <w:b/>
           <w:i w:val="0"/>
-          <w:color w:val="2A2A33"/>
+          <w:color w:val="141418"/>
           <w:sz w:val="22"/>
         </w:rPr>
         <w:t>Since ln(2) = 0.6931, dividing 69.3 by the interest rate gives the mathematically exact answer for continuous compounding. This rule is preferred in academic finance and is more accurate for very low interest rates.</w:t>
@@ -5948,9 +6064,9 @@
       <w:r>
         <w:rPr>
           <w:rFonts w:ascii="Montserrat" w:hAnsi="Montserrat" w:cs="Montserrat" w:eastAsia="Montserrat"/>
-          <w:b w:val="0"/>
+          <w:b/>
           <w:i w:val="0"/>
-          <w:color w:val="2A2A33"/>
+          <w:color w:val="141418"/>
           <w:sz w:val="22"/>
         </w:rPr>
         <w:t>Formula: Years to Double = 69.3 ÷ Interest Rate (%)</w:t>
@@ -5974,9 +6090,9 @@
       <w:r>
         <w:rPr>
           <w:rFonts w:ascii="Montserrat" w:hAnsi="Montserrat" w:cs="Montserrat" w:eastAsia="Montserrat"/>
-          <w:b w:val="0"/>
+          <w:b/>
           <w:i w:val="0"/>
-          <w:color w:val="2A2A33"/>
+          <w:color w:val="141418"/>
           <w:sz w:val="22"/>
         </w:rPr>
         <w:t>The Rule of 70 is a compromise between the mathematical precision of 69.3 and the mental-math convenience of 72. It is commonly used by economists when discussing GDP growth rates, population growth, and inflation.</w:t>
@@ -5989,9 +6105,9 @@
       <w:r>
         <w:rPr>
           <w:rFonts w:ascii="Montserrat" w:hAnsi="Montserrat" w:cs="Montserrat" w:eastAsia="Montserrat"/>
-          <w:b w:val="0"/>
+          <w:b/>
           <w:i w:val="0"/>
-          <w:color w:val="2A2A33"/>
+          <w:color w:val="141418"/>
           <w:sz w:val="22"/>
         </w:rPr>
         <w:t>Formula: Years to Double = 70 ÷ Interest Rate (%)</w:t>
@@ -6133,7 +6249,8 @@
             <w:r>
               <w:rPr>
                 <w:rFonts w:ascii="Montserrat" w:hAnsi="Montserrat" w:cs="Montserrat" w:eastAsia="Montserrat"/>
-                <w:color w:val="2A2A33"/>
+                <w:b/>
+                <w:color w:val="141418"/>
                 <w:sz w:val="18"/>
               </w:rPr>
               <w:t>Rule of 69.3</w:t>
@@ -6160,7 +6277,8 @@
             <w:r>
               <w:rPr>
                 <w:rFonts w:ascii="Montserrat" w:hAnsi="Montserrat" w:cs="Montserrat" w:eastAsia="Montserrat"/>
-                <w:color w:val="2A2A33"/>
+                <w:b/>
+                <w:color w:val="141418"/>
                 <w:sz w:val="18"/>
               </w:rPr>
               <w:t>Continuous compounding,</w:t>
@@ -6189,7 +6307,8 @@
             <w:r>
               <w:rPr>
                 <w:rFonts w:ascii="Montserrat" w:hAnsi="Montserrat" w:cs="Montserrat" w:eastAsia="Montserrat"/>
-                <w:color w:val="2A2A33"/>
+                <w:b/>
+                <w:color w:val="141418"/>
                 <w:sz w:val="18"/>
               </w:rPr>
               <w:t>Most precise mathematically</w:t>
@@ -6221,7 +6340,8 @@
             <w:r>
               <w:rPr>
                 <w:rFonts w:ascii="Montserrat" w:hAnsi="Montserrat" w:cs="Montserrat" w:eastAsia="Montserrat"/>
-                <w:color w:val="2A2A33"/>
+                <w:b/>
+                <w:color w:val="141418"/>
                 <w:sz w:val="18"/>
               </w:rPr>
               <w:t>Rule of 70</w:t>
@@ -6248,7 +6368,8 @@
             <w:r>
               <w:rPr>
                 <w:rFonts w:ascii="Montserrat" w:hAnsi="Montserrat" w:cs="Montserrat" w:eastAsia="Montserrat"/>
-                <w:color w:val="2A2A33"/>
+                <w:b/>
+                <w:color w:val="141418"/>
                 <w:sz w:val="18"/>
               </w:rPr>
               <w:t>Low rates (1-5%),</w:t>
@@ -6277,7 +6398,8 @@
             <w:r>
               <w:rPr>
                 <w:rFonts w:ascii="Montserrat" w:hAnsi="Montserrat" w:cs="Montserrat" w:eastAsia="Montserrat"/>
-                <w:color w:val="2A2A33"/>
+                <w:b/>
+                <w:color w:val="141418"/>
                 <w:sz w:val="18"/>
               </w:rPr>
               <w:t>Good all-round accuracy</w:t>
@@ -6309,7 +6431,8 @@
             <w:r>
               <w:rPr>
                 <w:rFonts w:ascii="Montserrat" w:hAnsi="Montserrat" w:cs="Montserrat" w:eastAsia="Montserrat"/>
-                <w:color w:val="2A2A33"/>
+                <w:b/>
+                <w:color w:val="141418"/>
                 <w:sz w:val="18"/>
               </w:rPr>
               <w:t>Rule of 72</w:t>
@@ -6336,7 +6459,8 @@
             <w:r>
               <w:rPr>
                 <w:rFonts w:ascii="Montserrat" w:hAnsi="Montserrat" w:cs="Montserrat" w:eastAsia="Montserrat"/>
-                <w:color w:val="2A2A33"/>
+                <w:b/>
+                <w:color w:val="141418"/>
                 <w:sz w:val="18"/>
               </w:rPr>
               <w:t>General investing (6-10%),</w:t>
@@ -6365,7 +6489,8 @@
             <w:r>
               <w:rPr>
                 <w:rFonts w:ascii="Montserrat" w:hAnsi="Montserrat" w:cs="Montserrat" w:eastAsia="Montserrat"/>
-                <w:color w:val="2A2A33"/>
+                <w:b/>
+                <w:color w:val="141418"/>
                 <w:sz w:val="18"/>
               </w:rPr>
               <w:t>Best ease-of-use,</w:t>
@@ -6384,9 +6509,9 @@
       <w:r>
         <w:rPr>
           <w:rFonts w:ascii="Montserrat" w:hAnsi="Montserrat" w:cs="Montserrat" w:eastAsia="Montserrat"/>
-          <w:b w:val="0"/>
+          <w:b/>
           <w:i w:val="0"/>
-          <w:color w:val="2A2A33"/>
+          <w:color w:val="141418"/>
           <w:sz w:val="22"/>
         </w:rPr>
         <w:t>For most everyday investors, the Rule of 72 remains the best choice due to its simplicity and the fact that 72 has so many divisors.</w:t>
@@ -6454,9 +6579,9 @@
       <w:r>
         <w:rPr>
           <w:rFonts w:ascii="Montserrat" w:hAnsi="Montserrat" w:cs="Montserrat" w:eastAsia="Montserrat"/>
-          <w:b w:val="0"/>
+          <w:b/>
           <w:i w:val="0"/>
-          <w:color w:val="2A2A33"/>
+          <w:color w:val="141418"/>
           <w:sz w:val="22"/>
         </w:rPr>
         <w:t>While the Rule of 72 is fantastic, it is important to understand its limitations:</w:t>
@@ -6480,9 +6605,9 @@
       <w:r>
         <w:rPr>
           <w:rFonts w:ascii="Montserrat" w:hAnsi="Montserrat" w:cs="Montserrat" w:eastAsia="Montserrat"/>
-          <w:b w:val="0"/>
+          <w:b/>
           <w:i w:val="0"/>
-          <w:color w:val="2A2A33"/>
+          <w:color w:val="141418"/>
           <w:sz w:val="22"/>
         </w:rPr>
         <w:t>The Rule assumes a constant rate of return. In reality, investment returns fluctuate. Stock markets might return 20% one year and -10% the next. The rule works best with average expected returns over long periods.</w:t>
@@ -6506,9 +6631,9 @@
       <w:r>
         <w:rPr>
           <w:rFonts w:ascii="Montserrat" w:hAnsi="Montserrat" w:cs="Montserrat" w:eastAsia="Montserrat"/>
-          <w:b w:val="0"/>
+          <w:b/>
           <w:i w:val="0"/>
-          <w:color w:val="2A2A33"/>
+          <w:color w:val="141418"/>
           <w:sz w:val="22"/>
         </w:rPr>
         <w:t>The rule loses accuracy at extreme rates. Below 2%, use the Rule of 70 or 69.3. Above 20%, the approximation breaks down significantly.</w:t>
@@ -6532,9 +6657,9 @@
       <w:r>
         <w:rPr>
           <w:rFonts w:ascii="Montserrat" w:hAnsi="Montserrat" w:cs="Montserrat" w:eastAsia="Montserrat"/>
-          <w:b w:val="0"/>
+          <w:b/>
           <w:i w:val="0"/>
-          <w:color w:val="2A2A33"/>
+          <w:color w:val="141418"/>
           <w:sz w:val="22"/>
         </w:rPr>
         <w:t>The Rule does not account for taxes, management fees, or transaction costs. If your investment returns 8% but you pay 2% in fees and taxes, your effective rate is 6%. Always use the net (after-fee, after-tax) rate for realistic estimates.</w:t>
@@ -6558,9 +6683,9 @@
       <w:r>
         <w:rPr>
           <w:rFonts w:ascii="Montserrat" w:hAnsi="Montserrat" w:cs="Montserrat" w:eastAsia="Montserrat"/>
-          <w:b w:val="0"/>
+          <w:b/>
           <w:i w:val="0"/>
-          <w:color w:val="2A2A33"/>
+          <w:color w:val="141418"/>
           <w:sz w:val="22"/>
         </w:rPr>
         <w:t>The rule calculates nominal doubling, not real purchasing power. To estimate real doubling time, subtract the inflation rate from your return. Example: 8% return - 3% inflation = 5% real return. 72 ÷ 5 = 14.4 years to double in real terms.</w:t>
@@ -6584,9 +6709,9 @@
       <w:r>
         <w:rPr>
           <w:rFonts w:ascii="Montserrat" w:hAnsi="Montserrat" w:cs="Montserrat" w:eastAsia="Montserrat"/>
-          <w:b w:val="0"/>
+          <w:b/>
           <w:i w:val="0"/>
-          <w:color w:val="2A2A33"/>
+          <w:color w:val="141418"/>
           <w:sz w:val="22"/>
         </w:rPr>
         <w:t>The Rule of 72 is an estimation tool, not a promise. Past returns do not guarantee future results. Always use it as a planning guide, not an investment guarantee.</w:t>
@@ -6631,7 +6756,8 @@
             <w:r>
               <w:rPr>
                 <w:rFonts w:ascii="Montserrat" w:hAnsi="Montserrat" w:cs="Montserrat" w:eastAsia="Montserrat"/>
-                <w:color w:val="2A2A33"/>
+                <w:b/>
+                <w:color w:val="141418"/>
                 <w:sz w:val="21"/>
               </w:rPr>
               <w:t>Always use your NET return (after fees, taxes, and inflation)</w:t>
@@ -6709,9 +6835,9 @@
       <w:r>
         <w:rPr>
           <w:rFonts w:ascii="Montserrat" w:hAnsi="Montserrat" w:cs="Montserrat" w:eastAsia="Montserrat"/>
-          <w:b w:val="0"/>
+          <w:b/>
           <w:i w:val="0"/>
-          <w:color w:val="2A2A33"/>
+          <w:color w:val="141418"/>
           <w:sz w:val="22"/>
         </w:rPr>
         <w:t>The Rule of 72 is one of the simplest yet most powerful concepts in personal finance. Here are the key points to remember:</w:t>
@@ -6724,7 +6850,7 @@
       </w:pPr>
       <w:r>
         <w:rPr>
-          <w:color w:val="2A2A33"/>
+          <w:color w:val="141418"/>
           <w:sz w:val="22"/>
         </w:rPr>
         <w:t>Divide 72 by the annual rate of return to estimate how long until your investment doubles.</w:t>
@@ -6737,7 +6863,7 @@
       </w:pPr>
       <w:r>
         <w:rPr>
-          <w:color w:val="2A2A33"/>
+          <w:color w:val="141418"/>
           <w:sz w:val="22"/>
         </w:rPr>
         <w:t>It works best for interest rates between 2% and 20%.</w:t>
@@ -6750,7 +6876,7 @@
       </w:pPr>
       <w:r>
         <w:rPr>
-          <w:color w:val="2A2A33"/>
+          <w:color w:val="141418"/>
           <w:sz w:val="22"/>
         </w:rPr>
         <w:t>Even a 1-2% difference in annual returns has a massive impact over decades.</w:t>
@@ -6763,7 +6889,7 @@
       </w:pPr>
       <w:r>
         <w:rPr>
-          <w:color w:val="2A2A33"/>
+          <w:color w:val="141418"/>
           <w:sz w:val="22"/>
         </w:rPr>
         <w:t>Use it in reverse to understand how quickly inflation erodes purchasing power.</w:t>
@@ -6776,7 +6902,7 @@
       </w:pPr>
       <w:r>
         <w:rPr>
-          <w:color w:val="2A2A33"/>
+          <w:color w:val="141418"/>
           <w:sz w:val="22"/>
         </w:rPr>
         <w:t>Compound interest is exponential — each doubling adds more absolute wealth than all previous doublings combined.</w:t>
@@ -6789,7 +6915,7 @@
       </w:pPr>
       <w:r>
         <w:rPr>
-          <w:color w:val="2A2A33"/>
+          <w:color w:val="141418"/>
           <w:sz w:val="22"/>
         </w:rPr>
         <w:t>Use your net return after subtracting fees, taxes, and inflation for the most accurate estimates.</w:t>
@@ -6802,7 +6928,7 @@
       </w:pPr>
       <w:r>
         <w:rPr>
-          <w:color w:val="2A2A33"/>
+          <w:color w:val="141418"/>
           <w:sz w:val="22"/>
         </w:rPr>
         <w:t>Start investing as early as possible — time is the most important ingredient in compounding.</w:t>
@@ -6815,7 +6941,7 @@
       </w:pPr>
       <w:r>
         <w:rPr>
-          <w:color w:val="2A2A33"/>
+          <w:color w:val="141418"/>
           <w:sz w:val="22"/>
         </w:rPr>
         <w:t>The Rule of 72 is a planning tool, not a guarantee. Always seek professional financial advice.</w:t>
@@ -6840,9 +6966,9 @@
       <w:r>
         <w:rPr>
           <w:rFonts w:ascii="Montserrat" w:hAnsi="Montserrat" w:cs="Montserrat" w:eastAsia="Montserrat"/>
-          <w:b w:val="0"/>
+          <w:b/>
           <w:i w:val="0"/>
-          <w:color w:val="2A2A33"/>
+          <w:color w:val="141418"/>
           <w:sz w:val="22"/>
         </w:rPr>
         <w:t>Now that you understand the Rule of 72, put it to work! Use it to evaluate investment opportunities, compare savings accounts, plan for retirement, or appreciate the power of compound growth. The sooner you start, the more doublings your money will achieve.</w:t>
@@ -6855,9 +6981,9 @@
       <w:r>
         <w:rPr>
           <w:rFonts w:ascii="Montserrat" w:hAnsi="Montserrat" w:cs="Montserrat" w:eastAsia="Montserrat"/>
-          <w:b w:val="0"/>
+          <w:b/>
           <w:i w:val="0"/>
-          <w:color w:val="2A2A33"/>
+          <w:color w:val="141418"/>
           <w:sz w:val="22"/>
         </w:rPr>
         <w:t>Visit Income Online at www.incomeonline.info to discover 199+ legitimate platforms where you can start growing your income today. From freelancing to investing, from e-commerce to teaching — there is an earning opportunity that suits your skills and goals.</w:t>
@@ -7439,7 +7565,8 @@
     </w:pPr>
     <w:rPr>
       <w:rFonts w:ascii="Montserrat" w:hAnsi="Montserrat" w:cs="Montserrat" w:eastAsia="Montserrat"/>
-      <w:color w:val="2A2A33"/>
+      <w:b/>
+      <w:color w:val="141418"/>
       <w:sz w:val="22"/>
     </w:rPr>
   </w:style>
@@ -7974,6 +8101,7 @@
     </w:pPr>
     <w:rPr>
       <w:rFonts w:ascii="Montserrat" w:hAnsi="Montserrat" w:cs="Montserrat" w:eastAsia="Montserrat"/>
+      <w:b/>
     </w:rPr>
   </w:style>
   <w:style w:type="paragraph" w:styleId="ListBullet2">
@@ -8016,6 +8144,7 @@
     </w:pPr>
     <w:rPr>
       <w:rFonts w:ascii="Montserrat" w:hAnsi="Montserrat" w:cs="Montserrat" w:eastAsia="Montserrat"/>
+      <w:b/>
     </w:rPr>
   </w:style>
   <w:style w:type="paragraph" w:styleId="ListNumber2">
